--- a/doc-templates/contract-template.docx
+++ b/doc-templates/contract-template.docx
@@ -1895,90 +1895,10 @@
           <w:szCs w:val="48"/>
         </w:rPr>
         <w:spacing w:before="0" w:after="0" w:line="240" w:lineRule="auto"/>
-      </w:pPr>
-      <w:r>
-        <w:rPr>
-          <w:rFonts w:asciiTheme="majorEastAsia" w:eastAsiaTheme="majorEastAsia" w:hAnsiTheme="majorEastAsia"/>
-          <w:noProof/>
-          <w:color w:val="000000" w:themeColor="text1"/>
-          <w:sz w:val="48"/>
-          <w:szCs w:val="48"/>
-        </w:rPr>
-        <mc:AlternateContent>
-          <mc:Choice Requires="wps">
-            <w:drawing>
-              <wp:anchor distT="0" distB="0" distL="0" distR="0" simplePos="0" relativeHeight="251671552" behindDoc="1" locked="0" layoutInCell="1" allowOverlap="1" wp14:anchorId="49B0838F" wp14:editId="13B3DB6B">
-                <wp:simplePos x="0" y="0"/>
-                <wp:positionH relativeFrom="page">
-                  <wp:posOffset>552894</wp:posOffset>
-                </wp:positionH>
-                <wp:positionV relativeFrom="paragraph">
-                  <wp:posOffset>631212</wp:posOffset>
-                </wp:positionV>
-                <wp:extent cx="11122025" cy="1270"/>
-                <wp:effectExtent l="0" t="0" r="0" b="0"/>
-                <wp:wrapNone/>
-                <wp:docPr id="10" name="Graphic 10"/>
-                <wp:cNvGraphicFramePr>
-                  <a:graphicFrameLocks xmlns:a="http://schemas.openxmlformats.org/drawingml/2006/main"/>
-                </wp:cNvGraphicFramePr>
-                <a:graphic xmlns:a="http://schemas.openxmlformats.org/drawingml/2006/main">
-                  <a:graphicData uri="http://schemas.microsoft.com/office/word/2010/wordprocessingShape">
-                    <wps:wsp>
-                      <wps:cNvSpPr>
-                        <a:spLocks/>
-                      </wps:cNvSpPr>
-                      <wps:spPr>
-                        <a:xfrm>
-                          <a:off x="0" y="0"/>
-                          <a:ext cx="11122025" cy="1270"/>
-                        </a:xfrm>
-                        <a:custGeom>
-                          <a:avLst/>
-                          <a:gdLst/>
-                          <a:ahLst/>
-                          <a:cxnLst/>
-                          <a:rect l="l" t="t" r="r" b="b"/>
-                          <a:pathLst>
-                            <a:path w="11122025">
-                              <a:moveTo>
-                                <a:pt x="0" y="0"/>
-                              </a:moveTo>
-                              <a:lnTo>
-                                <a:pt x="11121707" y="0"/>
-                              </a:lnTo>
-                            </a:path>
-                          </a:pathLst>
-                        </a:custGeom>
-                        <a:ln w="9525">
-                          <a:solidFill>
-                            <a:srgbClr val="7E7E7E"/>
-                          </a:solidFill>
-                          <a:prstDash val="solid"/>
-                        </a:ln>
-                      </wps:spPr>
-                      <wps:bodyPr wrap="square" lIns="0" tIns="0" rIns="0" bIns="0" rtlCol="0">
-                        <a:prstTxWarp prst="textNoShape">
-                          <a:avLst/>
-                        </a:prstTxWarp>
-                        <a:noAutofit/>
-                      </wps:bodyPr>
-                    </wps:wsp>
-                  </a:graphicData>
-                </a:graphic>
-              </wp:anchor>
-            </w:drawing>
-          </mc:Choice>
-          <mc:Fallback>
-            <w:pict>
-              <v:shape w14:anchorId="0FC797B5" id="Graphic 10" o:spid="_x0000_s1026" style="position:absolute;margin-left:43.55pt;margin-top:49.7pt;width:875.75pt;height:.1pt;z-index:-251644928;visibility:visible;mso-wrap-style:square;mso-wrap-distance-left:0;mso-wrap-distance-top:0;mso-wrap-distance-right:0;mso-wrap-distance-bottom:0;mso-position-horizontal:absolute;mso-position-horizontal-relative:page;mso-position-vertical:absolute;mso-position-vertical-relative:text;v-text-anchor:top" coordsize="11122025,1270" o:gfxdata="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" path="m,l11121707,e" filled="f" strokecolor="#7e7e7e">
-                <v:path arrowok="t"/>
-                <w10:wrap anchorx="page"/>
-              </v:shape>
-            </w:pict>
-          </mc:Fallback>
-        </mc:AlternateContent>
-      </w:r>
+        <w:pBdr>
+          <w:bottom w:val="single" w:sz="6" w:space="2" w:color="7E7E7E"/>
+        </w:pBdr>
+      </w:pPr>
       <w:r>
         <w:rPr>
           <w:rFonts w:asciiTheme="majorEastAsia" w:eastAsiaTheme="majorEastAsia" w:hAnsiTheme="majorEastAsia"/>
@@ -2687,90 +2607,10 @@
           <w:szCs w:val="48"/>
         </w:rPr>
         <w:spacing w:before="0" w:after="0" w:line="200" w:lineRule="auto"/>
-      </w:pPr>
-      <w:r>
-        <w:rPr>
-          <w:rFonts w:asciiTheme="majorEastAsia" w:eastAsiaTheme="majorEastAsia" w:hAnsiTheme="majorEastAsia"/>
-          <w:noProof/>
-          <w:color w:val="000000" w:themeColor="text1"/>
-          <w:sz w:val="48"/>
-          <w:szCs w:val="48"/>
-        </w:rPr>
-        <mc:AlternateContent>
-          <mc:Choice Requires="wps">
-            <w:drawing>
-              <wp:anchor distT="0" distB="0" distL="0" distR="0" simplePos="0" relativeHeight="251671552" behindDoc="1" locked="0" layoutInCell="1" allowOverlap="1" wp14:anchorId="49B0838F" wp14:editId="13B3DB6B">
-                <wp:simplePos x="0" y="0"/>
-                <wp:positionH relativeFrom="page">
-                  <wp:posOffset>552894</wp:posOffset>
-                </wp:positionH>
-                <wp:positionV relativeFrom="paragraph">
-                  <wp:posOffset>631212</wp:posOffset>
-                </wp:positionV>
-                <wp:extent cx="11122025" cy="1270"/>
-                <wp:effectExtent l="0" t="0" r="0" b="0"/>
-                <wp:wrapNone/>
-                <wp:docPr id="10" name="Graphic 10"/>
-                <wp:cNvGraphicFramePr>
-                  <a:graphicFrameLocks xmlns:a="http://schemas.openxmlformats.org/drawingml/2006/main"/>
-                </wp:cNvGraphicFramePr>
-                <a:graphic xmlns:a="http://schemas.openxmlformats.org/drawingml/2006/main">
-                  <a:graphicData uri="http://schemas.microsoft.com/office/word/2010/wordprocessingShape">
-                    <wps:wsp>
-                      <wps:cNvSpPr>
-                        <a:spLocks/>
-                      </wps:cNvSpPr>
-                      <wps:spPr>
-                        <a:xfrm>
-                          <a:off x="0" y="0"/>
-                          <a:ext cx="11122025" cy="1270"/>
-                        </a:xfrm>
-                        <a:custGeom>
-                          <a:avLst/>
-                          <a:gdLst/>
-                          <a:ahLst/>
-                          <a:cxnLst/>
-                          <a:rect l="l" t="t" r="r" b="b"/>
-                          <a:pathLst>
-                            <a:path w="11122025">
-                              <a:moveTo>
-                                <a:pt x="0" y="0"/>
-                              </a:moveTo>
-                              <a:lnTo>
-                                <a:pt x="11121707" y="0"/>
-                              </a:lnTo>
-                            </a:path>
-                          </a:pathLst>
-                        </a:custGeom>
-                        <a:ln w="9525">
-                          <a:solidFill>
-                            <a:srgbClr val="7E7E7E"/>
-                          </a:solidFill>
-                          <a:prstDash val="solid"/>
-                        </a:ln>
-                      </wps:spPr>
-                      <wps:bodyPr wrap="square" lIns="0" tIns="0" rIns="0" bIns="0" rtlCol="0">
-                        <a:prstTxWarp prst="textNoShape">
-                          <a:avLst/>
-                        </a:prstTxWarp>
-                        <a:noAutofit/>
-                      </wps:bodyPr>
-                    </wps:wsp>
-                  </a:graphicData>
-                </a:graphic>
-              </wp:anchor>
-            </w:drawing>
-          </mc:Choice>
-          <mc:Fallback>
-            <w:pict>
-              <v:shape w14:anchorId="0FC797B5" id="Graphic 10" o:spid="_x0000_s1026" style="position:absolute;margin-left:43.55pt;margin-top:49.7pt;width:875.75pt;height:.1pt;z-index:-251644928;visibility:visible;mso-wrap-style:square;mso-wrap-distance-left:0;mso-wrap-distance-top:0;mso-wrap-distance-right:0;mso-wrap-distance-bottom:0;mso-position-horizontal:absolute;mso-position-horizontal-relative:page;mso-position-vertical:absolute;mso-position-vertical-relative:text;v-text-anchor:top" coordsize="11122025,1270" o:gfxdata="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" path="m,l11121707,e" filled="f" strokecolor="#7e7e7e">
-                <v:path arrowok="t"/>
-                <w10:wrap anchorx="page"/>
-              </v:shape>
-            </w:pict>
-          </mc:Fallback>
-        </mc:AlternateContent>
-      </w:r>
+        <w:pBdr>
+          <w:bottom w:val="single" w:sz="6" w:space="2" w:color="7E7E7E"/>
+        </w:pBdr>
+      </w:pPr>
       <w:r>
         <w:rPr>
           <w:rFonts w:asciiTheme="majorEastAsia" w:eastAsiaTheme="majorEastAsia" w:hAnsiTheme="majorEastAsia"/>
@@ -2876,90 +2716,10 @@
           <w:szCs w:val="48"/>
         </w:rPr>
         <w:spacing w:before="0" w:after="0" w:line="240" w:lineRule="auto"/>
-      </w:pPr>
-      <w:r>
-        <w:rPr>
-          <w:rFonts w:asciiTheme="majorEastAsia" w:eastAsiaTheme="majorEastAsia" w:hAnsiTheme="majorEastAsia"/>
-          <w:noProof/>
-          <w:color w:val="000000" w:themeColor="text1"/>
-          <w:sz w:val="48"/>
-          <w:szCs w:val="48"/>
-        </w:rPr>
-        <mc:AlternateContent>
-          <mc:Choice Requires="wps">
-            <w:drawing>
-              <wp:anchor distT="0" distB="0" distL="0" distR="0" simplePos="0" relativeHeight="251666432" behindDoc="1" locked="0" layoutInCell="1" allowOverlap="1" wp14:anchorId="42D24C6C" wp14:editId="18CA9C03">
-                <wp:simplePos x="0" y="0"/>
-                <wp:positionH relativeFrom="page">
-                  <wp:posOffset>552894</wp:posOffset>
-                </wp:positionH>
-                <wp:positionV relativeFrom="paragraph">
-                  <wp:posOffset>631212</wp:posOffset>
-                </wp:positionV>
-                <wp:extent cx="11122025" cy="1270"/>
-                <wp:effectExtent l="0" t="0" r="0" b="0"/>
-                <wp:wrapNone/>
-                <wp:docPr id="1957483353" name="Graphic 10"/>
-                <wp:cNvGraphicFramePr>
-                  <a:graphicFrameLocks xmlns:a="http://schemas.openxmlformats.org/drawingml/2006/main"/>
-                </wp:cNvGraphicFramePr>
-                <a:graphic xmlns:a="http://schemas.openxmlformats.org/drawingml/2006/main">
-                  <a:graphicData uri="http://schemas.microsoft.com/office/word/2010/wordprocessingShape">
-                    <wps:wsp>
-                      <wps:cNvSpPr>
-                        <a:spLocks/>
-                      </wps:cNvSpPr>
-                      <wps:spPr>
-                        <a:xfrm>
-                          <a:off x="0" y="0"/>
-                          <a:ext cx="11122025" cy="1270"/>
-                        </a:xfrm>
-                        <a:custGeom>
-                          <a:avLst/>
-                          <a:gdLst/>
-                          <a:ahLst/>
-                          <a:cxnLst/>
-                          <a:rect l="l" t="t" r="r" b="b"/>
-                          <a:pathLst>
-                            <a:path w="11122025">
-                              <a:moveTo>
-                                <a:pt x="0" y="0"/>
-                              </a:moveTo>
-                              <a:lnTo>
-                                <a:pt x="11121707" y="0"/>
-                              </a:lnTo>
-                            </a:path>
-                          </a:pathLst>
-                        </a:custGeom>
-                        <a:ln w="9525">
-                          <a:solidFill>
-                            <a:srgbClr val="7E7E7E"/>
-                          </a:solidFill>
-                          <a:prstDash val="solid"/>
-                        </a:ln>
-                      </wps:spPr>
-                      <wps:bodyPr wrap="square" lIns="0" tIns="0" rIns="0" bIns="0" rtlCol="0">
-                        <a:prstTxWarp prst="textNoShape">
-                          <a:avLst/>
-                        </a:prstTxWarp>
-                        <a:noAutofit/>
-                      </wps:bodyPr>
-                    </wps:wsp>
-                  </a:graphicData>
-                </a:graphic>
-              </wp:anchor>
-            </w:drawing>
-          </mc:Choice>
-          <mc:Fallback>
-            <w:pict>
-              <v:shape w14:anchorId="6EC59932" id="Graphic 10" o:spid="_x0000_s1026" style="position:absolute;margin-left:43.55pt;margin-top:49.7pt;width:875.75pt;height:.1pt;z-index:-251650048;visibility:visible;mso-wrap-style:square;mso-wrap-distance-left:0;mso-wrap-distance-top:0;mso-wrap-distance-right:0;mso-wrap-distance-bottom:0;mso-position-horizontal:absolute;mso-position-horizontal-relative:page;mso-position-vertical:absolute;mso-position-vertical-relative:text;v-text-anchor:top" coordsize="11122025,1270" o:gfxdata="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" path="m,l11121707,e" filled="f" strokecolor="#7e7e7e">
-                <v:path arrowok="t"/>
-                <w10:wrap anchorx="page"/>
-              </v:shape>
-            </w:pict>
-          </mc:Fallback>
-        </mc:AlternateContent>
-      </w:r>
+        <w:pBdr>
+          <w:bottom w:val="single" w:sz="6" w:space="2" w:color="7E7E7E"/>
+        </w:pBdr>
+      </w:pPr>
       <w:r>
         <w:rPr>
           <w:rFonts w:asciiTheme="majorEastAsia" w:eastAsiaTheme="majorEastAsia" w:hAnsiTheme="majorEastAsia"/>
@@ -3061,7 +2821,7 @@
           <w:sz w:val="28"/>
           <w:szCs w:val="21"/>
         </w:rPr>
-        <w:t xml:space="preserve">               </w:t>
+        <w:t xml:space="preserve">{{receipt_amount}}</w:t>
       </w:r>
       <w:r>
         <w:rPr>
@@ -3081,7 +2841,7 @@
           <w:sz w:val="28"/>
           <w:szCs w:val="21"/>
         </w:rPr>
-        <w:t xml:space="preserve">년     </w:t>
+        <w:t xml:space="preserve">년 {{receipt_month}}</w:t>
       </w:r>
       <w:r>
         <w:rPr>
@@ -3101,7 +2861,7 @@
           <w:sz w:val="28"/>
           <w:szCs w:val="21"/>
         </w:rPr>
-        <w:t xml:space="preserve">월    </w:t>
+        <w:t xml:space="preserve">월 {{receipt_day}}</w:t>
       </w:r>
       <w:r>
         <w:rPr>
@@ -3131,7 +2891,7 @@
           <w:sz w:val="28"/>
           <w:szCs w:val="21"/>
         </w:rPr>
-        <w:t xml:space="preserve">             영수인:</w:t>
+        <w:t xml:space="preserve">             영수인: {{receipt_payee}}</w:t>
       </w:r>
       <w:r>
         <w:rPr>
@@ -3176,90 +2936,10 @@
           <w:szCs w:val="22"/>
         </w:rPr>
         <w:spacing w:before="0" w:after="0" w:line="200" w:lineRule="auto"/>
-      </w:pPr>
-      <w:r>
-        <w:rPr>
-          <w:rFonts w:asciiTheme="majorEastAsia" w:eastAsiaTheme="majorEastAsia" w:hAnsiTheme="majorEastAsia"/>
-          <w:noProof/>
-          <w:color w:val="000000" w:themeColor="text1"/>
-          <w:sz w:val="22"/>
-          <w:szCs w:val="22"/>
-        </w:rPr>
-        <mc:AlternateContent>
-          <mc:Choice Requires="wps">
-            <w:drawing>
-              <wp:anchor distT="0" distB="0" distL="0" distR="0" simplePos="0" relativeHeight="251667456" behindDoc="1" locked="0" layoutInCell="1" allowOverlap="1" wp14:anchorId="06B06471" wp14:editId="3809EC90">
-                <wp:simplePos x="0" y="0"/>
-                <wp:positionH relativeFrom="page">
-                  <wp:align>center</wp:align>
-                </wp:positionH>
-                <wp:positionV relativeFrom="paragraph">
-                  <wp:posOffset>2540</wp:posOffset>
-                </wp:positionV>
-                <wp:extent cx="11122025" cy="1270"/>
-                <wp:effectExtent l="0" t="0" r="0" b="0"/>
-                <wp:wrapNone/>
-                <wp:docPr id="991505105" name="Graphic 10"/>
-                <wp:cNvGraphicFramePr>
-                  <a:graphicFrameLocks xmlns:a="http://schemas.openxmlformats.org/drawingml/2006/main"/>
-                </wp:cNvGraphicFramePr>
-                <a:graphic xmlns:a="http://schemas.openxmlformats.org/drawingml/2006/main">
-                  <a:graphicData uri="http://schemas.microsoft.com/office/word/2010/wordprocessingShape">
-                    <wps:wsp>
-                      <wps:cNvSpPr>
-                        <a:spLocks/>
-                      </wps:cNvSpPr>
-                      <wps:spPr>
-                        <a:xfrm>
-                          <a:off x="0" y="0"/>
-                          <a:ext cx="11122025" cy="1270"/>
-                        </a:xfrm>
-                        <a:custGeom>
-                          <a:avLst/>
-                          <a:gdLst/>
-                          <a:ahLst/>
-                          <a:cxnLst/>
-                          <a:rect l="l" t="t" r="r" b="b"/>
-                          <a:pathLst>
-                            <a:path w="11122025">
-                              <a:moveTo>
-                                <a:pt x="0" y="0"/>
-                              </a:moveTo>
-                              <a:lnTo>
-                                <a:pt x="11121707" y="0"/>
-                              </a:lnTo>
-                            </a:path>
-                          </a:pathLst>
-                        </a:custGeom>
-                        <a:ln w="9525">
-                          <a:solidFill>
-                            <a:srgbClr val="7E7E7E"/>
-                          </a:solidFill>
-                          <a:prstDash val="solid"/>
-                        </a:ln>
-                      </wps:spPr>
-                      <wps:bodyPr wrap="square" lIns="0" tIns="0" rIns="0" bIns="0" rtlCol="0">
-                        <a:prstTxWarp prst="textNoShape">
-                          <a:avLst/>
-                        </a:prstTxWarp>
-                        <a:noAutofit/>
-                      </wps:bodyPr>
-                    </wps:wsp>
-                  </a:graphicData>
-                </a:graphic>
-              </wp:anchor>
-            </w:drawing>
-          </mc:Choice>
-          <mc:Fallback>
-            <w:pict>
-              <v:shape w14:anchorId="050F2F5F" id="Graphic 10" o:spid="_x0000_s1026" style="position:absolute;margin-left:0;margin-top:.2pt;width:875.75pt;height:.1pt;z-index:-251649024;visibility:visible;mso-wrap-style:square;mso-wrap-distance-left:0;mso-wrap-distance-top:0;mso-wrap-distance-right:0;mso-wrap-distance-bottom:0;mso-position-horizontal:center;mso-position-horizontal-relative:page;mso-position-vertical:absolute;mso-position-vertical-relative:text;v-text-anchor:top" coordsize="11122025,1270" o:gfxdata="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" path="m,l11121707,e" filled="f" strokecolor="#7e7e7e">
-                <v:path arrowok="t"/>
-                <w10:wrap anchorx="page"/>
-              </v:shape>
-            </w:pict>
-          </mc:Fallback>
-        </mc:AlternateContent>
-      </w:r>
+        <w:pBdr>
+          <w:bottom w:val="single" w:sz="6" w:space="2" w:color="7E7E7E"/>
+        </w:pBdr>
+      </w:pPr>
       <w:r>
         <w:rPr>
           <w:rFonts w:asciiTheme="majorEastAsia" w:eastAsiaTheme="majorEastAsia" w:hAnsiTheme="majorEastAsia" w:cs="맑은 고딕" w:hint="eastAsia"/>
@@ -3547,90 +3227,10 @@
           <w:szCs w:val="48"/>
         </w:rPr>
         <w:spacing w:before="0" w:after="0" w:line="240" w:lineRule="auto"/>
-      </w:pPr>
-      <w:r>
-        <w:rPr>
-          <w:rFonts w:asciiTheme="majorEastAsia" w:eastAsiaTheme="majorEastAsia" w:hAnsiTheme="majorEastAsia"/>
-          <w:noProof/>
-          <w:color w:val="000000" w:themeColor="text1"/>
-          <w:sz w:val="48"/>
-          <w:szCs w:val="48"/>
-        </w:rPr>
-        <mc:AlternateContent>
-          <mc:Choice Requires="wps">
-            <w:drawing>
-              <wp:anchor distT="0" distB="0" distL="0" distR="0" simplePos="0" relativeHeight="251659264" behindDoc="0" locked="0" layoutInCell="1" allowOverlap="1" wp14:anchorId="0597D946" wp14:editId="2D76FFEA">
-                <wp:simplePos x="0" y="0"/>
-                <wp:positionH relativeFrom="page">
-                  <wp:posOffset>552894</wp:posOffset>
-                </wp:positionH>
-                <wp:positionV relativeFrom="paragraph">
-                  <wp:posOffset>535414</wp:posOffset>
-                </wp:positionV>
-                <wp:extent cx="11122025" cy="1270"/>
-                <wp:effectExtent l="0" t="0" r="0" b="0"/>
-                <wp:wrapNone/>
-                <wp:docPr id="13" name="Graphic 13"/>
-                <wp:cNvGraphicFramePr>
-                  <a:graphicFrameLocks xmlns:a="http://schemas.openxmlformats.org/drawingml/2006/main"/>
-                </wp:cNvGraphicFramePr>
-                <a:graphic xmlns:a="http://schemas.openxmlformats.org/drawingml/2006/main">
-                  <a:graphicData uri="http://schemas.microsoft.com/office/word/2010/wordprocessingShape">
-                    <wps:wsp>
-                      <wps:cNvSpPr>
-                        <a:spLocks/>
-                      </wps:cNvSpPr>
-                      <wps:spPr>
-                        <a:xfrm>
-                          <a:off x="0" y="0"/>
-                          <a:ext cx="11122025" cy="1270"/>
-                        </a:xfrm>
-                        <a:custGeom>
-                          <a:avLst/>
-                          <a:gdLst/>
-                          <a:ahLst/>
-                          <a:cxnLst/>
-                          <a:rect l="l" t="t" r="r" b="b"/>
-                          <a:pathLst>
-                            <a:path w="11122025">
-                              <a:moveTo>
-                                <a:pt x="0" y="0"/>
-                              </a:moveTo>
-                              <a:lnTo>
-                                <a:pt x="11121707" y="0"/>
-                              </a:lnTo>
-                            </a:path>
-                          </a:pathLst>
-                        </a:custGeom>
-                        <a:ln w="9525">
-                          <a:solidFill>
-                            <a:srgbClr val="7E7E7E"/>
-                          </a:solidFill>
-                          <a:prstDash val="solid"/>
-                        </a:ln>
-                      </wps:spPr>
-                      <wps:bodyPr wrap="square" lIns="0" tIns="0" rIns="0" bIns="0" rtlCol="0">
-                        <a:prstTxWarp prst="textNoShape">
-                          <a:avLst/>
-                        </a:prstTxWarp>
-                        <a:noAutofit/>
-                      </wps:bodyPr>
-                    </wps:wsp>
-                  </a:graphicData>
-                </a:graphic>
-              </wp:anchor>
-            </w:drawing>
-          </mc:Choice>
-          <mc:Fallback>
-            <w:pict>
-              <v:shape w14:anchorId="0526A8F8" id="Graphic 13" o:spid="_x0000_s1026" style="position:absolute;margin-left:43.55pt;margin-top:42.15pt;width:875.75pt;height:.1pt;z-index:251659264;visibility:visible;mso-wrap-style:square;mso-wrap-distance-left:0;mso-wrap-distance-top:0;mso-wrap-distance-right:0;mso-wrap-distance-bottom:0;mso-position-horizontal:absolute;mso-position-horizontal-relative:page;mso-position-vertical:absolute;mso-position-vertical-relative:text;v-text-anchor:top" coordsize="11122025,1270" o:gfxdata="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" path="m,l11121707,e" filled="f" strokecolor="#7e7e7e">
-                <v:path arrowok="t"/>
-                <w10:wrap anchorx="page"/>
-              </v:shape>
-            </w:pict>
-          </mc:Fallback>
-        </mc:AlternateContent>
-      </w:r>
+        <w:pBdr>
+          <w:bottom w:val="single" w:sz="6" w:space="2" w:color="7E7E7E"/>
+        </w:pBdr>
+      </w:pPr>
       <w:r>
         <w:rPr>
           <w:rFonts w:asciiTheme="majorEastAsia" w:eastAsiaTheme="majorEastAsia" w:hAnsiTheme="majorEastAsia"/>
@@ -5715,7 +5315,7 @@
                 <w:sz w:val="24"/>
                 <w:rFonts w:asciiTheme="majorEastAsia" w:eastAsiaTheme="majorEastAsia" w:hAnsiTheme="majorEastAsia"/>
               </w:rPr>
-              <w:t xml:space="preserve">{{receipt_year}}년      월      일</w:t>
+              <w:t xml:space="preserve">{{receipt_year}}년 {{receipt_month}}월 {{receipt_day}}일</w:t>
             </w:r>
           </w:p>
         </w:tc>
@@ -5827,6 +5427,7 @@
       </w:tblGrid>
       <w:tr>
         <w:trPr>
+          <w:cantSplit/>
           <w:trHeight w:val="400" w:hRule="atLeast"/>
         </w:trPr>
         <w:tc>
@@ -5836,14 +5437,14 @@
           </w:tcPr>
           <w:p>
             <w:pPr>
-              <w:spacing w:before="80" w:after="40" w:line="240" w:lineRule="auto"/>
+              <w:spacing w:before="80" w:after="0" w:line="240" w:lineRule="auto"/>
             </w:pPr>
             <w:r>
               <w:rPr>
                 <w:b/>
                 <w:sz w:val="32"/>
                 <w:rFonts w:asciiTheme="majorEastAsia" w:eastAsiaTheme="majorEastAsia" w:hAnsiTheme="majorEastAsia"/>
-                <w:color w:val="000000"/>
+                <w:color w:val="7E7E7E"/>
               </w:rPr>
               <w:t>■ 매도인</w:t>
             </w:r>
@@ -5856,14 +5457,14 @@
           </w:tcPr>
           <w:p>
             <w:pPr>
-              <w:spacing w:before="80" w:after="40" w:line="240" w:lineRule="auto"/>
+              <w:spacing w:before="80" w:after="0" w:line="240" w:lineRule="auto"/>
             </w:pPr>
             <w:r>
               <w:rPr>
                 <w:b/>
                 <w:sz w:val="32"/>
                 <w:rFonts w:asciiTheme="majorEastAsia" w:eastAsiaTheme="majorEastAsia" w:hAnsiTheme="majorEastAsia"/>
-                <w:color w:val="000000"/>
+                <w:color w:val="7E7E7E"/>
               </w:rPr>
               <w:t>■ 매수인</w:t>
             </w:r>
@@ -5891,6 +5492,7 @@
       </w:tblGrid>
       <w:tr>
         <w:trPr>
+          <w:cantSplit/>
           <w:trHeight w:val="1700" w:hRule="atLeast"/>
         </w:trPr>
         <w:tc>
@@ -6242,309 +5844,12 @@
       <w:pPr>
         <w:pStyle w:val="4"/>
         <w:spacing w:before="45"/>
-        <w:ind w:left="1840" w:right="200" w:hanging="1040"/>
-        <w:jc w:val="center"/>
-        <w:rPr>
-          <w:rFonts w:asciiTheme="majorEastAsia" w:eastAsiaTheme="majorEastAsia" w:hAnsiTheme="majorEastAsia"/>
-        </w:rPr>
-      </w:pPr>
-      <w:r>
-        <w:rPr>
-          <w:rFonts w:asciiTheme="majorEastAsia" w:eastAsiaTheme="majorEastAsia" w:hAnsiTheme="majorEastAsia"/>
-          <w:sz w:val="52"/>
-          <w:szCs w:val="52"/>
-        </w:rPr>
-        <w:lastRenderedPageBreak/>
-        <w:t>계</w:t>
-      </w:r>
-      <w:r>
-        <w:rPr>
-          <w:rFonts w:asciiTheme="majorEastAsia" w:eastAsiaTheme="majorEastAsia" w:hAnsiTheme="majorEastAsia"/>
-          <w:spacing w:val="-45"/>
-          <w:sz w:val="52"/>
-          <w:szCs w:val="52"/>
-        </w:rPr>
-        <w:t xml:space="preserve"> </w:t>
-      </w:r>
-      <w:r>
-        <w:rPr>
-          <w:rFonts w:asciiTheme="majorEastAsia" w:eastAsiaTheme="majorEastAsia" w:hAnsiTheme="majorEastAsia"/>
-          <w:sz w:val="52"/>
-          <w:szCs w:val="52"/>
-        </w:rPr>
-        <w:t>약</w:t>
-      </w:r>
-      <w:r>
-        <w:rPr>
-          <w:rFonts w:asciiTheme="majorEastAsia" w:eastAsiaTheme="majorEastAsia" w:hAnsiTheme="majorEastAsia"/>
-          <w:spacing w:val="-45"/>
-          <w:sz w:val="52"/>
-          <w:szCs w:val="52"/>
-        </w:rPr>
-        <w:t xml:space="preserve"> </w:t>
-      </w:r>
-      <w:r>
-        <w:rPr>
-          <w:rFonts w:asciiTheme="majorEastAsia" w:eastAsiaTheme="majorEastAsia" w:hAnsiTheme="majorEastAsia"/>
-          <w:sz w:val="52"/>
-          <w:szCs w:val="52"/>
-        </w:rPr>
-        <w:t>조</w:t>
-      </w:r>
-      <w:r>
-        <w:rPr>
-          <w:rFonts w:asciiTheme="majorEastAsia" w:eastAsiaTheme="majorEastAsia" w:hAnsiTheme="majorEastAsia"/>
-          <w:spacing w:val="-44"/>
-          <w:sz w:val="52"/>
-          <w:szCs w:val="52"/>
-        </w:rPr>
-        <w:t xml:space="preserve"> </w:t>
-      </w:r>
-      <w:r>
-        <w:rPr>
-          <w:rFonts w:asciiTheme="majorEastAsia" w:eastAsiaTheme="majorEastAsia" w:hAnsiTheme="majorEastAsia"/>
-          <w:spacing w:val="-10"/>
-          <w:sz w:val="52"/>
-          <w:szCs w:val="52"/>
-        </w:rPr>
-        <w:t>항</w:t>
-      </w:r>
-    </w:p>
-    <w:p>
-      <w:pPr>
-        <w:pStyle w:val="4"/>
-        <w:spacing w:before="45"/>
         <w:ind w:left="1200" w:right="200" w:hanging="400"/>
         <w:jc w:val="center"/>
         <w:rPr>
           <w:rFonts w:asciiTheme="majorEastAsia" w:eastAsiaTheme="majorEastAsia" w:hAnsiTheme="majorEastAsia"/>
         </w:rPr>
       </w:pPr>
-    </w:p>
-    <w:p>
-      <w:pPr>
-        <w:pStyle w:val="4"/>
-        <w:spacing w:before="45"/>
-        <w:ind w:left="1200" w:right="200" w:hanging="400"/>
-        <w:jc w:val="center"/>
-        <w:rPr>
-          <w:rFonts w:asciiTheme="majorEastAsia" w:eastAsiaTheme="majorEastAsia" w:hAnsiTheme="majorEastAsia"/>
-          <w:spacing w:val="-6"/>
-        </w:rPr>
-      </w:pPr>
-      <w:r>
-        <w:rPr>
-          <w:rFonts w:asciiTheme="majorEastAsia" w:eastAsiaTheme="majorEastAsia" w:hAnsiTheme="majorEastAsia"/>
-        </w:rPr>
-        <w:t>매도인</w:t>
-      </w:r>
-      <w:r>
-        <w:rPr>
-          <w:rFonts w:asciiTheme="majorEastAsia" w:eastAsiaTheme="majorEastAsia" w:hAnsiTheme="majorEastAsia"/>
-          <w:spacing w:val="-5"/>
-        </w:rPr>
-        <w:t xml:space="preserve"> </w:t>
-      </w:r>
-      <w:r>
-        <w:rPr>
-          <w:rFonts w:asciiTheme="majorEastAsia" w:eastAsiaTheme="majorEastAsia" w:hAnsiTheme="majorEastAsia"/>
-        </w:rPr>
-        <w:t>이브이앤솔루션</w:t>
-      </w:r>
-      <w:r>
-        <w:rPr>
-          <w:rFonts w:asciiTheme="majorEastAsia" w:eastAsiaTheme="majorEastAsia" w:hAnsiTheme="majorEastAsia"/>
-          <w:spacing w:val="-2"/>
-        </w:rPr>
-        <w:t xml:space="preserve"> </w:t>
-      </w:r>
-      <w:r>
-        <w:rPr>
-          <w:rFonts w:asciiTheme="majorEastAsia" w:eastAsiaTheme="majorEastAsia" w:hAnsiTheme="majorEastAsia"/>
-        </w:rPr>
-        <w:t>주식회사(이하</w:t>
-      </w:r>
-      <w:r>
-        <w:rPr>
-          <w:rFonts w:asciiTheme="majorEastAsia" w:eastAsiaTheme="majorEastAsia" w:hAnsiTheme="majorEastAsia"/>
-          <w:spacing w:val="-4"/>
-        </w:rPr>
-        <w:t xml:space="preserve"> </w:t>
-      </w:r>
-      <w:r>
-        <w:rPr>
-          <w:rFonts w:asciiTheme="majorEastAsia" w:eastAsiaTheme="majorEastAsia" w:hAnsiTheme="majorEastAsia"/>
-        </w:rPr>
-        <w:t>“갑＂이라</w:t>
-      </w:r>
-      <w:r>
-        <w:rPr>
-          <w:rFonts w:asciiTheme="majorEastAsia" w:eastAsiaTheme="majorEastAsia" w:hAnsiTheme="majorEastAsia"/>
-          <w:spacing w:val="-3"/>
-        </w:rPr>
-        <w:t xml:space="preserve"> </w:t>
-      </w:r>
-      <w:r>
-        <w:rPr>
-          <w:rFonts w:asciiTheme="majorEastAsia" w:eastAsiaTheme="majorEastAsia" w:hAnsiTheme="majorEastAsia"/>
-        </w:rPr>
-        <w:t>칭함)와</w:t>
-      </w:r>
-      <w:r>
-        <w:rPr>
-          <w:rFonts w:asciiTheme="majorEastAsia" w:eastAsiaTheme="majorEastAsia" w:hAnsiTheme="majorEastAsia"/>
-          <w:spacing w:val="-4"/>
-        </w:rPr>
-        <w:t xml:space="preserve"> </w:t>
-      </w:r>
-      <w:r>
-        <w:rPr>
-          <w:rFonts w:asciiTheme="majorEastAsia" w:eastAsiaTheme="majorEastAsia" w:hAnsiTheme="majorEastAsia"/>
-        </w:rPr>
-        <w:t>매수인(이하＂을＂이라</w:t>
-      </w:r>
-      <w:r>
-        <w:rPr>
-          <w:rFonts w:asciiTheme="majorEastAsia" w:eastAsiaTheme="majorEastAsia" w:hAnsiTheme="majorEastAsia"/>
-          <w:spacing w:val="-4"/>
-        </w:rPr>
-        <w:t xml:space="preserve"> </w:t>
-      </w:r>
-      <w:r>
-        <w:rPr>
-          <w:rFonts w:asciiTheme="majorEastAsia" w:eastAsiaTheme="majorEastAsia" w:hAnsiTheme="majorEastAsia"/>
-        </w:rPr>
-        <w:t>칭함)은</w:t>
-      </w:r>
-    </w:p>
-    <w:p>
-      <w:pPr>
-        <w:pStyle w:val="4"/>
-        <w:spacing w:before="45"/>
-        <w:ind w:left="1200" w:right="200" w:hanging="400"/>
-        <w:jc w:val="center"/>
-        <w:rPr>
-          <w:rFonts w:asciiTheme="majorEastAsia" w:eastAsiaTheme="majorEastAsia" w:hAnsiTheme="majorEastAsia"/>
-          <w:spacing w:val="-2"/>
-        </w:rPr>
-      </w:pPr>
-      <w:r>
-        <w:rPr>
-          <w:rFonts w:asciiTheme="majorEastAsia" w:eastAsiaTheme="majorEastAsia" w:hAnsiTheme="majorEastAsia"/>
-        </w:rPr>
-        <w:t>위</w:t>
-      </w:r>
-      <w:r>
-        <w:rPr>
-          <w:rFonts w:asciiTheme="majorEastAsia" w:eastAsiaTheme="majorEastAsia" w:hAnsiTheme="majorEastAsia" w:hint="eastAsia"/>
-        </w:rPr>
-        <w:t>에</w:t>
-      </w:r>
-      <w:r>
-        <w:rPr>
-          <w:rFonts w:asciiTheme="majorEastAsia" w:eastAsiaTheme="majorEastAsia" w:hAnsiTheme="majorEastAsia"/>
-          <w:spacing w:val="-2"/>
-        </w:rPr>
-        <w:t xml:space="preserve"> </w:t>
-      </w:r>
-      <w:r>
-        <w:rPr>
-          <w:rFonts w:asciiTheme="majorEastAsia" w:eastAsiaTheme="majorEastAsia" w:hAnsiTheme="majorEastAsia"/>
-        </w:rPr>
-        <w:t>표시</w:t>
-      </w:r>
-      <w:r>
-        <w:rPr>
-          <w:rFonts w:asciiTheme="majorEastAsia" w:eastAsiaTheme="majorEastAsia" w:hAnsiTheme="majorEastAsia"/>
-          <w:spacing w:val="-4"/>
-        </w:rPr>
-        <w:t xml:space="preserve"> </w:t>
-      </w:r>
-      <w:r>
-        <w:rPr>
-          <w:rFonts w:asciiTheme="majorEastAsia" w:eastAsiaTheme="majorEastAsia" w:hAnsiTheme="majorEastAsia" w:hint="eastAsia"/>
-        </w:rPr>
-        <w:t>특장을</w:t>
-      </w:r>
-      <w:r>
-        <w:rPr>
-          <w:rFonts w:asciiTheme="majorEastAsia" w:eastAsiaTheme="majorEastAsia" w:hAnsiTheme="majorEastAsia"/>
-          <w:spacing w:val="-2"/>
-        </w:rPr>
-        <w:t xml:space="preserve"> </w:t>
-      </w:r>
-      <w:r>
-        <w:rPr>
-          <w:rFonts w:asciiTheme="majorEastAsia" w:eastAsiaTheme="majorEastAsia" w:hAnsiTheme="majorEastAsia"/>
-        </w:rPr>
-        <w:t>매매함에</w:t>
-      </w:r>
-      <w:r>
-        <w:rPr>
-          <w:rFonts w:asciiTheme="majorEastAsia" w:eastAsiaTheme="majorEastAsia" w:hAnsiTheme="majorEastAsia"/>
-          <w:spacing w:val="-3"/>
-        </w:rPr>
-        <w:t xml:space="preserve"> </w:t>
-      </w:r>
-      <w:r>
-        <w:rPr>
-          <w:rFonts w:asciiTheme="majorEastAsia" w:eastAsiaTheme="majorEastAsia" w:hAnsiTheme="majorEastAsia"/>
-        </w:rPr>
-        <w:t>있어</w:t>
-      </w:r>
-      <w:r>
-        <w:rPr>
-          <w:rFonts w:asciiTheme="majorEastAsia" w:eastAsiaTheme="majorEastAsia" w:hAnsiTheme="majorEastAsia"/>
-          <w:spacing w:val="-2"/>
-        </w:rPr>
-        <w:t xml:space="preserve"> </w:t>
-      </w:r>
-      <w:r>
-        <w:rPr>
-          <w:rFonts w:asciiTheme="majorEastAsia" w:eastAsiaTheme="majorEastAsia" w:hAnsiTheme="majorEastAsia"/>
-        </w:rPr>
-        <w:t>다음과</w:t>
-      </w:r>
-      <w:r>
-        <w:rPr>
-          <w:rFonts w:asciiTheme="majorEastAsia" w:eastAsiaTheme="majorEastAsia" w:hAnsiTheme="majorEastAsia"/>
-          <w:spacing w:val="-4"/>
-        </w:rPr>
-        <w:t xml:space="preserve"> </w:t>
-      </w:r>
-      <w:r>
-        <w:rPr>
-          <w:rFonts w:asciiTheme="majorEastAsia" w:eastAsiaTheme="majorEastAsia" w:hAnsiTheme="majorEastAsia"/>
-        </w:rPr>
-        <w:t>같이</w:t>
-      </w:r>
-      <w:r>
-        <w:rPr>
-          <w:rFonts w:asciiTheme="majorEastAsia" w:eastAsiaTheme="majorEastAsia" w:hAnsiTheme="majorEastAsia"/>
-          <w:spacing w:val="-4"/>
-        </w:rPr>
-        <w:t xml:space="preserve"> </w:t>
-      </w:r>
-      <w:r>
-        <w:rPr>
-          <w:rFonts w:asciiTheme="majorEastAsia" w:eastAsiaTheme="majorEastAsia" w:hAnsiTheme="majorEastAsia"/>
-        </w:rPr>
-        <w:t>계약을</w:t>
-      </w:r>
-      <w:r>
-        <w:rPr>
-          <w:rFonts w:asciiTheme="majorEastAsia" w:eastAsiaTheme="majorEastAsia" w:hAnsiTheme="majorEastAsia"/>
-          <w:spacing w:val="-1"/>
-        </w:rPr>
-        <w:t xml:space="preserve"> </w:t>
-      </w:r>
-      <w:r>
-        <w:rPr>
-          <w:rFonts w:asciiTheme="majorEastAsia" w:eastAsiaTheme="majorEastAsia" w:hAnsiTheme="majorEastAsia"/>
-          <w:spacing w:val="-2"/>
-        </w:rPr>
-        <w:t>체결합니다</w:t>
-      </w:r>
     </w:p>
     <w:p>
       <w:pPr>
@@ -6575,6 +5880,303 @@
           <w:cols w:space="720"/>
         </w:sectPr>
       </w:pPr>
+    </w:p>
+    <w:p>
+      <w:pPr>
+        <w:pStyle w:val="4"/>
+        <w:spacing w:before="45"/>
+        <w:ind w:left="1840" w:right="200" w:hanging="1040"/>
+        <w:jc w:val="center"/>
+        <w:rPr>
+          <w:rFonts w:asciiTheme="majorEastAsia" w:eastAsiaTheme="majorEastAsia" w:hAnsiTheme="majorEastAsia"/>
+        </w:rPr>
+      </w:pPr>
+      <w:r>
+        <w:rPr>
+          <w:rFonts w:asciiTheme="majorEastAsia" w:eastAsiaTheme="majorEastAsia" w:hAnsiTheme="majorEastAsia"/>
+          <w:sz w:val="52"/>
+          <w:szCs w:val="52"/>
+        </w:rPr>
+        <w:lastRenderedPageBreak/>
+        <w:t>계</w:t>
+      </w:r>
+      <w:r>
+        <w:rPr>
+          <w:rFonts w:asciiTheme="majorEastAsia" w:eastAsiaTheme="majorEastAsia" w:hAnsiTheme="majorEastAsia"/>
+          <w:spacing w:val="-45"/>
+          <w:sz w:val="52"/>
+          <w:szCs w:val="52"/>
+        </w:rPr>
+        <w:t xml:space="preserve"> </w:t>
+      </w:r>
+      <w:r>
+        <w:rPr>
+          <w:rFonts w:asciiTheme="majorEastAsia" w:eastAsiaTheme="majorEastAsia" w:hAnsiTheme="majorEastAsia"/>
+          <w:sz w:val="52"/>
+          <w:szCs w:val="52"/>
+        </w:rPr>
+        <w:t>약</w:t>
+      </w:r>
+      <w:r>
+        <w:rPr>
+          <w:rFonts w:asciiTheme="majorEastAsia" w:eastAsiaTheme="majorEastAsia" w:hAnsiTheme="majorEastAsia"/>
+          <w:spacing w:val="-45"/>
+          <w:sz w:val="52"/>
+          <w:szCs w:val="52"/>
+        </w:rPr>
+        <w:t xml:space="preserve"> </w:t>
+      </w:r>
+      <w:r>
+        <w:rPr>
+          <w:rFonts w:asciiTheme="majorEastAsia" w:eastAsiaTheme="majorEastAsia" w:hAnsiTheme="majorEastAsia"/>
+          <w:sz w:val="52"/>
+          <w:szCs w:val="52"/>
+        </w:rPr>
+        <w:t>조</w:t>
+      </w:r>
+      <w:r>
+        <w:rPr>
+          <w:rFonts w:asciiTheme="majorEastAsia" w:eastAsiaTheme="majorEastAsia" w:hAnsiTheme="majorEastAsia"/>
+          <w:spacing w:val="-44"/>
+          <w:sz w:val="52"/>
+          <w:szCs w:val="52"/>
+        </w:rPr>
+        <w:t xml:space="preserve"> </w:t>
+      </w:r>
+      <w:r>
+        <w:rPr>
+          <w:rFonts w:asciiTheme="majorEastAsia" w:eastAsiaTheme="majorEastAsia" w:hAnsiTheme="majorEastAsia"/>
+          <w:spacing w:val="-10"/>
+          <w:sz w:val="52"/>
+          <w:szCs w:val="52"/>
+        </w:rPr>
+        <w:t>항</w:t>
+      </w:r>
+    </w:p>
+    <w:p>
+      <w:pPr>
+        <w:pStyle w:val="4"/>
+        <w:spacing w:before="45"/>
+        <w:ind w:left="1200" w:right="200" w:hanging="400"/>
+        <w:jc w:val="center"/>
+        <w:rPr>
+          <w:rFonts w:asciiTheme="majorEastAsia" w:eastAsiaTheme="majorEastAsia" w:hAnsiTheme="majorEastAsia"/>
+          <w:spacing w:val="-6"/>
+        </w:rPr>
+      </w:pPr>
+      <w:r>
+        <w:rPr>
+          <w:rFonts w:asciiTheme="majorEastAsia" w:eastAsiaTheme="majorEastAsia" w:hAnsiTheme="majorEastAsia"/>
+        </w:rPr>
+        <w:t>매도인</w:t>
+      </w:r>
+      <w:r>
+        <w:rPr>
+          <w:rFonts w:asciiTheme="majorEastAsia" w:eastAsiaTheme="majorEastAsia" w:hAnsiTheme="majorEastAsia"/>
+          <w:spacing w:val="-5"/>
+        </w:rPr>
+        <w:t xml:space="preserve"> </w:t>
+      </w:r>
+      <w:r>
+        <w:rPr>
+          <w:rFonts w:asciiTheme="majorEastAsia" w:eastAsiaTheme="majorEastAsia" w:hAnsiTheme="majorEastAsia"/>
+        </w:rPr>
+        <w:t>이브이앤솔루션</w:t>
+      </w:r>
+      <w:r>
+        <w:rPr>
+          <w:rFonts w:asciiTheme="majorEastAsia" w:eastAsiaTheme="majorEastAsia" w:hAnsiTheme="majorEastAsia"/>
+          <w:spacing w:val="-2"/>
+        </w:rPr>
+        <w:t xml:space="preserve"> </w:t>
+      </w:r>
+      <w:r>
+        <w:rPr>
+          <w:rFonts w:asciiTheme="majorEastAsia" w:eastAsiaTheme="majorEastAsia" w:hAnsiTheme="majorEastAsia"/>
+        </w:rPr>
+        <w:t>주식회사(이하</w:t>
+      </w:r>
+      <w:r>
+        <w:rPr>
+          <w:rFonts w:asciiTheme="majorEastAsia" w:eastAsiaTheme="majorEastAsia" w:hAnsiTheme="majorEastAsia"/>
+          <w:spacing w:val="-4"/>
+        </w:rPr>
+        <w:t xml:space="preserve"> </w:t>
+      </w:r>
+      <w:r>
+        <w:rPr>
+          <w:rFonts w:asciiTheme="majorEastAsia" w:eastAsiaTheme="majorEastAsia" w:hAnsiTheme="majorEastAsia"/>
+        </w:rPr>
+        <w:t>“갑＂이라</w:t>
+      </w:r>
+      <w:r>
+        <w:rPr>
+          <w:rFonts w:asciiTheme="majorEastAsia" w:eastAsiaTheme="majorEastAsia" w:hAnsiTheme="majorEastAsia"/>
+          <w:spacing w:val="-3"/>
+        </w:rPr>
+        <w:t xml:space="preserve"> </w:t>
+      </w:r>
+      <w:r>
+        <w:rPr>
+          <w:rFonts w:asciiTheme="majorEastAsia" w:eastAsiaTheme="majorEastAsia" w:hAnsiTheme="majorEastAsia"/>
+        </w:rPr>
+        <w:t>칭함)와</w:t>
+      </w:r>
+      <w:r>
+        <w:rPr>
+          <w:rFonts w:asciiTheme="majorEastAsia" w:eastAsiaTheme="majorEastAsia" w:hAnsiTheme="majorEastAsia"/>
+          <w:spacing w:val="-4"/>
+        </w:rPr>
+        <w:t xml:space="preserve"> </w:t>
+      </w:r>
+      <w:r>
+        <w:rPr>
+          <w:rFonts w:asciiTheme="majorEastAsia" w:eastAsiaTheme="majorEastAsia" w:hAnsiTheme="majorEastAsia"/>
+        </w:rPr>
+        <w:t>매수인(이하＂을＂이라</w:t>
+      </w:r>
+      <w:r>
+        <w:rPr>
+          <w:rFonts w:asciiTheme="majorEastAsia" w:eastAsiaTheme="majorEastAsia" w:hAnsiTheme="majorEastAsia"/>
+          <w:spacing w:val="-4"/>
+        </w:rPr>
+        <w:t xml:space="preserve"> </w:t>
+      </w:r>
+      <w:r>
+        <w:rPr>
+          <w:rFonts w:asciiTheme="majorEastAsia" w:eastAsiaTheme="majorEastAsia" w:hAnsiTheme="majorEastAsia"/>
+        </w:rPr>
+        <w:t>칭함)은</w:t>
+      </w:r>
+    </w:p>
+    <w:p>
+      <w:pPr>
+        <w:pStyle w:val="4"/>
+        <w:spacing w:before="45"/>
+        <w:ind w:left="1200" w:right="200" w:hanging="400"/>
+        <w:jc w:val="center"/>
+        <w:rPr>
+          <w:rFonts w:asciiTheme="majorEastAsia" w:eastAsiaTheme="majorEastAsia" w:hAnsiTheme="majorEastAsia"/>
+          <w:spacing w:val="-2"/>
+        </w:rPr>
+      </w:pPr>
+      <w:r>
+        <w:rPr>
+          <w:rFonts w:asciiTheme="majorEastAsia" w:eastAsiaTheme="majorEastAsia" w:hAnsiTheme="majorEastAsia"/>
+        </w:rPr>
+        <w:t>위</w:t>
+      </w:r>
+      <w:r>
+        <w:rPr>
+          <w:rFonts w:asciiTheme="majorEastAsia" w:eastAsiaTheme="majorEastAsia" w:hAnsiTheme="majorEastAsia" w:hint="eastAsia"/>
+        </w:rPr>
+        <w:t>에</w:t>
+      </w:r>
+      <w:r>
+        <w:rPr>
+          <w:rFonts w:asciiTheme="majorEastAsia" w:eastAsiaTheme="majorEastAsia" w:hAnsiTheme="majorEastAsia"/>
+          <w:spacing w:val="-2"/>
+        </w:rPr>
+        <w:t xml:space="preserve"> </w:t>
+      </w:r>
+      <w:r>
+        <w:rPr>
+          <w:rFonts w:asciiTheme="majorEastAsia" w:eastAsiaTheme="majorEastAsia" w:hAnsiTheme="majorEastAsia"/>
+        </w:rPr>
+        <w:t>표시</w:t>
+      </w:r>
+      <w:r>
+        <w:rPr>
+          <w:rFonts w:asciiTheme="majorEastAsia" w:eastAsiaTheme="majorEastAsia" w:hAnsiTheme="majorEastAsia"/>
+          <w:spacing w:val="-4"/>
+        </w:rPr>
+        <w:t xml:space="preserve"> </w:t>
+      </w:r>
+      <w:r>
+        <w:rPr>
+          <w:rFonts w:asciiTheme="majorEastAsia" w:eastAsiaTheme="majorEastAsia" w:hAnsiTheme="majorEastAsia" w:hint="eastAsia"/>
+        </w:rPr>
+        <w:t>특장을</w:t>
+      </w:r>
+      <w:r>
+        <w:rPr>
+          <w:rFonts w:asciiTheme="majorEastAsia" w:eastAsiaTheme="majorEastAsia" w:hAnsiTheme="majorEastAsia"/>
+          <w:spacing w:val="-2"/>
+        </w:rPr>
+        <w:t xml:space="preserve"> </w:t>
+      </w:r>
+      <w:r>
+        <w:rPr>
+          <w:rFonts w:asciiTheme="majorEastAsia" w:eastAsiaTheme="majorEastAsia" w:hAnsiTheme="majorEastAsia"/>
+        </w:rPr>
+        <w:t>매매함에</w:t>
+      </w:r>
+      <w:r>
+        <w:rPr>
+          <w:rFonts w:asciiTheme="majorEastAsia" w:eastAsiaTheme="majorEastAsia" w:hAnsiTheme="majorEastAsia"/>
+          <w:spacing w:val="-3"/>
+        </w:rPr>
+        <w:t xml:space="preserve"> </w:t>
+      </w:r>
+      <w:r>
+        <w:rPr>
+          <w:rFonts w:asciiTheme="majorEastAsia" w:eastAsiaTheme="majorEastAsia" w:hAnsiTheme="majorEastAsia"/>
+        </w:rPr>
+        <w:t>있어</w:t>
+      </w:r>
+      <w:r>
+        <w:rPr>
+          <w:rFonts w:asciiTheme="majorEastAsia" w:eastAsiaTheme="majorEastAsia" w:hAnsiTheme="majorEastAsia"/>
+          <w:spacing w:val="-2"/>
+        </w:rPr>
+        <w:t xml:space="preserve"> </w:t>
+      </w:r>
+      <w:r>
+        <w:rPr>
+          <w:rFonts w:asciiTheme="majorEastAsia" w:eastAsiaTheme="majorEastAsia" w:hAnsiTheme="majorEastAsia"/>
+        </w:rPr>
+        <w:t>다음과</w:t>
+      </w:r>
+      <w:r>
+        <w:rPr>
+          <w:rFonts w:asciiTheme="majorEastAsia" w:eastAsiaTheme="majorEastAsia" w:hAnsiTheme="majorEastAsia"/>
+          <w:spacing w:val="-4"/>
+        </w:rPr>
+        <w:t xml:space="preserve"> </w:t>
+      </w:r>
+      <w:r>
+        <w:rPr>
+          <w:rFonts w:asciiTheme="majorEastAsia" w:eastAsiaTheme="majorEastAsia" w:hAnsiTheme="majorEastAsia"/>
+        </w:rPr>
+        <w:t>같이</w:t>
+      </w:r>
+      <w:r>
+        <w:rPr>
+          <w:rFonts w:asciiTheme="majorEastAsia" w:eastAsiaTheme="majorEastAsia" w:hAnsiTheme="majorEastAsia"/>
+          <w:spacing w:val="-4"/>
+        </w:rPr>
+        <w:t xml:space="preserve"> </w:t>
+      </w:r>
+      <w:r>
+        <w:rPr>
+          <w:rFonts w:asciiTheme="majorEastAsia" w:eastAsiaTheme="majorEastAsia" w:hAnsiTheme="majorEastAsia"/>
+        </w:rPr>
+        <w:t>계약을</w:t>
+      </w:r>
+      <w:r>
+        <w:rPr>
+          <w:rFonts w:asciiTheme="majorEastAsia" w:eastAsiaTheme="majorEastAsia" w:hAnsiTheme="majorEastAsia"/>
+          <w:spacing w:val="-1"/>
+        </w:rPr>
+        <w:t xml:space="preserve"> </w:t>
+      </w:r>
+      <w:r>
+        <w:rPr>
+          <w:rFonts w:asciiTheme="majorEastAsia" w:eastAsiaTheme="majorEastAsia" w:hAnsiTheme="majorEastAsia"/>
+          <w:spacing w:val="-2"/>
+        </w:rPr>
+        <w:t>체결합니다</w:t>
+      </w:r>
     </w:p>
     <w:p>
       <w:pPr>

--- a/doc-templates/contract-template.docx
+++ b/doc-templates/contract-template.docx
@@ -2802,6 +2802,9 @@
           <w:szCs w:val="21"/>
         </w:rPr>
         <w:spacing w:before="0" w:after="0" w:line="200" w:lineRule="auto"/>
+        <w:pBdr>
+          <w:bottom w:val="single" w:sz="6" w:space="2" w:color="7E7E7E"/>
+        </w:pBdr>
       </w:pPr>
       <w:r>
         <w:rPr>
@@ -2936,9 +2939,6 @@
           <w:szCs w:val="22"/>
         </w:rPr>
         <w:spacing w:before="0" w:after="0" w:line="200" w:lineRule="auto"/>
-        <w:pBdr>
-          <w:bottom w:val="single" w:sz="6" w:space="2" w:color="7E7E7E"/>
-        </w:pBdr>
       </w:pPr>
       <w:r>
         <w:rPr>

--- a/doc-templates/contract-template.docx
+++ b/doc-templates/contract-template.docx
@@ -2793,7 +2793,7 @@
           <w:tab w:val="left" w:pos="8537"/>
           <w:tab w:val="left" w:pos="14888"/>
         </w:tabs>
-        <w:ind w:leftChars="207" w:left="455"/>
+        <w:ind w:leftChars="207" w:left="539"/>
         <w:rPr>
           <w:rFonts w:asciiTheme="majorEastAsia" w:eastAsiaTheme="majorEastAsia" w:hAnsiTheme="majorEastAsia"/>
           <w:color w:val="000000" w:themeColor="text1"/>
@@ -5437,14 +5437,15 @@
           </w:tcPr>
           <w:p>
             <w:pPr>
+              <w:pStyle w:val="2"/>
               <w:spacing w:before="80" w:after="0" w:line="240" w:lineRule="auto"/>
             </w:pPr>
             <w:r>
               <w:rPr>
-                <w:b/>
-                <w:sz w:val="32"/>
+                <w:sz w:val="40"/>
                 <w:rFonts w:asciiTheme="majorEastAsia" w:eastAsiaTheme="majorEastAsia" w:hAnsiTheme="majorEastAsia"/>
-                <w:color w:val="7E7E7E"/>
+                <w:color w:val="000000"/>
+                <w:szCs w:val="40"/>
               </w:rPr>
               <w:t>■ 매도인</w:t>
             </w:r>
@@ -5457,14 +5458,15 @@
           </w:tcPr>
           <w:p>
             <w:pPr>
+              <w:pStyle w:val="2"/>
               <w:spacing w:before="80" w:after="0" w:line="240" w:lineRule="auto"/>
             </w:pPr>
             <w:r>
               <w:rPr>
-                <w:b/>
-                <w:sz w:val="32"/>
+                <w:sz w:val="40"/>
                 <w:rFonts w:asciiTheme="majorEastAsia" w:eastAsiaTheme="majorEastAsia" w:hAnsiTheme="majorEastAsia"/>
-                <w:color w:val="7E7E7E"/>
+                <w:color w:val="000000"/>
+                <w:szCs w:val="40"/>
               </w:rPr>
               <w:t>■ 매수인</w:t>
             </w:r>
@@ -5867,6 +5869,303 @@
       <w:pPr>
         <w:pStyle w:val="4"/>
         <w:spacing w:before="45"/>
+        <w:ind w:left="1840" w:right="200" w:hanging="1040"/>
+        <w:jc w:val="center"/>
+        <w:rPr>
+          <w:rFonts w:asciiTheme="majorEastAsia" w:eastAsiaTheme="majorEastAsia" w:hAnsiTheme="majorEastAsia"/>
+        </w:rPr>
+      </w:pPr>
+      <w:r>
+        <w:rPr>
+          <w:rFonts w:asciiTheme="majorEastAsia" w:eastAsiaTheme="majorEastAsia" w:hAnsiTheme="majorEastAsia"/>
+          <w:sz w:val="52"/>
+          <w:szCs w:val="52"/>
+        </w:rPr>
+        <w:lastRenderedPageBreak/>
+        <w:t>계</w:t>
+      </w:r>
+      <w:r>
+        <w:rPr>
+          <w:rFonts w:asciiTheme="majorEastAsia" w:eastAsiaTheme="majorEastAsia" w:hAnsiTheme="majorEastAsia"/>
+          <w:spacing w:val="-45"/>
+          <w:sz w:val="52"/>
+          <w:szCs w:val="52"/>
+        </w:rPr>
+        <w:t xml:space="preserve"> </w:t>
+      </w:r>
+      <w:r>
+        <w:rPr>
+          <w:rFonts w:asciiTheme="majorEastAsia" w:eastAsiaTheme="majorEastAsia" w:hAnsiTheme="majorEastAsia"/>
+          <w:sz w:val="52"/>
+          <w:szCs w:val="52"/>
+        </w:rPr>
+        <w:t>약</w:t>
+      </w:r>
+      <w:r>
+        <w:rPr>
+          <w:rFonts w:asciiTheme="majorEastAsia" w:eastAsiaTheme="majorEastAsia" w:hAnsiTheme="majorEastAsia"/>
+          <w:spacing w:val="-45"/>
+          <w:sz w:val="52"/>
+          <w:szCs w:val="52"/>
+        </w:rPr>
+        <w:t xml:space="preserve"> </w:t>
+      </w:r>
+      <w:r>
+        <w:rPr>
+          <w:rFonts w:asciiTheme="majorEastAsia" w:eastAsiaTheme="majorEastAsia" w:hAnsiTheme="majorEastAsia"/>
+          <w:sz w:val="52"/>
+          <w:szCs w:val="52"/>
+        </w:rPr>
+        <w:t>조</w:t>
+      </w:r>
+      <w:r>
+        <w:rPr>
+          <w:rFonts w:asciiTheme="majorEastAsia" w:eastAsiaTheme="majorEastAsia" w:hAnsiTheme="majorEastAsia"/>
+          <w:spacing w:val="-44"/>
+          <w:sz w:val="52"/>
+          <w:szCs w:val="52"/>
+        </w:rPr>
+        <w:t xml:space="preserve"> </w:t>
+      </w:r>
+      <w:r>
+        <w:rPr>
+          <w:rFonts w:asciiTheme="majorEastAsia" w:eastAsiaTheme="majorEastAsia" w:hAnsiTheme="majorEastAsia"/>
+          <w:spacing w:val="-10"/>
+          <w:sz w:val="52"/>
+          <w:szCs w:val="52"/>
+        </w:rPr>
+        <w:t>항</w:t>
+      </w:r>
+    </w:p>
+    <w:p>
+      <w:pPr>
+        <w:pStyle w:val="4"/>
+        <w:spacing w:before="45"/>
+        <w:ind w:left="1200" w:right="200" w:hanging="400"/>
+        <w:jc w:val="center"/>
+        <w:rPr>
+          <w:rFonts w:asciiTheme="majorEastAsia" w:eastAsiaTheme="majorEastAsia" w:hAnsiTheme="majorEastAsia"/>
+          <w:spacing w:val="-6"/>
+        </w:rPr>
+      </w:pPr>
+      <w:r>
+        <w:rPr>
+          <w:rFonts w:asciiTheme="majorEastAsia" w:eastAsiaTheme="majorEastAsia" w:hAnsiTheme="majorEastAsia"/>
+        </w:rPr>
+        <w:t>매도인</w:t>
+      </w:r>
+      <w:r>
+        <w:rPr>
+          <w:rFonts w:asciiTheme="majorEastAsia" w:eastAsiaTheme="majorEastAsia" w:hAnsiTheme="majorEastAsia"/>
+          <w:spacing w:val="-5"/>
+        </w:rPr>
+        <w:t xml:space="preserve"> </w:t>
+      </w:r>
+      <w:r>
+        <w:rPr>
+          <w:rFonts w:asciiTheme="majorEastAsia" w:eastAsiaTheme="majorEastAsia" w:hAnsiTheme="majorEastAsia"/>
+        </w:rPr>
+        <w:t>이브이앤솔루션</w:t>
+      </w:r>
+      <w:r>
+        <w:rPr>
+          <w:rFonts w:asciiTheme="majorEastAsia" w:eastAsiaTheme="majorEastAsia" w:hAnsiTheme="majorEastAsia"/>
+          <w:spacing w:val="-2"/>
+        </w:rPr>
+        <w:t xml:space="preserve"> </w:t>
+      </w:r>
+      <w:r>
+        <w:rPr>
+          <w:rFonts w:asciiTheme="majorEastAsia" w:eastAsiaTheme="majorEastAsia" w:hAnsiTheme="majorEastAsia"/>
+        </w:rPr>
+        <w:t>주식회사(이하</w:t>
+      </w:r>
+      <w:r>
+        <w:rPr>
+          <w:rFonts w:asciiTheme="majorEastAsia" w:eastAsiaTheme="majorEastAsia" w:hAnsiTheme="majorEastAsia"/>
+          <w:spacing w:val="-4"/>
+        </w:rPr>
+        <w:t xml:space="preserve"> </w:t>
+      </w:r>
+      <w:r>
+        <w:rPr>
+          <w:rFonts w:asciiTheme="majorEastAsia" w:eastAsiaTheme="majorEastAsia" w:hAnsiTheme="majorEastAsia"/>
+        </w:rPr>
+        <w:t>“갑＂이라</w:t>
+      </w:r>
+      <w:r>
+        <w:rPr>
+          <w:rFonts w:asciiTheme="majorEastAsia" w:eastAsiaTheme="majorEastAsia" w:hAnsiTheme="majorEastAsia"/>
+          <w:spacing w:val="-3"/>
+        </w:rPr>
+        <w:t xml:space="preserve"> </w:t>
+      </w:r>
+      <w:r>
+        <w:rPr>
+          <w:rFonts w:asciiTheme="majorEastAsia" w:eastAsiaTheme="majorEastAsia" w:hAnsiTheme="majorEastAsia"/>
+        </w:rPr>
+        <w:t>칭함)와</w:t>
+      </w:r>
+      <w:r>
+        <w:rPr>
+          <w:rFonts w:asciiTheme="majorEastAsia" w:eastAsiaTheme="majorEastAsia" w:hAnsiTheme="majorEastAsia"/>
+          <w:spacing w:val="-4"/>
+        </w:rPr>
+        <w:t xml:space="preserve"> </w:t>
+      </w:r>
+      <w:r>
+        <w:rPr>
+          <w:rFonts w:asciiTheme="majorEastAsia" w:eastAsiaTheme="majorEastAsia" w:hAnsiTheme="majorEastAsia"/>
+        </w:rPr>
+        <w:t>매수인(이하＂을＂이라</w:t>
+      </w:r>
+      <w:r>
+        <w:rPr>
+          <w:rFonts w:asciiTheme="majorEastAsia" w:eastAsiaTheme="majorEastAsia" w:hAnsiTheme="majorEastAsia"/>
+          <w:spacing w:val="-4"/>
+        </w:rPr>
+        <w:t xml:space="preserve"> </w:t>
+      </w:r>
+      <w:r>
+        <w:rPr>
+          <w:rFonts w:asciiTheme="majorEastAsia" w:eastAsiaTheme="majorEastAsia" w:hAnsiTheme="majorEastAsia"/>
+        </w:rPr>
+        <w:t>칭함)은</w:t>
+      </w:r>
+    </w:p>
+    <w:p>
+      <w:pPr>
+        <w:pStyle w:val="4"/>
+        <w:spacing w:before="45"/>
+        <w:ind w:left="1200" w:right="200" w:hanging="400"/>
+        <w:jc w:val="center"/>
+        <w:rPr>
+          <w:rFonts w:asciiTheme="majorEastAsia" w:eastAsiaTheme="majorEastAsia" w:hAnsiTheme="majorEastAsia"/>
+          <w:spacing w:val="-2"/>
+        </w:rPr>
+      </w:pPr>
+      <w:r>
+        <w:rPr>
+          <w:rFonts w:asciiTheme="majorEastAsia" w:eastAsiaTheme="majorEastAsia" w:hAnsiTheme="majorEastAsia"/>
+        </w:rPr>
+        <w:t>위</w:t>
+      </w:r>
+      <w:r>
+        <w:rPr>
+          <w:rFonts w:asciiTheme="majorEastAsia" w:eastAsiaTheme="majorEastAsia" w:hAnsiTheme="majorEastAsia" w:hint="eastAsia"/>
+        </w:rPr>
+        <w:t>에</w:t>
+      </w:r>
+      <w:r>
+        <w:rPr>
+          <w:rFonts w:asciiTheme="majorEastAsia" w:eastAsiaTheme="majorEastAsia" w:hAnsiTheme="majorEastAsia"/>
+          <w:spacing w:val="-2"/>
+        </w:rPr>
+        <w:t xml:space="preserve"> </w:t>
+      </w:r>
+      <w:r>
+        <w:rPr>
+          <w:rFonts w:asciiTheme="majorEastAsia" w:eastAsiaTheme="majorEastAsia" w:hAnsiTheme="majorEastAsia"/>
+        </w:rPr>
+        <w:t>표시</w:t>
+      </w:r>
+      <w:r>
+        <w:rPr>
+          <w:rFonts w:asciiTheme="majorEastAsia" w:eastAsiaTheme="majorEastAsia" w:hAnsiTheme="majorEastAsia"/>
+          <w:spacing w:val="-4"/>
+        </w:rPr>
+        <w:t xml:space="preserve"> </w:t>
+      </w:r>
+      <w:r>
+        <w:rPr>
+          <w:rFonts w:asciiTheme="majorEastAsia" w:eastAsiaTheme="majorEastAsia" w:hAnsiTheme="majorEastAsia" w:hint="eastAsia"/>
+        </w:rPr>
+        <w:t>특장을</w:t>
+      </w:r>
+      <w:r>
+        <w:rPr>
+          <w:rFonts w:asciiTheme="majorEastAsia" w:eastAsiaTheme="majorEastAsia" w:hAnsiTheme="majorEastAsia"/>
+          <w:spacing w:val="-2"/>
+        </w:rPr>
+        <w:t xml:space="preserve"> </w:t>
+      </w:r>
+      <w:r>
+        <w:rPr>
+          <w:rFonts w:asciiTheme="majorEastAsia" w:eastAsiaTheme="majorEastAsia" w:hAnsiTheme="majorEastAsia"/>
+        </w:rPr>
+        <w:t>매매함에</w:t>
+      </w:r>
+      <w:r>
+        <w:rPr>
+          <w:rFonts w:asciiTheme="majorEastAsia" w:eastAsiaTheme="majorEastAsia" w:hAnsiTheme="majorEastAsia"/>
+          <w:spacing w:val="-3"/>
+        </w:rPr>
+        <w:t xml:space="preserve"> </w:t>
+      </w:r>
+      <w:r>
+        <w:rPr>
+          <w:rFonts w:asciiTheme="majorEastAsia" w:eastAsiaTheme="majorEastAsia" w:hAnsiTheme="majorEastAsia"/>
+        </w:rPr>
+        <w:t>있어</w:t>
+      </w:r>
+      <w:r>
+        <w:rPr>
+          <w:rFonts w:asciiTheme="majorEastAsia" w:eastAsiaTheme="majorEastAsia" w:hAnsiTheme="majorEastAsia"/>
+          <w:spacing w:val="-2"/>
+        </w:rPr>
+        <w:t xml:space="preserve"> </w:t>
+      </w:r>
+      <w:r>
+        <w:rPr>
+          <w:rFonts w:asciiTheme="majorEastAsia" w:eastAsiaTheme="majorEastAsia" w:hAnsiTheme="majorEastAsia"/>
+        </w:rPr>
+        <w:t>다음과</w:t>
+      </w:r>
+      <w:r>
+        <w:rPr>
+          <w:rFonts w:asciiTheme="majorEastAsia" w:eastAsiaTheme="majorEastAsia" w:hAnsiTheme="majorEastAsia"/>
+          <w:spacing w:val="-4"/>
+        </w:rPr>
+        <w:t xml:space="preserve"> </w:t>
+      </w:r>
+      <w:r>
+        <w:rPr>
+          <w:rFonts w:asciiTheme="majorEastAsia" w:eastAsiaTheme="majorEastAsia" w:hAnsiTheme="majorEastAsia"/>
+        </w:rPr>
+        <w:t>같이</w:t>
+      </w:r>
+      <w:r>
+        <w:rPr>
+          <w:rFonts w:asciiTheme="majorEastAsia" w:eastAsiaTheme="majorEastAsia" w:hAnsiTheme="majorEastAsia"/>
+          <w:spacing w:val="-4"/>
+        </w:rPr>
+        <w:t xml:space="preserve"> </w:t>
+      </w:r>
+      <w:r>
+        <w:rPr>
+          <w:rFonts w:asciiTheme="majorEastAsia" w:eastAsiaTheme="majorEastAsia" w:hAnsiTheme="majorEastAsia"/>
+        </w:rPr>
+        <w:t>계약을</w:t>
+      </w:r>
+      <w:r>
+        <w:rPr>
+          <w:rFonts w:asciiTheme="majorEastAsia" w:eastAsiaTheme="majorEastAsia" w:hAnsiTheme="majorEastAsia"/>
+          <w:spacing w:val="-1"/>
+        </w:rPr>
+        <w:t xml:space="preserve"> </w:t>
+      </w:r>
+      <w:r>
+        <w:rPr>
+          <w:rFonts w:asciiTheme="majorEastAsia" w:eastAsiaTheme="majorEastAsia" w:hAnsiTheme="majorEastAsia"/>
+          <w:spacing w:val="-2"/>
+        </w:rPr>
+        <w:t>체결합니다</w:t>
+      </w:r>
+    </w:p>
+    <w:p>
+      <w:pPr>
+        <w:pStyle w:val="4"/>
+        <w:spacing w:before="45"/>
         <w:ind w:left="1192" w:right="200" w:hanging="392"/>
         <w:jc w:val="center"/>
         <w:rPr>
@@ -5874,309 +6173,13 @@
           <w:spacing w:val="-2"/>
         </w:rPr>
         <w:sectPr>
+          <w:type w:val="continuous"/>
           <w:footerReference w:type="default" r:id="rId10"/>
           <w:pgSz w:w="19200" w:h="25610"/>
           <w:pgMar w:top="720" w:right="708" w:bottom="794" w:left="566" w:header="0" w:footer="693" w:gutter="0"/>
           <w:cols w:space="720"/>
         </w:sectPr>
       </w:pPr>
-    </w:p>
-    <w:p>
-      <w:pPr>
-        <w:pStyle w:val="4"/>
-        <w:spacing w:before="45"/>
-        <w:ind w:left="1840" w:right="200" w:hanging="1040"/>
-        <w:jc w:val="center"/>
-        <w:rPr>
-          <w:rFonts w:asciiTheme="majorEastAsia" w:eastAsiaTheme="majorEastAsia" w:hAnsiTheme="majorEastAsia"/>
-        </w:rPr>
-      </w:pPr>
-      <w:r>
-        <w:rPr>
-          <w:rFonts w:asciiTheme="majorEastAsia" w:eastAsiaTheme="majorEastAsia" w:hAnsiTheme="majorEastAsia"/>
-          <w:sz w:val="52"/>
-          <w:szCs w:val="52"/>
-        </w:rPr>
-        <w:lastRenderedPageBreak/>
-        <w:t>계</w:t>
-      </w:r>
-      <w:r>
-        <w:rPr>
-          <w:rFonts w:asciiTheme="majorEastAsia" w:eastAsiaTheme="majorEastAsia" w:hAnsiTheme="majorEastAsia"/>
-          <w:spacing w:val="-45"/>
-          <w:sz w:val="52"/>
-          <w:szCs w:val="52"/>
-        </w:rPr>
-        <w:t xml:space="preserve"> </w:t>
-      </w:r>
-      <w:r>
-        <w:rPr>
-          <w:rFonts w:asciiTheme="majorEastAsia" w:eastAsiaTheme="majorEastAsia" w:hAnsiTheme="majorEastAsia"/>
-          <w:sz w:val="52"/>
-          <w:szCs w:val="52"/>
-        </w:rPr>
-        <w:t>약</w:t>
-      </w:r>
-      <w:r>
-        <w:rPr>
-          <w:rFonts w:asciiTheme="majorEastAsia" w:eastAsiaTheme="majorEastAsia" w:hAnsiTheme="majorEastAsia"/>
-          <w:spacing w:val="-45"/>
-          <w:sz w:val="52"/>
-          <w:szCs w:val="52"/>
-        </w:rPr>
-        <w:t xml:space="preserve"> </w:t>
-      </w:r>
-      <w:r>
-        <w:rPr>
-          <w:rFonts w:asciiTheme="majorEastAsia" w:eastAsiaTheme="majorEastAsia" w:hAnsiTheme="majorEastAsia"/>
-          <w:sz w:val="52"/>
-          <w:szCs w:val="52"/>
-        </w:rPr>
-        <w:t>조</w:t>
-      </w:r>
-      <w:r>
-        <w:rPr>
-          <w:rFonts w:asciiTheme="majorEastAsia" w:eastAsiaTheme="majorEastAsia" w:hAnsiTheme="majorEastAsia"/>
-          <w:spacing w:val="-44"/>
-          <w:sz w:val="52"/>
-          <w:szCs w:val="52"/>
-        </w:rPr>
-        <w:t xml:space="preserve"> </w:t>
-      </w:r>
-      <w:r>
-        <w:rPr>
-          <w:rFonts w:asciiTheme="majorEastAsia" w:eastAsiaTheme="majorEastAsia" w:hAnsiTheme="majorEastAsia"/>
-          <w:spacing w:val="-10"/>
-          <w:sz w:val="52"/>
-          <w:szCs w:val="52"/>
-        </w:rPr>
-        <w:t>항</w:t>
-      </w:r>
-    </w:p>
-    <w:p>
-      <w:pPr>
-        <w:pStyle w:val="4"/>
-        <w:spacing w:before="45"/>
-        <w:ind w:left="1200" w:right="200" w:hanging="400"/>
-        <w:jc w:val="center"/>
-        <w:rPr>
-          <w:rFonts w:asciiTheme="majorEastAsia" w:eastAsiaTheme="majorEastAsia" w:hAnsiTheme="majorEastAsia"/>
-          <w:spacing w:val="-6"/>
-        </w:rPr>
-      </w:pPr>
-      <w:r>
-        <w:rPr>
-          <w:rFonts w:asciiTheme="majorEastAsia" w:eastAsiaTheme="majorEastAsia" w:hAnsiTheme="majorEastAsia"/>
-        </w:rPr>
-        <w:t>매도인</w:t>
-      </w:r>
-      <w:r>
-        <w:rPr>
-          <w:rFonts w:asciiTheme="majorEastAsia" w:eastAsiaTheme="majorEastAsia" w:hAnsiTheme="majorEastAsia"/>
-          <w:spacing w:val="-5"/>
-        </w:rPr>
-        <w:t xml:space="preserve"> </w:t>
-      </w:r>
-      <w:r>
-        <w:rPr>
-          <w:rFonts w:asciiTheme="majorEastAsia" w:eastAsiaTheme="majorEastAsia" w:hAnsiTheme="majorEastAsia"/>
-        </w:rPr>
-        <w:t>이브이앤솔루션</w:t>
-      </w:r>
-      <w:r>
-        <w:rPr>
-          <w:rFonts w:asciiTheme="majorEastAsia" w:eastAsiaTheme="majorEastAsia" w:hAnsiTheme="majorEastAsia"/>
-          <w:spacing w:val="-2"/>
-        </w:rPr>
-        <w:t xml:space="preserve"> </w:t>
-      </w:r>
-      <w:r>
-        <w:rPr>
-          <w:rFonts w:asciiTheme="majorEastAsia" w:eastAsiaTheme="majorEastAsia" w:hAnsiTheme="majorEastAsia"/>
-        </w:rPr>
-        <w:t>주식회사(이하</w:t>
-      </w:r>
-      <w:r>
-        <w:rPr>
-          <w:rFonts w:asciiTheme="majorEastAsia" w:eastAsiaTheme="majorEastAsia" w:hAnsiTheme="majorEastAsia"/>
-          <w:spacing w:val="-4"/>
-        </w:rPr>
-        <w:t xml:space="preserve"> </w:t>
-      </w:r>
-      <w:r>
-        <w:rPr>
-          <w:rFonts w:asciiTheme="majorEastAsia" w:eastAsiaTheme="majorEastAsia" w:hAnsiTheme="majorEastAsia"/>
-        </w:rPr>
-        <w:t>“갑＂이라</w:t>
-      </w:r>
-      <w:r>
-        <w:rPr>
-          <w:rFonts w:asciiTheme="majorEastAsia" w:eastAsiaTheme="majorEastAsia" w:hAnsiTheme="majorEastAsia"/>
-          <w:spacing w:val="-3"/>
-        </w:rPr>
-        <w:t xml:space="preserve"> </w:t>
-      </w:r>
-      <w:r>
-        <w:rPr>
-          <w:rFonts w:asciiTheme="majorEastAsia" w:eastAsiaTheme="majorEastAsia" w:hAnsiTheme="majorEastAsia"/>
-        </w:rPr>
-        <w:t>칭함)와</w:t>
-      </w:r>
-      <w:r>
-        <w:rPr>
-          <w:rFonts w:asciiTheme="majorEastAsia" w:eastAsiaTheme="majorEastAsia" w:hAnsiTheme="majorEastAsia"/>
-          <w:spacing w:val="-4"/>
-        </w:rPr>
-        <w:t xml:space="preserve"> </w:t>
-      </w:r>
-      <w:r>
-        <w:rPr>
-          <w:rFonts w:asciiTheme="majorEastAsia" w:eastAsiaTheme="majorEastAsia" w:hAnsiTheme="majorEastAsia"/>
-        </w:rPr>
-        <w:t>매수인(이하＂을＂이라</w:t>
-      </w:r>
-      <w:r>
-        <w:rPr>
-          <w:rFonts w:asciiTheme="majorEastAsia" w:eastAsiaTheme="majorEastAsia" w:hAnsiTheme="majorEastAsia"/>
-          <w:spacing w:val="-4"/>
-        </w:rPr>
-        <w:t xml:space="preserve"> </w:t>
-      </w:r>
-      <w:r>
-        <w:rPr>
-          <w:rFonts w:asciiTheme="majorEastAsia" w:eastAsiaTheme="majorEastAsia" w:hAnsiTheme="majorEastAsia"/>
-        </w:rPr>
-        <w:t>칭함)은</w:t>
-      </w:r>
-    </w:p>
-    <w:p>
-      <w:pPr>
-        <w:pStyle w:val="4"/>
-        <w:spacing w:before="45"/>
-        <w:ind w:left="1200" w:right="200" w:hanging="400"/>
-        <w:jc w:val="center"/>
-        <w:rPr>
-          <w:rFonts w:asciiTheme="majorEastAsia" w:eastAsiaTheme="majorEastAsia" w:hAnsiTheme="majorEastAsia"/>
-          <w:spacing w:val="-2"/>
-        </w:rPr>
-      </w:pPr>
-      <w:r>
-        <w:rPr>
-          <w:rFonts w:asciiTheme="majorEastAsia" w:eastAsiaTheme="majorEastAsia" w:hAnsiTheme="majorEastAsia"/>
-        </w:rPr>
-        <w:t>위</w:t>
-      </w:r>
-      <w:r>
-        <w:rPr>
-          <w:rFonts w:asciiTheme="majorEastAsia" w:eastAsiaTheme="majorEastAsia" w:hAnsiTheme="majorEastAsia" w:hint="eastAsia"/>
-        </w:rPr>
-        <w:t>에</w:t>
-      </w:r>
-      <w:r>
-        <w:rPr>
-          <w:rFonts w:asciiTheme="majorEastAsia" w:eastAsiaTheme="majorEastAsia" w:hAnsiTheme="majorEastAsia"/>
-          <w:spacing w:val="-2"/>
-        </w:rPr>
-        <w:t xml:space="preserve"> </w:t>
-      </w:r>
-      <w:r>
-        <w:rPr>
-          <w:rFonts w:asciiTheme="majorEastAsia" w:eastAsiaTheme="majorEastAsia" w:hAnsiTheme="majorEastAsia"/>
-        </w:rPr>
-        <w:t>표시</w:t>
-      </w:r>
-      <w:r>
-        <w:rPr>
-          <w:rFonts w:asciiTheme="majorEastAsia" w:eastAsiaTheme="majorEastAsia" w:hAnsiTheme="majorEastAsia"/>
-          <w:spacing w:val="-4"/>
-        </w:rPr>
-        <w:t xml:space="preserve"> </w:t>
-      </w:r>
-      <w:r>
-        <w:rPr>
-          <w:rFonts w:asciiTheme="majorEastAsia" w:eastAsiaTheme="majorEastAsia" w:hAnsiTheme="majorEastAsia" w:hint="eastAsia"/>
-        </w:rPr>
-        <w:t>특장을</w:t>
-      </w:r>
-      <w:r>
-        <w:rPr>
-          <w:rFonts w:asciiTheme="majorEastAsia" w:eastAsiaTheme="majorEastAsia" w:hAnsiTheme="majorEastAsia"/>
-          <w:spacing w:val="-2"/>
-        </w:rPr>
-        <w:t xml:space="preserve"> </w:t>
-      </w:r>
-      <w:r>
-        <w:rPr>
-          <w:rFonts w:asciiTheme="majorEastAsia" w:eastAsiaTheme="majorEastAsia" w:hAnsiTheme="majorEastAsia"/>
-        </w:rPr>
-        <w:t>매매함에</w:t>
-      </w:r>
-      <w:r>
-        <w:rPr>
-          <w:rFonts w:asciiTheme="majorEastAsia" w:eastAsiaTheme="majorEastAsia" w:hAnsiTheme="majorEastAsia"/>
-          <w:spacing w:val="-3"/>
-        </w:rPr>
-        <w:t xml:space="preserve"> </w:t>
-      </w:r>
-      <w:r>
-        <w:rPr>
-          <w:rFonts w:asciiTheme="majorEastAsia" w:eastAsiaTheme="majorEastAsia" w:hAnsiTheme="majorEastAsia"/>
-        </w:rPr>
-        <w:t>있어</w:t>
-      </w:r>
-      <w:r>
-        <w:rPr>
-          <w:rFonts w:asciiTheme="majorEastAsia" w:eastAsiaTheme="majorEastAsia" w:hAnsiTheme="majorEastAsia"/>
-          <w:spacing w:val="-2"/>
-        </w:rPr>
-        <w:t xml:space="preserve"> </w:t>
-      </w:r>
-      <w:r>
-        <w:rPr>
-          <w:rFonts w:asciiTheme="majorEastAsia" w:eastAsiaTheme="majorEastAsia" w:hAnsiTheme="majorEastAsia"/>
-        </w:rPr>
-        <w:t>다음과</w:t>
-      </w:r>
-      <w:r>
-        <w:rPr>
-          <w:rFonts w:asciiTheme="majorEastAsia" w:eastAsiaTheme="majorEastAsia" w:hAnsiTheme="majorEastAsia"/>
-          <w:spacing w:val="-4"/>
-        </w:rPr>
-        <w:t xml:space="preserve"> </w:t>
-      </w:r>
-      <w:r>
-        <w:rPr>
-          <w:rFonts w:asciiTheme="majorEastAsia" w:eastAsiaTheme="majorEastAsia" w:hAnsiTheme="majorEastAsia"/>
-        </w:rPr>
-        <w:t>같이</w:t>
-      </w:r>
-      <w:r>
-        <w:rPr>
-          <w:rFonts w:asciiTheme="majorEastAsia" w:eastAsiaTheme="majorEastAsia" w:hAnsiTheme="majorEastAsia"/>
-          <w:spacing w:val="-4"/>
-        </w:rPr>
-        <w:t xml:space="preserve"> </w:t>
-      </w:r>
-      <w:r>
-        <w:rPr>
-          <w:rFonts w:asciiTheme="majorEastAsia" w:eastAsiaTheme="majorEastAsia" w:hAnsiTheme="majorEastAsia"/>
-        </w:rPr>
-        <w:t>계약을</w:t>
-      </w:r>
-      <w:r>
-        <w:rPr>
-          <w:rFonts w:asciiTheme="majorEastAsia" w:eastAsiaTheme="majorEastAsia" w:hAnsiTheme="majorEastAsia"/>
-          <w:spacing w:val="-1"/>
-        </w:rPr>
-        <w:t xml:space="preserve"> </w:t>
-      </w:r>
-      <w:r>
-        <w:rPr>
-          <w:rFonts w:asciiTheme="majorEastAsia" w:eastAsiaTheme="majorEastAsia" w:hAnsiTheme="majorEastAsia"/>
-          <w:spacing w:val="-2"/>
-        </w:rPr>
-        <w:t>체결합니다</w:t>
-      </w:r>
     </w:p>
     <w:p>
       <w:pPr>

--- a/doc-templates/contract-template.docx
+++ b/doc-templates/contract-template.docx
@@ -5404,7 +5404,7 @@
     </w:tbl>
     <w:p>
       <w:pPr>
-        <w:spacing w:before="0" w:after="0" w:line="360" w:lineRule="exact"/>
+        <w:spacing w:before="0" w:after="0" w:line="120" w:lineRule="exact"/>
       </w:pPr>
     </w:p>
     <w:tbl>
@@ -5442,12 +5442,69 @@
             </w:pPr>
             <w:r>
               <w:rPr>
-                <w:sz w:val="40"/>
                 <w:rFonts w:asciiTheme="majorEastAsia" w:eastAsiaTheme="majorEastAsia" w:hAnsiTheme="majorEastAsia"/>
-                <w:color w:val="000000"/>
-                <w:szCs w:val="40"/>
-              </w:rPr>
-              <w:t>■ 매도인</w:t>
+                <w:b w:val="0"/>
+                <w:noProof/>
+                <w:color w:val="000000" w:themeColor="text1"/>
+                <w:position w:val="1"/>
+                <w:sz w:val="48"/>
+                <w:szCs w:val="48"/>
+              </w:rPr>
+              <w:drawing>
+                <wp:inline distT="0" distB="0" distL="0" distR="0" wp14:anchorId="2FCFCB39" wp14:editId="51B42305">
+                  <wp:extent cx="233921" cy="233921"/>
+                  <wp:effectExtent l="0" t="0" r="0" b="0"/>
+                  <wp:docPr id="173045185" name="Image 11"/>
+                  <wp:cNvGraphicFramePr>
+                    <a:graphicFrameLocks xmlns:a="http://schemas.openxmlformats.org/drawingml/2006/main"/>
+                  </wp:cNvGraphicFramePr>
+                  <a:graphic xmlns:a="http://schemas.openxmlformats.org/drawingml/2006/main">
+                    <a:graphicData uri="http://schemas.openxmlformats.org/drawingml/2006/picture">
+                      <pic:pic xmlns:pic="http://schemas.openxmlformats.org/drawingml/2006/picture">
+                        <pic:nvPicPr>
+                          <pic:cNvPr id="11" name="Image 11"/>
+                          <pic:cNvPicPr/>
+                        </pic:nvPicPr>
+                        <pic:blipFill>
+                          <a:blip r:embed="rId8" cstate="print"/>
+                          <a:stretch>
+                            <a:fillRect/>
+                          </a:stretch>
+                        </pic:blipFill>
+                        <pic:spPr>
+                          <a:xfrm>
+                            <a:off x="0" y="0"/>
+                            <a:ext cx="233921" cy="233921"/>
+                          </a:xfrm>
+                          <a:prstGeom prst="rect">
+                            <a:avLst/>
+                          </a:prstGeom>
+                        </pic:spPr>
+                      </pic:pic>
+                    </a:graphicData>
+                  </a:graphic>
+                </wp:inline>
+              </w:drawing>
+            </w:r>
+            <w:r>
+              <w:rPr>
+                <w:rFonts w:asciiTheme="majorEastAsia" w:eastAsiaTheme="majorEastAsia" w:hAnsiTheme="majorEastAsia"/>
+                <w:b w:val="0"/>
+                <w:color w:val="000000" w:themeColor="text1"/>
+                <w:spacing w:val="80"/>
+                <w:sz w:val="18"/>
+                <w:szCs w:val="48"/>
+              </w:rPr>
+              <w:t xml:space="preserve"> </w:t>
+            </w:r>
+            <w:r>
+              <w:rPr>
+                <w:rFonts w:asciiTheme="majorEastAsia" w:eastAsiaTheme="majorEastAsia" w:hAnsiTheme="majorEastAsia" w:hint="eastAsia"/>
+                <w:color w:val="000000" w:themeColor="text1"/>
+                <w:sz w:val="48"/>
+                <w:szCs w:val="48"/>
+              </w:rPr>
+              <w:t>매도인</w:t>
             </w:r>
           </w:p>
         </w:tc>
@@ -5463,12 +5520,69 @@
             </w:pPr>
             <w:r>
               <w:rPr>
-                <w:sz w:val="40"/>
                 <w:rFonts w:asciiTheme="majorEastAsia" w:eastAsiaTheme="majorEastAsia" w:hAnsiTheme="majorEastAsia"/>
-                <w:color w:val="000000"/>
-                <w:szCs w:val="40"/>
-              </w:rPr>
-              <w:t>■ 매수인</w:t>
+                <w:b w:val="0"/>
+                <w:noProof/>
+                <w:color w:val="000000" w:themeColor="text1"/>
+                <w:position w:val="1"/>
+                <w:sz w:val="48"/>
+                <w:szCs w:val="48"/>
+              </w:rPr>
+              <w:drawing>
+                <wp:inline distT="0" distB="0" distL="0" distR="0" wp14:anchorId="2FCFCB39" wp14:editId="51B42305">
+                  <wp:extent cx="233921" cy="233921"/>
+                  <wp:effectExtent l="0" t="0" r="0" b="0"/>
+                  <wp:docPr id="173045185" name="Image 11"/>
+                  <wp:cNvGraphicFramePr>
+                    <a:graphicFrameLocks xmlns:a="http://schemas.openxmlformats.org/drawingml/2006/main"/>
+                  </wp:cNvGraphicFramePr>
+                  <a:graphic xmlns:a="http://schemas.openxmlformats.org/drawingml/2006/main">
+                    <a:graphicData uri="http://schemas.openxmlformats.org/drawingml/2006/picture">
+                      <pic:pic xmlns:pic="http://schemas.openxmlformats.org/drawingml/2006/picture">
+                        <pic:nvPicPr>
+                          <pic:cNvPr id="11" name="Image 11"/>
+                          <pic:cNvPicPr/>
+                        </pic:nvPicPr>
+                        <pic:blipFill>
+                          <a:blip r:embed="rId8" cstate="print"/>
+                          <a:stretch>
+                            <a:fillRect/>
+                          </a:stretch>
+                        </pic:blipFill>
+                        <pic:spPr>
+                          <a:xfrm>
+                            <a:off x="0" y="0"/>
+                            <a:ext cx="233921" cy="233921"/>
+                          </a:xfrm>
+                          <a:prstGeom prst="rect">
+                            <a:avLst/>
+                          </a:prstGeom>
+                        </pic:spPr>
+                      </pic:pic>
+                    </a:graphicData>
+                  </a:graphic>
+                </wp:inline>
+              </w:drawing>
+            </w:r>
+            <w:r>
+              <w:rPr>
+                <w:rFonts w:asciiTheme="majorEastAsia" w:eastAsiaTheme="majorEastAsia" w:hAnsiTheme="majorEastAsia"/>
+                <w:b w:val="0"/>
+                <w:color w:val="000000" w:themeColor="text1"/>
+                <w:spacing w:val="80"/>
+                <w:sz w:val="18"/>
+                <w:szCs w:val="48"/>
+              </w:rPr>
+              <w:t xml:space="preserve"> </w:t>
+            </w:r>
+            <w:r>
+              <w:rPr>
+                <w:rFonts w:asciiTheme="majorEastAsia" w:eastAsiaTheme="majorEastAsia" w:hAnsiTheme="majorEastAsia" w:hint="eastAsia"/>
+                <w:color w:val="000000" w:themeColor="text1"/>
+                <w:sz w:val="48"/>
+                <w:szCs w:val="48"/>
+              </w:rPr>
+              <w:t>매수인</w:t>
             </w:r>
           </w:p>
         </w:tc>

--- a/doc-templates/contract-template.docx
+++ b/doc-templates/contract-template.docx
@@ -1,6 +1,6 @@
 
 <file path=word/document.xml><?xml version="1.0" encoding="utf-8"?>
-<w:document xmlns:wpc="http://schemas.microsoft.com/office/word/2010/wordprocessingCanvas" xmlns:cx="http://schemas.microsoft.com/office/drawing/2014/chartex" xmlns:cx1="http://schemas.microsoft.com/office/drawing/2015/9/8/chartex" xmlns:cx2="http://schemas.microsoft.com/office/drawing/2015/10/21/chartex" xmlns:cx3="http://schemas.microsoft.com/office/drawing/2016/5/9/chartex" xmlns:cx4="http://schemas.microsoft.com/office/drawing/2016/5/10/chartex" xmlns:cx5="http://schemas.microsoft.com/office/drawing/2016/5/11/chartex" xmlns:cx6="http://schemas.microsoft.com/office/drawing/2016/5/12/chartex" xmlns:cx7="http://schemas.microsoft.com/office/drawing/2016/5/13/chartex" xmlns:cx8="http://schemas.microsoft.com/office/drawing/2016/5/14/chartex" xmlns:mc="http://schemas.openxmlformats.org/markup-compatibility/2006" xmlns:aink="http://schemas.microsoft.com/office/drawing/2016/ink" xmlns:am3d="http://schemas.microsoft.com/office/drawing/2017/model3d" xmlns:o="urn:schemas-microsoft-com:office:office" xmlns:oel="http://schemas.microsoft.com/office/2019/extlst" xmlns:r="http://schemas.openxmlformats.org/officeDocument/2006/relationships" xmlns:m="http://schemas.openxmlformats.org/officeDocument/2006/math" xmlns:v="urn:schemas-microsoft-com:vml" xmlns:wp14="http://schemas.microsoft.com/office/word/2010/wordprocessingDrawing" xmlns:wp="http://schemas.openxmlformats.org/drawingml/2006/wordprocessingDrawing" xmlns:w10="urn:schemas-microsoft-com:office:word" xmlns:w="http://schemas.openxmlformats.org/wordprocessingml/2006/main" xmlns:w14="http://schemas.microsoft.com/office/word/2010/wordml" xmlns:w15="http://schemas.microsoft.com/office/word/2012/wordml" xmlns:w16cex="http://schemas.microsoft.com/office/word/2018/wordml/cex" xmlns:w16cid="http://schemas.microsoft.com/office/word/2016/wordml/cid" xmlns:w16="http://schemas.microsoft.com/office/word/2018/wordml" xmlns:w16du="http://schemas.microsoft.com/office/word/2023/wordml/word16du" xmlns:w16sdtdh="http://schemas.microsoft.com/office/word/2020/wordml/sdtdatahash" xmlns:w16sdtfl="http://schemas.microsoft.com/office/word/2024/wordml/sdtformatlock" xmlns:w16se="http://schemas.microsoft.com/office/word/2015/wordml/symex" xmlns:wpg="http://schemas.microsoft.com/office/word/2010/wordprocessingGroup" xmlns:wpi="http://schemas.microsoft.com/office/word/2010/wordprocessingInk" xmlns:wne="http://schemas.microsoft.com/office/word/2006/wordml" xmlns:wps="http://schemas.microsoft.com/office/word/2010/wordprocessingShape" mc:Ignorable="w14 w15 w16se w16cid w16 w16cex w16sdtdh w16sdtfl w16du wp14">
+<w:document xmlns:wpc="http://schemas.microsoft.com/office/word/2010/wordprocessingCanvas" xmlns:cx="http://schemas.microsoft.com/office/drawing/2014/chartex" xmlns:cx1="http://schemas.microsoft.com/office/drawing/2015/9/8/chartex" xmlns:cx2="http://schemas.microsoft.com/office/drawing/2015/10/21/chartex" xmlns:cx3="http://schemas.microsoft.com/office/drawing/2016/5/9/chartex" xmlns:cx4="http://schemas.microsoft.com/office/drawing/2016/5/10/chartex" xmlns:cx5="http://schemas.microsoft.com/office/drawing/2016/5/11/chartex" xmlns:cx6="http://schemas.microsoft.com/office/drawing/2016/5/12/chartex" xmlns:cx7="http://schemas.microsoft.com/office/drawing/2016/5/13/chartex" xmlns:cx8="http://schemas.microsoft.com/office/drawing/2016/5/14/chartex" xmlns:mc="http://schemas.openxmlformats.org/markup-compatibility/2006" xmlns:m="http://schemas.openxmlformats.org/officeDocument/2006/math" xmlns:aink="http://schemas.microsoft.com/office/drawing/2016/ink" xmlns:am3d="http://schemas.microsoft.com/office/drawing/2017/model3d" xmlns:oel="http://schemas.microsoft.com/office/2019/extlst" xmlns:r="http://schemas.openxmlformats.org/officeDocument/2006/relationships" xmlns:wp14="http://schemas.microsoft.com/office/word/2010/wordprocessingDrawing" xmlns:wp="http://schemas.openxmlformats.org/drawingml/2006/wordprocessingDrawing" xmlns:wpg="http://schemas.microsoft.com/office/word/2010/wordprocessingGroup" xmlns:wpi="http://schemas.microsoft.com/office/word/2010/wordprocessingInk" xmlns:wps="http://schemas.microsoft.com/office/word/2010/wordprocessingShape" xmlns:o="urn:schemas-microsoft-com:office:office" xmlns:v="urn:schemas-microsoft-com:vml" xmlns:w10="urn:schemas-microsoft-com:office:word" xmlns:w="http://schemas.openxmlformats.org/wordprocessingml/2006/main" xmlns:w14="http://schemas.microsoft.com/office/word/2010/wordml" xmlns:w15="http://schemas.microsoft.com/office/word/2012/wordml" xmlns:w16cei="http://schemas.microsoft.com/office/word/2026/wordml/cei" xmlns:w16cex="http://schemas.microsoft.com/office/word/2018/wordml/cex" xmlns:w16cid="http://schemas.microsoft.com/office/word/2016/wordml/cid" xmlns:w16="http://schemas.microsoft.com/office/word/2018/wordml" xmlns:w16sdtdh="http://schemas.microsoft.com/office/word/2020/wordml/sdtdatahash" xmlns:w16sdtfl="http://schemas.microsoft.com/office/word/2024/wordml/sdtformatlock" xmlns:w16se="http://schemas.microsoft.com/office/word/2015/wordml/symex" xmlns:w16du="http://schemas.microsoft.com/office/word/2023/wordml/word16du" xmlns:wne="http://schemas.microsoft.com/office/word/2006/wordml" mc:Ignorable="w14 w15 w16se w16cid w16 w16cex w16sdtdh w16sdtfl w16du wp14">
   <w:body>
     <w:p>
       <w:pPr>
@@ -43,7 +43,7 @@
                     <pic:cNvPicPr/>
                   </pic:nvPicPr>
                   <pic:blipFill>
-                    <a:blip r:embed="rId7" cstate="print"/>
+                    <a:blip r:embed="rId10" cstate="print"/>
                     <a:stretch>
                       <a:fillRect/>
                     </a:stretch>
@@ -80,9 +80,9 @@
           <w:rFonts w:asciiTheme="majorEastAsia" w:eastAsiaTheme="majorEastAsia" w:hAnsiTheme="majorEastAsia" w:hint="eastAsia"/>
           <w:color w:val="000000" w:themeColor="text1"/>
           <w:spacing w:val="-20"/>
+          <w:position w:val="6"/>
           <w:sz w:val="52"/>
           <w:szCs w:val="52"/>
-          <w:position w:val="6"/>
         </w:rPr>
         <w:t>특장</w:t>
       </w:r>
@@ -101,20 +101,20 @@
           <w:rFonts w:asciiTheme="majorEastAsia" w:eastAsiaTheme="majorEastAsia" w:hAnsiTheme="majorEastAsia"/>
           <w:color w:val="000000" w:themeColor="text1"/>
           <w:spacing w:val="-20"/>
+          <w:position w:val="6"/>
           <w:sz w:val="52"/>
           <w:szCs w:val="52"/>
+        </w:rPr>
+        <w:t>매매</w:t>
+      </w:r>
+      <w:r>
+        <w:rPr>
+          <w:rFonts w:asciiTheme="majorEastAsia" w:eastAsiaTheme="majorEastAsia" w:hAnsiTheme="majorEastAsia" w:hint="eastAsia"/>
+          <w:color w:val="000000" w:themeColor="text1"/>
+          <w:spacing w:val="-20"/>
           <w:position w:val="6"/>
-        </w:rPr>
-        <w:t>매매</w:t>
-      </w:r>
-      <w:r>
-        <w:rPr>
-          <w:rFonts w:asciiTheme="majorEastAsia" w:eastAsiaTheme="majorEastAsia" w:hAnsiTheme="majorEastAsia" w:hint="eastAsia"/>
-          <w:color w:val="000000" w:themeColor="text1"/>
-          <w:spacing w:val="-20"/>
           <w:sz w:val="52"/>
           <w:szCs w:val="52"/>
-          <w:position w:val="6"/>
         </w:rPr>
         <w:t xml:space="preserve"> 및 구조변경</w:t>
       </w:r>
@@ -133,9 +133,9 @@
           <w:rFonts w:asciiTheme="majorEastAsia" w:eastAsiaTheme="majorEastAsia" w:hAnsiTheme="majorEastAsia"/>
           <w:color w:val="000000" w:themeColor="text1"/>
           <w:spacing w:val="-20"/>
+          <w:position w:val="6"/>
           <w:sz w:val="52"/>
           <w:szCs w:val="52"/>
-          <w:position w:val="6"/>
         </w:rPr>
         <w:t>계약서</w:t>
       </w:r>
@@ -158,16 +158,15 @@
         <w:tblStyle w:val="TableNormal"/>
         <w:tblW w:w="17541" w:type="dxa"/>
         <w:tblInd w:w="312" w:type="dxa"/>
-        <w:tblLayout w:type="fixed"/>
-        <w:tblLook w:val="01E0" w:firstRow="1" w:lastRow="1" w:firstColumn="1" w:lastColumn="1" w:noHBand="0" w:noVBand="0"/>
         <w:tblBorders>
           <w:top w:val="single" w:sz="6" w:space="0" w:color="000000"/>
           <w:left w:val="single" w:sz="6" w:space="0" w:color="000000"/>
           <w:bottom w:val="single" w:sz="6" w:space="0" w:color="000000"/>
           <w:right w:val="single" w:sz="6" w:space="0" w:color="000000"/>
           <w:insideH w:val="single" w:sz="6" w:space="0" w:color="000000"/>
-          <w:insideV w:val="none" w:sz="0" w:space="0"/>
         </w:tblBorders>
+        <w:tblLayout w:type="fixed"/>
+        <w:tblLook w:val="01E0" w:firstRow="1" w:lastRow="1" w:firstColumn="1" w:lastColumn="1" w:noHBand="0" w:noVBand="0"/>
       </w:tblPr>
       <w:tblGrid>
         <w:gridCol w:w="1807"/>
@@ -179,14 +178,11 @@
       </w:tblGrid>
       <w:tr>
         <w:trPr>
-          <w:trHeight w:val="569"/>
+          <w:trHeight w:val="576"/>
         </w:trPr>
         <w:tc>
           <w:tcPr>
             <w:tcW w:w="1807" w:type="dxa"/>
-            <w:tcBorders>
-              <w:right w:val="none" w:sz="0" w:space="0"/>
-            </w:tcBorders>
           </w:tcPr>
           <w:p>
             <w:pPr>
@@ -199,6 +195,7 @@
                 <w:szCs w:val="21"/>
               </w:rPr>
             </w:pPr>
+            <w:proofErr w:type="spellStart"/>
             <w:r>
               <w:rPr>
                 <w:rFonts w:asciiTheme="majorEastAsia" w:eastAsiaTheme="majorEastAsia" w:hAnsiTheme="majorEastAsia"/>
@@ -209,15 +206,16 @@
               </w:rPr>
               <w:t>계약번호</w:t>
             </w:r>
+            <w:proofErr w:type="spellEnd"/>
           </w:p>
         </w:tc>
         <w:tc>
           <w:tcPr>
             <w:tcW w:w="2693" w:type="dxa"/>
-            <w:vAlign w:val="center"/>
             <w:tcBorders>
               <w:right w:val="single" w:sz="6" w:space="0" w:color="000000"/>
             </w:tcBorders>
+            <w:vAlign w:val="center"/>
           </w:tcPr>
           <w:p>
             <w:pPr>
@@ -234,16 +232,27 @@
               <w:rPr>
                 <w:sz w:val="24"/>
               </w:rPr>
-              <w:t xml:space="preserve">{{contract_no}}</w:t>
+              <w:t>{{</w:t>
+            </w:r>
+            <w:proofErr w:type="spellStart"/>
+            <w:r>
+              <w:rPr>
+                <w:sz w:val="24"/>
+              </w:rPr>
+              <w:t>contract_no</w:t>
+            </w:r>
+            <w:proofErr w:type="spellEnd"/>
+            <w:r>
+              <w:rPr>
+                <w:sz w:val="24"/>
+              </w:rPr>
+              <w:t>}}</w:t>
             </w:r>
           </w:p>
         </w:tc>
         <w:tc>
           <w:tcPr>
             <w:tcW w:w="1807" w:type="dxa"/>
-            <w:tcBorders>
-              <w:right w:val="none" w:sz="0" w:space="0"/>
-            </w:tcBorders>
           </w:tcPr>
           <w:p>
             <w:pPr>
@@ -260,6 +269,7 @@
                 <w:szCs w:val="32"/>
               </w:rPr>
             </w:pPr>
+            <w:proofErr w:type="spellStart"/>
             <w:r>
               <w:rPr>
                 <w:rFonts w:asciiTheme="majorEastAsia" w:eastAsiaTheme="majorEastAsia" w:hAnsiTheme="majorEastAsia"/>
@@ -270,6 +280,7 @@
               </w:rPr>
               <w:t>계약일자</w:t>
             </w:r>
+            <w:proofErr w:type="spellEnd"/>
             <w:r>
               <w:rPr>
                 <w:rFonts w:asciiTheme="majorEastAsia" w:eastAsiaTheme="majorEastAsia" w:hAnsiTheme="majorEastAsia"/>
@@ -285,10 +296,10 @@
         <w:tc>
           <w:tcPr>
             <w:tcW w:w="3863" w:type="dxa"/>
-            <w:vAlign w:val="center"/>
             <w:tcBorders>
               <w:right w:val="single" w:sz="6" w:space="0" w:color="000000"/>
             </w:tcBorders>
+            <w:vAlign w:val="center"/>
           </w:tcPr>
           <w:p>
             <w:pPr>
@@ -305,16 +316,27 @@
               <w:rPr>
                 <w:sz w:val="24"/>
               </w:rPr>
-              <w:t xml:space="preserve">{{contract_date}}</w:t>
+              <w:t>{{</w:t>
+            </w:r>
+            <w:proofErr w:type="spellStart"/>
+            <w:r>
+              <w:rPr>
+                <w:sz w:val="24"/>
+              </w:rPr>
+              <w:t>contract_date</w:t>
+            </w:r>
+            <w:proofErr w:type="spellEnd"/>
+            <w:r>
+              <w:rPr>
+                <w:sz w:val="24"/>
+              </w:rPr>
+              <w:t>}}</w:t>
             </w:r>
           </w:p>
         </w:tc>
         <w:tc>
           <w:tcPr>
             <w:tcW w:w="2835" w:type="dxa"/>
-            <w:tcBorders>
-              <w:right w:val="none" w:sz="0" w:space="0"/>
-            </w:tcBorders>
           </w:tcPr>
           <w:p>
             <w:pPr>
@@ -327,6 +349,7 @@
                 <w:szCs w:val="32"/>
               </w:rPr>
             </w:pPr>
+            <w:proofErr w:type="spellStart"/>
             <w:r>
               <w:rPr>
                 <w:rFonts w:asciiTheme="majorEastAsia" w:eastAsiaTheme="majorEastAsia" w:hAnsiTheme="majorEastAsia"/>
@@ -337,6 +360,7 @@
               </w:rPr>
               <w:t>계약처</w:t>
             </w:r>
+            <w:proofErr w:type="spellEnd"/>
           </w:p>
         </w:tc>
         <w:tc>
@@ -360,7 +384,21 @@
               <w:rPr>
                 <w:sz w:val="24"/>
               </w:rPr>
-              <w:t xml:space="preserve">{{contract_party}}</w:t>
+              <w:t>{{</w:t>
+            </w:r>
+            <w:proofErr w:type="spellStart"/>
+            <w:r>
+              <w:rPr>
+                <w:sz w:val="24"/>
+              </w:rPr>
+              <w:t>contract_party</w:t>
+            </w:r>
+            <w:proofErr w:type="spellEnd"/>
+            <w:r>
+              <w:rPr>
+                <w:sz w:val="24"/>
+              </w:rPr>
+              <w:t>}}</w:t>
             </w:r>
           </w:p>
         </w:tc>
@@ -368,15 +406,28 @@
     </w:tbl>
     <w:p>
       <w:pPr>
+        <w:spacing w:line="200" w:lineRule="auto"/>
         <w:ind w:left="539"/>
         <w:rPr>
           <w:rFonts w:asciiTheme="majorEastAsia" w:eastAsiaTheme="majorEastAsia" w:hAnsiTheme="majorEastAsia"/>
+          <w:color w:val="000000" w:themeColor="text1"/>
+          <w:spacing w:val="80"/>
+          <w:sz w:val="18"/>
+          <w:szCs w:val="21"/>
+        </w:rPr>
+      </w:pPr>
+    </w:p>
+    <w:p>
+      <w:pPr>
+        <w:spacing w:line="200" w:lineRule="auto"/>
+        <w:ind w:left="539"/>
+        <w:rPr>
+          <w:rFonts w:asciiTheme="majorEastAsia" w:eastAsiaTheme="majorEastAsia" w:hAnsiTheme="majorEastAsia"/>
           <w:b/>
           <w:color w:val="000000" w:themeColor="text1"/>
           <w:sz w:val="48"/>
           <w:szCs w:val="21"/>
         </w:rPr>
-        <w:spacing w:before="0" w:after="0" w:line="200" w:lineRule="auto"/>
       </w:pPr>
       <w:r>
         <w:rPr>
@@ -421,13 +472,13 @@
                         <w:txbxContent>
                           <w:p>
                             <w:pPr>
+                              <w:spacing w:line="200" w:lineRule="auto"/>
                               <w:jc w:val="right"/>
                               <w:rPr>
                                 <w:rFonts w:asciiTheme="minorHAnsi" w:eastAsiaTheme="minorEastAsia" w:hAnsi="Calibri" w:cstheme="minorBidi"/>
                                 <w:color w:val="000000" w:themeColor="text1"/>
                                 <w:kern w:val="24"/>
                               </w:rPr>
-                              <w:spacing w:before="0" w:after="0" w:line="200" w:lineRule="auto"/>
                             </w:pPr>
                             <w:r>
                               <w:rPr>
@@ -492,6 +543,7 @@
                           </w:p>
                           <w:p>
                             <w:pPr>
+                              <w:spacing w:line="200" w:lineRule="auto"/>
                               <w:jc w:val="right"/>
                               <w:rPr>
                                 <w:rFonts w:asciiTheme="minorHAnsi" w:eastAsiaTheme="minorEastAsia" w:hAnsi="Calibri" w:cstheme="minorBidi"/>
@@ -500,7 +552,6 @@
                                 <w:sz w:val="21"/>
                                 <w:szCs w:val="21"/>
                               </w:rPr>
-                              <w:spacing w:before="0" w:after="0" w:line="200" w:lineRule="auto"/>
                             </w:pPr>
                             <w:r>
                               <w:rPr>
@@ -530,8 +581,20 @@
                                 <w:sz w:val="21"/>
                                 <w:szCs w:val="21"/>
                               </w:rPr>
-                              <w:t>특장가격은 매매계약 체결 기준으로 산정한 잠정가격이며</w:t>
+                              <w:t xml:space="preserve">특장가격은 매매계약 체결 기준으로 산정한 </w:t>
                             </w:r>
+                            <w:proofErr w:type="spellStart"/>
+                            <w:r>
+                              <w:rPr>
+                                <w:rFonts w:asciiTheme="minorHAnsi" w:eastAsiaTheme="minorEastAsia" w:cstheme="minorBidi" w:hint="eastAsia"/>
+                                <w:color w:val="000000" w:themeColor="text1"/>
+                                <w:kern w:val="24"/>
+                                <w:sz w:val="21"/>
+                                <w:szCs w:val="21"/>
+                              </w:rPr>
+                              <w:t>잠정가격이며</w:t>
+                            </w:r>
+                            <w:proofErr w:type="spellEnd"/>
                             <w:r>
                               <w:rPr>
                                 <w:rFonts w:asciiTheme="minorHAnsi" w:eastAsiaTheme="minorEastAsia" w:hAnsi="Calibri" w:cstheme="minorBidi"/>
@@ -843,7 +906,7 @@
                     <pic:cNvPicPr/>
                   </pic:nvPicPr>
                   <pic:blipFill>
-                    <a:blip r:embed="rId8" cstate="print"/>
+                    <a:blip r:embed="rId11" cstate="print"/>
                     <a:stretch>
                       <a:fillRect/>
                     </a:stretch>
@@ -905,15 +968,15 @@
         <w:tblLook w:val="0420" w:firstRow="1" w:lastRow="0" w:firstColumn="0" w:lastColumn="0" w:noHBand="0" w:noVBand="1"/>
       </w:tblPr>
       <w:tblGrid>
-        <w:gridCol w:w="2390"/>
-        <w:gridCol w:w="2025"/>
-        <w:gridCol w:w="2085"/>
-        <w:gridCol w:w="1365"/>
-        <w:gridCol w:w="1056"/>
-        <w:gridCol w:w="1297"/>
-        <w:gridCol w:w="1200"/>
-        <w:gridCol w:w="1680"/>
-        <w:gridCol w:w="4422"/>
+        <w:gridCol w:w="2334"/>
+        <w:gridCol w:w="1975"/>
+        <w:gridCol w:w="1994"/>
+        <w:gridCol w:w="1917"/>
+        <w:gridCol w:w="972"/>
+        <w:gridCol w:w="2119"/>
+        <w:gridCol w:w="1171"/>
+        <w:gridCol w:w="1571"/>
+        <w:gridCol w:w="3467"/>
       </w:tblGrid>
       <w:tr>
         <w:trPr>
@@ -1007,7 +1070,21 @@
               <w:rPr>
                 <w:sz w:val="24"/>
               </w:rPr>
-              <w:t xml:space="preserve">{{buyer_name}}</w:t>
+              <w:t>{{</w:t>
+            </w:r>
+            <w:proofErr w:type="spellStart"/>
+            <w:r>
+              <w:rPr>
+                <w:sz w:val="24"/>
+              </w:rPr>
+              <w:t>buyer_name</w:t>
+            </w:r>
+            <w:proofErr w:type="spellEnd"/>
+            <w:r>
+              <w:rPr>
+                <w:sz w:val="24"/>
+              </w:rPr>
+              <w:t>}}</w:t>
             </w:r>
           </w:p>
         </w:tc>
@@ -1115,7 +1192,21 @@
               <w:rPr>
                 <w:sz w:val="24"/>
               </w:rPr>
-              <w:t xml:space="preserve">{{buyer_agent}}</w:t>
+              <w:t>{{</w:t>
+            </w:r>
+            <w:proofErr w:type="spellStart"/>
+            <w:r>
+              <w:rPr>
+                <w:sz w:val="24"/>
+              </w:rPr>
+              <w:t>buyer_agent</w:t>
+            </w:r>
+            <w:proofErr w:type="spellEnd"/>
+            <w:r>
+              <w:rPr>
+                <w:sz w:val="24"/>
+              </w:rPr>
+              <w:t>}}</w:t>
             </w:r>
           </w:p>
         </w:tc>
@@ -1198,7 +1289,21 @@
               <w:rPr>
                 <w:sz w:val="24"/>
               </w:rPr>
-              <w:t xml:space="preserve">{{buyer_relation}}</w:t>
+              <w:t>{{</w:t>
+            </w:r>
+            <w:proofErr w:type="spellStart"/>
+            <w:r>
+              <w:rPr>
+                <w:sz w:val="24"/>
+              </w:rPr>
+              <w:t>buyer_relation</w:t>
+            </w:r>
+            <w:proofErr w:type="spellEnd"/>
+            <w:r>
+              <w:rPr>
+                <w:sz w:val="24"/>
+              </w:rPr>
+              <w:t>}}</w:t>
             </w:r>
           </w:p>
         </w:tc>
@@ -1304,7 +1409,21 @@
               <w:rPr>
                 <w:sz w:val="24"/>
               </w:rPr>
-              <w:t xml:space="preserve">{{buyer_regno}}</w:t>
+              <w:t>{{</w:t>
+            </w:r>
+            <w:proofErr w:type="spellStart"/>
+            <w:r>
+              <w:rPr>
+                <w:sz w:val="24"/>
+              </w:rPr>
+              <w:t>buyer_regno</w:t>
+            </w:r>
+            <w:proofErr w:type="spellEnd"/>
+            <w:r>
+              <w:rPr>
+                <w:sz w:val="24"/>
+              </w:rPr>
+              <w:t>}}</w:t>
             </w:r>
           </w:p>
         </w:tc>
@@ -1419,7 +1538,21 @@
               <w:rPr>
                 <w:sz w:val="24"/>
               </w:rPr>
-              <w:t xml:space="preserve">{{buyer_address}}</w:t>
+              <w:t>{{</w:t>
+            </w:r>
+            <w:proofErr w:type="spellStart"/>
+            <w:r>
+              <w:rPr>
+                <w:sz w:val="24"/>
+              </w:rPr>
+              <w:t>buyer_address</w:t>
+            </w:r>
+            <w:proofErr w:type="spellEnd"/>
+            <w:r>
+              <w:rPr>
+                <w:sz w:val="24"/>
+              </w:rPr>
+              <w:t>}}</w:t>
             </w:r>
           </w:p>
         </w:tc>
@@ -1546,7 +1679,21 @@
               <w:rPr>
                 <w:sz w:val="24"/>
               </w:rPr>
-              <w:t xml:space="preserve">{{buyer_tel}}</w:t>
+              <w:t>{{</w:t>
+            </w:r>
+            <w:proofErr w:type="spellStart"/>
+            <w:r>
+              <w:rPr>
+                <w:sz w:val="24"/>
+              </w:rPr>
+              <w:t>buyer_tel</w:t>
+            </w:r>
+            <w:proofErr w:type="spellEnd"/>
+            <w:r>
+              <w:rPr>
+                <w:sz w:val="24"/>
+              </w:rPr>
+              <w:t>}}</w:t>
             </w:r>
           </w:p>
         </w:tc>
@@ -1717,7 +1864,21 @@
               <w:rPr>
                 <w:sz w:val="24"/>
               </w:rPr>
-              <w:t xml:space="preserve">{{buyer_mobile}}</w:t>
+              <w:t>{{</w:t>
+            </w:r>
+            <w:proofErr w:type="spellStart"/>
+            <w:r>
+              <w:rPr>
+                <w:sz w:val="24"/>
+              </w:rPr>
+              <w:t>buyer_mobile</w:t>
+            </w:r>
+            <w:proofErr w:type="spellEnd"/>
+            <w:r>
+              <w:rPr>
+                <w:sz w:val="24"/>
+              </w:rPr>
+              <w:t>}}</w:t>
             </w:r>
           </w:p>
         </w:tc>
@@ -1879,7 +2040,21 @@
               <w:rPr>
                 <w:sz w:val="24"/>
               </w:rPr>
-              <w:t xml:space="preserve">{{buyer_email}}</w:t>
+              <w:t>{{</w:t>
+            </w:r>
+            <w:proofErr w:type="spellStart"/>
+            <w:r>
+              <w:rPr>
+                <w:sz w:val="24"/>
+              </w:rPr>
+              <w:t>buyer_email</w:t>
+            </w:r>
+            <w:proofErr w:type="spellEnd"/>
+            <w:r>
+              <w:rPr>
+                <w:sz w:val="24"/>
+              </w:rPr>
+              <w:t>}}</w:t>
             </w:r>
           </w:p>
         </w:tc>
@@ -1888,16 +2063,15 @@
     <w:p>
       <w:pPr>
         <w:pStyle w:val="2"/>
-        <w:rPr>
-          <w:rFonts w:asciiTheme="majorEastAsia" w:eastAsiaTheme="majorEastAsia" w:hAnsiTheme="majorEastAsia"/>
-          <w:color w:val="000000" w:themeColor="text1"/>
-          <w:sz w:val="48"/>
-          <w:szCs w:val="48"/>
-        </w:rPr>
-        <w:spacing w:before="0" w:after="0" w:line="240" w:lineRule="auto"/>
         <w:pBdr>
           <w:bottom w:val="single" w:sz="6" w:space="2" w:color="7E7E7E"/>
         </w:pBdr>
+        <w:rPr>
+          <w:rFonts w:asciiTheme="majorEastAsia" w:eastAsiaTheme="majorEastAsia" w:hAnsiTheme="majorEastAsia"/>
+          <w:color w:val="000000" w:themeColor="text1"/>
+          <w:sz w:val="48"/>
+          <w:szCs w:val="48"/>
+        </w:rPr>
       </w:pPr>
       <w:r>
         <w:rPr>
@@ -1925,7 +2099,7 @@
                     <pic:cNvPicPr/>
                   </pic:nvPicPr>
                   <pic:blipFill>
-                    <a:blip r:embed="rId8" cstate="print"/>
+                    <a:blip r:embed="rId11" cstate="print"/>
                     <a:stretch>
                       <a:fillRect/>
                     </a:stretch>
@@ -1970,15 +2144,14 @@
       <w:tblPr>
         <w:tblW w:w="17520" w:type="dxa"/>
         <w:tblInd w:w="282" w:type="dxa"/>
-        <w:tblLayout w:type="fixed"/>
         <w:tblBorders>
           <w:top w:val="single" w:sz="4" w:space="0" w:color="000000"/>
           <w:bottom w:val="single" w:sz="4" w:space="0" w:color="000000"/>
           <w:insideH w:val="single" w:sz="4" w:space="0" w:color="000000"/>
           <w:insideV w:val="single" w:sz="4" w:space="0" w:color="000000"/>
-          <w:left w:val="none" w:sz="0" w:space="0"/>
-          <w:right w:val="none" w:sz="0" w:space="0"/>
         </w:tblBorders>
+        <w:tblLayout w:type="fixed"/>
+        <w:tblLook w:val="04A0" w:firstRow="1" w:lastRow="0" w:firstColumn="1" w:lastColumn="0" w:noHBand="0" w:noVBand="1"/>
       </w:tblPr>
       <w:tblGrid>
         <w:gridCol w:w="2803"/>
@@ -1988,414 +2161,453 @@
       </w:tblGrid>
       <w:tr>
         <w:trPr>
-          <w:trHeight w:val="300" w:hRule="atLeast"/>
+          <w:trHeight w:val="300"/>
         </w:trPr>
         <w:tc>
           <w:tcPr>
             <w:tcW w:w="2803" w:type="dxa"/>
-            <w:vAlign w:val="center"/>
             <w:tcMar>
               <w:top w:w="60" w:type="dxa"/>
+              <w:left w:w="108" w:type="dxa"/>
               <w:bottom w:w="60" w:type="dxa"/>
-              <w:left w:w="108" w:type="dxa"/>
               <w:right w:w="108" w:type="dxa"/>
             </w:tcMar>
+            <w:vAlign w:val="center"/>
           </w:tcPr>
           <w:p>
             <w:pPr>
-              <w:spacing w:before="0" w:after="0" w:line="240" w:lineRule="auto"/>
               <w:jc w:val="center"/>
             </w:pPr>
             <w:r>
               <w:rPr>
-                <w:sz w:val="22"/>
                 <w:rFonts w:asciiTheme="majorEastAsia" w:eastAsiaTheme="majorEastAsia" w:hAnsiTheme="majorEastAsia"/>
               </w:rPr>
-              <w:t xml:space="preserve">탑 종류</w:t>
+              <w:t>탑 종류</w:t>
             </w:r>
           </w:p>
         </w:tc>
         <w:tc>
           <w:tcPr>
             <w:tcW w:w="5957" w:type="dxa"/>
-            <w:vAlign w:val="center"/>
             <w:tcMar>
               <w:top w:w="60" w:type="dxa"/>
+              <w:left w:w="108" w:type="dxa"/>
               <w:bottom w:w="60" w:type="dxa"/>
-              <w:left w:w="108" w:type="dxa"/>
               <w:right w:w="108" w:type="dxa"/>
             </w:tcMar>
+            <w:vAlign w:val="center"/>
           </w:tcPr>
           <w:p>
-            <w:pPr>
-              <w:spacing w:before="0" w:after="0" w:line="240" w:lineRule="auto"/>
-            </w:pPr>
-            <w:r>
-              <w:rPr>
-                <w:sz w:val="22"/>
+            <w:r>
+              <w:rPr>
                 <w:rFonts w:asciiTheme="majorEastAsia" w:eastAsiaTheme="majorEastAsia" w:hAnsiTheme="majorEastAsia"/>
               </w:rPr>
-              <w:t xml:space="preserve">{{spec_body}}</w:t>
+              <w:t>{{</w:t>
+            </w:r>
+            <w:proofErr w:type="spellStart"/>
+            <w:r>
+              <w:rPr>
+                <w:rFonts w:asciiTheme="majorEastAsia" w:eastAsiaTheme="majorEastAsia" w:hAnsiTheme="majorEastAsia"/>
+              </w:rPr>
+              <w:t>spec_body</w:t>
+            </w:r>
+            <w:proofErr w:type="spellEnd"/>
+            <w:r>
+              <w:rPr>
+                <w:rFonts w:asciiTheme="majorEastAsia" w:eastAsiaTheme="majorEastAsia" w:hAnsiTheme="majorEastAsia"/>
+              </w:rPr>
+              <w:t>}}</w:t>
             </w:r>
           </w:p>
         </w:tc>
         <w:tc>
           <w:tcPr>
             <w:tcW w:w="2803" w:type="dxa"/>
-            <w:vAlign w:val="center"/>
             <w:tcMar>
               <w:top w:w="60" w:type="dxa"/>
+              <w:left w:w="108" w:type="dxa"/>
               <w:bottom w:w="60" w:type="dxa"/>
-              <w:left w:w="108" w:type="dxa"/>
               <w:right w:w="108" w:type="dxa"/>
             </w:tcMar>
+            <w:vAlign w:val="center"/>
           </w:tcPr>
           <w:p>
             <w:pPr>
-              <w:spacing w:before="0" w:after="0" w:line="240" w:lineRule="auto"/>
               <w:jc w:val="center"/>
             </w:pPr>
             <w:r>
               <w:rPr>
-                <w:sz w:val="22"/>
                 <w:rFonts w:asciiTheme="majorEastAsia" w:eastAsiaTheme="majorEastAsia" w:hAnsiTheme="majorEastAsia"/>
               </w:rPr>
-              <w:t xml:space="preserve">도어옵션</w:t>
+              <w:t>도어옵션</w:t>
             </w:r>
           </w:p>
         </w:tc>
         <w:tc>
           <w:tcPr>
             <w:tcW w:w="5957" w:type="dxa"/>
-            <w:vAlign w:val="center"/>
             <w:tcMar>
               <w:top w:w="60" w:type="dxa"/>
+              <w:left w:w="108" w:type="dxa"/>
               <w:bottom w:w="60" w:type="dxa"/>
-              <w:left w:w="108" w:type="dxa"/>
               <w:right w:w="108" w:type="dxa"/>
             </w:tcMar>
+            <w:vAlign w:val="center"/>
           </w:tcPr>
           <w:p>
-            <w:pPr>
-              <w:spacing w:before="0" w:after="0" w:line="240" w:lineRule="auto"/>
-            </w:pPr>
-            <w:r>
-              <w:rPr>
-                <w:sz w:val="22"/>
+            <w:r>
+              <w:rPr>
                 <w:rFonts w:asciiTheme="majorEastAsia" w:eastAsiaTheme="majorEastAsia" w:hAnsiTheme="majorEastAsia"/>
               </w:rPr>
-              <w:t xml:space="preserve">{{spec_door}}</w:t>
+              <w:t>{{</w:t>
+            </w:r>
+            <w:proofErr w:type="spellStart"/>
+            <w:r>
+              <w:rPr>
+                <w:rFonts w:asciiTheme="majorEastAsia" w:eastAsiaTheme="majorEastAsia" w:hAnsiTheme="majorEastAsia"/>
+              </w:rPr>
+              <w:t>spec_door</w:t>
+            </w:r>
+            <w:proofErr w:type="spellEnd"/>
+            <w:r>
+              <w:rPr>
+                <w:rFonts w:asciiTheme="majorEastAsia" w:eastAsiaTheme="majorEastAsia" w:hAnsiTheme="majorEastAsia"/>
+              </w:rPr>
+              <w:t>}}</w:t>
             </w:r>
           </w:p>
         </w:tc>
       </w:tr>
       <w:tr>
         <w:trPr>
-          <w:trHeight w:val="300" w:hRule="atLeast"/>
+          <w:trHeight w:val="300"/>
         </w:trPr>
         <w:tc>
           <w:tcPr>
             <w:tcW w:w="2803" w:type="dxa"/>
-            <w:vAlign w:val="center"/>
             <w:tcMar>
               <w:top w:w="60" w:type="dxa"/>
+              <w:left w:w="108" w:type="dxa"/>
               <w:bottom w:w="60" w:type="dxa"/>
-              <w:left w:w="108" w:type="dxa"/>
               <w:right w:w="108" w:type="dxa"/>
             </w:tcMar>
+            <w:vAlign w:val="center"/>
           </w:tcPr>
           <w:p>
             <w:pPr>
-              <w:spacing w:before="0" w:after="0" w:line="240" w:lineRule="auto"/>
               <w:jc w:val="center"/>
             </w:pPr>
             <w:r>
               <w:rPr>
-                <w:sz w:val="22"/>
                 <w:rFonts w:asciiTheme="majorEastAsia" w:eastAsiaTheme="majorEastAsia" w:hAnsiTheme="majorEastAsia"/>
               </w:rPr>
-              <w:t xml:space="preserve">탑 높이</w:t>
+              <w:t>탑 높이</w:t>
             </w:r>
           </w:p>
         </w:tc>
         <w:tc>
           <w:tcPr>
             <w:tcW w:w="5957" w:type="dxa"/>
-            <w:vAlign w:val="center"/>
             <w:tcMar>
               <w:top w:w="60" w:type="dxa"/>
+              <w:left w:w="108" w:type="dxa"/>
               <w:bottom w:w="60" w:type="dxa"/>
-              <w:left w:w="108" w:type="dxa"/>
               <w:right w:w="108" w:type="dxa"/>
             </w:tcMar>
+            <w:vAlign w:val="center"/>
           </w:tcPr>
           <w:p>
-            <w:pPr>
-              <w:spacing w:before="0" w:after="0" w:line="240" w:lineRule="auto"/>
-            </w:pPr>
-            <w:r>
-              <w:rPr>
-                <w:sz w:val="22"/>
+            <w:r>
+              <w:rPr>
                 <w:rFonts w:asciiTheme="majorEastAsia" w:eastAsiaTheme="majorEastAsia" w:hAnsiTheme="majorEastAsia"/>
               </w:rPr>
-              <w:t xml:space="preserve">{{spec_height}}</w:t>
+              <w:t>{{</w:t>
+            </w:r>
+            <w:proofErr w:type="spellStart"/>
+            <w:r>
+              <w:rPr>
+                <w:rFonts w:asciiTheme="majorEastAsia" w:eastAsiaTheme="majorEastAsia" w:hAnsiTheme="majorEastAsia"/>
+              </w:rPr>
+              <w:t>spec_height</w:t>
+            </w:r>
+            <w:proofErr w:type="spellEnd"/>
+            <w:r>
+              <w:rPr>
+                <w:rFonts w:asciiTheme="majorEastAsia" w:eastAsiaTheme="majorEastAsia" w:hAnsiTheme="majorEastAsia"/>
+              </w:rPr>
+              <w:t>}}</w:t>
             </w:r>
           </w:p>
         </w:tc>
         <w:tc>
           <w:tcPr>
             <w:tcW w:w="2803" w:type="dxa"/>
-            <w:vAlign w:val="center"/>
             <w:tcMar>
               <w:top w:w="60" w:type="dxa"/>
+              <w:left w:w="108" w:type="dxa"/>
               <w:bottom w:w="60" w:type="dxa"/>
-              <w:left w:w="108" w:type="dxa"/>
               <w:right w:w="108" w:type="dxa"/>
             </w:tcMar>
+            <w:vAlign w:val="center"/>
           </w:tcPr>
           <w:p>
             <w:pPr>
-              <w:spacing w:before="0" w:after="0" w:line="240" w:lineRule="auto"/>
               <w:jc w:val="center"/>
             </w:pPr>
             <w:r>
               <w:rPr>
-                <w:sz w:val="22"/>
                 <w:rFonts w:asciiTheme="majorEastAsia" w:eastAsiaTheme="majorEastAsia" w:hAnsiTheme="majorEastAsia"/>
               </w:rPr>
-              <w:t xml:space="preserve">도어추가</w:t>
+              <w:t>도어추가</w:t>
             </w:r>
           </w:p>
         </w:tc>
         <w:tc>
           <w:tcPr>
             <w:tcW w:w="5957" w:type="dxa"/>
-            <w:vAlign w:val="center"/>
             <w:tcMar>
               <w:top w:w="60" w:type="dxa"/>
+              <w:left w:w="108" w:type="dxa"/>
               <w:bottom w:w="60" w:type="dxa"/>
-              <w:left w:w="108" w:type="dxa"/>
               <w:right w:w="108" w:type="dxa"/>
             </w:tcMar>
+            <w:vAlign w:val="center"/>
           </w:tcPr>
           <w:p>
-            <w:pPr>
-              <w:spacing w:before="0" w:after="0" w:line="240" w:lineRule="auto"/>
-            </w:pPr>
-            <w:r>
-              <w:rPr>
-                <w:sz w:val="22"/>
+            <w:r>
+              <w:rPr>
                 <w:rFonts w:asciiTheme="majorEastAsia" w:eastAsiaTheme="majorEastAsia" w:hAnsiTheme="majorEastAsia"/>
               </w:rPr>
-              <w:t xml:space="preserve">{{spec_door_add}}</w:t>
+              <w:t>{{</w:t>
+            </w:r>
+            <w:proofErr w:type="spellStart"/>
+            <w:r>
+              <w:rPr>
+                <w:rFonts w:asciiTheme="majorEastAsia" w:eastAsiaTheme="majorEastAsia" w:hAnsiTheme="majorEastAsia"/>
+              </w:rPr>
+              <w:t>spec_door_add</w:t>
+            </w:r>
+            <w:proofErr w:type="spellEnd"/>
+            <w:r>
+              <w:rPr>
+                <w:rFonts w:asciiTheme="majorEastAsia" w:eastAsiaTheme="majorEastAsia" w:hAnsiTheme="majorEastAsia"/>
+              </w:rPr>
+              <w:t>}}</w:t>
             </w:r>
           </w:p>
         </w:tc>
       </w:tr>
       <w:tr>
         <w:trPr>
-          <w:trHeight w:val="300" w:hRule="atLeast"/>
+          <w:trHeight w:val="300"/>
         </w:trPr>
         <w:tc>
           <w:tcPr>
             <w:tcW w:w="2803" w:type="dxa"/>
-            <w:vAlign w:val="center"/>
             <w:tcMar>
               <w:top w:w="60" w:type="dxa"/>
+              <w:left w:w="108" w:type="dxa"/>
               <w:bottom w:w="60" w:type="dxa"/>
-              <w:left w:w="108" w:type="dxa"/>
               <w:right w:w="108" w:type="dxa"/>
             </w:tcMar>
+            <w:vAlign w:val="center"/>
           </w:tcPr>
           <w:p>
             <w:pPr>
-              <w:spacing w:before="0" w:after="0" w:line="240" w:lineRule="auto"/>
               <w:jc w:val="center"/>
             </w:pPr>
             <w:r>
               <w:rPr>
-                <w:sz w:val="22"/>
                 <w:rFonts w:asciiTheme="majorEastAsia" w:eastAsiaTheme="majorEastAsia" w:hAnsiTheme="majorEastAsia"/>
               </w:rPr>
-              <w:t xml:space="preserve">스포일러</w:t>
+              <w:t>스포일러</w:t>
             </w:r>
           </w:p>
         </w:tc>
         <w:tc>
           <w:tcPr>
             <w:tcW w:w="5957" w:type="dxa"/>
-            <w:vAlign w:val="center"/>
             <w:tcMar>
               <w:top w:w="60" w:type="dxa"/>
+              <w:left w:w="108" w:type="dxa"/>
               <w:bottom w:w="60" w:type="dxa"/>
-              <w:left w:w="108" w:type="dxa"/>
               <w:right w:w="108" w:type="dxa"/>
             </w:tcMar>
+            <w:vAlign w:val="center"/>
           </w:tcPr>
           <w:p>
-            <w:pPr>
-              <w:spacing w:before="0" w:after="0" w:line="240" w:lineRule="auto"/>
-            </w:pPr>
-            <w:r>
-              <w:rPr>
-                <w:sz w:val="22"/>
+            <w:r>
+              <w:rPr>
                 <w:rFonts w:asciiTheme="majorEastAsia" w:eastAsiaTheme="majorEastAsia" w:hAnsiTheme="majorEastAsia"/>
               </w:rPr>
-              <w:t xml:space="preserve">{{spec_spoiler}}</w:t>
+              <w:t>{{</w:t>
+            </w:r>
+            <w:proofErr w:type="spellStart"/>
+            <w:r>
+              <w:rPr>
+                <w:rFonts w:asciiTheme="majorEastAsia" w:eastAsiaTheme="majorEastAsia" w:hAnsiTheme="majorEastAsia"/>
+              </w:rPr>
+              <w:t>spec_spoiler</w:t>
+            </w:r>
+            <w:proofErr w:type="spellEnd"/>
+            <w:r>
+              <w:rPr>
+                <w:rFonts w:asciiTheme="majorEastAsia" w:eastAsiaTheme="majorEastAsia" w:hAnsiTheme="majorEastAsia"/>
+              </w:rPr>
+              <w:t>}}</w:t>
             </w:r>
           </w:p>
         </w:tc>
         <w:tc>
           <w:tcPr>
             <w:tcW w:w="2803" w:type="dxa"/>
-            <w:vAlign w:val="center"/>
             <w:tcMar>
               <w:top w:w="60" w:type="dxa"/>
+              <w:left w:w="108" w:type="dxa"/>
               <w:bottom w:w="60" w:type="dxa"/>
-              <w:left w:w="108" w:type="dxa"/>
               <w:right w:w="108" w:type="dxa"/>
             </w:tcMar>
+            <w:vAlign w:val="center"/>
           </w:tcPr>
           <w:p>
             <w:pPr>
-              <w:spacing w:before="0" w:after="0" w:line="240" w:lineRule="auto"/>
               <w:jc w:val="center"/>
             </w:pPr>
-            <w:r>
-              <w:rPr>
-                <w:sz w:val="22"/>
+            <w:proofErr w:type="spellStart"/>
+            <w:r>
+              <w:rPr>
                 <w:rFonts w:asciiTheme="majorEastAsia" w:eastAsiaTheme="majorEastAsia" w:hAnsiTheme="majorEastAsia"/>
               </w:rPr>
-              <w:t xml:space="preserve">격벽</w:t>
-            </w:r>
+              <w:t>격벽</w:t>
+            </w:r>
+            <w:proofErr w:type="spellEnd"/>
           </w:p>
         </w:tc>
         <w:tc>
           <w:tcPr>
             <w:tcW w:w="5957" w:type="dxa"/>
-            <w:vAlign w:val="center"/>
             <w:tcMar>
               <w:top w:w="60" w:type="dxa"/>
+              <w:left w:w="108" w:type="dxa"/>
               <w:bottom w:w="60" w:type="dxa"/>
-              <w:left w:w="108" w:type="dxa"/>
               <w:right w:w="108" w:type="dxa"/>
             </w:tcMar>
+            <w:vAlign w:val="center"/>
           </w:tcPr>
           <w:p>
-            <w:pPr>
-              <w:spacing w:before="0" w:after="0" w:line="240" w:lineRule="auto"/>
-            </w:pPr>
-            <w:r>
-              <w:rPr>
-                <w:sz w:val="22"/>
+            <w:r>
+              <w:rPr>
                 <w:rFonts w:asciiTheme="majorEastAsia" w:eastAsiaTheme="majorEastAsia" w:hAnsiTheme="majorEastAsia"/>
               </w:rPr>
-              <w:t xml:space="preserve">{{spec_partition}}</w:t>
+              <w:t>{{</w:t>
+            </w:r>
+            <w:proofErr w:type="spellStart"/>
+            <w:r>
+              <w:rPr>
+                <w:rFonts w:asciiTheme="majorEastAsia" w:eastAsiaTheme="majorEastAsia" w:hAnsiTheme="majorEastAsia"/>
+              </w:rPr>
+              <w:t>spec_partition</w:t>
+            </w:r>
+            <w:proofErr w:type="spellEnd"/>
+            <w:r>
+              <w:rPr>
+                <w:rFonts w:asciiTheme="majorEastAsia" w:eastAsiaTheme="majorEastAsia" w:hAnsiTheme="majorEastAsia"/>
+              </w:rPr>
+              <w:t>}}</w:t>
             </w:r>
           </w:p>
         </w:tc>
       </w:tr>
       <w:tr>
         <w:trPr>
-          <w:trHeight w:val="300" w:hRule="atLeast"/>
+          <w:trHeight w:val="300"/>
         </w:trPr>
         <w:tc>
           <w:tcPr>
             <w:tcW w:w="2803" w:type="dxa"/>
-            <w:vAlign w:val="center"/>
             <w:tcMar>
               <w:top w:w="60" w:type="dxa"/>
+              <w:left w:w="108" w:type="dxa"/>
               <w:bottom w:w="60" w:type="dxa"/>
-              <w:left w:w="108" w:type="dxa"/>
               <w:right w:w="108" w:type="dxa"/>
             </w:tcMar>
+            <w:vAlign w:val="center"/>
           </w:tcPr>
           <w:p>
             <w:pPr>
-              <w:spacing w:before="0" w:after="0" w:line="240" w:lineRule="auto"/>
               <w:jc w:val="center"/>
             </w:pPr>
             <w:r>
               <w:rPr>
-                <w:sz w:val="22"/>
                 <w:rFonts w:asciiTheme="majorEastAsia" w:eastAsiaTheme="majorEastAsia" w:hAnsiTheme="majorEastAsia"/>
               </w:rPr>
-              <w:t xml:space="preserve">온도기록계</w:t>
+              <w:t>온도기록계</w:t>
             </w:r>
           </w:p>
         </w:tc>
         <w:tc>
           <w:tcPr>
             <w:tcW w:w="5957" w:type="dxa"/>
-            <w:vAlign w:val="center"/>
             <w:tcMar>
               <w:top w:w="60" w:type="dxa"/>
+              <w:left w:w="108" w:type="dxa"/>
               <w:bottom w:w="60" w:type="dxa"/>
-              <w:left w:w="108" w:type="dxa"/>
               <w:right w:w="108" w:type="dxa"/>
             </w:tcMar>
+            <w:vAlign w:val="center"/>
           </w:tcPr>
           <w:p>
-            <w:pPr>
-              <w:spacing w:before="0" w:after="0" w:line="240" w:lineRule="auto"/>
-            </w:pPr>
-            <w:r>
-              <w:rPr>
-                <w:sz w:val="22"/>
+            <w:r>
+              <w:rPr>
                 <w:rFonts w:asciiTheme="majorEastAsia" w:eastAsiaTheme="majorEastAsia" w:hAnsiTheme="majorEastAsia"/>
               </w:rPr>
-              <w:t xml:space="preserve">{{spec_temp}}</w:t>
+              <w:t>{{</w:t>
+            </w:r>
+            <w:proofErr w:type="spellStart"/>
+            <w:r>
+              <w:rPr>
+                <w:rFonts w:asciiTheme="majorEastAsia" w:eastAsiaTheme="majorEastAsia" w:hAnsiTheme="majorEastAsia"/>
+              </w:rPr>
+              <w:t>spec_temp</w:t>
+            </w:r>
+            <w:proofErr w:type="spellEnd"/>
+            <w:r>
+              <w:rPr>
+                <w:rFonts w:asciiTheme="majorEastAsia" w:eastAsiaTheme="majorEastAsia" w:hAnsiTheme="majorEastAsia"/>
+              </w:rPr>
+              <w:t>}}</w:t>
             </w:r>
           </w:p>
         </w:tc>
         <w:tc>
           <w:tcPr>
             <w:tcW w:w="2803" w:type="dxa"/>
-            <w:vAlign w:val="center"/>
             <w:tcMar>
               <w:top w:w="60" w:type="dxa"/>
+              <w:left w:w="108" w:type="dxa"/>
               <w:bottom w:w="60" w:type="dxa"/>
-              <w:left w:w="108" w:type="dxa"/>
               <w:right w:w="108" w:type="dxa"/>
             </w:tcMar>
+            <w:vAlign w:val="center"/>
           </w:tcPr>
           <w:p>
             <w:pPr>
-              <w:spacing w:before="0" w:after="0" w:line="240" w:lineRule="auto"/>
               <w:jc w:val="center"/>
             </w:pPr>
-            <w:r>
-              <w:rPr>
-                <w:sz w:val="22"/>
-                <w:rFonts w:asciiTheme="majorEastAsia" w:eastAsiaTheme="majorEastAsia" w:hAnsiTheme="majorEastAsia"/>
-              </w:rPr>
-              <w:t xml:space="preserve"/>
-            </w:r>
           </w:p>
         </w:tc>
         <w:tc>
           <w:tcPr>
             <w:tcW w:w="5957" w:type="dxa"/>
-            <w:vAlign w:val="center"/>
             <w:tcMar>
               <w:top w:w="60" w:type="dxa"/>
+              <w:left w:w="108" w:type="dxa"/>
               <w:bottom w:w="60" w:type="dxa"/>
-              <w:left w:w="108" w:type="dxa"/>
               <w:right w:w="108" w:type="dxa"/>
             </w:tcMar>
+            <w:vAlign w:val="center"/>
           </w:tcPr>
-          <w:p>
-            <w:pPr>
-              <w:spacing w:before="0" w:after="0" w:line="240" w:lineRule="auto"/>
-            </w:pPr>
-            <w:r>
-              <w:rPr>
-                <w:sz w:val="22"/>
-                <w:rFonts w:asciiTheme="majorEastAsia" w:eastAsiaTheme="majorEastAsia" w:hAnsiTheme="majorEastAsia"/>
-              </w:rPr>
-              <w:t xml:space="preserve"/>
-            </w:r>
-          </w:p>
+          <w:p/>
         </w:tc>
       </w:tr>
     </w:tbl>
@@ -2405,7 +2617,7 @@
           <w:tab w:val="left" w:pos="9033"/>
         </w:tabs>
         <w:rPr>
-          <w:rFonts w:asciiTheme="majorEastAsia" w:eastAsiaTheme="majorEastAsia" w:hAnsiTheme="majorEastAsia" w:hint="eastAsia"/>
+          <w:rFonts w:asciiTheme="majorEastAsia" w:eastAsiaTheme="majorEastAsia" w:hAnsiTheme="majorEastAsia"/>
           <w:color w:val="000000" w:themeColor="text1"/>
           <w:spacing w:val="80"/>
           <w:sz w:val="18"/>
@@ -2417,15 +2629,14 @@
       <w:tblPr>
         <w:tblW w:w="17520" w:type="dxa"/>
         <w:tblInd w:w="282" w:type="dxa"/>
-        <w:tblLayout w:type="fixed"/>
         <w:tblBorders>
           <w:top w:val="single" w:sz="4" w:space="0" w:color="000000"/>
           <w:bottom w:val="single" w:sz="4" w:space="0" w:color="000000"/>
           <w:insideH w:val="single" w:sz="4" w:space="0" w:color="000000"/>
           <w:insideV w:val="single" w:sz="4" w:space="0" w:color="000000"/>
-          <w:left w:val="none" w:sz="0" w:space="0"/>
-          <w:right w:val="none" w:sz="0" w:space="0"/>
         </w:tblBorders>
+        <w:tblLayout w:type="fixed"/>
+        <w:tblLook w:val="04A0" w:firstRow="1" w:lastRow="0" w:firstColumn="1" w:lastColumn="0" w:noHBand="0" w:noVBand="1"/>
       </w:tblPr>
       <w:tblGrid>
         <w:gridCol w:w="8760"/>
@@ -2433,165 +2644,203 @@
       </w:tblGrid>
       <w:tr>
         <w:trPr>
-          <w:trHeight w:val="300" w:hRule="atLeast"/>
+          <w:trHeight w:val="300"/>
         </w:trPr>
         <w:tc>
           <w:tcPr>
             <w:tcW w:w="8760" w:type="dxa"/>
-            <w:vAlign w:val="center"/>
             <w:tcMar>
               <w:top w:w="60" w:type="dxa"/>
+              <w:left w:w="108" w:type="dxa"/>
               <w:bottom w:w="60" w:type="dxa"/>
-              <w:left w:w="108" w:type="dxa"/>
               <w:right w:w="108" w:type="dxa"/>
             </w:tcMar>
+            <w:vAlign w:val="center"/>
           </w:tcPr>
           <w:p>
             <w:pPr>
-              <w:spacing w:before="0" w:after="0" w:line="240" w:lineRule="auto"/>
               <w:jc w:val="center"/>
             </w:pPr>
-            <w:r>
-              <w:rPr>
-                <w:sz w:val="22"/>
+            <w:proofErr w:type="spellStart"/>
+            <w:r>
+              <w:rPr>
                 <w:rFonts w:asciiTheme="majorEastAsia" w:eastAsiaTheme="majorEastAsia" w:hAnsiTheme="majorEastAsia"/>
               </w:rPr>
-              <w:t xml:space="preserve">특 장 가 격 (VAT 포함)</w:t>
+              <w:t>특</w:t>
+            </w:r>
+            <w:proofErr w:type="spellEnd"/>
+            <w:r>
+              <w:rPr>
+                <w:rFonts w:asciiTheme="majorEastAsia" w:eastAsiaTheme="majorEastAsia" w:hAnsiTheme="majorEastAsia"/>
+              </w:rPr>
+              <w:t xml:space="preserve"> 장 가 격 (VAT 포함)</w:t>
             </w:r>
           </w:p>
         </w:tc>
         <w:tc>
           <w:tcPr>
             <w:tcW w:w="8760" w:type="dxa"/>
-            <w:vAlign w:val="center"/>
             <w:tcMar>
               <w:top w:w="60" w:type="dxa"/>
+              <w:left w:w="108" w:type="dxa"/>
               <w:bottom w:w="60" w:type="dxa"/>
-              <w:left w:w="108" w:type="dxa"/>
               <w:right w:w="108" w:type="dxa"/>
             </w:tcMar>
+            <w:vAlign w:val="center"/>
           </w:tcPr>
           <w:p>
             <w:pPr>
-              <w:spacing w:before="0" w:after="0" w:line="240" w:lineRule="auto"/>
               <w:jc w:val="right"/>
             </w:pPr>
             <w:r>
               <w:rPr>
-                <w:sz w:val="22"/>
                 <w:rFonts w:asciiTheme="majorEastAsia" w:eastAsiaTheme="majorEastAsia" w:hAnsiTheme="majorEastAsia"/>
               </w:rPr>
-              <w:t xml:space="preserve">{{price_total}} 원</w:t>
+              <w:t>{{</w:t>
+            </w:r>
+            <w:proofErr w:type="spellStart"/>
+            <w:r>
+              <w:rPr>
+                <w:rFonts w:asciiTheme="majorEastAsia" w:eastAsiaTheme="majorEastAsia" w:hAnsiTheme="majorEastAsia"/>
+              </w:rPr>
+              <w:t>price_total</w:t>
+            </w:r>
+            <w:proofErr w:type="spellEnd"/>
+            <w:r>
+              <w:rPr>
+                <w:rFonts w:asciiTheme="majorEastAsia" w:eastAsiaTheme="majorEastAsia" w:hAnsiTheme="majorEastAsia"/>
+              </w:rPr>
+              <w:t>}} 원</w:t>
             </w:r>
           </w:p>
         </w:tc>
       </w:tr>
       <w:tr>
         <w:trPr>
-          <w:trHeight w:val="300" w:hRule="atLeast"/>
+          <w:trHeight w:val="300"/>
         </w:trPr>
         <w:tc>
           <w:tcPr>
             <w:tcW w:w="8760" w:type="dxa"/>
-            <w:vAlign w:val="center"/>
             <w:tcMar>
               <w:top w:w="60" w:type="dxa"/>
+              <w:left w:w="108" w:type="dxa"/>
               <w:bottom w:w="60" w:type="dxa"/>
-              <w:left w:w="108" w:type="dxa"/>
               <w:right w:w="108" w:type="dxa"/>
             </w:tcMar>
+            <w:vAlign w:val="center"/>
           </w:tcPr>
           <w:p>
             <w:pPr>
-              <w:spacing w:before="0" w:after="0" w:line="240" w:lineRule="auto"/>
               <w:jc w:val="center"/>
             </w:pPr>
             <w:r>
               <w:rPr>
-                <w:sz w:val="22"/>
                 <w:rFonts w:asciiTheme="majorEastAsia" w:eastAsiaTheme="majorEastAsia" w:hAnsiTheme="majorEastAsia"/>
               </w:rPr>
-              <w:t xml:space="preserve">계　약　금</w:t>
+              <w:t>계　약　금</w:t>
             </w:r>
           </w:p>
         </w:tc>
         <w:tc>
           <w:tcPr>
             <w:tcW w:w="8760" w:type="dxa"/>
-            <w:vAlign w:val="center"/>
             <w:tcMar>
               <w:top w:w="60" w:type="dxa"/>
+              <w:left w:w="108" w:type="dxa"/>
               <w:bottom w:w="60" w:type="dxa"/>
-              <w:left w:w="108" w:type="dxa"/>
               <w:right w:w="108" w:type="dxa"/>
             </w:tcMar>
+            <w:vAlign w:val="center"/>
           </w:tcPr>
           <w:p>
             <w:pPr>
-              <w:spacing w:before="0" w:after="0" w:line="240" w:lineRule="auto"/>
               <w:jc w:val="right"/>
             </w:pPr>
             <w:r>
               <w:rPr>
-                <w:sz w:val="22"/>
                 <w:rFonts w:asciiTheme="majorEastAsia" w:eastAsiaTheme="majorEastAsia" w:hAnsiTheme="majorEastAsia"/>
               </w:rPr>
-              <w:t xml:space="preserve">{{price_down}} 원</w:t>
+              <w:t>{{</w:t>
+            </w:r>
+            <w:proofErr w:type="spellStart"/>
+            <w:r>
+              <w:rPr>
+                <w:rFonts w:asciiTheme="majorEastAsia" w:eastAsiaTheme="majorEastAsia" w:hAnsiTheme="majorEastAsia"/>
+              </w:rPr>
+              <w:t>price_down</w:t>
+            </w:r>
+            <w:proofErr w:type="spellEnd"/>
+            <w:r>
+              <w:rPr>
+                <w:rFonts w:asciiTheme="majorEastAsia" w:eastAsiaTheme="majorEastAsia" w:hAnsiTheme="majorEastAsia"/>
+              </w:rPr>
+              <w:t>}} 원</w:t>
             </w:r>
           </w:p>
         </w:tc>
       </w:tr>
       <w:tr>
         <w:trPr>
-          <w:trHeight w:val="300" w:hRule="atLeast"/>
+          <w:trHeight w:val="300"/>
         </w:trPr>
         <w:tc>
           <w:tcPr>
             <w:tcW w:w="8760" w:type="dxa"/>
-            <w:vAlign w:val="center"/>
             <w:tcMar>
               <w:top w:w="60" w:type="dxa"/>
+              <w:left w:w="108" w:type="dxa"/>
               <w:bottom w:w="60" w:type="dxa"/>
-              <w:left w:w="108" w:type="dxa"/>
               <w:right w:w="108" w:type="dxa"/>
             </w:tcMar>
+            <w:vAlign w:val="center"/>
           </w:tcPr>
           <w:p>
             <w:pPr>
-              <w:spacing w:before="0" w:after="0" w:line="240" w:lineRule="auto"/>
               <w:jc w:val="center"/>
             </w:pPr>
             <w:r>
               <w:rPr>
-                <w:sz w:val="22"/>
                 <w:rFonts w:asciiTheme="majorEastAsia" w:eastAsiaTheme="majorEastAsia" w:hAnsiTheme="majorEastAsia"/>
               </w:rPr>
-              <w:t xml:space="preserve">잔　　　금</w:t>
+              <w:t>잔　　　금</w:t>
             </w:r>
           </w:p>
         </w:tc>
         <w:tc>
           <w:tcPr>
             <w:tcW w:w="8760" w:type="dxa"/>
-            <w:vAlign w:val="center"/>
             <w:tcMar>
               <w:top w:w="60" w:type="dxa"/>
+              <w:left w:w="108" w:type="dxa"/>
               <w:bottom w:w="60" w:type="dxa"/>
-              <w:left w:w="108" w:type="dxa"/>
               <w:right w:w="108" w:type="dxa"/>
             </w:tcMar>
+            <w:vAlign w:val="center"/>
           </w:tcPr>
           <w:p>
             <w:pPr>
-              <w:spacing w:before="0" w:after="0" w:line="240" w:lineRule="auto"/>
               <w:jc w:val="right"/>
             </w:pPr>
             <w:r>
               <w:rPr>
-                <w:sz w:val="22"/>
                 <w:rFonts w:asciiTheme="majorEastAsia" w:eastAsiaTheme="majorEastAsia" w:hAnsiTheme="majorEastAsia"/>
               </w:rPr>
-              <w:t xml:space="preserve">{{price_balance}} 원</w:t>
+              <w:t>{{</w:t>
+            </w:r>
+            <w:proofErr w:type="spellStart"/>
+            <w:r>
+              <w:rPr>
+                <w:rFonts w:asciiTheme="majorEastAsia" w:eastAsiaTheme="majorEastAsia" w:hAnsiTheme="majorEastAsia"/>
+              </w:rPr>
+              <w:t>price_balance</w:t>
+            </w:r>
+            <w:proofErr w:type="spellEnd"/>
+            <w:r>
+              <w:rPr>
+                <w:rFonts w:asciiTheme="majorEastAsia" w:eastAsiaTheme="majorEastAsia" w:hAnsiTheme="majorEastAsia"/>
+              </w:rPr>
+              <w:t>}} 원</w:t>
             </w:r>
           </w:p>
         </w:tc>
@@ -2600,16 +2849,16 @@
     <w:p>
       <w:pPr>
         <w:pStyle w:val="2"/>
-        <w:rPr>
-          <w:rFonts w:asciiTheme="majorEastAsia" w:eastAsiaTheme="majorEastAsia" w:hAnsiTheme="majorEastAsia"/>
-          <w:color w:val="000000" w:themeColor="text1"/>
-          <w:sz w:val="48"/>
-          <w:szCs w:val="48"/>
-        </w:rPr>
-        <w:spacing w:before="0" w:after="0" w:line="200" w:lineRule="auto"/>
         <w:pBdr>
           <w:bottom w:val="single" w:sz="6" w:space="2" w:color="7E7E7E"/>
         </w:pBdr>
+        <w:spacing w:line="200" w:lineRule="auto"/>
+        <w:rPr>
+          <w:rFonts w:asciiTheme="majorEastAsia" w:eastAsiaTheme="majorEastAsia" w:hAnsiTheme="majorEastAsia"/>
+          <w:color w:val="000000" w:themeColor="text1"/>
+          <w:sz w:val="48"/>
+          <w:szCs w:val="48"/>
+        </w:rPr>
       </w:pPr>
       <w:r>
         <w:rPr>
@@ -2625,7 +2874,7 @@
           <wp:inline distT="0" distB="0" distL="0" distR="0" wp14:anchorId="75F562DF" wp14:editId="61DEFE65">
             <wp:extent cx="233921" cy="233921"/>
             <wp:effectExtent l="0" t="0" r="0" b="0"/>
-            <wp:docPr id="11" name="Image 11"/>
+            <wp:docPr id="1056486776" name="Image 11"/>
             <wp:cNvGraphicFramePr>
               <a:graphicFrameLocks xmlns:a="http://schemas.openxmlformats.org/drawingml/2006/main"/>
             </wp:cNvGraphicFramePr>
@@ -2637,7 +2886,7 @@
                     <pic:cNvPicPr/>
                   </pic:nvPicPr>
                   <pic:blipFill>
-                    <a:blip r:embed="rId8" cstate="print"/>
+                    <a:blip r:embed="rId11" cstate="print"/>
                     <a:stretch>
                       <a:fillRect/>
                     </a:stretch>
@@ -2672,24 +2921,37 @@
         <w:rPr>
           <w:rFonts w:asciiTheme="majorEastAsia" w:eastAsiaTheme="majorEastAsia" w:hAnsiTheme="majorEastAsia"/>
           <w:color w:val="000000" w:themeColor="text1"/>
+          <w:position w:val="-4"/>
           <w:sz w:val="48"/>
           <w:szCs w:val="48"/>
-          <w:position w:val="-4"/>
         </w:rPr>
         <w:t>특약사항</w:t>
       </w:r>
     </w:p>
     <w:p>
       <w:pPr>
+        <w:spacing w:before="360" w:after="120"/>
         <w:ind w:left="448"/>
-        <w:spacing w:before="360" w:after="120" w:line="240" w:lineRule="auto"/>
       </w:pPr>
       <w:r>
         <w:rPr>
           <w:rFonts w:asciiTheme="majorEastAsia" w:eastAsiaTheme="majorEastAsia" w:hAnsiTheme="majorEastAsia"/>
-          <w:sz w:val="22"/>
-        </w:rPr>
-        <w:t xml:space="preserve">{{special_terms}}</w:t>
+        </w:rPr>
+        <w:t>{{</w:t>
+      </w:r>
+      <w:proofErr w:type="spellStart"/>
+      <w:r>
+        <w:rPr>
+          <w:rFonts w:asciiTheme="majorEastAsia" w:eastAsiaTheme="majorEastAsia" w:hAnsiTheme="majorEastAsia"/>
+        </w:rPr>
+        <w:t>special_terms</w:t>
+      </w:r>
+      <w:proofErr w:type="spellEnd"/>
+      <w:r>
+        <w:rPr>
+          <w:rFonts w:asciiTheme="majorEastAsia" w:eastAsiaTheme="majorEastAsia" w:hAnsiTheme="majorEastAsia"/>
+        </w:rPr>
+        <w:t>}}</w:t>
       </w:r>
     </w:p>
     <w:p>
@@ -2709,16 +2971,15 @@
     <w:p>
       <w:pPr>
         <w:pStyle w:val="2"/>
-        <w:rPr>
-          <w:rFonts w:asciiTheme="majorEastAsia" w:eastAsiaTheme="majorEastAsia" w:hAnsiTheme="majorEastAsia"/>
-          <w:color w:val="000000" w:themeColor="text1"/>
-          <w:sz w:val="48"/>
-          <w:szCs w:val="48"/>
-        </w:rPr>
-        <w:spacing w:before="0" w:after="0" w:line="240" w:lineRule="auto"/>
         <w:pBdr>
           <w:bottom w:val="single" w:sz="6" w:space="2" w:color="7E7E7E"/>
         </w:pBdr>
+        <w:rPr>
+          <w:rFonts w:asciiTheme="majorEastAsia" w:eastAsiaTheme="majorEastAsia" w:hAnsiTheme="majorEastAsia"/>
+          <w:color w:val="000000" w:themeColor="text1"/>
+          <w:sz w:val="48"/>
+          <w:szCs w:val="48"/>
+        </w:rPr>
       </w:pPr>
       <w:r>
         <w:rPr>
@@ -2746,7 +3007,7 @@
                     <pic:cNvPicPr/>
                   </pic:nvPicPr>
                   <pic:blipFill>
-                    <a:blip r:embed="rId8" cstate="print"/>
+                    <a:blip r:embed="rId11" cstate="print"/>
                     <a:stretch>
                       <a:fillRect/>
                     </a:stretch>
@@ -2789,11 +3050,15 @@
     </w:p>
     <w:p>
       <w:pPr>
+        <w:pBdr>
+          <w:bottom w:val="single" w:sz="6" w:space="2" w:color="7E7E7E"/>
+        </w:pBdr>
         <w:tabs>
           <w:tab w:val="left" w:pos="8537"/>
           <w:tab w:val="left" w:pos="14888"/>
         </w:tabs>
-        <w:ind w:leftChars="207" w:left="539"/>
+        <w:spacing w:line="200" w:lineRule="auto"/>
+        <w:ind w:leftChars="207" w:left="455"/>
         <w:rPr>
           <w:rFonts w:asciiTheme="majorEastAsia" w:eastAsiaTheme="majorEastAsia" w:hAnsiTheme="majorEastAsia"/>
           <w:color w:val="000000" w:themeColor="text1"/>
@@ -2801,10 +3066,6 @@
           <w:sz w:val="28"/>
           <w:szCs w:val="21"/>
         </w:rPr>
-        <w:spacing w:before="0" w:after="0" w:line="200" w:lineRule="auto"/>
-        <w:pBdr>
-          <w:bottom w:val="single" w:sz="6" w:space="2" w:color="7E7E7E"/>
-        </w:pBdr>
       </w:pPr>
       <w:r>
         <w:rPr>
@@ -2824,18 +3085,20 @@
           <w:sz w:val="28"/>
           <w:szCs w:val="21"/>
         </w:rPr>
-        <w:t xml:space="preserve">{{receipt_amount}}</w:t>
-      </w:r>
-      <w:r>
-        <w:rPr>
-          <w:rFonts w:asciiTheme="majorEastAsia" w:eastAsiaTheme="majorEastAsia" w:hAnsiTheme="majorEastAsia" w:hint="eastAsia"/>
+        <w:t>{{</w:t>
+      </w:r>
+      <w:proofErr w:type="spellStart"/>
+      <w:r>
+        <w:rPr>
+          <w:rFonts w:asciiTheme="majorEastAsia" w:eastAsiaTheme="majorEastAsia" w:hAnsiTheme="majorEastAsia"/>
           <w:color w:val="000000" w:themeColor="text1"/>
           <w:spacing w:val="-12"/>
           <w:sz w:val="28"/>
           <w:szCs w:val="21"/>
         </w:rPr>
-        <w:t>원을 정히 영수함.         {{receipt_year}}</w:t>
-      </w:r>
+        <w:t>receipt_amount</w:t>
+      </w:r>
+      <w:proofErr w:type="spellEnd"/>
       <w:r>
         <w:rPr>
           <w:rFonts w:asciiTheme="majorEastAsia" w:eastAsiaTheme="majorEastAsia" w:hAnsiTheme="majorEastAsia"/>
@@ -2844,7 +3107,7 @@
           <w:sz w:val="28"/>
           <w:szCs w:val="21"/>
         </w:rPr>
-        <w:t xml:space="preserve">년 {{receipt_month}}</w:t>
+        <w:t>}}</w:t>
       </w:r>
       <w:r>
         <w:rPr>
@@ -2854,18 +3117,20 @@
           <w:sz w:val="28"/>
           <w:szCs w:val="21"/>
         </w:rPr>
-        <w:t xml:space="preserve">  </w:t>
-      </w:r>
-      <w:r>
-        <w:rPr>
-          <w:rFonts w:asciiTheme="majorEastAsia" w:eastAsiaTheme="majorEastAsia" w:hAnsiTheme="majorEastAsia"/>
+        <w:t>원을 정히 영수함.         {{</w:t>
+      </w:r>
+      <w:proofErr w:type="spellStart"/>
+      <w:r>
+        <w:rPr>
+          <w:rFonts w:asciiTheme="majorEastAsia" w:eastAsiaTheme="majorEastAsia" w:hAnsiTheme="majorEastAsia" w:hint="eastAsia"/>
           <w:color w:val="000000" w:themeColor="text1"/>
           <w:spacing w:val="-12"/>
           <w:sz w:val="28"/>
           <w:szCs w:val="21"/>
         </w:rPr>
-        <w:t xml:space="preserve">월 {{receipt_day}}</w:t>
-      </w:r>
+        <w:t>receipt_year</w:t>
+      </w:r>
+      <w:proofErr w:type="spellEnd"/>
       <w:r>
         <w:rPr>
           <w:rFonts w:asciiTheme="majorEastAsia" w:eastAsiaTheme="majorEastAsia" w:hAnsiTheme="majorEastAsia" w:hint="eastAsia"/>
@@ -2874,7 +3139,7 @@
           <w:sz w:val="28"/>
           <w:szCs w:val="21"/>
         </w:rPr>
-        <w:t xml:space="preserve">   </w:t>
+        <w:t>}}</w:t>
       </w:r>
       <w:r>
         <w:rPr>
@@ -2884,17 +3149,123 @@
           <w:sz w:val="28"/>
           <w:szCs w:val="21"/>
         </w:rPr>
-        <w:t>일</w:t>
-      </w:r>
-      <w:r>
-        <w:rPr>
-          <w:rFonts w:asciiTheme="majorEastAsia" w:eastAsiaTheme="majorEastAsia" w:hAnsiTheme="majorEastAsia" w:hint="eastAsia"/>
+        <w:t>년 {{</w:t>
+      </w:r>
+      <w:proofErr w:type="spellStart"/>
+      <w:r>
+        <w:rPr>
+          <w:rFonts w:asciiTheme="majorEastAsia" w:eastAsiaTheme="majorEastAsia" w:hAnsiTheme="majorEastAsia"/>
           <w:color w:val="000000" w:themeColor="text1"/>
           <w:spacing w:val="-12"/>
           <w:sz w:val="28"/>
           <w:szCs w:val="21"/>
         </w:rPr>
-        <w:t xml:space="preserve">             영수인: {{receipt_payee}}</w:t>
+        <w:t>receipt_month</w:t>
+      </w:r>
+      <w:proofErr w:type="spellEnd"/>
+      <w:r>
+        <w:rPr>
+          <w:rFonts w:asciiTheme="majorEastAsia" w:eastAsiaTheme="majorEastAsia" w:hAnsiTheme="majorEastAsia"/>
+          <w:color w:val="000000" w:themeColor="text1"/>
+          <w:spacing w:val="-12"/>
+          <w:sz w:val="28"/>
+          <w:szCs w:val="21"/>
+        </w:rPr>
+        <w:t>}}</w:t>
+      </w:r>
+      <w:r>
+        <w:rPr>
+          <w:rFonts w:asciiTheme="majorEastAsia" w:eastAsiaTheme="majorEastAsia" w:hAnsiTheme="majorEastAsia" w:hint="eastAsia"/>
+          <w:color w:val="000000" w:themeColor="text1"/>
+          <w:spacing w:val="-12"/>
+          <w:sz w:val="28"/>
+          <w:szCs w:val="21"/>
+        </w:rPr>
+        <w:t xml:space="preserve">  </w:t>
+      </w:r>
+      <w:r>
+        <w:rPr>
+          <w:rFonts w:asciiTheme="majorEastAsia" w:eastAsiaTheme="majorEastAsia" w:hAnsiTheme="majorEastAsia"/>
+          <w:color w:val="000000" w:themeColor="text1"/>
+          <w:spacing w:val="-12"/>
+          <w:sz w:val="28"/>
+          <w:szCs w:val="21"/>
+        </w:rPr>
+        <w:t>월 {{</w:t>
+      </w:r>
+      <w:proofErr w:type="spellStart"/>
+      <w:r>
+        <w:rPr>
+          <w:rFonts w:asciiTheme="majorEastAsia" w:eastAsiaTheme="majorEastAsia" w:hAnsiTheme="majorEastAsia"/>
+          <w:color w:val="000000" w:themeColor="text1"/>
+          <w:spacing w:val="-12"/>
+          <w:sz w:val="28"/>
+          <w:szCs w:val="21"/>
+        </w:rPr>
+        <w:t>receipt_day</w:t>
+      </w:r>
+      <w:proofErr w:type="spellEnd"/>
+      <w:r>
+        <w:rPr>
+          <w:rFonts w:asciiTheme="majorEastAsia" w:eastAsiaTheme="majorEastAsia" w:hAnsiTheme="majorEastAsia"/>
+          <w:color w:val="000000" w:themeColor="text1"/>
+          <w:spacing w:val="-12"/>
+          <w:sz w:val="28"/>
+          <w:szCs w:val="21"/>
+        </w:rPr>
+        <w:t>}}</w:t>
+      </w:r>
+      <w:r>
+        <w:rPr>
+          <w:rFonts w:asciiTheme="majorEastAsia" w:eastAsiaTheme="majorEastAsia" w:hAnsiTheme="majorEastAsia" w:hint="eastAsia"/>
+          <w:color w:val="000000" w:themeColor="text1"/>
+          <w:spacing w:val="-12"/>
+          <w:sz w:val="28"/>
+          <w:szCs w:val="21"/>
+        </w:rPr>
+        <w:t xml:space="preserve">   </w:t>
+      </w:r>
+      <w:r>
+        <w:rPr>
+          <w:rFonts w:asciiTheme="majorEastAsia" w:eastAsiaTheme="majorEastAsia" w:hAnsiTheme="majorEastAsia"/>
+          <w:color w:val="000000" w:themeColor="text1"/>
+          <w:spacing w:val="-12"/>
+          <w:sz w:val="28"/>
+          <w:szCs w:val="21"/>
+        </w:rPr>
+        <w:t>일</w:t>
+      </w:r>
+      <w:r>
+        <w:rPr>
+          <w:rFonts w:asciiTheme="majorEastAsia" w:eastAsiaTheme="majorEastAsia" w:hAnsiTheme="majorEastAsia" w:hint="eastAsia"/>
+          <w:color w:val="000000" w:themeColor="text1"/>
+          <w:spacing w:val="-12"/>
+          <w:sz w:val="28"/>
+          <w:szCs w:val="21"/>
+        </w:rPr>
+        <w:t xml:space="preserve">             영수인: {{</w:t>
+      </w:r>
+      <w:proofErr w:type="spellStart"/>
+      <w:r>
+        <w:rPr>
+          <w:rFonts w:asciiTheme="majorEastAsia" w:eastAsiaTheme="majorEastAsia" w:hAnsiTheme="majorEastAsia" w:hint="eastAsia"/>
+          <w:color w:val="000000" w:themeColor="text1"/>
+          <w:spacing w:val="-12"/>
+          <w:sz w:val="28"/>
+          <w:szCs w:val="21"/>
+        </w:rPr>
+        <w:t>receipt_payee</w:t>
+      </w:r>
+      <w:proofErr w:type="spellEnd"/>
+      <w:r>
+        <w:rPr>
+          <w:rFonts w:asciiTheme="majorEastAsia" w:eastAsiaTheme="majorEastAsia" w:hAnsiTheme="majorEastAsia" w:hint="eastAsia"/>
+          <w:color w:val="000000" w:themeColor="text1"/>
+          <w:spacing w:val="-12"/>
+          <w:sz w:val="28"/>
+          <w:szCs w:val="21"/>
+        </w:rPr>
+        <w:t>}}</w:t>
       </w:r>
       <w:r>
         <w:rPr>
@@ -2931,6 +3302,7 @@
       <w:pPr>
         <w:pStyle w:val="a5"/>
         <w:wordWrap w:val="0"/>
+        <w:spacing w:before="0" w:after="0" w:line="200" w:lineRule="auto"/>
         <w:ind w:leftChars="200" w:left="440"/>
         <w:rPr>
           <w:rFonts w:asciiTheme="majorEastAsia" w:eastAsiaTheme="majorEastAsia" w:hAnsiTheme="majorEastAsia"/>
@@ -2938,7 +3310,6 @@
           <w:sz w:val="22"/>
           <w:szCs w:val="22"/>
         </w:rPr>
-        <w:spacing w:before="0" w:after="0" w:line="200" w:lineRule="auto"/>
       </w:pPr>
       <w:r>
         <w:rPr>
@@ -2958,67 +3329,91 @@
           <w:sz w:val="22"/>
           <w:szCs w:val="22"/>
         </w:rPr>
-        <w:t>특장 매매대금의 송금은 별도로 통지하는 이브이앤솔루션</w:t>
-      </w:r>
-      <w:r>
-        <w:rPr>
-          <w:rFonts w:asciiTheme="majorEastAsia" w:eastAsiaTheme="majorEastAsia" w:hAnsiTheme="majorEastAsia" w:cstheme="minorBidi"/>
+        <w:t xml:space="preserve">특장 매매대금의 송금은 별도로 통지하는 </w:t>
+      </w:r>
+      <w:proofErr w:type="spellStart"/>
+      <w:r>
+        <w:rPr>
+          <w:rFonts w:asciiTheme="majorEastAsia" w:eastAsiaTheme="majorEastAsia" w:hAnsiTheme="majorEastAsia" w:cstheme="minorBidi" w:hint="eastAsia"/>
           <w:color w:val="000000" w:themeColor="text1"/>
           <w:kern w:val="24"/>
           <w:sz w:val="22"/>
           <w:szCs w:val="22"/>
         </w:rPr>
-        <w:t xml:space="preserve"> ㈜ 계좌로만 가능합니다. (</w:t>
-      </w:r>
-      <w:r>
-        <w:rPr>
-          <w:rFonts w:asciiTheme="majorEastAsia" w:eastAsiaTheme="majorEastAsia" w:hAnsiTheme="majorEastAsia" w:cstheme="minorBidi" w:hint="eastAsia"/>
+        <w:t>이브이앤솔루션</w:t>
+      </w:r>
+      <w:proofErr w:type="spellEnd"/>
+      <w:r>
+        <w:rPr>
+          <w:rFonts w:asciiTheme="majorEastAsia" w:eastAsiaTheme="majorEastAsia" w:hAnsiTheme="majorEastAsia" w:cstheme="minorBidi"/>
           <w:color w:val="000000" w:themeColor="text1"/>
           <w:kern w:val="24"/>
           <w:sz w:val="22"/>
           <w:szCs w:val="22"/>
         </w:rPr>
-        <w:t xml:space="preserve">신한은행 </w:t>
-      </w:r>
-      <w:r>
-        <w:rPr>
-          <w:rFonts w:asciiTheme="majorEastAsia" w:eastAsiaTheme="majorEastAsia" w:hAnsiTheme="majorEastAsia" w:cstheme="minorBidi"/>
+        <w:t xml:space="preserve"> ㈜ 계좌로만 가능합니다. (</w:t>
+      </w:r>
+      <w:r>
+        <w:rPr>
+          <w:rFonts w:asciiTheme="majorEastAsia" w:eastAsiaTheme="majorEastAsia" w:hAnsiTheme="majorEastAsia" w:cstheme="minorBidi" w:hint="eastAsia"/>
           <w:color w:val="000000" w:themeColor="text1"/>
           <w:kern w:val="24"/>
           <w:sz w:val="22"/>
           <w:szCs w:val="22"/>
         </w:rPr>
-        <w:t xml:space="preserve">  100-034-977259, </w:t>
-      </w:r>
-      <w:r>
-        <w:rPr>
-          <w:rFonts w:asciiTheme="majorEastAsia" w:eastAsiaTheme="majorEastAsia" w:hAnsiTheme="majorEastAsia" w:cstheme="minorBidi" w:hint="eastAsia"/>
+        <w:t xml:space="preserve">신한은행 </w:t>
+      </w:r>
+      <w:r>
+        <w:rPr>
+          <w:rFonts w:asciiTheme="majorEastAsia" w:eastAsiaTheme="majorEastAsia" w:hAnsiTheme="majorEastAsia" w:cstheme="minorBidi"/>
           <w:color w:val="000000" w:themeColor="text1"/>
           <w:kern w:val="24"/>
           <w:sz w:val="22"/>
           <w:szCs w:val="22"/>
         </w:rPr>
-        <w:t>예금주</w:t>
-      </w:r>
-      <w:r>
-        <w:rPr>
-          <w:rFonts w:asciiTheme="majorEastAsia" w:eastAsiaTheme="majorEastAsia" w:hAnsiTheme="majorEastAsia" w:cstheme="minorBidi"/>
+        <w:t xml:space="preserve">  100-034-977259, </w:t>
+      </w:r>
+      <w:r>
+        <w:rPr>
+          <w:rFonts w:asciiTheme="majorEastAsia" w:eastAsiaTheme="majorEastAsia" w:hAnsiTheme="majorEastAsia" w:cstheme="minorBidi" w:hint="eastAsia"/>
           <w:color w:val="000000" w:themeColor="text1"/>
           <w:kern w:val="24"/>
           <w:sz w:val="22"/>
           <w:szCs w:val="22"/>
         </w:rPr>
-        <w:t xml:space="preserve">: </w:t>
-      </w:r>
-      <w:r>
-        <w:rPr>
-          <w:rFonts w:asciiTheme="majorEastAsia" w:eastAsiaTheme="majorEastAsia" w:hAnsiTheme="majorEastAsia" w:cstheme="minorBidi" w:hint="eastAsia"/>
+        <w:t>예금주</w:t>
+      </w:r>
+      <w:r>
+        <w:rPr>
+          <w:rFonts w:asciiTheme="majorEastAsia" w:eastAsiaTheme="majorEastAsia" w:hAnsiTheme="majorEastAsia" w:cstheme="minorBidi"/>
           <w:color w:val="000000" w:themeColor="text1"/>
           <w:kern w:val="24"/>
           <w:sz w:val="22"/>
           <w:szCs w:val="22"/>
         </w:rPr>
-        <w:t xml:space="preserve">이브이앤솔루션㈜  </w:t>
+        <w:t xml:space="preserve">: </w:t>
+      </w:r>
+      <w:proofErr w:type="spellStart"/>
+      <w:r>
+        <w:rPr>
+          <w:rFonts w:asciiTheme="majorEastAsia" w:eastAsiaTheme="majorEastAsia" w:hAnsiTheme="majorEastAsia" w:cstheme="minorBidi" w:hint="eastAsia"/>
+          <w:color w:val="000000" w:themeColor="text1"/>
+          <w:kern w:val="24"/>
+          <w:sz w:val="22"/>
+          <w:szCs w:val="22"/>
+        </w:rPr>
+        <w:t>이브이앤솔루션</w:t>
+      </w:r>
+      <w:proofErr w:type="spellEnd"/>
+      <w:r>
+        <w:rPr>
+          <w:rFonts w:asciiTheme="majorEastAsia" w:eastAsiaTheme="majorEastAsia" w:hAnsiTheme="majorEastAsia" w:cstheme="minorBidi" w:hint="eastAsia"/>
+          <w:color w:val="000000" w:themeColor="text1"/>
+          <w:kern w:val="24"/>
+          <w:sz w:val="22"/>
+          <w:szCs w:val="22"/>
+        </w:rPr>
+        <w:t xml:space="preserve">㈜  </w:t>
       </w:r>
       <w:r>
         <w:rPr>
@@ -3035,6 +3430,7 @@
       <w:pPr>
         <w:pStyle w:val="a5"/>
         <w:wordWrap w:val="0"/>
+        <w:spacing w:before="0" w:after="0" w:line="200" w:lineRule="auto"/>
         <w:ind w:leftChars="200" w:left="440"/>
         <w:rPr>
           <w:rFonts w:asciiTheme="majorEastAsia" w:eastAsiaTheme="majorEastAsia" w:hAnsiTheme="majorEastAsia"/>
@@ -3042,7 +3438,6 @@
           <w:sz w:val="22"/>
           <w:szCs w:val="22"/>
         </w:rPr>
-        <w:spacing w:before="0" w:after="0" w:line="200" w:lineRule="auto"/>
       </w:pPr>
       <w:r>
         <w:rPr>
@@ -3090,14 +3485,7 @@
         <w:tblW w:w="17520" w:type="dxa"/>
         <w:tblInd w:w="282" w:type="dxa"/>
         <w:tblLayout w:type="fixed"/>
-        <w:tblBorders>
-          <w:top w:val="none" w:sz="0" w:space="0"/>
-          <w:bottom w:val="none" w:sz="0" w:space="0"/>
-          <w:insideH w:val="none" w:sz="0" w:space="0"/>
-          <w:insideV w:val="none" w:sz="0" w:space="0"/>
-          <w:left w:val="none" w:sz="0" w:space="0"/>
-          <w:right w:val="none" w:sz="0" w:space="0"/>
-        </w:tblBorders>
+        <w:tblLook w:val="04A0" w:firstRow="1" w:lastRow="0" w:firstColumn="1" w:lastColumn="0" w:noHBand="0" w:noVBand="1"/>
       </w:tblPr>
       <w:tblGrid>
         <w:gridCol w:w="4905"/>
@@ -3107,111 +3495,107 @@
       </w:tblGrid>
       <w:tr>
         <w:trPr>
-          <w:trHeight w:val="460" w:hRule="atLeast"/>
+          <w:trHeight w:val="460"/>
         </w:trPr>
         <w:tc>
           <w:tcPr>
             <w:tcW w:w="4905" w:type="dxa"/>
-            <w:vAlign w:val="center"/>
             <w:tcMar>
               <w:top w:w="80" w:type="dxa"/>
+              <w:left w:w="144" w:type="dxa"/>
               <w:bottom w:w="80" w:type="dxa"/>
-              <w:left w:w="144" w:type="dxa"/>
               <w:right w:w="144" w:type="dxa"/>
             </w:tcMar>
+            <w:vAlign w:val="center"/>
           </w:tcPr>
           <w:p>
             <w:pPr>
-              <w:spacing w:before="0" w:after="0" w:line="240" w:lineRule="auto"/>
               <w:jc w:val="right"/>
             </w:pPr>
             <w:r>
               <w:rPr>
+                <w:rFonts w:asciiTheme="majorEastAsia" w:eastAsiaTheme="majorEastAsia" w:hAnsiTheme="majorEastAsia"/>
                 <w:sz w:val="24"/>
-                <w:rFonts w:asciiTheme="majorEastAsia" w:eastAsiaTheme="majorEastAsia" w:hAnsiTheme="majorEastAsia"/>
-              </w:rPr>
-              <w:t xml:space="preserve">동의인(매수인)</w:t>
+              </w:rPr>
+              <w:t>동의인(매수인)</w:t>
             </w:r>
           </w:p>
         </w:tc>
         <w:tc>
           <w:tcPr>
             <w:tcW w:w="4204" w:type="dxa"/>
-            <w:vAlign w:val="center"/>
-            <w:shd w:val="clear" w:fill="E8E8E8"/>
+            <w:shd w:val="clear" w:color="auto" w:fill="E8E8E8"/>
             <w:tcMar>
               <w:top w:w="80" w:type="dxa"/>
+              <w:left w:w="144" w:type="dxa"/>
               <w:bottom w:w="80" w:type="dxa"/>
-              <w:left w:w="144" w:type="dxa"/>
               <w:right w:w="144" w:type="dxa"/>
             </w:tcMar>
+            <w:vAlign w:val="center"/>
           </w:tcPr>
           <w:p>
             <w:pPr>
-              <w:spacing w:before="0" w:after="0" w:line="240" w:lineRule="auto"/>
               <w:jc w:val="center"/>
             </w:pPr>
             <w:r>
               <w:rPr>
-                <w:sz w:val="24"/>
                 <w:rFonts w:asciiTheme="majorEastAsia" w:eastAsiaTheme="majorEastAsia" w:hAnsiTheme="majorEastAsia"/>
                 <w:color w:val="A6A6A6"/>
-              </w:rPr>
-              <w:t xml:space="preserve">자필성명</w:t>
+                <w:sz w:val="24"/>
+              </w:rPr>
+              <w:t>자필성명</w:t>
             </w:r>
           </w:p>
         </w:tc>
         <w:tc>
           <w:tcPr>
             <w:tcW w:w="4204" w:type="dxa"/>
-            <w:vAlign w:val="center"/>
-            <w:shd w:val="clear" w:fill="E8E8E8"/>
+            <w:shd w:val="clear" w:color="auto" w:fill="E8E8E8"/>
             <w:tcMar>
               <w:top w:w="80" w:type="dxa"/>
+              <w:left w:w="144" w:type="dxa"/>
               <w:bottom w:w="80" w:type="dxa"/>
-              <w:left w:w="144" w:type="dxa"/>
               <w:right w:w="144" w:type="dxa"/>
             </w:tcMar>
+            <w:vAlign w:val="center"/>
           </w:tcPr>
           <w:p>
             <w:pPr>
-              <w:spacing w:before="0" w:after="0" w:line="240" w:lineRule="auto"/>
               <w:jc w:val="center"/>
             </w:pPr>
             <w:r>
               <w:rPr>
-                <w:sz w:val="24"/>
                 <w:rFonts w:asciiTheme="majorEastAsia" w:eastAsiaTheme="majorEastAsia" w:hAnsiTheme="majorEastAsia"/>
                 <w:color w:val="A6A6A6"/>
-              </w:rPr>
-              <w:t xml:space="preserve">서명</w:t>
+                <w:sz w:val="24"/>
+              </w:rPr>
+              <w:t>서명</w:t>
             </w:r>
           </w:p>
         </w:tc>
         <w:tc>
           <w:tcPr>
             <w:tcW w:w="4207" w:type="dxa"/>
-            <w:vAlign w:val="center"/>
-            <w:shd w:val="clear" w:fill="E8E8E8"/>
+            <w:shd w:val="clear" w:color="auto" w:fill="E8E8E8"/>
             <w:tcMar>
               <w:top w:w="80" w:type="dxa"/>
+              <w:left w:w="144" w:type="dxa"/>
               <w:bottom w:w="80" w:type="dxa"/>
-              <w:left w:w="144" w:type="dxa"/>
               <w:right w:w="144" w:type="dxa"/>
             </w:tcMar>
+            <w:vAlign w:val="center"/>
           </w:tcPr>
           <w:p>
             <w:pPr>
-              <w:spacing w:before="0" w:after="0" w:line="240" w:lineRule="auto"/>
               <w:jc w:val="center"/>
             </w:pPr>
             <w:r>
               <w:rPr>
-                <w:sz w:val="24"/>
                 <w:rFonts w:asciiTheme="majorEastAsia" w:eastAsiaTheme="majorEastAsia" w:hAnsiTheme="majorEastAsia"/>
                 <w:color w:val="A6A6A6"/>
-              </w:rPr>
-              <w:t xml:space="preserve">(인)</w:t>
+                <w:sz w:val="24"/>
+              </w:rPr>
+              <w:t>(인)</w:t>
             </w:r>
           </w:p>
         </w:tc>
@@ -3220,16 +3604,15 @@
     <w:p>
       <w:pPr>
         <w:pStyle w:val="2"/>
-        <w:rPr>
-          <w:rFonts w:asciiTheme="majorEastAsia" w:eastAsiaTheme="majorEastAsia" w:hAnsiTheme="majorEastAsia"/>
-          <w:color w:val="000000" w:themeColor="text1"/>
-          <w:sz w:val="48"/>
-          <w:szCs w:val="48"/>
-        </w:rPr>
-        <w:spacing w:before="0" w:after="0" w:line="240" w:lineRule="auto"/>
         <w:pBdr>
           <w:bottom w:val="single" w:sz="6" w:space="2" w:color="7E7E7E"/>
         </w:pBdr>
+        <w:rPr>
+          <w:rFonts w:asciiTheme="majorEastAsia" w:eastAsiaTheme="majorEastAsia" w:hAnsiTheme="majorEastAsia"/>
+          <w:color w:val="000000" w:themeColor="text1"/>
+          <w:sz w:val="48"/>
+          <w:szCs w:val="48"/>
+        </w:rPr>
       </w:pPr>
       <w:r>
         <w:rPr>
@@ -3257,7 +3640,7 @@
                     <pic:cNvPicPr/>
                   </pic:nvPicPr>
                   <pic:blipFill>
-                    <a:blip r:embed="rId8" cstate="print"/>
+                    <a:blip r:embed="rId11" cstate="print"/>
                     <a:stretch>
                       <a:fillRect/>
                     </a:stretch>
@@ -3301,6 +3684,7 @@
     </w:p>
     <w:p>
       <w:pPr>
+        <w:spacing w:line="220" w:lineRule="auto"/>
         <w:ind w:left="448"/>
         <w:rPr>
           <w:rFonts w:asciiTheme="majorEastAsia" w:eastAsiaTheme="majorEastAsia" w:hAnsiTheme="majorEastAsia"/>
@@ -3308,25 +3692,24 @@
           <w:sz w:val="28"/>
           <w:szCs w:val="21"/>
         </w:rPr>
-        <w:spacing w:before="0" w:after="0" w:line="220" w:lineRule="auto"/>
       </w:pPr>
+      <w:proofErr w:type="spellStart"/>
       <w:r>
         <w:rPr>
           <w:rFonts w:asciiTheme="majorEastAsia" w:eastAsiaTheme="majorEastAsia" w:hAnsiTheme="majorEastAsia"/>
           <w:color w:val="000000" w:themeColor="text1"/>
           <w:spacing w:val="-14"/>
           <w:szCs w:val="21"/>
-          <w:sz w:val="22"/>
         </w:rPr>
         <w:t>이브이앤솔루션</w:t>
       </w:r>
+      <w:proofErr w:type="spellEnd"/>
       <w:r>
         <w:rPr>
           <w:rFonts w:asciiTheme="majorEastAsia" w:eastAsiaTheme="majorEastAsia" w:hAnsiTheme="majorEastAsia" w:hint="eastAsia"/>
           <w:color w:val="000000" w:themeColor="text1"/>
           <w:spacing w:val="-14"/>
           <w:szCs w:val="21"/>
-          <w:sz w:val="22"/>
         </w:rPr>
         <w:t xml:space="preserve"> </w:t>
       </w:r>
@@ -3336,7 +3719,6 @@
           <w:color w:val="000000" w:themeColor="text1"/>
           <w:spacing w:val="-14"/>
           <w:szCs w:val="21"/>
-          <w:sz w:val="22"/>
         </w:rPr>
         <w:t>주식회사가</w:t>
       </w:r>
@@ -3346,7 +3728,6 @@
           <w:color w:val="000000" w:themeColor="text1"/>
           <w:spacing w:val="-26"/>
           <w:szCs w:val="21"/>
-          <w:sz w:val="22"/>
         </w:rPr>
         <w:t xml:space="preserve"> </w:t>
       </w:r>
@@ -3356,7 +3737,6 @@
           <w:color w:val="000000" w:themeColor="text1"/>
           <w:spacing w:val="-14"/>
           <w:szCs w:val="21"/>
-          <w:sz w:val="22"/>
         </w:rPr>
         <w:t>매매계약과</w:t>
       </w:r>
@@ -3366,7 +3746,6 @@
           <w:color w:val="000000" w:themeColor="text1"/>
           <w:spacing w:val="-28"/>
           <w:szCs w:val="21"/>
-          <w:sz w:val="22"/>
         </w:rPr>
         <w:t xml:space="preserve"> </w:t>
       </w:r>
@@ -3376,7 +3755,6 @@
           <w:color w:val="000000" w:themeColor="text1"/>
           <w:spacing w:val="-14"/>
           <w:szCs w:val="21"/>
-          <w:sz w:val="22"/>
         </w:rPr>
         <w:t>관련하여</w:t>
       </w:r>
@@ -3386,7 +3764,6 @@
           <w:color w:val="000000" w:themeColor="text1"/>
           <w:spacing w:val="-31"/>
           <w:szCs w:val="21"/>
-          <w:sz w:val="22"/>
         </w:rPr>
         <w:t xml:space="preserve"> </w:t>
       </w:r>
@@ -3396,7 +3773,6 @@
           <w:color w:val="000000" w:themeColor="text1"/>
           <w:spacing w:val="-14"/>
           <w:szCs w:val="21"/>
-          <w:sz w:val="22"/>
         </w:rPr>
         <w:t>매수인으로부터</w:t>
       </w:r>
@@ -3406,7 +3782,6 @@
           <w:color w:val="000000" w:themeColor="text1"/>
           <w:spacing w:val="-27"/>
           <w:szCs w:val="21"/>
-          <w:sz w:val="22"/>
         </w:rPr>
         <w:t xml:space="preserve"> </w:t>
       </w:r>
@@ -3416,7 +3791,6 @@
           <w:color w:val="000000" w:themeColor="text1"/>
           <w:spacing w:val="-14"/>
           <w:szCs w:val="21"/>
-          <w:sz w:val="22"/>
         </w:rPr>
         <w:t>취득한</w:t>
       </w:r>
@@ -3426,7 +3800,6 @@
           <w:color w:val="000000" w:themeColor="text1"/>
           <w:spacing w:val="-30"/>
           <w:szCs w:val="21"/>
-          <w:sz w:val="22"/>
         </w:rPr>
         <w:t xml:space="preserve"> </w:t>
       </w:r>
@@ -3436,7 +3809,6 @@
           <w:color w:val="000000" w:themeColor="text1"/>
           <w:spacing w:val="-14"/>
           <w:szCs w:val="21"/>
-          <w:sz w:val="22"/>
         </w:rPr>
         <w:t>개인정보는</w:t>
       </w:r>
@@ -3446,7 +3818,6 @@
           <w:color w:val="000000" w:themeColor="text1"/>
           <w:spacing w:val="-28"/>
           <w:szCs w:val="21"/>
-          <w:sz w:val="22"/>
         </w:rPr>
         <w:t xml:space="preserve"> </w:t>
       </w:r>
@@ -3456,7 +3827,6 @@
           <w:color w:val="000000" w:themeColor="text1"/>
           <w:spacing w:val="-14"/>
           <w:szCs w:val="21"/>
-          <w:sz w:val="22"/>
         </w:rPr>
         <w:t>＂개인정보보호법＂및</w:t>
       </w:r>
@@ -3466,7 +3836,6 @@
           <w:color w:val="000000" w:themeColor="text1"/>
           <w:spacing w:val="-27"/>
           <w:szCs w:val="21"/>
-          <w:sz w:val="22"/>
         </w:rPr>
         <w:t xml:space="preserve"> </w:t>
       </w:r>
@@ -3476,7 +3845,6 @@
           <w:color w:val="000000" w:themeColor="text1"/>
           <w:spacing w:val="-14"/>
           <w:szCs w:val="21"/>
-          <w:sz w:val="22"/>
         </w:rPr>
         <w:t>”신용정보</w:t>
       </w:r>
@@ -3486,7 +3854,6 @@
           <w:color w:val="000000" w:themeColor="text1"/>
           <w:spacing w:val="-28"/>
           <w:szCs w:val="21"/>
-          <w:sz w:val="22"/>
         </w:rPr>
         <w:t xml:space="preserve"> </w:t>
       </w:r>
@@ -3496,7 +3863,6 @@
           <w:color w:val="000000" w:themeColor="text1"/>
           <w:spacing w:val="-14"/>
           <w:szCs w:val="21"/>
-          <w:sz w:val="22"/>
         </w:rPr>
         <w:t>이용</w:t>
       </w:r>
@@ -3506,7 +3872,6 @@
           <w:color w:val="000000" w:themeColor="text1"/>
           <w:spacing w:val="-33"/>
           <w:szCs w:val="21"/>
-          <w:sz w:val="22"/>
         </w:rPr>
         <w:t xml:space="preserve"> </w:t>
       </w:r>
@@ -3516,7 +3881,6 @@
           <w:color w:val="000000" w:themeColor="text1"/>
           <w:spacing w:val="-14"/>
           <w:szCs w:val="21"/>
-          <w:sz w:val="22"/>
         </w:rPr>
         <w:t>및</w:t>
       </w:r>
@@ -3526,7 +3890,6 @@
           <w:color w:val="000000" w:themeColor="text1"/>
           <w:spacing w:val="-31"/>
           <w:szCs w:val="21"/>
-          <w:sz w:val="22"/>
         </w:rPr>
         <w:t xml:space="preserve"> </w:t>
       </w:r>
@@ -3536,13 +3899,13 @@
           <w:color w:val="000000" w:themeColor="text1"/>
           <w:spacing w:val="-14"/>
           <w:szCs w:val="21"/>
-          <w:sz w:val="22"/>
         </w:rPr>
         <w:t>보호에</w:t>
       </w:r>
     </w:p>
     <w:p>
       <w:pPr>
+        <w:spacing w:line="220" w:lineRule="auto"/>
         <w:ind w:left="448"/>
         <w:rPr>
           <w:rFonts w:asciiTheme="majorEastAsia" w:eastAsiaTheme="majorEastAsia" w:hAnsiTheme="majorEastAsia"/>
@@ -3550,7 +3913,6 @@
           <w:sz w:val="28"/>
           <w:szCs w:val="21"/>
         </w:rPr>
-        <w:spacing w:before="0" w:after="0" w:line="220" w:lineRule="auto"/>
       </w:pPr>
       <w:r>
         <w:rPr>
@@ -3558,7 +3920,6 @@
           <w:color w:val="000000" w:themeColor="text1"/>
           <w:spacing w:val="-12"/>
           <w:szCs w:val="21"/>
-          <w:sz w:val="22"/>
         </w:rPr>
         <w:t>관한</w:t>
       </w:r>
@@ -3568,7 +3929,6 @@
           <w:color w:val="000000" w:themeColor="text1"/>
           <w:spacing w:val="-33"/>
           <w:szCs w:val="21"/>
-          <w:sz w:val="22"/>
         </w:rPr>
         <w:t xml:space="preserve"> </w:t>
       </w:r>
@@ -3578,7 +3938,6 @@
           <w:color w:val="000000" w:themeColor="text1"/>
           <w:spacing w:val="-12"/>
           <w:szCs w:val="21"/>
-          <w:sz w:val="22"/>
         </w:rPr>
         <w:t>법률＂의</w:t>
       </w:r>
@@ -3588,7 +3947,6 @@
           <w:color w:val="000000" w:themeColor="text1"/>
           <w:spacing w:val="-30"/>
           <w:szCs w:val="21"/>
-          <w:sz w:val="22"/>
         </w:rPr>
         <w:t xml:space="preserve"> </w:t>
       </w:r>
@@ -3598,7 +3956,6 @@
           <w:color w:val="000000" w:themeColor="text1"/>
           <w:spacing w:val="-12"/>
           <w:szCs w:val="21"/>
-          <w:sz w:val="22"/>
         </w:rPr>
         <w:t>규정에</w:t>
       </w:r>
@@ -3608,7 +3965,6 @@
           <w:color w:val="000000" w:themeColor="text1"/>
           <w:spacing w:val="-30"/>
           <w:szCs w:val="21"/>
-          <w:sz w:val="22"/>
         </w:rPr>
         <w:t xml:space="preserve"> </w:t>
       </w:r>
@@ -3618,7 +3974,6 @@
           <w:color w:val="000000" w:themeColor="text1"/>
           <w:spacing w:val="-12"/>
           <w:szCs w:val="21"/>
-          <w:sz w:val="22"/>
         </w:rPr>
         <w:t>따라</w:t>
       </w:r>
@@ -3628,7 +3983,6 @@
           <w:color w:val="000000" w:themeColor="text1"/>
           <w:spacing w:val="-30"/>
           <w:szCs w:val="21"/>
-          <w:sz w:val="22"/>
         </w:rPr>
         <w:t xml:space="preserve"> </w:t>
       </w:r>
@@ -3638,7 +3992,6 @@
           <w:color w:val="000000" w:themeColor="text1"/>
           <w:spacing w:val="-12"/>
           <w:szCs w:val="21"/>
-          <w:sz w:val="22"/>
         </w:rPr>
         <w:t>수집</w:t>
       </w:r>
@@ -3648,7 +4001,6 @@
           <w:color w:val="000000" w:themeColor="text1"/>
           <w:spacing w:val="-30"/>
           <w:szCs w:val="21"/>
-          <w:sz w:val="22"/>
         </w:rPr>
         <w:t xml:space="preserve"> </w:t>
       </w:r>
@@ -3658,7 +4010,6 @@
           <w:color w:val="000000" w:themeColor="text1"/>
           <w:spacing w:val="-12"/>
           <w:szCs w:val="21"/>
-          <w:sz w:val="22"/>
         </w:rPr>
         <w:t>이용</w:t>
       </w:r>
@@ -3668,7 +4019,6 @@
           <w:color w:val="000000" w:themeColor="text1"/>
           <w:spacing w:val="-30"/>
           <w:szCs w:val="21"/>
-          <w:sz w:val="22"/>
         </w:rPr>
         <w:t xml:space="preserve"> </w:t>
       </w:r>
@@ -3678,7 +4028,6 @@
           <w:color w:val="000000" w:themeColor="text1"/>
           <w:spacing w:val="-12"/>
           <w:szCs w:val="21"/>
-          <w:sz w:val="22"/>
         </w:rPr>
         <w:t>제공을</w:t>
       </w:r>
@@ -3688,7 +4037,6 @@
           <w:color w:val="000000" w:themeColor="text1"/>
           <w:spacing w:val="-31"/>
           <w:szCs w:val="21"/>
-          <w:sz w:val="22"/>
         </w:rPr>
         <w:t xml:space="preserve"> </w:t>
       </w:r>
@@ -3698,7 +4046,6 @@
           <w:color w:val="000000" w:themeColor="text1"/>
           <w:spacing w:val="-12"/>
           <w:szCs w:val="21"/>
-          <w:sz w:val="22"/>
         </w:rPr>
         <w:t>위해</w:t>
       </w:r>
@@ -3708,7 +4055,6 @@
           <w:color w:val="000000" w:themeColor="text1"/>
           <w:spacing w:val="-32"/>
           <w:szCs w:val="21"/>
-          <w:sz w:val="22"/>
         </w:rPr>
         <w:t xml:space="preserve"> </w:t>
       </w:r>
@@ -3718,7 +4064,6 @@
           <w:color w:val="000000" w:themeColor="text1"/>
           <w:spacing w:val="-12"/>
           <w:szCs w:val="21"/>
-          <w:sz w:val="22"/>
         </w:rPr>
         <w:t>매수인의</w:t>
       </w:r>
@@ -3728,7 +4073,6 @@
           <w:color w:val="000000" w:themeColor="text1"/>
           <w:spacing w:val="-28"/>
           <w:szCs w:val="21"/>
-          <w:sz w:val="22"/>
         </w:rPr>
         <w:t xml:space="preserve"> </w:t>
       </w:r>
@@ -3738,7 +4082,6 @@
           <w:color w:val="000000" w:themeColor="text1"/>
           <w:spacing w:val="-12"/>
           <w:szCs w:val="21"/>
-          <w:sz w:val="22"/>
         </w:rPr>
         <w:t>동의를</w:t>
       </w:r>
@@ -3748,7 +4091,6 @@
           <w:color w:val="000000" w:themeColor="text1"/>
           <w:spacing w:val="-30"/>
           <w:szCs w:val="21"/>
-          <w:sz w:val="22"/>
         </w:rPr>
         <w:t xml:space="preserve"> </w:t>
       </w:r>
@@ -3758,7 +4100,6 @@
           <w:color w:val="000000" w:themeColor="text1"/>
           <w:spacing w:val="-12"/>
           <w:szCs w:val="21"/>
-          <w:sz w:val="22"/>
         </w:rPr>
         <w:t>얻어야</w:t>
       </w:r>
@@ -3768,7 +4109,6 @@
           <w:color w:val="000000" w:themeColor="text1"/>
           <w:spacing w:val="-29"/>
           <w:szCs w:val="21"/>
-          <w:sz w:val="22"/>
         </w:rPr>
         <w:t xml:space="preserve"> </w:t>
       </w:r>
@@ -3778,13 +4118,13 @@
           <w:color w:val="000000" w:themeColor="text1"/>
           <w:spacing w:val="-12"/>
           <w:szCs w:val="21"/>
-          <w:sz w:val="22"/>
         </w:rPr>
         <w:t>합니다.</w:t>
       </w:r>
     </w:p>
     <w:p>
       <w:pPr>
+        <w:spacing w:line="220" w:lineRule="auto"/>
         <w:ind w:left="448"/>
         <w:rPr>
           <w:rFonts w:asciiTheme="majorEastAsia" w:eastAsiaTheme="majorEastAsia" w:hAnsiTheme="majorEastAsia"/>
@@ -3792,7 +4132,6 @@
           <w:sz w:val="28"/>
           <w:szCs w:val="21"/>
         </w:rPr>
-        <w:spacing w:before="0" w:after="0" w:line="220" w:lineRule="auto"/>
       </w:pPr>
       <w:r>
         <w:rPr>
@@ -3800,7 +4139,6 @@
           <w:color w:val="000000" w:themeColor="text1"/>
           <w:spacing w:val="-12"/>
           <w:szCs w:val="21"/>
-          <w:sz w:val="22"/>
         </w:rPr>
         <w:t>개인정보의</w:t>
       </w:r>
@@ -3810,7 +4148,6 @@
           <w:color w:val="000000" w:themeColor="text1"/>
           <w:spacing w:val="-28"/>
           <w:szCs w:val="21"/>
-          <w:sz w:val="22"/>
         </w:rPr>
         <w:t xml:space="preserve"> </w:t>
       </w:r>
@@ -3820,7 +4157,6 @@
           <w:color w:val="000000" w:themeColor="text1"/>
           <w:spacing w:val="-12"/>
           <w:szCs w:val="21"/>
-          <w:sz w:val="22"/>
         </w:rPr>
         <w:t>수집,</w:t>
       </w:r>
@@ -3830,7 +4166,6 @@
           <w:color w:val="000000" w:themeColor="text1"/>
           <w:spacing w:val="-12"/>
           <w:szCs w:val="21"/>
-          <w:sz w:val="22"/>
         </w:rPr>
         <w:t xml:space="preserve"> </w:t>
       </w:r>
@@ -3840,7 +4175,6 @@
           <w:color w:val="000000" w:themeColor="text1"/>
           <w:spacing w:val="-12"/>
           <w:szCs w:val="21"/>
-          <w:sz w:val="22"/>
         </w:rPr>
         <w:t>이용</w:t>
       </w:r>
@@ -3850,7 +4184,6 @@
           <w:color w:val="000000" w:themeColor="text1"/>
           <w:spacing w:val="-28"/>
           <w:szCs w:val="21"/>
-          <w:sz w:val="22"/>
         </w:rPr>
         <w:t xml:space="preserve"> </w:t>
       </w:r>
@@ -3860,7 +4193,6 @@
           <w:color w:val="000000" w:themeColor="text1"/>
           <w:spacing w:val="-12"/>
           <w:szCs w:val="21"/>
-          <w:sz w:val="22"/>
         </w:rPr>
         <w:t>및</w:t>
       </w:r>
@@ -3870,7 +4202,6 @@
           <w:color w:val="000000" w:themeColor="text1"/>
           <w:spacing w:val="-33"/>
           <w:szCs w:val="21"/>
-          <w:sz w:val="22"/>
         </w:rPr>
         <w:t xml:space="preserve"> </w:t>
       </w:r>
@@ -3880,7 +4211,6 @@
           <w:color w:val="000000" w:themeColor="text1"/>
           <w:spacing w:val="-12"/>
           <w:szCs w:val="21"/>
-          <w:sz w:val="22"/>
         </w:rPr>
         <w:t>제3자</w:t>
       </w:r>
@@ -3890,7 +4220,6 @@
           <w:color w:val="000000" w:themeColor="text1"/>
           <w:spacing w:val="-31"/>
           <w:szCs w:val="21"/>
-          <w:sz w:val="22"/>
         </w:rPr>
         <w:t xml:space="preserve"> </w:t>
       </w:r>
@@ -3900,7 +4229,6 @@
           <w:color w:val="000000" w:themeColor="text1"/>
           <w:spacing w:val="-12"/>
           <w:szCs w:val="21"/>
-          <w:sz w:val="22"/>
         </w:rPr>
         <w:t>제공에</w:t>
       </w:r>
@@ -3910,7 +4238,6 @@
           <w:color w:val="000000" w:themeColor="text1"/>
           <w:spacing w:val="-31"/>
           <w:szCs w:val="21"/>
-          <w:sz w:val="22"/>
         </w:rPr>
         <w:t xml:space="preserve"> </w:t>
       </w:r>
@@ -3920,7 +4247,6 @@
           <w:color w:val="000000" w:themeColor="text1"/>
           <w:spacing w:val="-12"/>
           <w:szCs w:val="21"/>
-          <w:sz w:val="22"/>
         </w:rPr>
         <w:t>대한</w:t>
       </w:r>
@@ -3930,7 +4256,6 @@
           <w:color w:val="000000" w:themeColor="text1"/>
           <w:spacing w:val="-31"/>
           <w:szCs w:val="21"/>
-          <w:sz w:val="22"/>
         </w:rPr>
         <w:t xml:space="preserve"> </w:t>
       </w:r>
@@ -3940,7 +4265,6 @@
           <w:color w:val="000000" w:themeColor="text1"/>
           <w:spacing w:val="-12"/>
           <w:szCs w:val="21"/>
-          <w:sz w:val="22"/>
         </w:rPr>
         <w:t>동의를</w:t>
       </w:r>
@@ -3950,7 +4274,6 @@
           <w:color w:val="000000" w:themeColor="text1"/>
           <w:spacing w:val="-30"/>
           <w:szCs w:val="21"/>
-          <w:sz w:val="22"/>
         </w:rPr>
         <w:t xml:space="preserve"> </w:t>
       </w:r>
@@ -3960,13 +4283,13 @@
           <w:color w:val="000000" w:themeColor="text1"/>
           <w:spacing w:val="-12"/>
           <w:szCs w:val="21"/>
-          <w:sz w:val="22"/>
         </w:rPr>
         <w:t>구합니다.</w:t>
       </w:r>
     </w:p>
     <w:p>
       <w:pPr>
+        <w:spacing w:line="220" w:lineRule="auto"/>
         <w:ind w:left="448" w:right="61"/>
         <w:rPr>
           <w:rFonts w:asciiTheme="majorEastAsia" w:eastAsiaTheme="majorEastAsia" w:hAnsiTheme="majorEastAsia"/>
@@ -3975,7 +4298,6 @@
           <w:sz w:val="28"/>
           <w:szCs w:val="21"/>
         </w:rPr>
-        <w:spacing w:before="0" w:after="0" w:line="220" w:lineRule="auto"/>
       </w:pPr>
       <w:r>
         <w:rPr>
@@ -3983,7 +4305,6 @@
           <w:color w:val="000000" w:themeColor="text1"/>
           <w:spacing w:val="-12"/>
           <w:szCs w:val="21"/>
-          <w:sz w:val="22"/>
         </w:rPr>
         <w:t>이</w:t>
       </w:r>
@@ -3993,7 +4314,6 @@
           <w:color w:val="000000" w:themeColor="text1"/>
           <w:spacing w:val="-34"/>
           <w:szCs w:val="21"/>
-          <w:sz w:val="22"/>
         </w:rPr>
         <w:t xml:space="preserve"> </w:t>
       </w:r>
@@ -4003,7 +4323,6 @@
           <w:color w:val="000000" w:themeColor="text1"/>
           <w:spacing w:val="-12"/>
           <w:szCs w:val="21"/>
-          <w:sz w:val="22"/>
         </w:rPr>
         <w:t>계약과</w:t>
       </w:r>
@@ -4013,7 +4332,6 @@
           <w:color w:val="000000" w:themeColor="text1"/>
           <w:spacing w:val="-31"/>
           <w:szCs w:val="21"/>
-          <w:sz w:val="22"/>
         </w:rPr>
         <w:t xml:space="preserve"> </w:t>
       </w:r>
@@ -4023,7 +4341,6 @@
           <w:color w:val="000000" w:themeColor="text1"/>
           <w:spacing w:val="-12"/>
           <w:szCs w:val="21"/>
-          <w:sz w:val="22"/>
         </w:rPr>
         <w:t>관련하여</w:t>
       </w:r>
@@ -4033,7 +4350,6 @@
           <w:color w:val="000000" w:themeColor="text1"/>
           <w:spacing w:val="-29"/>
           <w:szCs w:val="21"/>
-          <w:sz w:val="22"/>
         </w:rPr>
         <w:t xml:space="preserve"> </w:t>
       </w:r>
@@ -4043,7 +4359,6 @@
           <w:color w:val="000000" w:themeColor="text1"/>
           <w:spacing w:val="-12"/>
           <w:szCs w:val="21"/>
-          <w:sz w:val="22"/>
         </w:rPr>
         <w:t>취득한</w:t>
       </w:r>
@@ -4053,7 +4368,6 @@
           <w:color w:val="000000" w:themeColor="text1"/>
           <w:spacing w:val="-32"/>
           <w:szCs w:val="21"/>
-          <w:sz w:val="22"/>
         </w:rPr>
         <w:t xml:space="preserve"> </w:t>
       </w:r>
@@ -4063,7 +4377,6 @@
           <w:color w:val="000000" w:themeColor="text1"/>
           <w:spacing w:val="-12"/>
           <w:szCs w:val="21"/>
-          <w:sz w:val="22"/>
         </w:rPr>
         <w:t>신용정보를</w:t>
       </w:r>
@@ -4073,7 +4386,6 @@
           <w:color w:val="000000" w:themeColor="text1"/>
           <w:spacing w:val="-29"/>
           <w:szCs w:val="21"/>
-          <w:sz w:val="22"/>
         </w:rPr>
         <w:t xml:space="preserve"> </w:t>
       </w:r>
@@ -4083,7 +4395,6 @@
           <w:color w:val="000000" w:themeColor="text1"/>
           <w:spacing w:val="-12"/>
           <w:szCs w:val="21"/>
-          <w:sz w:val="22"/>
         </w:rPr>
         <w:t>신용정보집중기관,</w:t>
       </w:r>
@@ -4093,7 +4404,6 @@
           <w:color w:val="000000" w:themeColor="text1"/>
           <w:spacing w:val="-12"/>
           <w:szCs w:val="21"/>
-          <w:sz w:val="22"/>
         </w:rPr>
         <w:t xml:space="preserve"> </w:t>
       </w:r>
@@ -4103,7 +4413,6 @@
           <w:color w:val="000000" w:themeColor="text1"/>
           <w:spacing w:val="-12"/>
           <w:szCs w:val="21"/>
-          <w:sz w:val="22"/>
         </w:rPr>
         <w:t>신용정보업자,</w:t>
       </w:r>
@@ -4113,7 +4422,6 @@
           <w:color w:val="000000" w:themeColor="text1"/>
           <w:spacing w:val="-12"/>
           <w:szCs w:val="21"/>
-          <w:sz w:val="22"/>
         </w:rPr>
         <w:t xml:space="preserve"> </w:t>
       </w:r>
@@ -4123,7 +4431,6 @@
           <w:color w:val="000000" w:themeColor="text1"/>
           <w:spacing w:val="-12"/>
           <w:szCs w:val="21"/>
-          <w:sz w:val="22"/>
         </w:rPr>
         <w:t>신용정보</w:t>
       </w:r>
@@ -4133,7 +4440,6 @@
           <w:color w:val="000000" w:themeColor="text1"/>
           <w:spacing w:val="-22"/>
           <w:szCs w:val="21"/>
-          <w:sz w:val="22"/>
         </w:rPr>
         <w:t xml:space="preserve"> </w:t>
       </w:r>
@@ -4143,7 +4449,6 @@
           <w:color w:val="000000" w:themeColor="text1"/>
           <w:spacing w:val="-12"/>
           <w:szCs w:val="21"/>
-          <w:sz w:val="22"/>
         </w:rPr>
         <w:t>제공이용자,</w:t>
       </w:r>
@@ -4153,7 +4458,6 @@
           <w:color w:val="000000" w:themeColor="text1"/>
           <w:spacing w:val="-12"/>
           <w:szCs w:val="21"/>
-          <w:sz w:val="22"/>
         </w:rPr>
         <w:t xml:space="preserve"> </w:t>
       </w:r>
@@ -4163,7 +4467,6 @@
           <w:color w:val="000000" w:themeColor="text1"/>
           <w:spacing w:val="-12"/>
           <w:szCs w:val="21"/>
-          <w:sz w:val="22"/>
         </w:rPr>
         <w:t>제휴</w:t>
       </w:r>
@@ -4173,7 +4476,6 @@
           <w:color w:val="000000" w:themeColor="text1"/>
           <w:spacing w:val="-27"/>
           <w:szCs w:val="21"/>
-          <w:sz w:val="22"/>
         </w:rPr>
         <w:t xml:space="preserve"> </w:t>
       </w:r>
@@ -4183,7 +4485,6 @@
           <w:color w:val="000000" w:themeColor="text1"/>
           <w:spacing w:val="-12"/>
           <w:szCs w:val="21"/>
-          <w:sz w:val="22"/>
         </w:rPr>
         <w:t>관련업체,</w:t>
       </w:r>
@@ -4193,7 +4494,6 @@
           <w:color w:val="000000" w:themeColor="text1"/>
           <w:spacing w:val="-12"/>
           <w:szCs w:val="21"/>
-          <w:sz w:val="22"/>
         </w:rPr>
         <w:t xml:space="preserve"> </w:t>
       </w:r>
@@ -4203,7 +4503,6 @@
           <w:color w:val="000000" w:themeColor="text1"/>
           <w:spacing w:val="-12"/>
           <w:szCs w:val="21"/>
-          <w:sz w:val="22"/>
         </w:rPr>
         <w:t>탁송협력업체,</w:t>
       </w:r>
@@ -4213,7 +4512,6 @@
           <w:color w:val="000000" w:themeColor="text1"/>
           <w:spacing w:val="-12"/>
           <w:szCs w:val="21"/>
-          <w:sz w:val="22"/>
         </w:rPr>
         <w:t xml:space="preserve"> </w:t>
       </w:r>
@@ -4223,7 +4521,6 @@
           <w:color w:val="000000" w:themeColor="text1"/>
           <w:spacing w:val="-12"/>
           <w:szCs w:val="21"/>
-          <w:sz w:val="22"/>
         </w:rPr>
         <w:t>AS종사자</w:t>
       </w:r>
@@ -4233,7 +4530,6 @@
           <w:color w:val="000000" w:themeColor="text1"/>
           <w:spacing w:val="-22"/>
           <w:szCs w:val="21"/>
-          <w:sz w:val="22"/>
         </w:rPr>
         <w:t xml:space="preserve"> </w:t>
       </w:r>
@@ -4243,7 +4539,6 @@
           <w:color w:val="000000" w:themeColor="text1"/>
           <w:spacing w:val="-12"/>
           <w:szCs w:val="21"/>
-          <w:sz w:val="22"/>
         </w:rPr>
         <w:t xml:space="preserve">및 </w:t>
       </w:r>
@@ -4253,7 +4548,6 @@
           <w:color w:val="000000" w:themeColor="text1"/>
           <w:spacing w:val="-16"/>
           <w:szCs w:val="21"/>
-          <w:sz w:val="22"/>
         </w:rPr>
         <w:t>관련업체,</w:t>
       </w:r>
@@ -4263,7 +4557,6 @@
           <w:color w:val="000000" w:themeColor="text1"/>
           <w:spacing w:val="-16"/>
           <w:szCs w:val="21"/>
-          <w:sz w:val="22"/>
         </w:rPr>
         <w:t xml:space="preserve"> </w:t>
       </w:r>
@@ -4273,7 +4566,6 @@
           <w:color w:val="000000" w:themeColor="text1"/>
           <w:spacing w:val="-16"/>
           <w:szCs w:val="21"/>
-          <w:sz w:val="22"/>
         </w:rPr>
         <w:t>판매</w:t>
       </w:r>
@@ -4283,7 +4575,6 @@
           <w:color w:val="000000" w:themeColor="text1"/>
           <w:spacing w:val="-21"/>
           <w:szCs w:val="21"/>
-          <w:sz w:val="22"/>
         </w:rPr>
         <w:t xml:space="preserve"> </w:t>
       </w:r>
@@ -4293,7 +4584,6 @@
           <w:color w:val="000000" w:themeColor="text1"/>
           <w:spacing w:val="-16"/>
           <w:szCs w:val="21"/>
-          <w:sz w:val="22"/>
         </w:rPr>
         <w:t>대행업체</w:t>
       </w:r>
@@ -4303,7 +4593,6 @@
           <w:color w:val="000000" w:themeColor="text1"/>
           <w:spacing w:val="-21"/>
           <w:szCs w:val="21"/>
-          <w:sz w:val="22"/>
         </w:rPr>
         <w:t xml:space="preserve"> </w:t>
       </w:r>
@@ -4313,7 +4602,6 @@
           <w:color w:val="000000" w:themeColor="text1"/>
           <w:spacing w:val="-16"/>
           <w:szCs w:val="21"/>
-          <w:sz w:val="22"/>
         </w:rPr>
         <w:t>등에게</w:t>
       </w:r>
@@ -4323,7 +4611,6 @@
           <w:color w:val="000000" w:themeColor="text1"/>
           <w:spacing w:val="-24"/>
           <w:szCs w:val="21"/>
-          <w:sz w:val="22"/>
         </w:rPr>
         <w:t xml:space="preserve"> </w:t>
       </w:r>
@@ -4333,7 +4620,6 @@
           <w:color w:val="000000" w:themeColor="text1"/>
           <w:spacing w:val="-16"/>
           <w:szCs w:val="21"/>
-          <w:sz w:val="22"/>
         </w:rPr>
         <w:t>제공하여</w:t>
       </w:r>
@@ -4343,7 +4629,6 @@
           <w:color w:val="000000" w:themeColor="text1"/>
           <w:spacing w:val="-23"/>
           <w:szCs w:val="21"/>
-          <w:sz w:val="22"/>
         </w:rPr>
         <w:t xml:space="preserve"> </w:t>
       </w:r>
@@ -4353,7 +4638,6 @@
           <w:color w:val="000000" w:themeColor="text1"/>
           <w:spacing w:val="-16"/>
           <w:szCs w:val="21"/>
-          <w:sz w:val="22"/>
         </w:rPr>
         <w:t>본인의</w:t>
       </w:r>
@@ -4363,7 +4647,6 @@
           <w:color w:val="000000" w:themeColor="text1"/>
           <w:spacing w:val="-21"/>
           <w:szCs w:val="21"/>
-          <w:sz w:val="22"/>
         </w:rPr>
         <w:t xml:space="preserve"> </w:t>
       </w:r>
@@ -4373,7 +4656,6 @@
           <w:color w:val="000000" w:themeColor="text1"/>
           <w:spacing w:val="-16"/>
           <w:szCs w:val="21"/>
-          <w:sz w:val="22"/>
         </w:rPr>
         <w:t>신용판단,</w:t>
       </w:r>
@@ -4383,7 +4665,6 @@
           <w:color w:val="000000" w:themeColor="text1"/>
           <w:spacing w:val="-16"/>
           <w:szCs w:val="21"/>
-          <w:sz w:val="22"/>
         </w:rPr>
         <w:t xml:space="preserve"> </w:t>
       </w:r>
@@ -4393,7 +4674,6 @@
           <w:color w:val="000000" w:themeColor="text1"/>
           <w:spacing w:val="-16"/>
           <w:szCs w:val="21"/>
-          <w:sz w:val="22"/>
         </w:rPr>
         <w:t>할부금융(리스), 제휴서비스</w:t>
       </w:r>
@@ -4403,7 +4683,6 @@
           <w:color w:val="000000" w:themeColor="text1"/>
           <w:spacing w:val="-24"/>
           <w:szCs w:val="21"/>
-          <w:sz w:val="22"/>
         </w:rPr>
         <w:t xml:space="preserve"> </w:t>
       </w:r>
@@ -4413,7 +4692,6 @@
           <w:color w:val="000000" w:themeColor="text1"/>
           <w:spacing w:val="-16"/>
           <w:szCs w:val="21"/>
-          <w:sz w:val="22"/>
         </w:rPr>
         <w:t>제공,</w:t>
       </w:r>
@@ -4423,7 +4701,6 @@
           <w:color w:val="000000" w:themeColor="text1"/>
           <w:spacing w:val="-16"/>
           <w:szCs w:val="21"/>
-          <w:sz w:val="22"/>
         </w:rPr>
         <w:t xml:space="preserve"> 특장</w:t>
       </w:r>
@@ -4433,7 +4710,6 @@
           <w:color w:val="000000" w:themeColor="text1"/>
           <w:spacing w:val="-16"/>
           <w:szCs w:val="21"/>
-          <w:sz w:val="22"/>
         </w:rPr>
         <w:t>의</w:t>
       </w:r>
@@ -4443,7 +4719,6 @@
           <w:color w:val="000000" w:themeColor="text1"/>
           <w:spacing w:val="-21"/>
           <w:szCs w:val="21"/>
-          <w:sz w:val="22"/>
         </w:rPr>
         <w:t xml:space="preserve"> </w:t>
       </w:r>
@@ -4453,7 +4728,6 @@
           <w:color w:val="000000" w:themeColor="text1"/>
           <w:spacing w:val="-16"/>
           <w:szCs w:val="21"/>
-          <w:sz w:val="22"/>
         </w:rPr>
         <w:t>인도,</w:t>
       </w:r>
@@ -4463,7 +4737,6 @@
           <w:color w:val="000000" w:themeColor="text1"/>
           <w:spacing w:val="-16"/>
           <w:szCs w:val="21"/>
-          <w:sz w:val="22"/>
         </w:rPr>
         <w:t xml:space="preserve"> </w:t>
       </w:r>
@@ -4473,7 +4746,6 @@
           <w:color w:val="000000" w:themeColor="text1"/>
           <w:spacing w:val="-16"/>
           <w:szCs w:val="21"/>
-          <w:sz w:val="22"/>
         </w:rPr>
         <w:t>고객관리</w:t>
       </w:r>
@@ -4483,7 +4755,6 @@
           <w:color w:val="000000" w:themeColor="text1"/>
           <w:spacing w:val="-19"/>
           <w:szCs w:val="21"/>
-          <w:sz w:val="22"/>
         </w:rPr>
         <w:t xml:space="preserve"> </w:t>
       </w:r>
@@ -4493,7 +4764,6 @@
           <w:color w:val="000000" w:themeColor="text1"/>
           <w:spacing w:val="-16"/>
           <w:szCs w:val="21"/>
-          <w:sz w:val="22"/>
         </w:rPr>
         <w:t>상품정보자료제공</w:t>
       </w:r>
@@ -4503,7 +4773,6 @@
           <w:color w:val="000000" w:themeColor="text1"/>
           <w:spacing w:val="-19"/>
           <w:szCs w:val="21"/>
-          <w:sz w:val="22"/>
         </w:rPr>
         <w:t xml:space="preserve"> </w:t>
       </w:r>
@@ -4513,7 +4782,6 @@
           <w:color w:val="000000" w:themeColor="text1"/>
           <w:spacing w:val="-16"/>
           <w:szCs w:val="21"/>
-          <w:sz w:val="22"/>
         </w:rPr>
         <w:t>등</w:t>
       </w:r>
@@ -4523,17 +4791,16 @@
           <w:color w:val="000000" w:themeColor="text1"/>
           <w:spacing w:val="-16"/>
           <w:szCs w:val="21"/>
-          <w:sz w:val="22"/>
-        </w:rPr>
-        <w:t xml:space="preserve"> </w:t>
-      </w:r>
+        </w:rPr>
+        <w:t xml:space="preserve"> </w:t>
+      </w:r>
+      <w:proofErr w:type="spellStart"/>
       <w:r>
         <w:rPr>
           <w:rFonts w:asciiTheme="majorEastAsia" w:eastAsiaTheme="majorEastAsia" w:hAnsiTheme="majorEastAsia"/>
           <w:color w:val="000000" w:themeColor="text1"/>
           <w:spacing w:val="-16"/>
           <w:szCs w:val="21"/>
-          <w:sz w:val="22"/>
         </w:rPr>
         <w:t>으</w:t>
       </w:r>
@@ -4543,17 +4810,16 @@
           <w:color w:val="000000" w:themeColor="text1"/>
           <w:spacing w:val="-12"/>
           <w:szCs w:val="21"/>
-          <w:sz w:val="22"/>
         </w:rPr>
         <w:t>로</w:t>
       </w:r>
+      <w:proofErr w:type="spellEnd"/>
       <w:r>
         <w:rPr>
           <w:rFonts w:asciiTheme="majorEastAsia" w:eastAsiaTheme="majorEastAsia" w:hAnsiTheme="majorEastAsia"/>
           <w:color w:val="000000" w:themeColor="text1"/>
           <w:spacing w:val="-29"/>
           <w:szCs w:val="21"/>
-          <w:sz w:val="22"/>
         </w:rPr>
         <w:t xml:space="preserve"> </w:t>
       </w:r>
@@ -4563,7 +4829,6 @@
           <w:color w:val="000000" w:themeColor="text1"/>
           <w:spacing w:val="-12"/>
           <w:szCs w:val="21"/>
-          <w:sz w:val="22"/>
         </w:rPr>
         <w:t>상호제공</w:t>
       </w:r>
@@ -4573,7 +4838,6 @@
           <w:color w:val="000000" w:themeColor="text1"/>
           <w:spacing w:val="-24"/>
           <w:szCs w:val="21"/>
-          <w:sz w:val="22"/>
         </w:rPr>
         <w:t xml:space="preserve"> </w:t>
       </w:r>
@@ -4583,7 +4847,6 @@
           <w:color w:val="000000" w:themeColor="text1"/>
           <w:spacing w:val="-12"/>
           <w:szCs w:val="21"/>
-          <w:sz w:val="22"/>
         </w:rPr>
         <w:t>활용하는데</w:t>
       </w:r>
@@ -4593,7 +4856,6 @@
           <w:color w:val="000000" w:themeColor="text1"/>
           <w:spacing w:val="-24"/>
           <w:szCs w:val="21"/>
-          <w:sz w:val="22"/>
         </w:rPr>
         <w:t xml:space="preserve"> </w:t>
       </w:r>
@@ -4603,7 +4865,6 @@
           <w:color w:val="000000" w:themeColor="text1"/>
           <w:spacing w:val="-12"/>
           <w:szCs w:val="21"/>
-          <w:sz w:val="22"/>
         </w:rPr>
         <w:t>동의합니다,</w:t>
       </w:r>
@@ -4613,7 +4874,6 @@
           <w:color w:val="000000" w:themeColor="text1"/>
           <w:spacing w:val="-25"/>
           <w:szCs w:val="21"/>
-          <w:sz w:val="22"/>
         </w:rPr>
         <w:t xml:space="preserve"> </w:t>
       </w:r>
@@ -4623,7 +4883,6 @@
           <w:color w:val="000000" w:themeColor="text1"/>
           <w:spacing w:val="-12"/>
           <w:szCs w:val="21"/>
-          <w:sz w:val="22"/>
         </w:rPr>
         <w:t>각종</w:t>
       </w:r>
@@ -4633,7 +4892,6 @@
           <w:color w:val="000000" w:themeColor="text1"/>
           <w:spacing w:val="-26"/>
           <w:szCs w:val="21"/>
-          <w:sz w:val="22"/>
         </w:rPr>
         <w:t xml:space="preserve"> </w:t>
       </w:r>
@@ -4643,7 +4901,6 @@
           <w:color w:val="000000" w:themeColor="text1"/>
           <w:spacing w:val="-12"/>
           <w:szCs w:val="21"/>
-          <w:sz w:val="22"/>
         </w:rPr>
         <w:t>서비스</w:t>
       </w:r>
@@ -4653,7 +4910,6 @@
           <w:color w:val="000000" w:themeColor="text1"/>
           <w:spacing w:val="-27"/>
           <w:szCs w:val="21"/>
-          <w:sz w:val="22"/>
         </w:rPr>
         <w:t xml:space="preserve"> </w:t>
       </w:r>
@@ -4663,7 +4919,6 @@
           <w:color w:val="000000" w:themeColor="text1"/>
           <w:spacing w:val="-12"/>
           <w:szCs w:val="21"/>
-          <w:sz w:val="22"/>
         </w:rPr>
         <w:t>정보</w:t>
       </w:r>
@@ -4673,7 +4928,6 @@
           <w:color w:val="000000" w:themeColor="text1"/>
           <w:spacing w:val="-29"/>
           <w:szCs w:val="21"/>
-          <w:sz w:val="22"/>
         </w:rPr>
         <w:t xml:space="preserve"> </w:t>
       </w:r>
@@ -4683,7 +4937,6 @@
           <w:color w:val="000000" w:themeColor="text1"/>
           <w:spacing w:val="-12"/>
           <w:szCs w:val="21"/>
-          <w:sz w:val="22"/>
         </w:rPr>
         <w:t>제공방식</w:t>
       </w:r>
@@ -4693,7 +4946,6 @@
           <w:color w:val="000000" w:themeColor="text1"/>
           <w:spacing w:val="-24"/>
           <w:szCs w:val="21"/>
-          <w:sz w:val="22"/>
         </w:rPr>
         <w:t xml:space="preserve"> </w:t>
       </w:r>
@@ -4703,7 +4955,6 @@
           <w:color w:val="000000" w:themeColor="text1"/>
           <w:spacing w:val="-12"/>
           <w:szCs w:val="21"/>
-          <w:sz w:val="22"/>
         </w:rPr>
         <w:t>:</w:t>
       </w:r>
@@ -4713,7 +4964,6 @@
           <w:color w:val="000000" w:themeColor="text1"/>
           <w:spacing w:val="-31"/>
           <w:szCs w:val="21"/>
-          <w:sz w:val="22"/>
         </w:rPr>
         <w:t xml:space="preserve"> </w:t>
       </w:r>
@@ -4723,7 +4973,6 @@
           <w:color w:val="000000" w:themeColor="text1"/>
           <w:spacing w:val="-12"/>
           <w:szCs w:val="21"/>
-          <w:sz w:val="22"/>
         </w:rPr>
         <w:t>SNS,</w:t>
       </w:r>
@@ -4733,7 +4982,6 @@
           <w:color w:val="000000" w:themeColor="text1"/>
           <w:spacing w:val="-12"/>
           <w:szCs w:val="21"/>
-          <w:sz w:val="22"/>
         </w:rPr>
         <w:t xml:space="preserve"> </w:t>
       </w:r>
@@ -4743,7 +4991,6 @@
           <w:color w:val="000000" w:themeColor="text1"/>
           <w:spacing w:val="-12"/>
           <w:szCs w:val="21"/>
-          <w:sz w:val="22"/>
         </w:rPr>
         <w:t>이메일,</w:t>
       </w:r>
@@ -4753,7 +5000,6 @@
           <w:color w:val="000000" w:themeColor="text1"/>
           <w:spacing w:val="-12"/>
           <w:szCs w:val="21"/>
-          <w:sz w:val="22"/>
         </w:rPr>
         <w:t xml:space="preserve"> </w:t>
       </w:r>
@@ -4763,7 +5009,6 @@
           <w:color w:val="000000" w:themeColor="text1"/>
           <w:spacing w:val="-12"/>
           <w:szCs w:val="21"/>
-          <w:sz w:val="22"/>
         </w:rPr>
         <w:t>전화,</w:t>
       </w:r>
@@ -4773,7 +5018,6 @@
           <w:color w:val="000000" w:themeColor="text1"/>
           <w:spacing w:val="-20"/>
           <w:szCs w:val="21"/>
-          <w:sz w:val="22"/>
         </w:rPr>
         <w:t xml:space="preserve"> </w:t>
       </w:r>
@@ -4783,7 +5027,6 @@
           <w:color w:val="000000" w:themeColor="text1"/>
           <w:spacing w:val="-12"/>
           <w:szCs w:val="21"/>
-          <w:sz w:val="22"/>
         </w:rPr>
         <w:t>팩스,</w:t>
       </w:r>
@@ -4793,7 +5036,6 @@
           <w:color w:val="000000" w:themeColor="text1"/>
           <w:spacing w:val="-27"/>
           <w:szCs w:val="21"/>
-          <w:sz w:val="22"/>
         </w:rPr>
         <w:t xml:space="preserve"> </w:t>
       </w:r>
@@ -4803,7 +5045,6 @@
           <w:color w:val="000000" w:themeColor="text1"/>
           <w:spacing w:val="-12"/>
           <w:szCs w:val="21"/>
-          <w:sz w:val="22"/>
         </w:rPr>
         <w:t>신용정보의</w:t>
       </w:r>
@@ -4813,7 +5054,6 @@
           <w:color w:val="000000" w:themeColor="text1"/>
           <w:spacing w:val="-27"/>
           <w:szCs w:val="21"/>
-          <w:sz w:val="22"/>
         </w:rPr>
         <w:t xml:space="preserve"> </w:t>
       </w:r>
@@ -4823,7 +5063,6 @@
           <w:color w:val="000000" w:themeColor="text1"/>
           <w:spacing w:val="-12"/>
           <w:szCs w:val="21"/>
-          <w:sz w:val="22"/>
         </w:rPr>
         <w:t>내용:</w:t>
       </w:r>
@@ -4833,7 +5072,6 @@
           <w:color w:val="000000" w:themeColor="text1"/>
           <w:spacing w:val="-25"/>
           <w:szCs w:val="21"/>
-          <w:sz w:val="22"/>
         </w:rPr>
         <w:t xml:space="preserve"> </w:t>
       </w:r>
@@ -4843,7 +5081,6 @@
           <w:color w:val="000000" w:themeColor="text1"/>
           <w:spacing w:val="-12"/>
           <w:szCs w:val="21"/>
-          <w:sz w:val="22"/>
         </w:rPr>
         <w:t>성명,</w:t>
       </w:r>
@@ -4853,7 +5090,6 @@
           <w:color w:val="000000" w:themeColor="text1"/>
           <w:spacing w:val="-12"/>
           <w:szCs w:val="21"/>
-          <w:sz w:val="22"/>
         </w:rPr>
         <w:t xml:space="preserve"> </w:t>
       </w:r>
@@ -4863,7 +5099,6 @@
           <w:color w:val="000000" w:themeColor="text1"/>
           <w:spacing w:val="-12"/>
           <w:szCs w:val="21"/>
-          <w:sz w:val="22"/>
         </w:rPr>
         <w:t>생년월일</w:t>
       </w:r>
@@ -4873,7 +5108,6 @@
           <w:color w:val="000000" w:themeColor="text1"/>
           <w:spacing w:val="-22"/>
           <w:szCs w:val="21"/>
-          <w:sz w:val="22"/>
         </w:rPr>
         <w:t xml:space="preserve"> </w:t>
       </w:r>
@@ -4883,7 +5117,6 @@
           <w:color w:val="000000" w:themeColor="text1"/>
           <w:spacing w:val="-12"/>
           <w:szCs w:val="21"/>
-          <w:sz w:val="22"/>
         </w:rPr>
         <w:t>등,</w:t>
       </w:r>
@@ -4893,7 +5126,6 @@
           <w:color w:val="000000" w:themeColor="text1"/>
           <w:spacing w:val="-12"/>
           <w:szCs w:val="21"/>
-          <w:sz w:val="22"/>
         </w:rPr>
         <w:t xml:space="preserve"> </w:t>
       </w:r>
@@ -4903,7 +5135,6 @@
           <w:color w:val="000000" w:themeColor="text1"/>
           <w:spacing w:val="-12"/>
           <w:szCs w:val="21"/>
-          <w:sz w:val="22"/>
         </w:rPr>
         <w:t>연락처 정보,</w:t>
       </w:r>
@@ -4913,7 +5144,6 @@
           <w:color w:val="000000" w:themeColor="text1"/>
           <w:spacing w:val="-12"/>
           <w:szCs w:val="21"/>
-          <w:sz w:val="22"/>
         </w:rPr>
         <w:t xml:space="preserve"> </w:t>
       </w:r>
@@ -4923,7 +5153,6 @@
           <w:color w:val="000000" w:themeColor="text1"/>
           <w:spacing w:val="-12"/>
           <w:szCs w:val="21"/>
-          <w:sz w:val="22"/>
         </w:rPr>
         <w:t>차량구입정보,</w:t>
       </w:r>
@@ -4933,7 +5162,6 @@
           <w:color w:val="000000" w:themeColor="text1"/>
           <w:spacing w:val="-25"/>
           <w:szCs w:val="21"/>
-          <w:sz w:val="22"/>
         </w:rPr>
         <w:t xml:space="preserve"> </w:t>
       </w:r>
@@ -4943,7 +5171,6 @@
           <w:color w:val="000000" w:themeColor="text1"/>
           <w:spacing w:val="-12"/>
           <w:szCs w:val="21"/>
-          <w:sz w:val="22"/>
         </w:rPr>
         <w:t>신용거래능력정보,</w:t>
       </w:r>
@@ -4953,7 +5180,6 @@
           <w:color w:val="000000" w:themeColor="text1"/>
           <w:spacing w:val="-28"/>
           <w:szCs w:val="21"/>
-          <w:sz w:val="22"/>
         </w:rPr>
         <w:t xml:space="preserve"> </w:t>
       </w:r>
@@ -4963,7 +5189,6 @@
           <w:color w:val="000000" w:themeColor="text1"/>
           <w:spacing w:val="-12"/>
           <w:szCs w:val="21"/>
-          <w:sz w:val="22"/>
         </w:rPr>
         <w:t>할부금</w:t>
       </w:r>
@@ -4973,7 +5198,6 @@
           <w:color w:val="000000" w:themeColor="text1"/>
           <w:spacing w:val="-32"/>
           <w:szCs w:val="21"/>
-          <w:sz w:val="22"/>
         </w:rPr>
         <w:t xml:space="preserve"> </w:t>
       </w:r>
@@ -4983,7 +5207,6 @@
           <w:color w:val="000000" w:themeColor="text1"/>
           <w:spacing w:val="-12"/>
           <w:szCs w:val="21"/>
-          <w:sz w:val="22"/>
         </w:rPr>
         <w:t>불입정보,</w:t>
       </w:r>
@@ -4993,7 +5216,6 @@
           <w:color w:val="000000" w:themeColor="text1"/>
           <w:spacing w:val="-30"/>
           <w:szCs w:val="21"/>
-          <w:sz w:val="22"/>
         </w:rPr>
         <w:t xml:space="preserve"> </w:t>
       </w:r>
@@ -5003,7 +5225,6 @@
           <w:color w:val="000000" w:themeColor="text1"/>
           <w:spacing w:val="-12"/>
           <w:szCs w:val="21"/>
-          <w:sz w:val="22"/>
         </w:rPr>
         <w:t>등</w:t>
       </w:r>
@@ -5013,7 +5234,6 @@
           <w:color w:val="000000" w:themeColor="text1"/>
           <w:spacing w:val="-34"/>
           <w:szCs w:val="21"/>
-          <w:sz w:val="22"/>
         </w:rPr>
         <w:t xml:space="preserve"> </w:t>
       </w:r>
@@ -5023,7 +5243,6 @@
           <w:color w:val="000000" w:themeColor="text1"/>
           <w:spacing w:val="-12"/>
           <w:szCs w:val="21"/>
-          <w:sz w:val="22"/>
         </w:rPr>
         <w:t>신용정보제공기관:</w:t>
       </w:r>
@@ -5033,7 +5252,6 @@
           <w:color w:val="000000" w:themeColor="text1"/>
           <w:spacing w:val="-12"/>
           <w:szCs w:val="21"/>
-          <w:sz w:val="22"/>
         </w:rPr>
         <w:t xml:space="preserve"> </w:t>
       </w:r>
@@ -5043,7 +5261,6 @@
           <w:color w:val="000000" w:themeColor="text1"/>
           <w:spacing w:val="-12"/>
           <w:szCs w:val="21"/>
-          <w:sz w:val="22"/>
         </w:rPr>
         <w:t>은행연합회,</w:t>
       </w:r>
@@ -5053,7 +5270,6 @@
           <w:color w:val="000000" w:themeColor="text1"/>
           <w:spacing w:val="-23"/>
           <w:szCs w:val="21"/>
-          <w:sz w:val="22"/>
         </w:rPr>
         <w:t xml:space="preserve"> </w:t>
       </w:r>
@@ -5063,7 +5279,6 @@
           <w:color w:val="000000" w:themeColor="text1"/>
           <w:spacing w:val="-12"/>
           <w:szCs w:val="21"/>
-          <w:sz w:val="22"/>
         </w:rPr>
         <w:t>여신금융협회</w:t>
       </w:r>
@@ -5073,7 +5288,6 @@
           <w:color w:val="000000" w:themeColor="text1"/>
           <w:spacing w:val="-29"/>
           <w:szCs w:val="21"/>
-          <w:sz w:val="22"/>
         </w:rPr>
         <w:t xml:space="preserve"> </w:t>
       </w:r>
@@ -5083,7 +5297,6 @@
           <w:color w:val="000000" w:themeColor="text1"/>
           <w:spacing w:val="-12"/>
           <w:szCs w:val="21"/>
-          <w:sz w:val="22"/>
         </w:rPr>
         <w:t>한국신용정보,</w:t>
       </w:r>
@@ -5093,7 +5306,6 @@
           <w:color w:val="000000" w:themeColor="text1"/>
           <w:spacing w:val="-28"/>
           <w:szCs w:val="21"/>
-          <w:sz w:val="22"/>
         </w:rPr>
         <w:t xml:space="preserve"> </w:t>
       </w:r>
@@ -5103,7 +5315,6 @@
           <w:color w:val="000000" w:themeColor="text1"/>
           <w:spacing w:val="-12"/>
           <w:szCs w:val="21"/>
-          <w:sz w:val="22"/>
         </w:rPr>
         <w:t>한국신용평가</w:t>
       </w:r>
@@ -5113,7 +5324,6 @@
           <w:color w:val="000000" w:themeColor="text1"/>
           <w:spacing w:val="-12"/>
           <w:szCs w:val="21"/>
-          <w:sz w:val="22"/>
         </w:rPr>
         <w:t>정</w:t>
       </w:r>
@@ -5123,7 +5333,6 @@
           <w:color w:val="000000" w:themeColor="text1"/>
           <w:spacing w:val="-8"/>
           <w:szCs w:val="21"/>
-          <w:sz w:val="22"/>
         </w:rPr>
         <w:t>보,</w:t>
       </w:r>
@@ -5133,7 +5342,6 @@
           <w:color w:val="000000" w:themeColor="text1"/>
           <w:spacing w:val="-28"/>
           <w:szCs w:val="21"/>
-          <w:sz w:val="22"/>
         </w:rPr>
         <w:t xml:space="preserve"> </w:t>
       </w:r>
@@ -5143,7 +5351,6 @@
           <w:color w:val="000000" w:themeColor="text1"/>
           <w:spacing w:val="-8"/>
           <w:szCs w:val="21"/>
-          <w:sz w:val="22"/>
         </w:rPr>
         <w:t>한국개인신용정보,</w:t>
       </w:r>
@@ -5153,7 +5360,6 @@
           <w:color w:val="000000" w:themeColor="text1"/>
           <w:spacing w:val="-8"/>
           <w:szCs w:val="21"/>
-          <w:sz w:val="22"/>
         </w:rPr>
         <w:t xml:space="preserve"> </w:t>
       </w:r>
@@ -5163,7 +5369,6 @@
           <w:color w:val="000000" w:themeColor="text1"/>
           <w:spacing w:val="-8"/>
           <w:szCs w:val="21"/>
-          <w:sz w:val="22"/>
         </w:rPr>
         <w:t>은행,</w:t>
       </w:r>
@@ -5173,7 +5378,6 @@
           <w:color w:val="000000" w:themeColor="text1"/>
           <w:spacing w:val="-8"/>
           <w:szCs w:val="21"/>
-          <w:sz w:val="22"/>
         </w:rPr>
         <w:t xml:space="preserve"> </w:t>
       </w:r>
@@ -5183,7 +5387,6 @@
           <w:color w:val="000000" w:themeColor="text1"/>
           <w:spacing w:val="-8"/>
           <w:szCs w:val="21"/>
-          <w:sz w:val="22"/>
         </w:rPr>
         <w:t>카드사,</w:t>
       </w:r>
@@ -5193,7 +5396,6 @@
           <w:color w:val="000000" w:themeColor="text1"/>
           <w:spacing w:val="-15"/>
           <w:szCs w:val="21"/>
-          <w:sz w:val="22"/>
         </w:rPr>
         <w:t xml:space="preserve"> </w:t>
       </w:r>
@@ -5203,7 +5405,6 @@
           <w:color w:val="000000" w:themeColor="text1"/>
           <w:spacing w:val="-8"/>
           <w:szCs w:val="21"/>
-          <w:sz w:val="22"/>
         </w:rPr>
         <w:t>캐피탈</w:t>
       </w:r>
@@ -5213,7 +5414,6 @@
           <w:color w:val="000000" w:themeColor="text1"/>
           <w:spacing w:val="-27"/>
           <w:szCs w:val="21"/>
-          <w:sz w:val="22"/>
         </w:rPr>
         <w:t xml:space="preserve"> </w:t>
       </w:r>
@@ -5223,7 +5423,6 @@
           <w:color w:val="000000" w:themeColor="text1"/>
           <w:spacing w:val="-8"/>
           <w:szCs w:val="21"/>
-          <w:sz w:val="22"/>
         </w:rPr>
         <w:t>사,</w:t>
       </w:r>
@@ -5233,7 +5432,6 @@
           <w:color w:val="000000" w:themeColor="text1"/>
           <w:spacing w:val="-31"/>
           <w:szCs w:val="21"/>
-          <w:sz w:val="22"/>
         </w:rPr>
         <w:t xml:space="preserve"> </w:t>
       </w:r>
@@ -5243,13 +5441,13 @@
           <w:color w:val="000000" w:themeColor="text1"/>
           <w:spacing w:val="-8"/>
           <w:szCs w:val="21"/>
-          <w:sz w:val="22"/>
         </w:rPr>
         <w:t>등.</w:t>
       </w:r>
     </w:p>
     <w:p>
       <w:pPr>
+        <w:spacing w:line="220" w:lineRule="auto"/>
         <w:ind w:left="448" w:right="61"/>
         <w:rPr>
           <w:rFonts w:asciiTheme="majorEastAsia" w:eastAsiaTheme="majorEastAsia" w:hAnsiTheme="majorEastAsia"/>
@@ -5257,7 +5455,6 @@
           <w:sz w:val="28"/>
           <w:szCs w:val="21"/>
         </w:rPr>
-        <w:spacing w:before="0" w:after="0" w:line="220" w:lineRule="auto"/>
       </w:pPr>
       <w:r>
         <w:rPr>
@@ -5265,7 +5462,6 @@
           <w:color w:val="000000" w:themeColor="text1"/>
           <w:spacing w:val="-8"/>
           <w:szCs w:val="21"/>
-          <w:sz w:val="22"/>
         </w:rPr>
         <w:t>차량 및 특장의 상품성 개선을 위한 연구개발, 품질관리, 고객유형분석, 신규 서비스 개발을 위하여 구입차량정보, 차량 제어 및 상태정보, 운전자 조작 정보, 운전자 인지 정보, 고장진단신호, 위치정보 등을 수집 활용하는데 동의합니다.</w:t>
       </w:r>
@@ -5275,14 +5471,7 @@
         <w:tblW w:w="17520" w:type="dxa"/>
         <w:tblInd w:w="282" w:type="dxa"/>
         <w:tblLayout w:type="fixed"/>
-        <w:tblBorders>
-          <w:top w:val="none" w:sz="0" w:space="0"/>
-          <w:bottom w:val="none" w:sz="0" w:space="0"/>
-          <w:insideH w:val="none" w:sz="0" w:space="0"/>
-          <w:insideV w:val="none" w:sz="0" w:space="0"/>
-          <w:left w:val="none" w:sz="0" w:space="0"/>
-          <w:right w:val="none" w:sz="0" w:space="0"/>
-        </w:tblBorders>
+        <w:tblLook w:val="04A0" w:firstRow="1" w:lastRow="0" w:firstColumn="1" w:lastColumn="0" w:noHBand="0" w:noVBand="1"/>
       </w:tblPr>
       <w:tblGrid>
         <w:gridCol w:w="4905"/>
@@ -5292,111 +5481,155 @@
       </w:tblGrid>
       <w:tr>
         <w:trPr>
-          <w:trHeight w:val="460" w:hRule="atLeast"/>
+          <w:trHeight w:val="460"/>
         </w:trPr>
         <w:tc>
           <w:tcPr>
             <w:tcW w:w="4905" w:type="dxa"/>
-            <w:vAlign w:val="center"/>
             <w:tcMar>
               <w:top w:w="80" w:type="dxa"/>
+              <w:left w:w="144" w:type="dxa"/>
               <w:bottom w:w="80" w:type="dxa"/>
-              <w:left w:w="144" w:type="dxa"/>
               <w:right w:w="144" w:type="dxa"/>
             </w:tcMar>
+            <w:vAlign w:val="center"/>
           </w:tcPr>
           <w:p>
             <w:pPr>
-              <w:spacing w:before="0" w:after="0" w:line="240" w:lineRule="auto"/>
               <w:jc w:val="right"/>
             </w:pPr>
             <w:r>
               <w:rPr>
+                <w:rFonts w:asciiTheme="majorEastAsia" w:eastAsiaTheme="majorEastAsia" w:hAnsiTheme="majorEastAsia"/>
                 <w:sz w:val="24"/>
+              </w:rPr>
+              <w:t>{{</w:t>
+            </w:r>
+            <w:proofErr w:type="spellStart"/>
+            <w:r>
+              <w:rPr>
                 <w:rFonts w:asciiTheme="majorEastAsia" w:eastAsiaTheme="majorEastAsia" w:hAnsiTheme="majorEastAsia"/>
-              </w:rPr>
-              <w:t xml:space="preserve">{{receipt_year}}년 {{receipt_month}}월 {{receipt_day}}일</w:t>
+                <w:sz w:val="24"/>
+              </w:rPr>
+              <w:t>receipt_year</w:t>
+            </w:r>
+            <w:proofErr w:type="spellEnd"/>
+            <w:r>
+              <w:rPr>
+                <w:rFonts w:asciiTheme="majorEastAsia" w:eastAsiaTheme="majorEastAsia" w:hAnsiTheme="majorEastAsia"/>
+                <w:sz w:val="24"/>
+              </w:rPr>
+              <w:t>}}년 {{</w:t>
+            </w:r>
+            <w:proofErr w:type="spellStart"/>
+            <w:r>
+              <w:rPr>
+                <w:rFonts w:asciiTheme="majorEastAsia" w:eastAsiaTheme="majorEastAsia" w:hAnsiTheme="majorEastAsia"/>
+                <w:sz w:val="24"/>
+              </w:rPr>
+              <w:t>receipt_month</w:t>
+            </w:r>
+            <w:proofErr w:type="spellEnd"/>
+            <w:r>
+              <w:rPr>
+                <w:rFonts w:asciiTheme="majorEastAsia" w:eastAsiaTheme="majorEastAsia" w:hAnsiTheme="majorEastAsia"/>
+                <w:sz w:val="24"/>
+              </w:rPr>
+              <w:t>}}월 {{</w:t>
+            </w:r>
+            <w:proofErr w:type="spellStart"/>
+            <w:r>
+              <w:rPr>
+                <w:rFonts w:asciiTheme="majorEastAsia" w:eastAsiaTheme="majorEastAsia" w:hAnsiTheme="majorEastAsia"/>
+                <w:sz w:val="24"/>
+              </w:rPr>
+              <w:t>receipt_day</w:t>
+            </w:r>
+            <w:proofErr w:type="spellEnd"/>
+            <w:r>
+              <w:rPr>
+                <w:rFonts w:asciiTheme="majorEastAsia" w:eastAsiaTheme="majorEastAsia" w:hAnsiTheme="majorEastAsia"/>
+                <w:sz w:val="24"/>
+              </w:rPr>
+              <w:t>}}일</w:t>
             </w:r>
           </w:p>
         </w:tc>
         <w:tc>
           <w:tcPr>
             <w:tcW w:w="4204" w:type="dxa"/>
-            <w:vAlign w:val="center"/>
-            <w:shd w:val="clear" w:fill="E8E8E8"/>
+            <w:shd w:val="clear" w:color="auto" w:fill="E8E8E8"/>
             <w:tcMar>
               <w:top w:w="80" w:type="dxa"/>
+              <w:left w:w="144" w:type="dxa"/>
               <w:bottom w:w="80" w:type="dxa"/>
-              <w:left w:w="144" w:type="dxa"/>
               <w:right w:w="144" w:type="dxa"/>
             </w:tcMar>
+            <w:vAlign w:val="center"/>
           </w:tcPr>
           <w:p>
             <w:pPr>
-              <w:spacing w:before="0" w:after="0" w:line="240" w:lineRule="auto"/>
               <w:jc w:val="center"/>
             </w:pPr>
             <w:r>
               <w:rPr>
-                <w:sz w:val="24"/>
                 <w:rFonts w:asciiTheme="majorEastAsia" w:eastAsiaTheme="majorEastAsia" w:hAnsiTheme="majorEastAsia"/>
                 <w:color w:val="A6A6A6"/>
-              </w:rPr>
-              <w:t xml:space="preserve">자필성명</w:t>
+                <w:sz w:val="24"/>
+              </w:rPr>
+              <w:t>자필성명</w:t>
             </w:r>
           </w:p>
         </w:tc>
         <w:tc>
           <w:tcPr>
             <w:tcW w:w="4204" w:type="dxa"/>
-            <w:vAlign w:val="center"/>
-            <w:shd w:val="clear" w:fill="E8E8E8"/>
+            <w:shd w:val="clear" w:color="auto" w:fill="E8E8E8"/>
             <w:tcMar>
               <w:top w:w="80" w:type="dxa"/>
+              <w:left w:w="144" w:type="dxa"/>
               <w:bottom w:w="80" w:type="dxa"/>
-              <w:left w:w="144" w:type="dxa"/>
               <w:right w:w="144" w:type="dxa"/>
             </w:tcMar>
+            <w:vAlign w:val="center"/>
           </w:tcPr>
           <w:p>
             <w:pPr>
-              <w:spacing w:before="0" w:after="0" w:line="240" w:lineRule="auto"/>
               <w:jc w:val="center"/>
             </w:pPr>
             <w:r>
               <w:rPr>
-                <w:sz w:val="24"/>
                 <w:rFonts w:asciiTheme="majorEastAsia" w:eastAsiaTheme="majorEastAsia" w:hAnsiTheme="majorEastAsia"/>
                 <w:color w:val="A6A6A6"/>
-              </w:rPr>
-              <w:t xml:space="preserve">서명</w:t>
+                <w:sz w:val="24"/>
+              </w:rPr>
+              <w:t>서명</w:t>
             </w:r>
           </w:p>
         </w:tc>
         <w:tc>
           <w:tcPr>
             <w:tcW w:w="4207" w:type="dxa"/>
-            <w:vAlign w:val="center"/>
-            <w:shd w:val="clear" w:fill="E8E8E8"/>
+            <w:shd w:val="clear" w:color="auto" w:fill="E8E8E8"/>
             <w:tcMar>
               <w:top w:w="80" w:type="dxa"/>
+              <w:left w:w="144" w:type="dxa"/>
               <w:bottom w:w="80" w:type="dxa"/>
-              <w:left w:w="144" w:type="dxa"/>
               <w:right w:w="144" w:type="dxa"/>
             </w:tcMar>
+            <w:vAlign w:val="center"/>
           </w:tcPr>
           <w:p>
             <w:pPr>
-              <w:spacing w:before="0" w:after="0" w:line="240" w:lineRule="auto"/>
               <w:jc w:val="center"/>
             </w:pPr>
             <w:r>
               <w:rPr>
-                <w:sz w:val="24"/>
                 <w:rFonts w:asciiTheme="majorEastAsia" w:eastAsiaTheme="majorEastAsia" w:hAnsiTheme="majorEastAsia"/>
                 <w:color w:val="A6A6A6"/>
-              </w:rPr>
-              <w:t xml:space="preserve">(인)</w:t>
+                <w:sz w:val="24"/>
+              </w:rPr>
+              <w:t>(인)</w:t>
             </w:r>
           </w:p>
         </w:tc>
@@ -5404,7 +5637,7 @@
     </w:tbl>
     <w:p>
       <w:pPr>
-        <w:spacing w:before="0" w:after="0" w:line="120" w:lineRule="exact"/>
+        <w:spacing w:line="120" w:lineRule="exact"/>
       </w:pPr>
     </w:p>
     <w:tbl>
@@ -5412,14 +5645,7 @@
         <w:tblW w:w="17520" w:type="dxa"/>
         <w:tblInd w:w="282" w:type="dxa"/>
         <w:tblLayout w:type="fixed"/>
-        <w:tblBorders>
-          <w:top w:val="none" w:sz="0" w:space="0"/>
-          <w:bottom w:val="none" w:sz="0" w:space="0"/>
-          <w:insideH w:val="none" w:sz="0" w:space="0"/>
-          <w:insideV w:val="none" w:sz="0" w:space="0"/>
-          <w:left w:val="none" w:sz="0" w:space="0"/>
-          <w:right w:val="none" w:sz="0" w:space="0"/>
-        </w:tblBorders>
+        <w:tblLook w:val="04A0" w:firstRow="1" w:lastRow="0" w:firstColumn="1" w:lastColumn="0" w:noHBand="0" w:noVBand="1"/>
       </w:tblPr>
       <w:tblGrid>
         <w:gridCol w:w="8760"/>
@@ -5428,7 +5654,7 @@
       <w:tr>
         <w:trPr>
           <w:cantSplit/>
-          <w:trHeight w:val="400" w:hRule="atLeast"/>
+          <w:trHeight w:val="400"/>
         </w:trPr>
         <w:tc>
           <w:tcPr>
@@ -5438,7 +5664,8 @@
           <w:p>
             <w:pPr>
               <w:pStyle w:val="2"/>
-              <w:spacing w:before="80" w:after="0" w:line="240" w:lineRule="auto"/>
+              <w:spacing w:before="80"/>
+              <w:ind w:left="0"/>
             </w:pPr>
             <w:r>
               <w:rPr>
@@ -5451,10 +5678,10 @@
                 <w:szCs w:val="48"/>
               </w:rPr>
               <w:drawing>
-                <wp:inline distT="0" distB="0" distL="0" distR="0" wp14:anchorId="2FCFCB39" wp14:editId="51B42305">
+                <wp:inline distT="0" distB="0" distL="0" distR="0" wp14:anchorId="2FCFCB39" wp14:editId="4902B4C1">
                   <wp:extent cx="233921" cy="233921"/>
                   <wp:effectExtent l="0" t="0" r="0" b="0"/>
-                  <wp:docPr id="173045185" name="Image 11"/>
+                  <wp:docPr id="1745388523" name="Image 11"/>
                   <wp:cNvGraphicFramePr>
                     <a:graphicFrameLocks xmlns:a="http://schemas.openxmlformats.org/drawingml/2006/main"/>
                   </wp:cNvGraphicFramePr>
@@ -5466,7 +5693,7 @@
                           <pic:cNvPicPr/>
                         </pic:nvPicPr>
                         <pic:blipFill>
-                          <a:blip r:embed="rId8" cstate="print"/>
+                          <a:blip r:embed="rId11" cstate="print"/>
                           <a:stretch>
                             <a:fillRect/>
                           </a:stretch>
@@ -5516,7 +5743,8 @@
           <w:p>
             <w:pPr>
               <w:pStyle w:val="2"/>
-              <w:spacing w:before="80" w:after="0" w:line="240" w:lineRule="auto"/>
+              <w:spacing w:before="80"/>
+              <w:ind w:left="0"/>
             </w:pPr>
             <w:r>
               <w:rPr>
@@ -5532,7 +5760,7 @@
                 <wp:inline distT="0" distB="0" distL="0" distR="0" wp14:anchorId="2FCFCB39" wp14:editId="51B42305">
                   <wp:extent cx="233921" cy="233921"/>
                   <wp:effectExtent l="0" t="0" r="0" b="0"/>
-                  <wp:docPr id="173045185" name="Image 11"/>
+                  <wp:docPr id="432099199" name="Image 11"/>
                   <wp:cNvGraphicFramePr>
                     <a:graphicFrameLocks xmlns:a="http://schemas.openxmlformats.org/drawingml/2006/main"/>
                   </wp:cNvGraphicFramePr>
@@ -5544,7 +5772,7 @@
                           <pic:cNvPicPr/>
                         </pic:nvPicPr>
                         <pic:blipFill>
-                          <a:blip r:embed="rId8" cstate="print"/>
+                          <a:blip r:embed="rId11" cstate="print"/>
                           <a:stretch>
                             <a:fillRect/>
                           </a:stretch>
@@ -5587,146 +5815,139 @@
           </w:p>
         </w:tc>
       </w:tr>
-    </w:tbl>
-    <w:tbl>
-      <w:tblPr>
-        <w:tblW w:w="17520" w:type="dxa"/>
-        <w:tblInd w:w="282" w:type="dxa"/>
-        <w:tblLayout w:type="fixed"/>
-        <w:tblBorders>
-          <w:top w:val="single" w:sz="4" w:space="0" w:color="000000"/>
-          <w:bottom w:val="single" w:sz="4" w:space="0" w:color="000000"/>
-          <w:insideH w:val="single" w:sz="4" w:space="0" w:color="000000"/>
-          <w:insideV w:val="single" w:sz="4" w:space="0" w:color="000000"/>
-          <w:left w:val="none" w:sz="0" w:space="0"/>
-          <w:right w:val="none" w:sz="0" w:space="0"/>
-        </w:tblBorders>
-      </w:tblPr>
-      <w:tblGrid>
-        <w:gridCol w:w="8760"/>
-        <w:gridCol w:w="8760"/>
-      </w:tblGrid>
       <w:tr>
+        <w:tblPrEx>
+          <w:tblBorders>
+            <w:top w:val="single" w:sz="4" w:space="0" w:color="000000"/>
+            <w:bottom w:val="single" w:sz="4" w:space="0" w:color="000000"/>
+            <w:insideH w:val="single" w:sz="4" w:space="0" w:color="000000"/>
+            <w:insideV w:val="single" w:sz="4" w:space="0" w:color="000000"/>
+          </w:tblBorders>
+        </w:tblPrEx>
         <w:trPr>
           <w:cantSplit/>
-          <w:trHeight w:val="1700" w:hRule="atLeast"/>
+          <w:trHeight w:val="2949"/>
         </w:trPr>
         <w:tc>
           <w:tcPr>
             <w:tcW w:w="8760" w:type="dxa"/>
-            <w:vAlign w:val="center"/>
-            <w:shd w:val="clear" w:fill="F2F2F2"/>
+            <w:shd w:val="clear" w:color="auto" w:fill="F2F2F2"/>
             <w:tcMar>
               <w:top w:w="160" w:type="dxa"/>
+              <w:left w:w="144" w:type="dxa"/>
               <w:bottom w:w="200" w:type="dxa"/>
-              <w:left w:w="144" w:type="dxa"/>
               <w:right w:w="144" w:type="dxa"/>
             </w:tcMar>
+            <w:vAlign w:val="center"/>
           </w:tcPr>
           <w:p>
             <w:pPr>
+              <w:spacing w:line="220" w:lineRule="auto"/>
               <w:jc w:val="center"/>
-              <w:spacing w:before="0" w:after="0" w:line="220" w:lineRule="auto"/>
             </w:pPr>
             <w:r>
               <w:rPr>
+                <w:rFonts w:asciiTheme="majorEastAsia" w:eastAsiaTheme="majorEastAsia" w:hAnsiTheme="majorEastAsia"/>
                 <w:sz w:val="24"/>
-                <w:rFonts w:asciiTheme="majorEastAsia" w:eastAsiaTheme="majorEastAsia" w:hAnsiTheme="majorEastAsia"/>
-              </w:rPr>
-              <w:t xml:space="preserve">전북특별자치도 군산시 대학로 558, 창업보육센터 1110호</w:t>
+              </w:rPr>
+              <w:lastRenderedPageBreak/>
+              <w:t>전북특별자치도 군산시 대학로 558, 창업보육센터 1110호</w:t>
             </w:r>
           </w:p>
           <w:p>
             <w:pPr>
+              <w:spacing w:line="220" w:lineRule="auto"/>
               <w:jc w:val="center"/>
-              <w:spacing w:before="0" w:after="0" w:line="220" w:lineRule="auto"/>
             </w:pPr>
-            <w:r>
-              <w:rPr>
+            <w:proofErr w:type="spellStart"/>
+            <w:r>
+              <w:rPr>
+                <w:rFonts w:asciiTheme="majorEastAsia" w:eastAsiaTheme="majorEastAsia" w:hAnsiTheme="majorEastAsia"/>
                 <w:b/>
                 <w:sz w:val="32"/>
+              </w:rPr>
+              <w:t>이브이앤솔루션</w:t>
+            </w:r>
+            <w:proofErr w:type="spellEnd"/>
+            <w:r>
+              <w:rPr>
                 <w:rFonts w:asciiTheme="majorEastAsia" w:eastAsiaTheme="majorEastAsia" w:hAnsiTheme="majorEastAsia"/>
-              </w:rPr>
-              <w:t xml:space="preserve">이브이앤솔루션 ㈜</w:t>
+                <w:b/>
+                <w:sz w:val="32"/>
+              </w:rPr>
+              <w:t xml:space="preserve"> ㈜</w:t>
             </w:r>
           </w:p>
           <w:p>
             <w:pPr>
+              <w:spacing w:line="220" w:lineRule="auto"/>
               <w:jc w:val="right"/>
-              <w:spacing w:before="0" w:after="0" w:line="220" w:lineRule="auto"/>
             </w:pPr>
             <w:r>
               <w:rPr>
+                <w:rFonts w:asciiTheme="majorEastAsia" w:eastAsiaTheme="majorEastAsia" w:hAnsiTheme="majorEastAsia"/>
                 <w:sz w:val="24"/>
-                <w:rFonts w:asciiTheme="majorEastAsia" w:eastAsiaTheme="majorEastAsia" w:hAnsiTheme="majorEastAsia"/>
-              </w:rPr>
-              <w:t xml:space="preserve">대표이사       민  원  기 (인)</w:t>
+              </w:rPr>
+              <w:t>대표이사       민  원  기 (인)</w:t>
             </w:r>
           </w:p>
         </w:tc>
         <w:tc>
           <w:tcPr>
             <w:tcW w:w="8760" w:type="dxa"/>
-            <w:vAlign w:val="center"/>
-            <w:shd w:val="clear" w:fill="E8E8E8"/>
+            <w:shd w:val="clear" w:color="auto" w:fill="E8E8E8"/>
             <w:tcMar>
               <w:top w:w="160" w:type="dxa"/>
+              <w:left w:w="144" w:type="dxa"/>
               <w:bottom w:w="200" w:type="dxa"/>
-              <w:left w:w="144" w:type="dxa"/>
               <w:right w:w="144" w:type="dxa"/>
             </w:tcMar>
+            <w:vAlign w:val="center"/>
           </w:tcPr>
           <w:p>
             <w:pPr>
+              <w:spacing w:line="220" w:lineRule="auto"/>
               <w:jc w:val="center"/>
-              <w:spacing w:before="0" w:after="0" w:line="220" w:lineRule="auto"/>
             </w:pPr>
             <w:r>
               <w:rPr>
+                <w:rFonts w:asciiTheme="majorEastAsia" w:eastAsiaTheme="majorEastAsia" w:hAnsiTheme="majorEastAsia"/>
                 <w:sz w:val="24"/>
-                <w:rFonts w:asciiTheme="majorEastAsia" w:eastAsiaTheme="majorEastAsia" w:hAnsiTheme="majorEastAsia"/>
-              </w:rPr>
-              <w:t xml:space="preserve">본 계약내용을 확인하여 계약을 체결하고 계약서 1통을</w:t>
+              </w:rPr>
+              <w:t>본 계약내용을 확인하여 계약을 체결하고 계약서 1통을</w:t>
             </w:r>
           </w:p>
           <w:p>
             <w:pPr>
+              <w:spacing w:line="220" w:lineRule="auto"/>
               <w:jc w:val="center"/>
-              <w:spacing w:before="0" w:after="0" w:line="220" w:lineRule="auto"/>
             </w:pPr>
             <w:r>
               <w:rPr>
+                <w:rFonts w:asciiTheme="majorEastAsia" w:eastAsiaTheme="majorEastAsia" w:hAnsiTheme="majorEastAsia"/>
                 <w:sz w:val="24"/>
-                <w:rFonts w:asciiTheme="majorEastAsia" w:eastAsiaTheme="majorEastAsia" w:hAnsiTheme="majorEastAsia"/>
-              </w:rPr>
-              <w:t xml:space="preserve">정히 영수합니다.</w:t>
+              </w:rPr>
+              <w:t>정히 영수합니다.</w:t>
             </w:r>
           </w:p>
           <w:p>
             <w:pPr>
+              <w:spacing w:line="220" w:lineRule="auto"/>
               <w:jc w:val="center"/>
-              <w:spacing w:before="0" w:after="0" w:line="220" w:lineRule="auto"/>
             </w:pPr>
             <w:r>
               <w:rPr>
+                <w:rFonts w:asciiTheme="majorEastAsia" w:eastAsiaTheme="majorEastAsia" w:hAnsiTheme="majorEastAsia"/>
                 <w:sz w:val="24"/>
-                <w:rFonts w:asciiTheme="majorEastAsia" w:eastAsiaTheme="majorEastAsia" w:hAnsiTheme="majorEastAsia"/>
-              </w:rPr>
-              <w:t xml:space="preserve">매수인</w:t>
+              </w:rPr>
+              <w:t>매수인</w:t>
             </w:r>
           </w:p>
           <w:tbl>
             <w:tblPr>
               <w:tblW w:w="8760" w:type="dxa"/>
               <w:tblLayout w:type="fixed"/>
-              <w:tblBorders>
-                <w:top w:val="none" w:sz="0" w:space="0"/>
-                <w:bottom w:val="none" w:sz="0" w:space="0"/>
-                <w:left w:val="none" w:sz="0" w:space="0"/>
-                <w:right w:val="none" w:sz="0" w:space="0"/>
-                <w:insideH w:val="none" w:sz="0" w:space="0"/>
-                <w:insideV w:val="none" w:sz="0" w:space="0"/>
-              </w:tblBorders>
+              <w:tblLook w:val="04A0" w:firstRow="1" w:lastRow="0" w:firstColumn="1" w:lastColumn="0" w:noHBand="0" w:noVBand="1"/>
             </w:tblPr>
             <w:tblGrid>
               <w:gridCol w:w="3153"/>
@@ -5735,185 +5956,160 @@
             </w:tblGrid>
             <w:tr>
               <w:trPr>
-                <w:trHeight w:val="340" w:hRule="atLeast"/>
+                <w:trHeight w:val="340"/>
               </w:trPr>
               <w:tc>
                 <w:tcPr>
                   <w:tcW w:w="3153" w:type="dxa"/>
-                  <w:vAlign w:val="center"/>
                   <w:tcMar>
                     <w:top w:w="0" w:type="dxa"/>
+                    <w:left w:w="0" w:type="dxa"/>
                     <w:bottom w:w="0" w:type="dxa"/>
-                    <w:left w:w="0" w:type="dxa"/>
                     <w:right w:w="0" w:type="dxa"/>
                   </w:tcMar>
+                  <w:vAlign w:val="center"/>
                 </w:tcPr>
                 <w:p>
                   <w:pPr>
-                    <w:spacing w:before="0" w:after="0" w:line="240" w:lineRule="auto"/>
                     <w:jc w:val="center"/>
                   </w:pPr>
                   <w:r>
                     <w:rPr>
+                      <w:rFonts w:asciiTheme="majorEastAsia" w:eastAsiaTheme="majorEastAsia" w:hAnsiTheme="majorEastAsia"/>
+                      <w:color w:val="A6A6A6"/>
                       <w:sz w:val="24"/>
-                      <w:color w:val="A6A6A6"/>
-                      <w:rFonts w:asciiTheme="majorEastAsia" w:eastAsiaTheme="majorEastAsia" w:hAnsiTheme="majorEastAsia"/>
                     </w:rPr>
-                    <w:t xml:space="preserve">자필성명</w:t>
+                    <w:t>자필성명</w:t>
                   </w:r>
                 </w:p>
               </w:tc>
               <w:tc>
                 <w:tcPr>
                   <w:tcW w:w="3153" w:type="dxa"/>
-                  <w:vAlign w:val="center"/>
                   <w:tcMar>
                     <w:top w:w="0" w:type="dxa"/>
+                    <w:left w:w="0" w:type="dxa"/>
                     <w:bottom w:w="0" w:type="dxa"/>
-                    <w:left w:w="0" w:type="dxa"/>
                     <w:right w:w="0" w:type="dxa"/>
                   </w:tcMar>
+                  <w:vAlign w:val="center"/>
                 </w:tcPr>
                 <w:p>
                   <w:pPr>
-                    <w:spacing w:before="0" w:after="0" w:line="240" w:lineRule="auto"/>
                     <w:jc w:val="center"/>
                   </w:pPr>
                   <w:r>
                     <w:rPr>
+                      <w:rFonts w:asciiTheme="majorEastAsia" w:eastAsiaTheme="majorEastAsia" w:hAnsiTheme="majorEastAsia"/>
+                      <w:color w:val="A6A6A6"/>
                       <w:sz w:val="24"/>
-                      <w:color w:val="A6A6A6"/>
-                      <w:rFonts w:asciiTheme="majorEastAsia" w:eastAsiaTheme="majorEastAsia" w:hAnsiTheme="majorEastAsia"/>
                     </w:rPr>
-                    <w:t xml:space="preserve">서명</w:t>
+                    <w:t>서명</w:t>
                   </w:r>
                 </w:p>
               </w:tc>
               <w:tc>
                 <w:tcPr>
                   <w:tcW w:w="2454" w:type="dxa"/>
-                  <w:vAlign w:val="center"/>
                   <w:tcMar>
                     <w:top w:w="0" w:type="dxa"/>
+                    <w:left w:w="0" w:type="dxa"/>
                     <w:bottom w:w="0" w:type="dxa"/>
-                    <w:left w:w="0" w:type="dxa"/>
                     <w:right w:w="0" w:type="dxa"/>
                   </w:tcMar>
+                  <w:vAlign w:val="center"/>
                 </w:tcPr>
                 <w:p>
                   <w:pPr>
-                    <w:spacing w:before="0" w:after="0" w:line="240" w:lineRule="auto"/>
                     <w:jc w:val="center"/>
                   </w:pPr>
                   <w:r>
                     <w:rPr>
+                      <w:rFonts w:asciiTheme="majorEastAsia" w:eastAsiaTheme="majorEastAsia" w:hAnsiTheme="majorEastAsia"/>
+                      <w:color w:val="A6A6A6"/>
                       <w:sz w:val="24"/>
-                      <w:color w:val="A6A6A6"/>
-                      <w:rFonts w:asciiTheme="majorEastAsia" w:eastAsiaTheme="majorEastAsia" w:hAnsiTheme="majorEastAsia"/>
                     </w:rPr>
-                    <w:t xml:space="preserve">(인)</w:t>
+                    <w:t>(인)</w:t>
                   </w:r>
                 </w:p>
               </w:tc>
             </w:tr>
-          </w:tbl>
-          <w:tbl>
-            <w:tblPr>
-              <w:tblW w:w="8760" w:type="dxa"/>
-              <w:tblLayout w:type="fixed"/>
-              <w:tblBorders>
-                <w:top w:val="none" w:sz="0" w:space="0"/>
-                <w:bottom w:val="none" w:sz="0" w:space="0"/>
-                <w:left w:val="none" w:sz="0" w:space="0"/>
-                <w:right w:val="none" w:sz="0" w:space="0"/>
-                <w:insideH w:val="none" w:sz="0" w:space="0"/>
-                <w:insideV w:val="none" w:sz="0" w:space="0"/>
-              </w:tblBorders>
-            </w:tblPr>
-            <w:tblGrid>
-              <w:gridCol w:w="3153"/>
-              <w:gridCol w:w="3153"/>
-              <w:gridCol w:w="2454"/>
-            </w:tblGrid>
             <w:tr>
               <w:trPr>
-                <w:trHeight w:val="340" w:hRule="atLeast"/>
+                <w:trHeight w:val="340"/>
               </w:trPr>
               <w:tc>
                 <w:tcPr>
                   <w:tcW w:w="3153" w:type="dxa"/>
-                  <w:vAlign w:val="center"/>
                   <w:tcMar>
                     <w:top w:w="0" w:type="dxa"/>
+                    <w:left w:w="0" w:type="dxa"/>
                     <w:bottom w:w="0" w:type="dxa"/>
-                    <w:left w:w="0" w:type="dxa"/>
                     <w:right w:w="0" w:type="dxa"/>
                   </w:tcMar>
+                  <w:vAlign w:val="center"/>
                 </w:tcPr>
                 <w:p>
                   <w:pPr>
-                    <w:spacing w:before="0" w:after="0" w:line="240" w:lineRule="auto"/>
                     <w:jc w:val="center"/>
                   </w:pPr>
                   <w:r>
                     <w:rPr>
+                      <w:rFonts w:asciiTheme="majorEastAsia" w:eastAsiaTheme="majorEastAsia" w:hAnsiTheme="majorEastAsia"/>
+                      <w:color w:val="A6A6A6"/>
                       <w:sz w:val="24"/>
-                      <w:color w:val="A6A6A6"/>
-                      <w:rFonts w:asciiTheme="majorEastAsia" w:eastAsiaTheme="majorEastAsia" w:hAnsiTheme="majorEastAsia"/>
                     </w:rPr>
-                    <w:t xml:space="preserve">회사명</w:t>
+                    <w:t>회사명</w:t>
                   </w:r>
                 </w:p>
               </w:tc>
               <w:tc>
                 <w:tcPr>
                   <w:tcW w:w="3153" w:type="dxa"/>
-                  <w:vAlign w:val="center"/>
                   <w:tcMar>
                     <w:top w:w="0" w:type="dxa"/>
+                    <w:left w:w="0" w:type="dxa"/>
                     <w:bottom w:w="0" w:type="dxa"/>
-                    <w:left w:w="0" w:type="dxa"/>
                     <w:right w:w="0" w:type="dxa"/>
                   </w:tcMar>
+                  <w:vAlign w:val="center"/>
                 </w:tcPr>
                 <w:p>
                   <w:pPr>
-                    <w:spacing w:before="0" w:after="0" w:line="240" w:lineRule="auto"/>
                     <w:jc w:val="center"/>
                   </w:pPr>
                   <w:r>
                     <w:rPr>
+                      <w:rFonts w:asciiTheme="majorEastAsia" w:eastAsiaTheme="majorEastAsia" w:hAnsiTheme="majorEastAsia"/>
+                      <w:color w:val="A6A6A6"/>
                       <w:sz w:val="24"/>
-                      <w:color w:val="A6A6A6"/>
-                      <w:rFonts w:asciiTheme="majorEastAsia" w:eastAsiaTheme="majorEastAsia" w:hAnsiTheme="majorEastAsia"/>
                     </w:rPr>
-                    <w:t xml:space="preserve">대표이사</w:t>
+                    <w:t>대표이사</w:t>
                   </w:r>
                 </w:p>
               </w:tc>
               <w:tc>
                 <w:tcPr>
                   <w:tcW w:w="2454" w:type="dxa"/>
-                  <w:vAlign w:val="center"/>
                   <w:tcMar>
                     <w:top w:w="0" w:type="dxa"/>
+                    <w:left w:w="0" w:type="dxa"/>
                     <w:bottom w:w="0" w:type="dxa"/>
-                    <w:left w:w="0" w:type="dxa"/>
                     <w:right w:w="0" w:type="dxa"/>
                   </w:tcMar>
+                  <w:vAlign w:val="center"/>
                 </w:tcPr>
                 <w:p>
                   <w:pPr>
-                    <w:spacing w:before="0" w:after="0" w:line="240" w:lineRule="auto"/>
                     <w:jc w:val="center"/>
                   </w:pPr>
                   <w:r>
                     <w:rPr>
+                      <w:rFonts w:asciiTheme="majorEastAsia" w:eastAsiaTheme="majorEastAsia" w:hAnsiTheme="majorEastAsia"/>
+                      <w:color w:val="A6A6A6"/>
                       <w:sz w:val="24"/>
-                      <w:color w:val="A6A6A6"/>
-                      <w:rFonts w:asciiTheme="majorEastAsia" w:eastAsiaTheme="majorEastAsia" w:hAnsiTheme="majorEastAsia"/>
                     </w:rPr>
-                    <w:t xml:space="preserve">(인)</w:t>
+                    <w:t>(인)</w:t>
                   </w:r>
                 </w:p>
               </w:tc>
@@ -5947,7 +6143,7 @@
         <w:spacing w:line="877" w:lineRule="exact"/>
         <w:ind w:left="539"/>
         <w:rPr>
-          <w:rFonts w:asciiTheme="majorEastAsia" w:eastAsiaTheme="majorEastAsia" w:hAnsiTheme="majorEastAsia" w:hint="eastAsia"/>
+          <w:rFonts w:asciiTheme="majorEastAsia" w:eastAsiaTheme="majorEastAsia" w:hAnsiTheme="majorEastAsia"/>
           <w:b/>
           <w:color w:val="000000" w:themeColor="text1"/>
           <w:sz w:val="48"/>
@@ -5995,7 +6191,6 @@
           <w:sz w:val="52"/>
           <w:szCs w:val="52"/>
         </w:rPr>
-        <w:lastRenderedPageBreak/>
         <w:t>계</w:t>
       </w:r>
       <w:r>
@@ -6075,12 +6270,14 @@
         </w:rPr>
         <w:t xml:space="preserve"> </w:t>
       </w:r>
+      <w:proofErr w:type="spellStart"/>
       <w:r>
         <w:rPr>
           <w:rFonts w:asciiTheme="majorEastAsia" w:eastAsiaTheme="majorEastAsia" w:hAnsiTheme="majorEastAsia"/>
         </w:rPr>
         <w:t>이브이앤솔루션</w:t>
       </w:r>
+      <w:proofErr w:type="spellEnd"/>
       <w:r>
         <w:rPr>
           <w:rFonts w:asciiTheme="majorEastAsia" w:eastAsiaTheme="majorEastAsia" w:hAnsiTheme="majorEastAsia"/>
@@ -6287,8 +6484,8 @@
           <w:spacing w:val="-2"/>
         </w:rPr>
         <w:sectPr>
+          <w:footerReference w:type="default" r:id="rId12"/>
           <w:type w:val="continuous"/>
-          <w:footerReference w:type="default" r:id="rId10"/>
           <w:pgSz w:w="19200" w:h="25610"/>
           <w:pgMar w:top="720" w:right="708" w:bottom="794" w:left="566" w:header="0" w:footer="693" w:gutter="0"/>
           <w:cols w:space="720"/>
@@ -6312,7 +6509,7 @@
         <w:pStyle w:val="3"/>
         <w:ind w:left="1000" w:hanging="400"/>
         <w:rPr>
-          <w:rFonts w:asciiTheme="majorEastAsia" w:eastAsiaTheme="majorEastAsia" w:hAnsiTheme="majorEastAsia" w:cs="굴림"/>
+          <w:rFonts w:asciiTheme="majorEastAsia" w:eastAsiaTheme="majorEastAsia" w:hAnsiTheme="majorEastAsia" w:cs="Gulim"/>
         </w:rPr>
       </w:pPr>
       <w:r>
@@ -6345,7 +6542,21 @@
         <w:rPr>
           <w:rFonts w:asciiTheme="majorEastAsia" w:eastAsiaTheme="majorEastAsia" w:hAnsiTheme="majorEastAsia"/>
         </w:rPr>
-        <w:t>다만 차량 매매계약의 불성립 또는 해제 시 본 계약의 처리는 제9조 제2항에 따른다.</w:t>
+        <w:t xml:space="preserve">다만 차량 매매계약의 </w:t>
+      </w:r>
+      <w:proofErr w:type="spellStart"/>
+      <w:r>
+        <w:rPr>
+          <w:rFonts w:asciiTheme="majorEastAsia" w:eastAsiaTheme="majorEastAsia" w:hAnsiTheme="majorEastAsia"/>
+        </w:rPr>
+        <w:t>불성립</w:t>
+      </w:r>
+      <w:proofErr w:type="spellEnd"/>
+      <w:r>
+        <w:rPr>
+          <w:rFonts w:asciiTheme="majorEastAsia" w:eastAsiaTheme="majorEastAsia" w:hAnsiTheme="majorEastAsia"/>
+        </w:rPr>
+        <w:t xml:space="preserve"> 또는 해제 시 본 계약의 처리는 제9조 제2항에 따른다.</w:t>
       </w:r>
     </w:p>
     <w:p>
@@ -6566,7 +6777,35 @@
           <w:rFonts w:asciiTheme="majorEastAsia" w:eastAsiaTheme="majorEastAsia" w:hAnsiTheme="majorEastAsia"/>
         </w:rPr>
         <w:br/>
-        <w:t xml:space="preserve">② 특장 대금(잔금)의 지급 시기·방법은 갑과 캐피탈사 간 별도 정산 약정에 따르며, 구체적 사항은 특약란에 기재한다. </w:t>
+        <w:t xml:space="preserve">② 특장 대금(잔금)의 지급 시기·방법은 갑과 </w:t>
+      </w:r>
+      <w:proofErr w:type="spellStart"/>
+      <w:r>
+        <w:rPr>
+          <w:rFonts w:asciiTheme="majorEastAsia" w:eastAsiaTheme="majorEastAsia" w:hAnsiTheme="majorEastAsia"/>
+        </w:rPr>
+        <w:t>캐피탈사</w:t>
+      </w:r>
+      <w:proofErr w:type="spellEnd"/>
+      <w:r>
+        <w:rPr>
+          <w:rFonts w:asciiTheme="majorEastAsia" w:eastAsiaTheme="majorEastAsia" w:hAnsiTheme="majorEastAsia"/>
+        </w:rPr>
+        <w:t xml:space="preserve"> 간 별도 정산 약정에 따르며, 구체적 사항은 </w:t>
+      </w:r>
+      <w:proofErr w:type="spellStart"/>
+      <w:r>
+        <w:rPr>
+          <w:rFonts w:asciiTheme="majorEastAsia" w:eastAsiaTheme="majorEastAsia" w:hAnsiTheme="majorEastAsia"/>
+        </w:rPr>
+        <w:t>특약란에</w:t>
+      </w:r>
+      <w:proofErr w:type="spellEnd"/>
+      <w:r>
+        <w:rPr>
+          <w:rFonts w:asciiTheme="majorEastAsia" w:eastAsiaTheme="majorEastAsia" w:hAnsiTheme="majorEastAsia"/>
+        </w:rPr>
+        <w:t xml:space="preserve"> 기재한다. </w:t>
       </w:r>
       <w:r>
         <w:rPr>
@@ -6580,6 +6819,11 @@
           <w:rFonts w:asciiTheme="majorEastAsia" w:eastAsiaTheme="majorEastAsia" w:hAnsiTheme="majorEastAsia"/>
         </w:rPr>
         <w:br/>
+      </w:r>
+      <w:r>
+        <w:rPr>
+          <w:rFonts w:asciiTheme="majorEastAsia" w:eastAsiaTheme="majorEastAsia" w:hAnsiTheme="majorEastAsia"/>
+        </w:rPr>
         <w:t xml:space="preserve"> ④ 을의 신용상태 변동, 신규 채무, 연체, 회생·파산, 사업상태 변경 등 을의 귀책사유로 특장 캐피탈 실행이 불가능한 경우 을은 특장 대금 지급 의무를 부담하며, 현금 지급·금융기관 변경 등 구체적 지급 방법은 갑과 협의하여 정한다. 협의가 이루어지지 아니한 때에는 제9조 제3항 및 제9조의2에 따른다.</w:t>
       </w:r>
     </w:p>
@@ -6649,11 +6893,6 @@
           <w:rFonts w:asciiTheme="majorEastAsia" w:eastAsiaTheme="majorEastAsia" w:hAnsiTheme="majorEastAsia"/>
         </w:rPr>
         <w:br/>
-      </w:r>
-      <w:r>
-        <w:rPr>
-          <w:rFonts w:asciiTheme="majorEastAsia" w:eastAsiaTheme="majorEastAsia" w:hAnsiTheme="majorEastAsia"/>
-        </w:rPr>
         <w:t>③ 제작 착수 이후 을이 계약을 해제하는 경우 을은 제9조의2에 따른 손해배상 책임을 부담한다.</w:t>
       </w:r>
     </w:p>
@@ -6854,13 +7093,29 @@
           <w:rStyle w:val="a6"/>
           <w:rFonts w:asciiTheme="majorEastAsia" w:eastAsiaTheme="majorEastAsia" w:hAnsiTheme="majorEastAsia"/>
         </w:rPr>
-        <w:t xml:space="preserve">일 이상 인수가 지연되는 경우 갑은 특약란에 정한 보관료(일 </w:t>
-      </w:r>
+        <w:t xml:space="preserve">일 이상 인수가 지연되는 경우 갑은 </w:t>
+      </w:r>
+      <w:proofErr w:type="spellStart"/>
       <w:r>
         <w:rPr>
           <w:rStyle w:val="a6"/>
           <w:rFonts w:asciiTheme="majorEastAsia" w:eastAsiaTheme="majorEastAsia" w:hAnsiTheme="majorEastAsia"/>
         </w:rPr>
+        <w:t>특약란에</w:t>
+      </w:r>
+      <w:proofErr w:type="spellEnd"/>
+      <w:r>
+        <w:rPr>
+          <w:rStyle w:val="a6"/>
+          <w:rFonts w:asciiTheme="majorEastAsia" w:eastAsiaTheme="majorEastAsia" w:hAnsiTheme="majorEastAsia"/>
+        </w:rPr>
+        <w:t xml:space="preserve"> 정한 보관료(일 </w:t>
+      </w:r>
+      <w:r>
+        <w:rPr>
+          <w:rStyle w:val="a6"/>
+          <w:rFonts w:asciiTheme="majorEastAsia" w:eastAsiaTheme="majorEastAsia" w:hAnsiTheme="majorEastAsia"/>
+        </w:rPr>
         <w:t>20,000</w:t>
       </w:r>
       <w:r>
@@ -6868,7 +7123,23 @@
           <w:rStyle w:val="a6"/>
           <w:rFonts w:asciiTheme="majorEastAsia" w:eastAsiaTheme="majorEastAsia" w:hAnsiTheme="majorEastAsia"/>
         </w:rPr>
-        <w:t>원)를 청구할 수 있다.</w:t>
+        <w:t>원)</w:t>
+      </w:r>
+      <w:proofErr w:type="spellStart"/>
+      <w:r>
+        <w:rPr>
+          <w:rStyle w:val="a6"/>
+          <w:rFonts w:asciiTheme="majorEastAsia" w:eastAsiaTheme="majorEastAsia" w:hAnsiTheme="majorEastAsia"/>
+        </w:rPr>
+        <w:t>를</w:t>
+      </w:r>
+      <w:proofErr w:type="spellEnd"/>
+      <w:r>
+        <w:rPr>
+          <w:rStyle w:val="a6"/>
+          <w:rFonts w:asciiTheme="majorEastAsia" w:eastAsiaTheme="majorEastAsia" w:hAnsiTheme="majorEastAsia"/>
+        </w:rPr>
+        <w:t xml:space="preserve"> 청구할 수 있다.</w:t>
       </w:r>
     </w:p>
     <w:p>
@@ -6904,7 +7175,21 @@
           <w:rFonts w:asciiTheme="majorEastAsia" w:eastAsiaTheme="majorEastAsia" w:hAnsiTheme="majorEastAsia"/>
         </w:rPr>
         <w:br/>
-        <w:t xml:space="preserve">② 기본 차량 및 구동계·전장 관련 하자는 보증 범위에서 제외되며 차량 제조사 보증에 따른다. </w:t>
+        <w:t xml:space="preserve">② 기본 차량 및 </w:t>
+      </w:r>
+      <w:proofErr w:type="spellStart"/>
+      <w:r>
+        <w:rPr>
+          <w:rFonts w:asciiTheme="majorEastAsia" w:eastAsiaTheme="majorEastAsia" w:hAnsiTheme="majorEastAsia"/>
+        </w:rPr>
+        <w:t>구동계</w:t>
+      </w:r>
+      <w:proofErr w:type="spellEnd"/>
+      <w:r>
+        <w:rPr>
+          <w:rFonts w:asciiTheme="majorEastAsia" w:eastAsiaTheme="majorEastAsia" w:hAnsiTheme="majorEastAsia"/>
+        </w:rPr>
+        <w:t xml:space="preserve">·전장 관련 하자는 보증 범위에서 제외되며 차량 제조사 보증에 따른다. </w:t>
       </w:r>
       <w:r>
         <w:rPr>
@@ -6930,6 +7215,12 @@
           <w:rFonts w:asciiTheme="majorEastAsia" w:eastAsiaTheme="majorEastAsia" w:hAnsiTheme="majorEastAsia"/>
         </w:rPr>
         <w:br/>
+      </w:r>
+      <w:r>
+        <w:rPr>
+          <w:rFonts w:asciiTheme="majorEastAsia" w:eastAsiaTheme="majorEastAsia" w:hAnsiTheme="majorEastAsia"/>
+        </w:rPr>
+        <w:lastRenderedPageBreak/>
         <w:t xml:space="preserve">④ 을이 </w:t>
       </w:r>
       <w:r>
@@ -7098,7 +7389,21 @@
         <w:rPr>
           <w:rFonts w:asciiTheme="majorEastAsia" w:eastAsiaTheme="majorEastAsia" w:hAnsiTheme="majorEastAsia"/>
         </w:rPr>
-        <w:t>캐피탈 조회 부결·차량 계약 불성립: 통합 캐피탈 조회 부결로 차량 계약이 불성립하는 경우 본 계약도 효력을 상실하며, 갑은 계약금을 반환한다.</w:t>
+        <w:t xml:space="preserve">캐피탈 조회 부결·차량 계약 </w:t>
+      </w:r>
+      <w:proofErr w:type="spellStart"/>
+      <w:r>
+        <w:rPr>
+          <w:rFonts w:asciiTheme="majorEastAsia" w:eastAsiaTheme="majorEastAsia" w:hAnsiTheme="majorEastAsia"/>
+        </w:rPr>
+        <w:t>불성립</w:t>
+      </w:r>
+      <w:proofErr w:type="spellEnd"/>
+      <w:r>
+        <w:rPr>
+          <w:rFonts w:asciiTheme="majorEastAsia" w:eastAsiaTheme="majorEastAsia" w:hAnsiTheme="majorEastAsia"/>
+        </w:rPr>
+        <w:t>: 통합 캐피탈 조회 부결로 차량 계약이 불성립하는 경우 본 계약도 효력을 상실하며, 갑은 계약금을 반환한다.</w:t>
       </w:r>
     </w:p>
     <w:p>
@@ -7116,14 +7421,49 @@
         <w:rPr>
           <w:rFonts w:asciiTheme="majorEastAsia" w:eastAsiaTheme="majorEastAsia" w:hAnsiTheme="majorEastAsia"/>
         </w:rPr>
-        <w:t xml:space="preserve">갑·을 쌍방 무귀책 사유: 통합 조회 통과 후 차량 계약이 갑·을의 책임 없는 사유(천재지변, 제조사 단종·생산 중단, 법령에 의한 판매 금지 등)로 해제·불성립되는 경우, 갑은 계약금을 반환하고 본 계약은 </w:t>
-      </w:r>
-      <w:r>
-        <w:rPr>
-          <w:rFonts w:asciiTheme="majorEastAsia" w:eastAsiaTheme="majorEastAsia" w:hAnsiTheme="majorEastAsia"/>
-        </w:rPr>
-        <w:lastRenderedPageBreak/>
-        <w:t>종료된다. 다만 특장 제작이 이미 착수된 경우 제9조의2 제2항의 각 단계에 따라 기투입 비용을 정산한 후 잔액을 반환한다.</w:t>
+        <w:t xml:space="preserve">갑·을 쌍방 </w:t>
+      </w:r>
+      <w:proofErr w:type="spellStart"/>
+      <w:r>
+        <w:rPr>
+          <w:rFonts w:asciiTheme="majorEastAsia" w:eastAsiaTheme="majorEastAsia" w:hAnsiTheme="majorEastAsia"/>
+        </w:rPr>
+        <w:t>무귀책</w:t>
+      </w:r>
+      <w:proofErr w:type="spellEnd"/>
+      <w:r>
+        <w:rPr>
+          <w:rFonts w:asciiTheme="majorEastAsia" w:eastAsiaTheme="majorEastAsia" w:hAnsiTheme="majorEastAsia"/>
+        </w:rPr>
+        <w:t xml:space="preserve"> 사유: 통합 조회 통과 후 차량 계약이 갑·을의 책임 없는 사유(천재지변, 제조사 단종·생산 중단, 법령에 의한 판매 금지 등)로 해제·</w:t>
+      </w:r>
+      <w:proofErr w:type="spellStart"/>
+      <w:r>
+        <w:rPr>
+          <w:rFonts w:asciiTheme="majorEastAsia" w:eastAsiaTheme="majorEastAsia" w:hAnsiTheme="majorEastAsia"/>
+        </w:rPr>
+        <w:t>불성립되는</w:t>
+      </w:r>
+      <w:proofErr w:type="spellEnd"/>
+      <w:r>
+        <w:rPr>
+          <w:rFonts w:asciiTheme="majorEastAsia" w:eastAsiaTheme="majorEastAsia" w:hAnsiTheme="majorEastAsia"/>
+        </w:rPr>
+        <w:t xml:space="preserve"> 경우, 갑은 계약금을 반환하고 본 계약은 종료된다. 다만 특장 제작이 이미 착수된 경우 제9조의2 제2항의 각 단계에 따라 </w:t>
+      </w:r>
+      <w:proofErr w:type="spellStart"/>
+      <w:r>
+        <w:rPr>
+          <w:rFonts w:asciiTheme="majorEastAsia" w:eastAsiaTheme="majorEastAsia" w:hAnsiTheme="majorEastAsia"/>
+        </w:rPr>
+        <w:t>기투입</w:t>
+      </w:r>
+      <w:proofErr w:type="spellEnd"/>
+      <w:r>
+        <w:rPr>
+          <w:rFonts w:asciiTheme="majorEastAsia" w:eastAsiaTheme="majorEastAsia" w:hAnsiTheme="majorEastAsia"/>
+        </w:rPr>
+        <w:t xml:space="preserve"> 비용을 정산한 후 잔액을 반환한다.</w:t>
       </w:r>
     </w:p>
     <w:p>
@@ -7141,7 +7481,21 @@
         <w:rPr>
           <w:rFonts w:asciiTheme="majorEastAsia" w:eastAsiaTheme="majorEastAsia" w:hAnsiTheme="majorEastAsia"/>
         </w:rPr>
-        <w:t>을 귀책으로 차량 계약 해제: 을의 변심, 대금 미납, 신용 악화에 따른 캐피탈 재부결, 명의 변경 요구 거절, 기타 을의 귀책사유로 차량 계약이 해제되어 본 계약의 이행이 불가능하게 된 경우, 제9조의2를 준용한다.</w:t>
+        <w:t xml:space="preserve">을 귀책으로 차량 계약 해제: 을의 변심, 대금 미납, 신용 악화에 따른 캐피탈 </w:t>
+      </w:r>
+      <w:proofErr w:type="spellStart"/>
+      <w:r>
+        <w:rPr>
+          <w:rFonts w:asciiTheme="majorEastAsia" w:eastAsiaTheme="majorEastAsia" w:hAnsiTheme="majorEastAsia"/>
+        </w:rPr>
+        <w:t>재부결</w:t>
+      </w:r>
+      <w:proofErr w:type="spellEnd"/>
+      <w:r>
+        <w:rPr>
+          <w:rFonts w:asciiTheme="majorEastAsia" w:eastAsiaTheme="majorEastAsia" w:hAnsiTheme="majorEastAsia"/>
+        </w:rPr>
+        <w:t>, 명의 변경 요구 거절, 기타 을의 귀책사유로 차량 계약이 해제되어 본 계약의 이행이 불가능하게 된 경우, 제9조의2를 준용한다.</w:t>
       </w:r>
     </w:p>
     <w:p>
@@ -7159,7 +7513,21 @@
         <w:rPr>
           <w:rFonts w:asciiTheme="majorEastAsia" w:eastAsiaTheme="majorEastAsia" w:hAnsiTheme="majorEastAsia"/>
         </w:rPr>
-        <w:t>제조사 귀책으로 차량 계약 해제: 차량 제조사의 귀책사유(납기 지연, 제원 변경으로 특장 장착 불가, 계약 불이행 등)로 을이 차량 계약을 해제한 경우, 갑은 계약금을 반환한다. 다만 특장 제작이 이미 착수된 경우 제9조의2 제2항의 각 단계에 따라 기투입 비용을 정산한 후 잔액을 반환하며, 갑은 제조사에 대한 구상권을 별도로 행사할 수 있다.</w:t>
+        <w:t xml:space="preserve">제조사 귀책으로 차량 계약 해제: 차량 제조사의 귀책사유(납기 지연, 제원 변경으로 특장 장착 불가, 계약 불이행 등)로 을이 차량 계약을 해제한 경우, 갑은 계약금을 반환한다. 다만 특장 제작이 이미 착수된 경우 제9조의2 제2항의 각 단계에 따라 </w:t>
+      </w:r>
+      <w:proofErr w:type="spellStart"/>
+      <w:r>
+        <w:rPr>
+          <w:rFonts w:asciiTheme="majorEastAsia" w:eastAsiaTheme="majorEastAsia" w:hAnsiTheme="majorEastAsia"/>
+        </w:rPr>
+        <w:t>기투입</w:t>
+      </w:r>
+      <w:proofErr w:type="spellEnd"/>
+      <w:r>
+        <w:rPr>
+          <w:rFonts w:asciiTheme="majorEastAsia" w:eastAsiaTheme="majorEastAsia" w:hAnsiTheme="majorEastAsia"/>
+        </w:rPr>
+        <w:t xml:space="preserve"> 비용을 정산한 후 잔액을 반환하며, 갑은 제조사에 대한 구상권을 별도로 행사할 수 있다.</w:t>
       </w:r>
     </w:p>
     <w:p>
@@ -7226,11 +7594,11 @@
     <w:p>
       <w:pPr>
         <w:pStyle w:val="font-claude-response-body"/>
+        <w:spacing w:before="0" w:after="0" w:line="220" w:lineRule="auto"/>
         <w:rPr>
           <w:rFonts w:asciiTheme="majorEastAsia" w:eastAsiaTheme="majorEastAsia" w:hAnsiTheme="majorEastAsia"/>
           <w:highlight w:val="yellow"/>
         </w:rPr>
-        <w:spacing w:before="0" w:after="0" w:line="220" w:lineRule="auto"/>
       </w:pPr>
       <w:r>
         <w:rPr>
@@ -7485,7 +7853,21 @@
         <w:rPr>
           <w:rFonts w:asciiTheme="majorEastAsia" w:eastAsiaTheme="majorEastAsia" w:hAnsiTheme="majorEastAsia"/>
         </w:rPr>
-        <w:t>제10조 【지연 손해금】</w:t>
+        <w:t xml:space="preserve">제10조 【지연 </w:t>
+      </w:r>
+      <w:proofErr w:type="spellStart"/>
+      <w:r>
+        <w:rPr>
+          <w:rFonts w:asciiTheme="majorEastAsia" w:eastAsiaTheme="majorEastAsia" w:hAnsiTheme="majorEastAsia"/>
+        </w:rPr>
+        <w:t>손해금</w:t>
+      </w:r>
+      <w:proofErr w:type="spellEnd"/>
+      <w:r>
+        <w:rPr>
+          <w:rFonts w:asciiTheme="majorEastAsia" w:eastAsiaTheme="majorEastAsia" w:hAnsiTheme="majorEastAsia"/>
+        </w:rPr>
+        <w:t>】</w:t>
       </w:r>
     </w:p>
     <w:p>
@@ -7529,14 +7911,14 @@
         <w:autoSpaceDN/>
         <w:contextualSpacing/>
         <w:rPr>
-          <w:rFonts w:asciiTheme="majorEastAsia" w:eastAsiaTheme="majorEastAsia" w:hAnsiTheme="majorEastAsia" w:cs="굴림"/>
+          <w:rFonts w:asciiTheme="majorEastAsia" w:eastAsiaTheme="majorEastAsia" w:hAnsiTheme="majorEastAsia" w:cs="Gulim"/>
           <w:sz w:val="24"/>
           <w:szCs w:val="28"/>
         </w:rPr>
       </w:pPr>
       <w:r>
         <w:rPr>
-          <w:rFonts w:asciiTheme="majorEastAsia" w:eastAsiaTheme="majorEastAsia" w:hAnsiTheme="majorEastAsia" w:cs="굴림" w:hint="eastAsia"/>
+          <w:rFonts w:asciiTheme="majorEastAsia" w:eastAsiaTheme="majorEastAsia" w:hAnsiTheme="majorEastAsia" w:cs="Gulim" w:hint="eastAsia"/>
           <w:sz w:val="24"/>
           <w:szCs w:val="28"/>
         </w:rPr>
@@ -7544,7 +7926,7 @@
       </w:r>
       <w:r>
         <w:rPr>
-          <w:rFonts w:asciiTheme="majorEastAsia" w:eastAsiaTheme="majorEastAsia" w:hAnsiTheme="majorEastAsia" w:cs="굴림"/>
+          <w:rFonts w:asciiTheme="majorEastAsia" w:eastAsiaTheme="majorEastAsia" w:hAnsiTheme="majorEastAsia" w:cs="Gulim"/>
           <w:sz w:val="24"/>
           <w:szCs w:val="28"/>
         </w:rPr>
@@ -7552,7 +7934,7 @@
       </w:r>
       <w:r>
         <w:rPr>
-          <w:rFonts w:asciiTheme="majorEastAsia" w:eastAsiaTheme="majorEastAsia" w:hAnsiTheme="majorEastAsia" w:cs="굴림" w:hint="eastAsia"/>
+          <w:rFonts w:asciiTheme="majorEastAsia" w:eastAsiaTheme="majorEastAsia" w:hAnsiTheme="majorEastAsia" w:cs="Gulim" w:hint="eastAsia"/>
           <w:sz w:val="24"/>
           <w:szCs w:val="28"/>
         </w:rPr>
@@ -7560,7 +7942,7 @@
       </w:r>
       <w:r>
         <w:rPr>
-          <w:rFonts w:asciiTheme="majorEastAsia" w:eastAsiaTheme="majorEastAsia" w:hAnsiTheme="majorEastAsia" w:cs="굴림"/>
+          <w:rFonts w:asciiTheme="majorEastAsia" w:eastAsiaTheme="majorEastAsia" w:hAnsiTheme="majorEastAsia" w:cs="Gulim"/>
           <w:sz w:val="24"/>
           <w:szCs w:val="28"/>
         </w:rPr>
@@ -7568,7 +7950,7 @@
       </w:r>
       <w:r>
         <w:rPr>
-          <w:rFonts w:asciiTheme="majorEastAsia" w:eastAsiaTheme="majorEastAsia" w:hAnsiTheme="majorEastAsia" w:cs="굴림" w:hint="eastAsia"/>
+          <w:rFonts w:asciiTheme="majorEastAsia" w:eastAsiaTheme="majorEastAsia" w:hAnsiTheme="majorEastAsia" w:cs="Gulim" w:hint="eastAsia"/>
           <w:sz w:val="24"/>
           <w:szCs w:val="28"/>
         </w:rPr>
@@ -7576,7 +7958,7 @@
       </w:r>
       <w:r>
         <w:rPr>
-          <w:rFonts w:asciiTheme="majorEastAsia" w:eastAsiaTheme="majorEastAsia" w:hAnsiTheme="majorEastAsia" w:cs="굴림"/>
+          <w:rFonts w:asciiTheme="majorEastAsia" w:eastAsiaTheme="majorEastAsia" w:hAnsiTheme="majorEastAsia" w:cs="Gulim"/>
           <w:sz w:val="24"/>
           <w:szCs w:val="28"/>
         </w:rPr>
@@ -7584,7 +7966,7 @@
       </w:r>
       <w:r>
         <w:rPr>
-          <w:rFonts w:asciiTheme="majorEastAsia" w:eastAsiaTheme="majorEastAsia" w:hAnsiTheme="majorEastAsia" w:cs="굴림" w:hint="eastAsia"/>
+          <w:rFonts w:asciiTheme="majorEastAsia" w:eastAsiaTheme="majorEastAsia" w:hAnsiTheme="majorEastAsia" w:cs="Gulim" w:hint="eastAsia"/>
           <w:sz w:val="24"/>
           <w:szCs w:val="28"/>
         </w:rPr>
@@ -7627,7 +8009,21 @@
         <w:rPr>
           <w:rFonts w:asciiTheme="majorEastAsia" w:eastAsiaTheme="majorEastAsia" w:hAnsiTheme="majorEastAsia"/>
         </w:rPr>
-        <w:t xml:space="preserve"> 불성립·무효·취소 </w:t>
+        <w:t xml:space="preserve"> </w:t>
+      </w:r>
+      <w:proofErr w:type="spellStart"/>
+      <w:r>
+        <w:rPr>
+          <w:rFonts w:asciiTheme="majorEastAsia" w:eastAsiaTheme="majorEastAsia" w:hAnsiTheme="majorEastAsia"/>
+        </w:rPr>
+        <w:t>불성립</w:t>
+      </w:r>
+      <w:proofErr w:type="spellEnd"/>
+      <w:r>
+        <w:rPr>
+          <w:rFonts w:asciiTheme="majorEastAsia" w:eastAsiaTheme="majorEastAsia" w:hAnsiTheme="majorEastAsia"/>
+        </w:rPr>
+        <w:t xml:space="preserve">·무효·취소 </w:t>
       </w:r>
       <w:r>
         <w:rPr>
@@ -7742,6 +8138,7 @@
         </w:rPr>
         <w:t xml:space="preserve">을이 </w:t>
       </w:r>
+      <w:proofErr w:type="spellStart"/>
       <w:r>
         <w:rPr>
           <w:rFonts w:asciiTheme="majorEastAsia" w:eastAsiaTheme="majorEastAsia" w:hAnsiTheme="majorEastAsia"/>
@@ -7752,7 +8149,14 @@
         <w:rPr>
           <w:rFonts w:asciiTheme="majorEastAsia" w:eastAsiaTheme="majorEastAsia" w:hAnsiTheme="majorEastAsia" w:hint="eastAsia"/>
         </w:rPr>
-        <w:t xml:space="preserve">탈사 등 </w:t>
+        <w:t>탈사</w:t>
+      </w:r>
+      <w:proofErr w:type="spellEnd"/>
+      <w:r>
+        <w:rPr>
+          <w:rFonts w:asciiTheme="majorEastAsia" w:eastAsiaTheme="majorEastAsia" w:hAnsiTheme="majorEastAsia" w:hint="eastAsia"/>
+        </w:rPr>
+        <w:t xml:space="preserve"> 등 </w:t>
       </w:r>
       <w:r>
         <w:rPr>
@@ -7888,7 +8292,21 @@
         <w:rPr>
           <w:rFonts w:asciiTheme="majorEastAsia" w:eastAsiaTheme="majorEastAsia" w:hAnsiTheme="majorEastAsia"/>
         </w:rPr>
-        <w:t xml:space="preserve">① 갑은 통합 캐피탈 조회 등 이행에 필요한 범위에서 신용정보업자·캐피탈사로부터 을의 신용정보를 제공받거나 제공할 수 있다. </w:t>
+        <w:t>① 갑은 통합 캐피탈 조회 등 이행에 필요한 범위에서 신용정보업자·</w:t>
+      </w:r>
+      <w:proofErr w:type="spellStart"/>
+      <w:r>
+        <w:rPr>
+          <w:rFonts w:asciiTheme="majorEastAsia" w:eastAsiaTheme="majorEastAsia" w:hAnsiTheme="majorEastAsia"/>
+        </w:rPr>
+        <w:t>캐피탈사로부터</w:t>
+      </w:r>
+      <w:proofErr w:type="spellEnd"/>
+      <w:r>
+        <w:rPr>
+          <w:rFonts w:asciiTheme="majorEastAsia" w:eastAsiaTheme="majorEastAsia" w:hAnsiTheme="majorEastAsia"/>
+        </w:rPr>
+        <w:t xml:space="preserve"> 을의 신용정보를 제공받거나 제공할 수 있다. </w:t>
       </w:r>
       <w:r>
         <w:rPr>
@@ -7931,7 +8349,21 @@
         <w:rPr>
           <w:rFonts w:asciiTheme="majorEastAsia" w:eastAsiaTheme="majorEastAsia" w:hAnsiTheme="majorEastAsia"/>
         </w:rPr>
-        <w:t xml:space="preserve">① 갑은 자동차관리법 제34조 및 관계 법령에 따른 구조변경 승인·검사를 완료하여 인도한다. 비용 부담 주체는 특약란에 기재한다. </w:t>
+        <w:t xml:space="preserve">① 갑은 자동차관리법 제34조 및 관계 법령에 따른 구조변경 승인·검사를 완료하여 인도한다. 비용 부담 주체는 </w:t>
+      </w:r>
+      <w:proofErr w:type="spellStart"/>
+      <w:r>
+        <w:rPr>
+          <w:rFonts w:asciiTheme="majorEastAsia" w:eastAsiaTheme="majorEastAsia" w:hAnsiTheme="majorEastAsia"/>
+        </w:rPr>
+        <w:t>특약란에</w:t>
+      </w:r>
+      <w:proofErr w:type="spellEnd"/>
+      <w:r>
+        <w:rPr>
+          <w:rFonts w:asciiTheme="majorEastAsia" w:eastAsiaTheme="majorEastAsia" w:hAnsiTheme="majorEastAsia"/>
+        </w:rPr>
+        <w:t xml:space="preserve"> 기재한다. </w:t>
       </w:r>
       <w:r>
         <w:rPr>
@@ -8018,12 +8450,21 @@
         </w:rPr>
         <w:t>① 갑은 이 계약상 권리의 전부·일부를 제3자(</w:t>
       </w:r>
+      <w:proofErr w:type="spellStart"/>
       <w:r>
         <w:rPr>
           <w:rStyle w:val="a6"/>
           <w:rFonts w:asciiTheme="majorEastAsia" w:eastAsiaTheme="majorEastAsia" w:hAnsiTheme="majorEastAsia"/>
         </w:rPr>
-        <w:t>캐피탈사·금융기관·채권관리기관</w:t>
+        <w:t>캐피탈사</w:t>
+      </w:r>
+      <w:proofErr w:type="spellEnd"/>
+      <w:r>
+        <w:rPr>
+          <w:rStyle w:val="a6"/>
+          <w:rFonts w:asciiTheme="majorEastAsia" w:eastAsiaTheme="majorEastAsia" w:hAnsiTheme="majorEastAsia"/>
+        </w:rPr>
+        <w:t>·금융기관·채권관리기관</w:t>
       </w:r>
       <w:r>
         <w:rPr>
@@ -8214,6 +8655,7 @@
         <w:rPr>
           <w:rFonts w:asciiTheme="majorEastAsia" w:eastAsiaTheme="majorEastAsia" w:hAnsiTheme="majorEastAsia"/>
         </w:rPr>
+        <w:lastRenderedPageBreak/>
         <w:t xml:space="preserve">이 계약에 관한 소송은 </w:t>
       </w:r>
       <w:r>
@@ -8327,7 +8769,7 @@
       <w:pPr>
         <w:pStyle w:val="font-claude-response-body"/>
         <w:rPr>
-          <w:rFonts w:asciiTheme="majorEastAsia" w:eastAsiaTheme="majorEastAsia" w:hAnsiTheme="majorEastAsia" w:hint="eastAsia"/>
+          <w:rFonts w:asciiTheme="majorEastAsia" w:eastAsiaTheme="majorEastAsia" w:hAnsiTheme="majorEastAsia"/>
           <w:color w:val="000000" w:themeColor="text1"/>
         </w:rPr>
         <w:sectPr>
@@ -8343,17 +8785,18 @@
         <w:pStyle w:val="3"/>
         <w:ind w:left="0"/>
         <w:rPr>
-          <w:rFonts w:asciiTheme="majorEastAsia" w:eastAsiaTheme="majorEastAsia" w:hAnsiTheme="majorEastAsia" w:hint="eastAsia"/>
+          <w:rFonts w:asciiTheme="majorEastAsia" w:eastAsiaTheme="majorEastAsia" w:hAnsiTheme="majorEastAsia"/>
           <w:color w:val="000000" w:themeColor="text1"/>
         </w:rPr>
         <w:sectPr>
-          <w:footerReference w:type="default" r:id="rId11"/>
+          <w:footerReference w:type="default" r:id="rId13"/>
           <w:pgSz w:w="19200" w:h="25610"/>
           <w:pgMar w:top="720" w:right="708" w:bottom="794" w:left="566" w:header="0" w:footer="693" w:gutter="0"/>
           <w:cols w:space="720"/>
         </w:sectPr>
       </w:pPr>
     </w:p>
+    <w:p/>
     <w:sectPr>
       <w:type w:val="continuous"/>
       <w:pgSz w:w="19200" w:h="25610"/>
@@ -8365,7 +8808,7 @@
 </file>
 
 <file path=word/endnotes.xml><?xml version="1.0" encoding="utf-8"?>
-<w:endnotes xmlns:wpc="http://schemas.microsoft.com/office/word/2010/wordprocessingCanvas" xmlns:cx="http://schemas.microsoft.com/office/drawing/2014/chartex" xmlns:cx1="http://schemas.microsoft.com/office/drawing/2015/9/8/chartex" xmlns:cx2="http://schemas.microsoft.com/office/drawing/2015/10/21/chartex" xmlns:cx3="http://schemas.microsoft.com/office/drawing/2016/5/9/chartex" xmlns:cx4="http://schemas.microsoft.com/office/drawing/2016/5/10/chartex" xmlns:cx5="http://schemas.microsoft.com/office/drawing/2016/5/11/chartex" xmlns:cx6="http://schemas.microsoft.com/office/drawing/2016/5/12/chartex" xmlns:cx7="http://schemas.microsoft.com/office/drawing/2016/5/13/chartex" xmlns:cx8="http://schemas.microsoft.com/office/drawing/2016/5/14/chartex" xmlns:mc="http://schemas.openxmlformats.org/markup-compatibility/2006" xmlns:aink="http://schemas.microsoft.com/office/drawing/2016/ink" xmlns:am3d="http://schemas.microsoft.com/office/drawing/2017/model3d" xmlns:o="urn:schemas-microsoft-com:office:office" xmlns:oel="http://schemas.microsoft.com/office/2019/extlst" xmlns:r="http://schemas.openxmlformats.org/officeDocument/2006/relationships" xmlns:m="http://schemas.openxmlformats.org/officeDocument/2006/math" xmlns:v="urn:schemas-microsoft-com:vml" xmlns:wp14="http://schemas.microsoft.com/office/word/2010/wordprocessingDrawing" xmlns:wp="http://schemas.openxmlformats.org/drawingml/2006/wordprocessingDrawing" xmlns:w10="urn:schemas-microsoft-com:office:word" xmlns:w="http://schemas.openxmlformats.org/wordprocessingml/2006/main" xmlns:w14="http://schemas.microsoft.com/office/word/2010/wordml" xmlns:w15="http://schemas.microsoft.com/office/word/2012/wordml" xmlns:w16cex="http://schemas.microsoft.com/office/word/2018/wordml/cex" xmlns:w16cid="http://schemas.microsoft.com/office/word/2016/wordml/cid" xmlns:w16="http://schemas.microsoft.com/office/word/2018/wordml" xmlns:w16du="http://schemas.microsoft.com/office/word/2023/wordml/word16du" xmlns:w16sdtdh="http://schemas.microsoft.com/office/word/2020/wordml/sdtdatahash" xmlns:w16sdtfl="http://schemas.microsoft.com/office/word/2024/wordml/sdtformatlock" xmlns:w16se="http://schemas.microsoft.com/office/word/2015/wordml/symex" xmlns:wpg="http://schemas.microsoft.com/office/word/2010/wordprocessingGroup" xmlns:wpi="http://schemas.microsoft.com/office/word/2010/wordprocessingInk" xmlns:wne="http://schemas.microsoft.com/office/word/2006/wordml" xmlns:wps="http://schemas.microsoft.com/office/word/2010/wordprocessingShape" mc:Ignorable="w14 w15 w16se w16cid w16 w16cex w16sdtdh w16sdtfl w16du wp14">
+<w:endnotes xmlns:wpc="http://schemas.microsoft.com/office/word/2010/wordprocessingCanvas" xmlns:cx="http://schemas.microsoft.com/office/drawing/2014/chartex" xmlns:cx1="http://schemas.microsoft.com/office/drawing/2015/9/8/chartex" xmlns:cx2="http://schemas.microsoft.com/office/drawing/2015/10/21/chartex" xmlns:cx3="http://schemas.microsoft.com/office/drawing/2016/5/9/chartex" xmlns:cx4="http://schemas.microsoft.com/office/drawing/2016/5/10/chartex" xmlns:cx5="http://schemas.microsoft.com/office/drawing/2016/5/11/chartex" xmlns:cx6="http://schemas.microsoft.com/office/drawing/2016/5/12/chartex" xmlns:cx7="http://schemas.microsoft.com/office/drawing/2016/5/13/chartex" xmlns:cx8="http://schemas.microsoft.com/office/drawing/2016/5/14/chartex" xmlns:mc="http://schemas.openxmlformats.org/markup-compatibility/2006" xmlns:m="http://schemas.openxmlformats.org/officeDocument/2006/math" xmlns:aink="http://schemas.microsoft.com/office/drawing/2016/ink" xmlns:am3d="http://schemas.microsoft.com/office/drawing/2017/model3d" xmlns:oel="http://schemas.microsoft.com/office/2019/extlst" xmlns:r="http://schemas.openxmlformats.org/officeDocument/2006/relationships" xmlns:wp14="http://schemas.microsoft.com/office/word/2010/wordprocessingDrawing" xmlns:wp="http://schemas.openxmlformats.org/drawingml/2006/wordprocessingDrawing" xmlns:wpg="http://schemas.microsoft.com/office/word/2010/wordprocessingGroup" xmlns:wpi="http://schemas.microsoft.com/office/word/2010/wordprocessingInk" xmlns:wps="http://schemas.microsoft.com/office/word/2010/wordprocessingShape" xmlns:o="urn:schemas-microsoft-com:office:office" xmlns:v="urn:schemas-microsoft-com:vml" xmlns:w10="urn:schemas-microsoft-com:office:word" xmlns:w="http://schemas.openxmlformats.org/wordprocessingml/2006/main" xmlns:w14="http://schemas.microsoft.com/office/word/2010/wordml" xmlns:w15="http://schemas.microsoft.com/office/word/2012/wordml" xmlns:w16cei="http://schemas.microsoft.com/office/word/2026/wordml/cei" xmlns:w16cex="http://schemas.microsoft.com/office/word/2018/wordml/cex" xmlns:w16cid="http://schemas.microsoft.com/office/word/2016/wordml/cid" xmlns:w16="http://schemas.microsoft.com/office/word/2018/wordml" xmlns:w16sdtdh="http://schemas.microsoft.com/office/word/2020/wordml/sdtdatahash" xmlns:w16sdtfl="http://schemas.microsoft.com/office/word/2024/wordml/sdtformatlock" xmlns:w16se="http://schemas.microsoft.com/office/word/2015/wordml/symex" xmlns:w16du="http://schemas.microsoft.com/office/word/2023/wordml/word16du" xmlns:wne="http://schemas.microsoft.com/office/word/2006/wordml" mc:Ignorable="w14 w15 w16se w16cid w16 w16cex w16sdtdh w16sdtfl w16du wp14">
   <w:endnote w:type="separator" w:id="-1">
     <w:p>
       <w:r>
@@ -8384,7 +8827,7 @@
 </file>
 
 <file path=word/footer1.xml><?xml version="1.0" encoding="utf-8"?>
-<w:ftr xmlns:wpc="http://schemas.microsoft.com/office/word/2010/wordprocessingCanvas" xmlns:cx="http://schemas.microsoft.com/office/drawing/2014/chartex" xmlns:cx1="http://schemas.microsoft.com/office/drawing/2015/9/8/chartex" xmlns:cx2="http://schemas.microsoft.com/office/drawing/2015/10/21/chartex" xmlns:cx3="http://schemas.microsoft.com/office/drawing/2016/5/9/chartex" xmlns:cx4="http://schemas.microsoft.com/office/drawing/2016/5/10/chartex" xmlns:cx5="http://schemas.microsoft.com/office/drawing/2016/5/11/chartex" xmlns:cx6="http://schemas.microsoft.com/office/drawing/2016/5/12/chartex" xmlns:cx7="http://schemas.microsoft.com/office/drawing/2016/5/13/chartex" xmlns:cx8="http://schemas.microsoft.com/office/drawing/2016/5/14/chartex" xmlns:mc="http://schemas.openxmlformats.org/markup-compatibility/2006" xmlns:aink="http://schemas.microsoft.com/office/drawing/2016/ink" xmlns:am3d="http://schemas.microsoft.com/office/drawing/2017/model3d" xmlns:o="urn:schemas-microsoft-com:office:office" xmlns:oel="http://schemas.microsoft.com/office/2019/extlst" xmlns:r="http://schemas.openxmlformats.org/officeDocument/2006/relationships" xmlns:m="http://schemas.openxmlformats.org/officeDocument/2006/math" xmlns:v="urn:schemas-microsoft-com:vml" xmlns:wp14="http://schemas.microsoft.com/office/word/2010/wordprocessingDrawing" xmlns:wp="http://schemas.openxmlformats.org/drawingml/2006/wordprocessingDrawing" xmlns:w10="urn:schemas-microsoft-com:office:word" xmlns:w="http://schemas.openxmlformats.org/wordprocessingml/2006/main" xmlns:w14="http://schemas.microsoft.com/office/word/2010/wordml" xmlns:w15="http://schemas.microsoft.com/office/word/2012/wordml" xmlns:w16cex="http://schemas.microsoft.com/office/word/2018/wordml/cex" xmlns:w16cid="http://schemas.microsoft.com/office/word/2016/wordml/cid" xmlns:w16="http://schemas.microsoft.com/office/word/2018/wordml" xmlns:w16du="http://schemas.microsoft.com/office/word/2023/wordml/word16du" xmlns:w16sdtdh="http://schemas.microsoft.com/office/word/2020/wordml/sdtdatahash" xmlns:w16sdtfl="http://schemas.microsoft.com/office/word/2024/wordml/sdtformatlock" xmlns:w16se="http://schemas.microsoft.com/office/word/2015/wordml/symex" xmlns:wpg="http://schemas.microsoft.com/office/word/2010/wordprocessingGroup" xmlns:wpi="http://schemas.microsoft.com/office/word/2010/wordprocessingInk" xmlns:wne="http://schemas.microsoft.com/office/word/2006/wordml" xmlns:wps="http://schemas.microsoft.com/office/word/2010/wordprocessingShape" mc:Ignorable="w14 w15 w16se w16cid w16 w16cex w16sdtdh w16sdtfl w16du wp14">
+<w:ftr xmlns:wpc="http://schemas.microsoft.com/office/word/2010/wordprocessingCanvas" xmlns:cx="http://schemas.microsoft.com/office/drawing/2014/chartex" xmlns:cx1="http://schemas.microsoft.com/office/drawing/2015/9/8/chartex" xmlns:cx2="http://schemas.microsoft.com/office/drawing/2015/10/21/chartex" xmlns:cx3="http://schemas.microsoft.com/office/drawing/2016/5/9/chartex" xmlns:cx4="http://schemas.microsoft.com/office/drawing/2016/5/10/chartex" xmlns:cx5="http://schemas.microsoft.com/office/drawing/2016/5/11/chartex" xmlns:cx6="http://schemas.microsoft.com/office/drawing/2016/5/12/chartex" xmlns:cx7="http://schemas.microsoft.com/office/drawing/2016/5/13/chartex" xmlns:cx8="http://schemas.microsoft.com/office/drawing/2016/5/14/chartex" xmlns:mc="http://schemas.openxmlformats.org/markup-compatibility/2006" xmlns:m="http://schemas.openxmlformats.org/officeDocument/2006/math" xmlns:aink="http://schemas.microsoft.com/office/drawing/2016/ink" xmlns:am3d="http://schemas.microsoft.com/office/drawing/2017/model3d" xmlns:oel="http://schemas.microsoft.com/office/2019/extlst" xmlns:r="http://schemas.openxmlformats.org/officeDocument/2006/relationships" xmlns:wp14="http://schemas.microsoft.com/office/word/2010/wordprocessingDrawing" xmlns:wp="http://schemas.openxmlformats.org/drawingml/2006/wordprocessingDrawing" xmlns:wpg="http://schemas.microsoft.com/office/word/2010/wordprocessingGroup" xmlns:wpi="http://schemas.microsoft.com/office/word/2010/wordprocessingInk" xmlns:wps="http://schemas.microsoft.com/office/word/2010/wordprocessingShape" xmlns:o="urn:schemas-microsoft-com:office:office" xmlns:v="urn:schemas-microsoft-com:vml" xmlns:w10="urn:schemas-microsoft-com:office:word" xmlns:w="http://schemas.openxmlformats.org/wordprocessingml/2006/main" xmlns:w14="http://schemas.microsoft.com/office/word/2010/wordml" xmlns:w15="http://schemas.microsoft.com/office/word/2012/wordml" xmlns:w16cei="http://schemas.microsoft.com/office/word/2026/wordml/cei" xmlns:w16cex="http://schemas.microsoft.com/office/word/2018/wordml/cex" xmlns:w16cid="http://schemas.microsoft.com/office/word/2016/wordml/cid" xmlns:w16="http://schemas.microsoft.com/office/word/2018/wordml" xmlns:w16sdtdh="http://schemas.microsoft.com/office/word/2020/wordml/sdtdatahash" xmlns:w16sdtfl="http://schemas.microsoft.com/office/word/2024/wordml/sdtformatlock" xmlns:w16se="http://schemas.microsoft.com/office/word/2015/wordml/symex" xmlns:w16du="http://schemas.microsoft.com/office/word/2023/wordml/word16du" xmlns:wne="http://schemas.microsoft.com/office/word/2006/wordml" mc:Ignorable="w14 w15 w16se w16cid w16 w16cex w16sdtdh w16sdtfl w16du wp14">
   <w:p>
     <w:pPr>
       <w:pStyle w:val="a3"/>
@@ -8398,7 +8841,7 @@
 </file>
 
 <file path=word/footer2.xml><?xml version="1.0" encoding="utf-8"?>
-<w:ftr xmlns:wpc="http://schemas.microsoft.com/office/word/2010/wordprocessingCanvas" xmlns:cx="http://schemas.microsoft.com/office/drawing/2014/chartex" xmlns:cx1="http://schemas.microsoft.com/office/drawing/2015/9/8/chartex" xmlns:cx2="http://schemas.microsoft.com/office/drawing/2015/10/21/chartex" xmlns:cx3="http://schemas.microsoft.com/office/drawing/2016/5/9/chartex" xmlns:cx4="http://schemas.microsoft.com/office/drawing/2016/5/10/chartex" xmlns:cx5="http://schemas.microsoft.com/office/drawing/2016/5/11/chartex" xmlns:cx6="http://schemas.microsoft.com/office/drawing/2016/5/12/chartex" xmlns:cx7="http://schemas.microsoft.com/office/drawing/2016/5/13/chartex" xmlns:cx8="http://schemas.microsoft.com/office/drawing/2016/5/14/chartex" xmlns:mc="http://schemas.openxmlformats.org/markup-compatibility/2006" xmlns:aink="http://schemas.microsoft.com/office/drawing/2016/ink" xmlns:am3d="http://schemas.microsoft.com/office/drawing/2017/model3d" xmlns:o="urn:schemas-microsoft-com:office:office" xmlns:oel="http://schemas.microsoft.com/office/2019/extlst" xmlns:r="http://schemas.openxmlformats.org/officeDocument/2006/relationships" xmlns:m="http://schemas.openxmlformats.org/officeDocument/2006/math" xmlns:v="urn:schemas-microsoft-com:vml" xmlns:wp14="http://schemas.microsoft.com/office/word/2010/wordprocessingDrawing" xmlns:wp="http://schemas.openxmlformats.org/drawingml/2006/wordprocessingDrawing" xmlns:w10="urn:schemas-microsoft-com:office:word" xmlns:w="http://schemas.openxmlformats.org/wordprocessingml/2006/main" xmlns:w14="http://schemas.microsoft.com/office/word/2010/wordml" xmlns:w15="http://schemas.microsoft.com/office/word/2012/wordml" xmlns:w16cex="http://schemas.microsoft.com/office/word/2018/wordml/cex" xmlns:w16cid="http://schemas.microsoft.com/office/word/2016/wordml/cid" xmlns:w16="http://schemas.microsoft.com/office/word/2018/wordml" xmlns:w16du="http://schemas.microsoft.com/office/word/2023/wordml/word16du" xmlns:w16sdtdh="http://schemas.microsoft.com/office/word/2020/wordml/sdtdatahash" xmlns:w16sdtfl="http://schemas.microsoft.com/office/word/2024/wordml/sdtformatlock" xmlns:w16se="http://schemas.microsoft.com/office/word/2015/wordml/symex" xmlns:wpg="http://schemas.microsoft.com/office/word/2010/wordprocessingGroup" xmlns:wpi="http://schemas.microsoft.com/office/word/2010/wordprocessingInk" xmlns:wne="http://schemas.microsoft.com/office/word/2006/wordml" xmlns:wps="http://schemas.microsoft.com/office/word/2010/wordprocessingShape" mc:Ignorable="w14 w15 w16se w16cid w16 w16cex w16sdtdh w16sdtfl w16du wp14">
+<w:ftr xmlns:wpc="http://schemas.microsoft.com/office/word/2010/wordprocessingCanvas" xmlns:cx="http://schemas.microsoft.com/office/drawing/2014/chartex" xmlns:cx1="http://schemas.microsoft.com/office/drawing/2015/9/8/chartex" xmlns:cx2="http://schemas.microsoft.com/office/drawing/2015/10/21/chartex" xmlns:cx3="http://schemas.microsoft.com/office/drawing/2016/5/9/chartex" xmlns:cx4="http://schemas.microsoft.com/office/drawing/2016/5/10/chartex" xmlns:cx5="http://schemas.microsoft.com/office/drawing/2016/5/11/chartex" xmlns:cx6="http://schemas.microsoft.com/office/drawing/2016/5/12/chartex" xmlns:cx7="http://schemas.microsoft.com/office/drawing/2016/5/13/chartex" xmlns:cx8="http://schemas.microsoft.com/office/drawing/2016/5/14/chartex" xmlns:mc="http://schemas.openxmlformats.org/markup-compatibility/2006" xmlns:m="http://schemas.openxmlformats.org/officeDocument/2006/math" xmlns:aink="http://schemas.microsoft.com/office/drawing/2016/ink" xmlns:am3d="http://schemas.microsoft.com/office/drawing/2017/model3d" xmlns:oel="http://schemas.microsoft.com/office/2019/extlst" xmlns:r="http://schemas.openxmlformats.org/officeDocument/2006/relationships" xmlns:wp14="http://schemas.microsoft.com/office/word/2010/wordprocessingDrawing" xmlns:wp="http://schemas.openxmlformats.org/drawingml/2006/wordprocessingDrawing" xmlns:wpg="http://schemas.microsoft.com/office/word/2010/wordprocessingGroup" xmlns:wpi="http://schemas.microsoft.com/office/word/2010/wordprocessingInk" xmlns:wps="http://schemas.microsoft.com/office/word/2010/wordprocessingShape" xmlns:o="urn:schemas-microsoft-com:office:office" xmlns:v="urn:schemas-microsoft-com:vml" xmlns:w10="urn:schemas-microsoft-com:office:word" xmlns:w="http://schemas.openxmlformats.org/wordprocessingml/2006/main" xmlns:w14="http://schemas.microsoft.com/office/word/2010/wordml" xmlns:w15="http://schemas.microsoft.com/office/word/2012/wordml" xmlns:w16cei="http://schemas.microsoft.com/office/word/2026/wordml/cei" xmlns:w16cex="http://schemas.microsoft.com/office/word/2018/wordml/cex" xmlns:w16cid="http://schemas.microsoft.com/office/word/2016/wordml/cid" xmlns:w16="http://schemas.microsoft.com/office/word/2018/wordml" xmlns:w16sdtdh="http://schemas.microsoft.com/office/word/2020/wordml/sdtdatahash" xmlns:w16sdtfl="http://schemas.microsoft.com/office/word/2024/wordml/sdtformatlock" xmlns:w16se="http://schemas.microsoft.com/office/word/2015/wordml/symex" xmlns:w16du="http://schemas.microsoft.com/office/word/2023/wordml/word16du" xmlns:wne="http://schemas.microsoft.com/office/word/2006/wordml" mc:Ignorable="w14 w15 w16se w16cid w16 w16cex w16sdtdh w16sdtfl w16du wp14">
   <w:p>
     <w:pPr>
       <w:pStyle w:val="a3"/>
@@ -8412,7 +8855,7 @@
 </file>
 
 <file path=word/footnotes.xml><?xml version="1.0" encoding="utf-8"?>
-<w:footnotes xmlns:wpc="http://schemas.microsoft.com/office/word/2010/wordprocessingCanvas" xmlns:cx="http://schemas.microsoft.com/office/drawing/2014/chartex" xmlns:cx1="http://schemas.microsoft.com/office/drawing/2015/9/8/chartex" xmlns:cx2="http://schemas.microsoft.com/office/drawing/2015/10/21/chartex" xmlns:cx3="http://schemas.microsoft.com/office/drawing/2016/5/9/chartex" xmlns:cx4="http://schemas.microsoft.com/office/drawing/2016/5/10/chartex" xmlns:cx5="http://schemas.microsoft.com/office/drawing/2016/5/11/chartex" xmlns:cx6="http://schemas.microsoft.com/office/drawing/2016/5/12/chartex" xmlns:cx7="http://schemas.microsoft.com/office/drawing/2016/5/13/chartex" xmlns:cx8="http://schemas.microsoft.com/office/drawing/2016/5/14/chartex" xmlns:mc="http://schemas.openxmlformats.org/markup-compatibility/2006" xmlns:aink="http://schemas.microsoft.com/office/drawing/2016/ink" xmlns:am3d="http://schemas.microsoft.com/office/drawing/2017/model3d" xmlns:o="urn:schemas-microsoft-com:office:office" xmlns:oel="http://schemas.microsoft.com/office/2019/extlst" xmlns:r="http://schemas.openxmlformats.org/officeDocument/2006/relationships" xmlns:m="http://schemas.openxmlformats.org/officeDocument/2006/math" xmlns:v="urn:schemas-microsoft-com:vml" xmlns:wp14="http://schemas.microsoft.com/office/word/2010/wordprocessingDrawing" xmlns:wp="http://schemas.openxmlformats.org/drawingml/2006/wordprocessingDrawing" xmlns:w10="urn:schemas-microsoft-com:office:word" xmlns:w="http://schemas.openxmlformats.org/wordprocessingml/2006/main" xmlns:w14="http://schemas.microsoft.com/office/word/2010/wordml" xmlns:w15="http://schemas.microsoft.com/office/word/2012/wordml" xmlns:w16cex="http://schemas.microsoft.com/office/word/2018/wordml/cex" xmlns:w16cid="http://schemas.microsoft.com/office/word/2016/wordml/cid" xmlns:w16="http://schemas.microsoft.com/office/word/2018/wordml" xmlns:w16du="http://schemas.microsoft.com/office/word/2023/wordml/word16du" xmlns:w16sdtdh="http://schemas.microsoft.com/office/word/2020/wordml/sdtdatahash" xmlns:w16sdtfl="http://schemas.microsoft.com/office/word/2024/wordml/sdtformatlock" xmlns:w16se="http://schemas.microsoft.com/office/word/2015/wordml/symex" xmlns:wpg="http://schemas.microsoft.com/office/word/2010/wordprocessingGroup" xmlns:wpi="http://schemas.microsoft.com/office/word/2010/wordprocessingInk" xmlns:wne="http://schemas.microsoft.com/office/word/2006/wordml" xmlns:wps="http://schemas.microsoft.com/office/word/2010/wordprocessingShape" mc:Ignorable="w14 w15 w16se w16cid w16 w16cex w16sdtdh w16sdtfl w16du wp14">
+<w:footnotes xmlns:wpc="http://schemas.microsoft.com/office/word/2010/wordprocessingCanvas" xmlns:cx="http://schemas.microsoft.com/office/drawing/2014/chartex" xmlns:cx1="http://schemas.microsoft.com/office/drawing/2015/9/8/chartex" xmlns:cx2="http://schemas.microsoft.com/office/drawing/2015/10/21/chartex" xmlns:cx3="http://schemas.microsoft.com/office/drawing/2016/5/9/chartex" xmlns:cx4="http://schemas.microsoft.com/office/drawing/2016/5/10/chartex" xmlns:cx5="http://schemas.microsoft.com/office/drawing/2016/5/11/chartex" xmlns:cx6="http://schemas.microsoft.com/office/drawing/2016/5/12/chartex" xmlns:cx7="http://schemas.microsoft.com/office/drawing/2016/5/13/chartex" xmlns:cx8="http://schemas.microsoft.com/office/drawing/2016/5/14/chartex" xmlns:mc="http://schemas.openxmlformats.org/markup-compatibility/2006" xmlns:m="http://schemas.openxmlformats.org/officeDocument/2006/math" xmlns:aink="http://schemas.microsoft.com/office/drawing/2016/ink" xmlns:am3d="http://schemas.microsoft.com/office/drawing/2017/model3d" xmlns:oel="http://schemas.microsoft.com/office/2019/extlst" xmlns:r="http://schemas.openxmlformats.org/officeDocument/2006/relationships" xmlns:wp14="http://schemas.microsoft.com/office/word/2010/wordprocessingDrawing" xmlns:wp="http://schemas.openxmlformats.org/drawingml/2006/wordprocessingDrawing" xmlns:wpg="http://schemas.microsoft.com/office/word/2010/wordprocessingGroup" xmlns:wpi="http://schemas.microsoft.com/office/word/2010/wordprocessingInk" xmlns:wps="http://schemas.microsoft.com/office/word/2010/wordprocessingShape" xmlns:o="urn:schemas-microsoft-com:office:office" xmlns:v="urn:schemas-microsoft-com:vml" xmlns:w10="urn:schemas-microsoft-com:office:word" xmlns:w="http://schemas.openxmlformats.org/wordprocessingml/2006/main" xmlns:w14="http://schemas.microsoft.com/office/word/2010/wordml" xmlns:w15="http://schemas.microsoft.com/office/word/2012/wordml" xmlns:w16cei="http://schemas.microsoft.com/office/word/2026/wordml/cei" xmlns:w16cex="http://schemas.microsoft.com/office/word/2018/wordml/cex" xmlns:w16cid="http://schemas.microsoft.com/office/word/2016/wordml/cid" xmlns:w16="http://schemas.microsoft.com/office/word/2018/wordml" xmlns:w16sdtdh="http://schemas.microsoft.com/office/word/2020/wordml/sdtdatahash" xmlns:w16sdtfl="http://schemas.microsoft.com/office/word/2024/wordml/sdtformatlock" xmlns:w16se="http://schemas.microsoft.com/office/word/2015/wordml/symex" xmlns:w16du="http://schemas.microsoft.com/office/word/2023/wordml/word16du" xmlns:wne="http://schemas.microsoft.com/office/word/2006/wordml" mc:Ignorable="w14 w15 w16se w16cid w16 w16cex w16sdtdh w16sdtfl w16du wp14">
   <w:footnote w:type="separator" w:id="-1">
     <w:p>
       <w:r>
@@ -8431,7 +8874,7 @@
 </file>
 
 <file path=word/numbering.xml><?xml version="1.0" encoding="utf-8"?>
-<w:numbering xmlns:wpc="http://schemas.microsoft.com/office/word/2010/wordprocessingCanvas" xmlns:cx="http://schemas.microsoft.com/office/drawing/2014/chartex" xmlns:cx1="http://schemas.microsoft.com/office/drawing/2015/9/8/chartex" xmlns:cx2="http://schemas.microsoft.com/office/drawing/2015/10/21/chartex" xmlns:cx3="http://schemas.microsoft.com/office/drawing/2016/5/9/chartex" xmlns:cx4="http://schemas.microsoft.com/office/drawing/2016/5/10/chartex" xmlns:cx5="http://schemas.microsoft.com/office/drawing/2016/5/11/chartex" xmlns:cx6="http://schemas.microsoft.com/office/drawing/2016/5/12/chartex" xmlns:cx7="http://schemas.microsoft.com/office/drawing/2016/5/13/chartex" xmlns:cx8="http://schemas.microsoft.com/office/drawing/2016/5/14/chartex" xmlns:mc="http://schemas.openxmlformats.org/markup-compatibility/2006" xmlns:aink="http://schemas.microsoft.com/office/drawing/2016/ink" xmlns:am3d="http://schemas.microsoft.com/office/drawing/2017/model3d" xmlns:o="urn:schemas-microsoft-com:office:office" xmlns:oel="http://schemas.microsoft.com/office/2019/extlst" xmlns:r="http://schemas.openxmlformats.org/officeDocument/2006/relationships" xmlns:m="http://schemas.openxmlformats.org/officeDocument/2006/math" xmlns:v="urn:schemas-microsoft-com:vml" xmlns:wp14="http://schemas.microsoft.com/office/word/2010/wordprocessingDrawing" xmlns:wp="http://schemas.openxmlformats.org/drawingml/2006/wordprocessingDrawing" xmlns:w10="urn:schemas-microsoft-com:office:word" xmlns:w="http://schemas.openxmlformats.org/wordprocessingml/2006/main" xmlns:w14="http://schemas.microsoft.com/office/word/2010/wordml" xmlns:w15="http://schemas.microsoft.com/office/word/2012/wordml" xmlns:w16cex="http://schemas.microsoft.com/office/word/2018/wordml/cex" xmlns:w16cid="http://schemas.microsoft.com/office/word/2016/wordml/cid" xmlns:w16="http://schemas.microsoft.com/office/word/2018/wordml" xmlns:w16du="http://schemas.microsoft.com/office/word/2023/wordml/word16du" xmlns:w16sdtdh="http://schemas.microsoft.com/office/word/2020/wordml/sdtdatahash" xmlns:w16sdtfl="http://schemas.microsoft.com/office/word/2024/wordml/sdtformatlock" xmlns:w16se="http://schemas.microsoft.com/office/word/2015/wordml/symex" xmlns:wpg="http://schemas.microsoft.com/office/word/2010/wordprocessingGroup" xmlns:wpi="http://schemas.microsoft.com/office/word/2010/wordprocessingInk" xmlns:wne="http://schemas.microsoft.com/office/word/2006/wordml" xmlns:wps="http://schemas.microsoft.com/office/word/2010/wordprocessingShape" mc:Ignorable="w14 w15 w16se w16cid w16 w16cex w16sdtdh w16sdtfl w16du wp14">
+<w:numbering xmlns:wpc="http://schemas.microsoft.com/office/word/2010/wordprocessingCanvas" xmlns:cx="http://schemas.microsoft.com/office/drawing/2014/chartex" xmlns:cx1="http://schemas.microsoft.com/office/drawing/2015/9/8/chartex" xmlns:cx2="http://schemas.microsoft.com/office/drawing/2015/10/21/chartex" xmlns:cx3="http://schemas.microsoft.com/office/drawing/2016/5/9/chartex" xmlns:cx4="http://schemas.microsoft.com/office/drawing/2016/5/10/chartex" xmlns:cx5="http://schemas.microsoft.com/office/drawing/2016/5/11/chartex" xmlns:cx6="http://schemas.microsoft.com/office/drawing/2016/5/12/chartex" xmlns:cx7="http://schemas.microsoft.com/office/drawing/2016/5/13/chartex" xmlns:cx8="http://schemas.microsoft.com/office/drawing/2016/5/14/chartex" xmlns:mc="http://schemas.openxmlformats.org/markup-compatibility/2006" xmlns:m="http://schemas.openxmlformats.org/officeDocument/2006/math" xmlns:aink="http://schemas.microsoft.com/office/drawing/2016/ink" xmlns:am3d="http://schemas.microsoft.com/office/drawing/2017/model3d" xmlns:oel="http://schemas.microsoft.com/office/2019/extlst" xmlns:r="http://schemas.openxmlformats.org/officeDocument/2006/relationships" xmlns:wp14="http://schemas.microsoft.com/office/word/2010/wordprocessingDrawing" xmlns:wp="http://schemas.openxmlformats.org/drawingml/2006/wordprocessingDrawing" xmlns:wpg="http://schemas.microsoft.com/office/word/2010/wordprocessingGroup" xmlns:wpi="http://schemas.microsoft.com/office/word/2010/wordprocessingInk" xmlns:wps="http://schemas.microsoft.com/office/word/2010/wordprocessingShape" xmlns:o="urn:schemas-microsoft-com:office:office" xmlns:v="urn:schemas-microsoft-com:vml" xmlns:w10="urn:schemas-microsoft-com:office:word" xmlns:w="http://schemas.openxmlformats.org/wordprocessingml/2006/main" xmlns:w14="http://schemas.microsoft.com/office/word/2010/wordml" xmlns:w15="http://schemas.microsoft.com/office/word/2012/wordml" xmlns:w16cei="http://schemas.microsoft.com/office/word/2026/wordml/cei" xmlns:w16cex="http://schemas.microsoft.com/office/word/2018/wordml/cex" xmlns:w16cid="http://schemas.microsoft.com/office/word/2016/wordml/cid" xmlns:w16="http://schemas.microsoft.com/office/word/2018/wordml" xmlns:w16sdtdh="http://schemas.microsoft.com/office/word/2020/wordml/sdtdatahash" xmlns:w16sdtfl="http://schemas.microsoft.com/office/word/2024/wordml/sdtformatlock" xmlns:w16se="http://schemas.microsoft.com/office/word/2015/wordml/symex" xmlns:w16du="http://schemas.microsoft.com/office/word/2023/wordml/word16du" xmlns:wne="http://schemas.microsoft.com/office/word/2006/wordml" mc:Ignorable="w14 w15 w16se w16cid w16 w16cex w16sdtdh w16sdtfl w16du wp14">
   <w:abstractNum w:abstractNumId="0" w15:restartNumberingAfterBreak="0">
     <w:nsid w:val="16F20262"/>
     <w:multiLevelType w:val="multilevel"/>
@@ -8757,7 +9200,7 @@
 </file>
 
 <file path=word/styles.xml><?xml version="1.0" encoding="utf-8"?>
-<w:styles xmlns:mc="http://schemas.openxmlformats.org/markup-compatibility/2006" xmlns:r="http://schemas.openxmlformats.org/officeDocument/2006/relationships" xmlns:w="http://schemas.openxmlformats.org/wordprocessingml/2006/main" xmlns:w14="http://schemas.microsoft.com/office/word/2010/wordml" xmlns:w15="http://schemas.microsoft.com/office/word/2012/wordml" xmlns:w16cex="http://schemas.microsoft.com/office/word/2018/wordml/cex" xmlns:w16cid="http://schemas.microsoft.com/office/word/2016/wordml/cid" xmlns:w16="http://schemas.microsoft.com/office/word/2018/wordml" xmlns:w16du="http://schemas.microsoft.com/office/word/2023/wordml/word16du" xmlns:w16sdtdh="http://schemas.microsoft.com/office/word/2020/wordml/sdtdatahash" xmlns:w16sdtfl="http://schemas.microsoft.com/office/word/2024/wordml/sdtformatlock" xmlns:w16se="http://schemas.microsoft.com/office/word/2015/wordml/symex" mc:Ignorable="w14 w15 w16se w16cid w16 w16cex w16sdtdh w16sdtfl w16du">
+<w:styles xmlns:mc="http://schemas.openxmlformats.org/markup-compatibility/2006" xmlns:r="http://schemas.openxmlformats.org/officeDocument/2006/relationships" xmlns:w="http://schemas.openxmlformats.org/wordprocessingml/2006/main" xmlns:w14="http://schemas.microsoft.com/office/word/2010/wordml" xmlns:w15="http://schemas.microsoft.com/office/word/2012/wordml" xmlns:w16cex="http://schemas.microsoft.com/office/word/2018/wordml/cex" xmlns:w16cid="http://schemas.microsoft.com/office/word/2016/wordml/cid" xmlns:w16="http://schemas.microsoft.com/office/word/2018/wordml" xmlns:w16sdtdh="http://schemas.microsoft.com/office/word/2020/wordml/sdtdatahash" xmlns:w16sdtfl="http://schemas.microsoft.com/office/word/2024/wordml/sdtformatlock" xmlns:w16se="http://schemas.microsoft.com/office/word/2015/wordml/symex" xmlns:w16du="http://schemas.microsoft.com/office/word/2023/wordml/word16du" mc:Ignorable="w14 w15 w16se w16cid w16 w16cex w16sdtdh w16sdtfl w16du">
   <w:docDefaults>
     <w:rPrDefault>
       <w:rPr>
@@ -9413,7 +9856,7 @@
       <w:spacing w:before="100" w:beforeAutospacing="1" w:after="100" w:afterAutospacing="1"/>
     </w:pPr>
     <w:rPr>
-      <w:rFonts w:ascii="굴림" w:eastAsia="굴림" w:hAnsi="굴림" w:cs="굴림"/>
+      <w:rFonts w:ascii="Gulim" w:eastAsia="Gulim" w:hAnsi="Gulim" w:cs="Gulim"/>
       <w:sz w:val="24"/>
       <w:szCs w:val="24"/>
     </w:rPr>
@@ -9429,7 +9872,7 @@
       <w:spacing w:before="100" w:beforeAutospacing="1" w:after="100" w:afterAutospacing="1"/>
     </w:pPr>
     <w:rPr>
-      <w:rFonts w:ascii="굴림" w:eastAsia="굴림" w:hAnsi="굴림" w:cs="굴림"/>
+      <w:rFonts w:ascii="Gulim" w:eastAsia="Gulim" w:hAnsi="Gulim" w:cs="Gulim"/>
       <w:sz w:val="24"/>
       <w:szCs w:val="24"/>
     </w:rPr>
@@ -10056,15 +10499,6 @@
 </file>
 
 <file path=customXml/item2.xml><?xml version="1.0" encoding="utf-8"?>
-<?mso-contentType ?>
-<FormTemplates xmlns="http://schemas.microsoft.com/sharepoint/v3/contenttype/forms">
-  <Display>DocumentLibraryForm</Display>
-  <Edit>DocumentLibraryForm</Edit>
-  <New>DocumentLibraryForm</New>
-</FormTemplates>
-</file>
-
-<file path=customXml/item3.xml><?xml version="1.0" encoding="utf-8"?>
 <p:properties xmlns:p="http://schemas.microsoft.com/office/2006/metadata/properties" xmlns:xsi="http://www.w3.org/2001/XMLSchema-instance" xmlns:pc="http://schemas.microsoft.com/office/infopath/2007/PartnerControls">
   <documentManagement>
     <lcf76f155ced4ddcb4097134ff3c332f xmlns="046fe32c-d480-456a-a3e2-649e42f9d10d">
@@ -10075,14 +10509,49 @@
 </p:properties>
 </file>
 
+<file path=customXml/item3.xml><?xml version="1.0" encoding="utf-8"?>
+<?mso-contentType ?>
+<FormTemplates xmlns="http://schemas.microsoft.com/sharepoint/v3/contenttype/forms">
+  <Display>DocumentLibraryForm</Display>
+  <Edit>DocumentLibraryForm</Edit>
+  <New>DocumentLibraryForm</New>
+</FormTemplates>
+</file>
+
 <file path=customXml/itemProps1.xml><?xml version="1.0" encoding="utf-8"?>
-<ds:datastoreItem xmlns:ds="http://schemas.openxmlformats.org/officeDocument/2006/customXml" ds:itemID="{89C31980-40C2-45C5-9FE0-A0EC6F1A6133}"/>
+<ds:datastoreItem xmlns:ds="http://schemas.openxmlformats.org/officeDocument/2006/customXml" ds:itemID="{89C31980-40C2-45C5-9FE0-A0EC6F1A6133}">
+  <ds:schemaRefs>
+    <ds:schemaRef ds:uri="http://schemas.microsoft.com/office/2006/metadata/contentType"/>
+    <ds:schemaRef ds:uri="http://schemas.microsoft.com/office/2006/metadata/properties/metaAttributes"/>
+    <ds:schemaRef ds:uri="http://www.w3.org/2001/XMLSchema"/>
+    <ds:schemaRef ds:uri="http://schemas.microsoft.com/office/2006/metadata/properties"/>
+    <ds:schemaRef ds:uri="046fe32c-d480-456a-a3e2-649e42f9d10d"/>
+    <ds:schemaRef ds:uri="a09ad84a-4c15-4094-bc27-8774ad27384e"/>
+    <ds:schemaRef ds:uri="http://schemas.microsoft.com/office/2006/documentManagement/types"/>
+    <ds:schemaRef ds:uri="http://schemas.microsoft.com/office/infopath/2007/PartnerControls"/>
+    <ds:schemaRef ds:uri="http://schemas.openxmlformats.org/package/2006/metadata/core-properties"/>
+    <ds:schemaRef ds:uri="http://purl.org/dc/elements/1.1/"/>
+    <ds:schemaRef ds:uri="http://purl.org/dc/terms/"/>
+    <ds:schemaRef ds:uri="http://schemas.microsoft.com/internal/obd"/>
+  </ds:schemaRefs>
+</ds:datastoreItem>
 </file>
 
 <file path=customXml/itemProps2.xml><?xml version="1.0" encoding="utf-8"?>
-<ds:datastoreItem xmlns:ds="http://schemas.openxmlformats.org/officeDocument/2006/customXml" ds:itemID="{7C656520-7A5A-4FA9-8918-9C133A89C055}"/>
+<ds:datastoreItem xmlns:ds="http://schemas.openxmlformats.org/officeDocument/2006/customXml" ds:itemID="{A376D240-5B2E-43A5-BAD8-12E2066413AC}">
+  <ds:schemaRefs>
+    <ds:schemaRef ds:uri="http://schemas.microsoft.com/office/2006/metadata/properties"/>
+    <ds:schemaRef ds:uri="http://schemas.microsoft.com/office/infopath/2007/PartnerControls"/>
+    <ds:schemaRef ds:uri="046fe32c-d480-456a-a3e2-649e42f9d10d"/>
+    <ds:schemaRef ds:uri="a09ad84a-4c15-4094-bc27-8774ad27384e"/>
+  </ds:schemaRefs>
+</ds:datastoreItem>
 </file>
 
 <file path=customXml/itemProps3.xml><?xml version="1.0" encoding="utf-8"?>
-<ds:datastoreItem xmlns:ds="http://schemas.openxmlformats.org/officeDocument/2006/customXml" ds:itemID="{A376D240-5B2E-43A5-BAD8-12E2066413AC}"/>
+<ds:datastoreItem xmlns:ds="http://schemas.openxmlformats.org/officeDocument/2006/customXml" ds:itemID="{7C656520-7A5A-4FA9-8918-9C133A89C055}">
+  <ds:schemaRefs>
+    <ds:schemaRef ds:uri="http://schemas.microsoft.com/sharepoint/v3/contenttype/forms"/>
+  </ds:schemaRefs>
+</ds:datastoreItem>
 </file>
--- a/doc-templates/contract-template.docx
+++ b/doc-templates/contract-template.docx
@@ -966,6 +966,14 @@
           <w:right w:w="0" w:type="dxa"/>
         </w:tblCellMar>
         <w:tblLook w:val="0420" w:firstRow="1" w:lastRow="0" w:firstColumn="0" w:lastColumn="0" w:noHBand="0" w:noVBand="1"/>
+        <w:tblBorders>
+          <w:top w:val="nil"/>
+          <w:left w:val="nil"/>
+          <w:bottom w:val="nil"/>
+          <w:right w:val="nil"/>
+          <w:insideH w:val="nil"/>
+          <w:insideV w:val="nil"/>
+        </w:tblBorders>
       </w:tblPr>
       <w:tblGrid>
         <w:gridCol w:w="2334"/>
@@ -1526,7 +1534,7 @@
               <w:widowControl/>
               <w:autoSpaceDE/>
               <w:autoSpaceDN/>
-              <w:ind w:leftChars="400" w:left="1600" w:hangingChars="300" w:hanging="720"/>
+              <w:ind w:left="1600" w:hanging="720"/>
               <w:rPr>
                 <w:rFonts w:asciiTheme="majorEastAsia" w:eastAsiaTheme="majorEastAsia" w:hAnsiTheme="majorEastAsia" w:cs="Arial"/>
                 <w:color w:val="000000" w:themeColor="text1"/>
@@ -3058,7 +3066,7 @@
           <w:tab w:val="left" w:pos="14888"/>
         </w:tabs>
         <w:spacing w:line="200" w:lineRule="auto"/>
-        <w:ind w:leftChars="207" w:left="455"/>
+        <w:ind w:left="455"/>
         <w:rPr>
           <w:rFonts w:asciiTheme="majorEastAsia" w:eastAsiaTheme="majorEastAsia" w:hAnsiTheme="majorEastAsia"/>
           <w:color w:val="000000" w:themeColor="text1"/>
@@ -3303,7 +3311,7 @@
         <w:pStyle w:val="a5"/>
         <w:wordWrap w:val="0"/>
         <w:spacing w:before="0" w:after="0" w:line="200" w:lineRule="auto"/>
-        <w:ind w:leftChars="200" w:left="440"/>
+        <w:ind w:left="440"/>
         <w:rPr>
           <w:rFonts w:asciiTheme="majorEastAsia" w:eastAsiaTheme="majorEastAsia" w:hAnsiTheme="majorEastAsia"/>
           <w:color w:val="000000" w:themeColor="text1"/>
@@ -3431,7 +3439,7 @@
         <w:pStyle w:val="a5"/>
         <w:wordWrap w:val="0"/>
         <w:spacing w:before="0" w:after="0" w:line="200" w:lineRule="auto"/>
-        <w:ind w:leftChars="200" w:left="440"/>
+        <w:ind w:left="440"/>
         <w:rPr>
           <w:rFonts w:asciiTheme="majorEastAsia" w:eastAsiaTheme="majorEastAsia" w:hAnsiTheme="majorEastAsia"/>
           <w:color w:val="000000" w:themeColor="text1"/>
@@ -3484,6 +3492,14 @@
       <w:tblPr>
         <w:tblW w:w="17520" w:type="dxa"/>
         <w:tblInd w:w="282" w:type="dxa"/>
+        <w:tblBorders>
+          <w:top w:val="nil"/>
+          <w:left w:val="nil"/>
+          <w:bottom w:val="nil"/>
+          <w:right w:val="nil"/>
+          <w:insideH w:val="nil"/>
+          <w:insideV w:val="nil"/>
+        </w:tblBorders>
         <w:tblLayout w:type="fixed"/>
         <w:tblLook w:val="04A0" w:firstRow="1" w:lastRow="0" w:firstColumn="1" w:lastColumn="0" w:noHBand="0" w:noVBand="1"/>
       </w:tblPr>
@@ -5470,6 +5486,14 @@
       <w:tblPr>
         <w:tblW w:w="17520" w:type="dxa"/>
         <w:tblInd w:w="282" w:type="dxa"/>
+        <w:tblBorders>
+          <w:top w:val="nil"/>
+          <w:left w:val="nil"/>
+          <w:bottom w:val="nil"/>
+          <w:right w:val="nil"/>
+          <w:insideH w:val="nil"/>
+          <w:insideV w:val="nil"/>
+        </w:tblBorders>
         <w:tblLayout w:type="fixed"/>
         <w:tblLook w:val="04A0" w:firstRow="1" w:lastRow="0" w:firstColumn="1" w:lastColumn="0" w:noHBand="0" w:noVBand="1"/>
       </w:tblPr>
@@ -5644,6 +5668,14 @@
       <w:tblPr>
         <w:tblW w:w="17520" w:type="dxa"/>
         <w:tblInd w:w="282" w:type="dxa"/>
+        <w:tblBorders>
+          <w:top w:val="nil"/>
+          <w:left w:val="nil"/>
+          <w:bottom w:val="nil"/>
+          <w:right w:val="nil"/>
+          <w:insideH w:val="nil"/>
+          <w:insideV w:val="nil"/>
+        </w:tblBorders>
         <w:tblLayout w:type="fixed"/>
         <w:tblLook w:val="04A0" w:firstRow="1" w:lastRow="0" w:firstColumn="1" w:lastColumn="0" w:noHBand="0" w:noVBand="1"/>
       </w:tblPr>
@@ -5946,6 +5978,14 @@
           <w:tbl>
             <w:tblPr>
               <w:tblW w:w="8760" w:type="dxa"/>
+              <w:tblBorders>
+                <w:top w:val="nil"/>
+                <w:left w:val="nil"/>
+                <w:bottom w:val="nil"/>
+                <w:right w:val="nil"/>
+                <w:insideH w:val="nil"/>
+                <w:insideV w:val="nil"/>
+              </w:tblBorders>
               <w:tblLayout w:type="fixed"/>
               <w:tblLook w:val="04A0" w:firstRow="1" w:lastRow="0" w:firstColumn="1" w:lastColumn="0" w:noHBand="0" w:noVBand="1"/>
             </w:tblPr>

--- a/doc-templates/contract-template.docx
+++ b/doc-templates/contract-template.docx
@@ -6217,6 +6217,7 @@
     </w:p>
     <w:p>
       <w:pPr>
+        <w:pageBreakBefore/>
         <w:pStyle w:val="4"/>
         <w:spacing w:before="45"/>
         <w:ind w:left="1840" w:right="200" w:hanging="1040"/>
@@ -6387,7 +6388,7 @@
     <w:p>
       <w:pPr>
         <w:pStyle w:val="4"/>
-        <w:spacing w:before="45"/>
+        <w:spacing w:before="45" w:after="360"/>
         <w:ind w:left="1200" w:right="200" w:hanging="400"/>
         <w:jc w:val="center"/>
         <w:rPr>
@@ -6530,18 +6531,6 @@
           <w:pgMar w:top="720" w:right="708" w:bottom="794" w:left="566" w:header="0" w:footer="693" w:gutter="0"/>
           <w:cols w:space="720"/>
         </w:sectPr>
-      </w:pPr>
-    </w:p>
-    <w:p>
-      <w:pPr>
-        <w:pStyle w:val="4"/>
-        <w:spacing w:before="45"/>
-        <w:ind w:left="1192" w:right="200" w:hanging="392"/>
-        <w:jc w:val="center"/>
-        <w:rPr>
-          <w:rFonts w:asciiTheme="majorEastAsia" w:eastAsiaTheme="majorEastAsia" w:hAnsiTheme="majorEastAsia"/>
-          <w:spacing w:val="-2"/>
-        </w:rPr>
       </w:pPr>
     </w:p>
     <w:p>

--- a/doc-templates/contract-template.docx
+++ b/doc-templates/contract-template.docx
@@ -3321,7 +3321,7 @@
       </w:pPr>
       <w:r>
         <w:rPr>
-          <w:rFonts w:asciiTheme="majorEastAsia" w:eastAsiaTheme="majorEastAsia" w:hAnsiTheme="majorEastAsia" w:cs="맑은 고딕" w:hint="eastAsia"/>
+          <w:rFonts w:asciiTheme="majorEastAsia" w:eastAsiaTheme="majorEastAsia" w:hAnsiTheme="majorEastAsia" w:cs="Noto Sans CJK KR" w:hint="eastAsia"/>
           <w:color w:val="000000" w:themeColor="text1"/>
           <w:kern w:val="24"/>
           <w:sz w:val="22"/>
@@ -3449,7 +3449,7 @@
       </w:pPr>
       <w:r>
         <w:rPr>
-          <w:rFonts w:asciiTheme="majorEastAsia" w:eastAsiaTheme="majorEastAsia" w:hAnsiTheme="majorEastAsia" w:cs="맑은 고딕" w:hint="eastAsia"/>
+          <w:rFonts w:asciiTheme="majorEastAsia" w:eastAsiaTheme="majorEastAsia" w:hAnsiTheme="majorEastAsia" w:cs="Noto Sans CJK KR" w:hint="eastAsia"/>
           <w:color w:val="000000" w:themeColor="text1"/>
           <w:kern w:val="24"/>
           <w:sz w:val="22"/>
@@ -6538,7 +6538,7 @@
         <w:pStyle w:val="3"/>
         <w:ind w:left="1000" w:hanging="400"/>
         <w:rPr>
-          <w:rFonts w:asciiTheme="majorEastAsia" w:eastAsiaTheme="majorEastAsia" w:hAnsiTheme="majorEastAsia" w:cs="Gulim"/>
+          <w:rFonts w:asciiTheme="majorEastAsia" w:eastAsiaTheme="majorEastAsia" w:hAnsiTheme="majorEastAsia" w:cs="Noto Sans CJK KR"/>
         </w:rPr>
       </w:pPr>
       <w:r>
@@ -7940,14 +7940,14 @@
         <w:autoSpaceDN/>
         <w:contextualSpacing/>
         <w:rPr>
-          <w:rFonts w:asciiTheme="majorEastAsia" w:eastAsiaTheme="majorEastAsia" w:hAnsiTheme="majorEastAsia" w:cs="Gulim"/>
+          <w:rFonts w:asciiTheme="majorEastAsia" w:eastAsiaTheme="majorEastAsia" w:hAnsiTheme="majorEastAsia" w:cs="Noto Sans CJK KR"/>
           <w:sz w:val="24"/>
           <w:szCs w:val="28"/>
         </w:rPr>
       </w:pPr>
       <w:r>
         <w:rPr>
-          <w:rFonts w:asciiTheme="majorEastAsia" w:eastAsiaTheme="majorEastAsia" w:hAnsiTheme="majorEastAsia" w:cs="Gulim" w:hint="eastAsia"/>
+          <w:rFonts w:asciiTheme="majorEastAsia" w:eastAsiaTheme="majorEastAsia" w:hAnsiTheme="majorEastAsia" w:cs="Noto Sans CJK KR" w:hint="eastAsia"/>
           <w:sz w:val="24"/>
           <w:szCs w:val="28"/>
         </w:rPr>
@@ -7955,7 +7955,7 @@
       </w:r>
       <w:r>
         <w:rPr>
-          <w:rFonts w:asciiTheme="majorEastAsia" w:eastAsiaTheme="majorEastAsia" w:hAnsiTheme="majorEastAsia" w:cs="Gulim"/>
+          <w:rFonts w:asciiTheme="majorEastAsia" w:eastAsiaTheme="majorEastAsia" w:hAnsiTheme="majorEastAsia" w:cs="Noto Sans CJK KR"/>
           <w:sz w:val="24"/>
           <w:szCs w:val="28"/>
         </w:rPr>
@@ -7963,7 +7963,7 @@
       </w:r>
       <w:r>
         <w:rPr>
-          <w:rFonts w:asciiTheme="majorEastAsia" w:eastAsiaTheme="majorEastAsia" w:hAnsiTheme="majorEastAsia" w:cs="Gulim" w:hint="eastAsia"/>
+          <w:rFonts w:asciiTheme="majorEastAsia" w:eastAsiaTheme="majorEastAsia" w:hAnsiTheme="majorEastAsia" w:cs="Noto Sans CJK KR" w:hint="eastAsia"/>
           <w:sz w:val="24"/>
           <w:szCs w:val="28"/>
         </w:rPr>
@@ -7971,7 +7971,7 @@
       </w:r>
       <w:r>
         <w:rPr>
-          <w:rFonts w:asciiTheme="majorEastAsia" w:eastAsiaTheme="majorEastAsia" w:hAnsiTheme="majorEastAsia" w:cs="Gulim"/>
+          <w:rFonts w:asciiTheme="majorEastAsia" w:eastAsiaTheme="majorEastAsia" w:hAnsiTheme="majorEastAsia" w:cs="Noto Sans CJK KR"/>
           <w:sz w:val="24"/>
           <w:szCs w:val="28"/>
         </w:rPr>
@@ -7979,7 +7979,7 @@
       </w:r>
       <w:r>
         <w:rPr>
-          <w:rFonts w:asciiTheme="majorEastAsia" w:eastAsiaTheme="majorEastAsia" w:hAnsiTheme="majorEastAsia" w:cs="Gulim" w:hint="eastAsia"/>
+          <w:rFonts w:asciiTheme="majorEastAsia" w:eastAsiaTheme="majorEastAsia" w:hAnsiTheme="majorEastAsia" w:cs="Noto Sans CJK KR" w:hint="eastAsia"/>
           <w:sz w:val="24"/>
           <w:szCs w:val="28"/>
         </w:rPr>
@@ -7987,7 +7987,7 @@
       </w:r>
       <w:r>
         <w:rPr>
-          <w:rFonts w:asciiTheme="majorEastAsia" w:eastAsiaTheme="majorEastAsia" w:hAnsiTheme="majorEastAsia" w:cs="Gulim"/>
+          <w:rFonts w:asciiTheme="majorEastAsia" w:eastAsiaTheme="majorEastAsia" w:hAnsiTheme="majorEastAsia" w:cs="Noto Sans CJK KR"/>
           <w:sz w:val="24"/>
           <w:szCs w:val="28"/>
         </w:rPr>
@@ -7995,7 +7995,7 @@
       </w:r>
       <w:r>
         <w:rPr>
-          <w:rFonts w:asciiTheme="majorEastAsia" w:eastAsiaTheme="majorEastAsia" w:hAnsiTheme="majorEastAsia" w:cs="Gulim" w:hint="eastAsia"/>
+          <w:rFonts w:asciiTheme="majorEastAsia" w:eastAsiaTheme="majorEastAsia" w:hAnsiTheme="majorEastAsia" w:cs="Noto Sans CJK KR" w:hint="eastAsia"/>
           <w:sz w:val="24"/>
           <w:szCs w:val="28"/>
         </w:rPr>
@@ -9634,7 +9634,7 @@
       <w:jc w:val="left"/>
     </w:pPr>
     <w:rPr>
-      <w:rFonts w:ascii="맑은 고딕" w:eastAsia="맑은 고딕" w:hAnsi="맑은 고딕" w:cs="맑은 고딕"/>
+      <w:rFonts w:ascii="Noto Sans CJK KR" w:eastAsia="Noto Sans CJK KR" w:hAnsi="Noto Sans CJK KR" w:cs="Noto Sans CJK KR"/>
       <w:kern w:val="0"/>
       <w:sz w:val="22"/>
       <w:szCs w:val="22"/>
@@ -9752,7 +9752,7 @@
     <w:uiPriority w:val="9"/>
     <w:rsid w:val="00DF34AB"/>
     <w:rPr>
-      <w:rFonts w:ascii="맑은 고딕" w:eastAsia="맑은 고딕" w:hAnsi="맑은 고딕" w:cs="맑은 고딕"/>
+      <w:rFonts w:ascii="Noto Sans CJK KR" w:eastAsia="Noto Sans CJK KR" w:hAnsi="Noto Sans CJK KR" w:cs="Noto Sans CJK KR"/>
       <w:b/>
       <w:bCs/>
       <w:kern w:val="0"/>
@@ -9767,7 +9767,7 @@
     <w:uiPriority w:val="9"/>
     <w:rsid w:val="00DF34AB"/>
     <w:rPr>
-      <w:rFonts w:ascii="맑은 고딕" w:eastAsia="맑은 고딕" w:hAnsi="맑은 고딕" w:cs="맑은 고딕"/>
+      <w:rFonts w:ascii="Noto Sans CJK KR" w:eastAsia="Noto Sans CJK KR" w:hAnsi="Noto Sans CJK KR" w:cs="Noto Sans CJK KR"/>
       <w:b/>
       <w:bCs/>
       <w:kern w:val="0"/>
@@ -9782,7 +9782,7 @@
     <w:uiPriority w:val="9"/>
     <w:rsid w:val="00DF34AB"/>
     <w:rPr>
-      <w:rFonts w:ascii="맑은 고딕" w:eastAsia="맑은 고딕" w:hAnsi="맑은 고딕" w:cs="맑은 고딕"/>
+      <w:rFonts w:ascii="Noto Sans CJK KR" w:eastAsia="Noto Sans CJK KR" w:hAnsi="Noto Sans CJK KR" w:cs="Noto Sans CJK KR"/>
       <w:b/>
       <w:bCs/>
       <w:kern w:val="0"/>
@@ -9797,7 +9797,7 @@
     <w:uiPriority w:val="9"/>
     <w:rsid w:val="00DF34AB"/>
     <w:rPr>
-      <w:rFonts w:ascii="맑은 고딕" w:eastAsia="맑은 고딕" w:hAnsi="맑은 고딕" w:cs="맑은 고딕"/>
+      <w:rFonts w:ascii="Noto Sans CJK KR" w:eastAsia="Noto Sans CJK KR" w:hAnsi="Noto Sans CJK KR" w:cs="Noto Sans CJK KR"/>
       <w:b/>
       <w:bCs/>
       <w:kern w:val="0"/>
@@ -9848,7 +9848,7 @@
     <w:uiPriority w:val="1"/>
     <w:rsid w:val="00DF34AB"/>
     <w:rPr>
-      <w:rFonts w:ascii="맑은 고딕" w:eastAsia="맑은 고딕" w:hAnsi="맑은 고딕" w:cs="맑은 고딕"/>
+      <w:rFonts w:ascii="Noto Sans CJK KR" w:eastAsia="Noto Sans CJK KR" w:hAnsi="Noto Sans CJK KR" w:cs="Noto Sans CJK KR"/>
       <w:kern w:val="0"/>
       <w:sz w:val="22"/>
       <w:szCs w:val="22"/>
@@ -9885,7 +9885,7 @@
       <w:spacing w:before="100" w:beforeAutospacing="1" w:after="100" w:afterAutospacing="1"/>
     </w:pPr>
     <w:rPr>
-      <w:rFonts w:ascii="Gulim" w:eastAsia="Gulim" w:hAnsi="Gulim" w:cs="Gulim"/>
+      <w:rFonts w:ascii="Noto Sans CJK KR" w:eastAsia="Noto Sans CJK KR" w:hAnsi="Noto Sans CJK KR" w:cs="Noto Sans CJK KR"/>
       <w:sz w:val="24"/>
       <w:szCs w:val="24"/>
     </w:rPr>
@@ -9901,7 +9901,7 @@
       <w:spacing w:before="100" w:beforeAutospacing="1" w:after="100" w:afterAutospacing="1"/>
     </w:pPr>
     <w:rPr>
-      <w:rFonts w:ascii="Gulim" w:eastAsia="Gulim" w:hAnsi="Gulim" w:cs="Gulim"/>
+      <w:rFonts w:ascii="Noto Sans CJK KR" w:eastAsia="Noto Sans CJK KR" w:hAnsi="Noto Sans CJK KR" w:cs="Noto Sans CJK KR"/>
       <w:sz w:val="24"/>
       <w:szCs w:val="24"/>
     </w:rPr>
@@ -9946,7 +9946,7 @@
     <w:semiHidden/>
     <w:rsid w:val="00200264"/>
     <w:rPr>
-      <w:rFonts w:ascii="맑은 고딕" w:eastAsia="맑은 고딕" w:hAnsi="맑은 고딕" w:cs="맑은 고딕"/>
+      <w:rFonts w:ascii="Noto Sans CJK KR" w:eastAsia="Noto Sans CJK KR" w:hAnsi="Noto Sans CJK KR" w:cs="Noto Sans CJK KR"/>
       <w:kern w:val="0"/>
       <w:sz w:val="22"/>
       <w:szCs w:val="22"/>
@@ -9974,7 +9974,7 @@
     <w:semiHidden/>
     <w:rsid w:val="00200264"/>
     <w:rPr>
-      <w:rFonts w:ascii="맑은 고딕" w:eastAsia="맑은 고딕" w:hAnsi="맑은 고딕" w:cs="맑은 고딕"/>
+      <w:rFonts w:ascii="Noto Sans CJK KR" w:eastAsia="Noto Sans CJK KR" w:hAnsi="Noto Sans CJK KR" w:cs="Noto Sans CJK KR"/>
       <w:b/>
       <w:bCs/>
       <w:kern w:val="0"/>
@@ -10028,11 +10028,11 @@
     </a:clrScheme>
     <a:fontScheme name="Office">
       <a:majorFont>
-        <a:latin typeface="맑은 고딕" panose="020F0302020204030204"/>
+        <a:latin typeface="Noto Sans CJK KR" panose="020F0302020204030204"/>
         <a:ea typeface=""/>
         <a:cs typeface=""/>
         <a:font script="Jpan" typeface="游ゴシック Light"/>
-        <a:font script="Hang" typeface="맑은 고딕"/>
+        <a:font script="Hang" typeface="Noto Sans CJK KR"/>
         <a:font script="Hans" typeface="等线 Light"/>
         <a:font script="Hant" typeface="新細明體"/>
         <a:font script="Arab" typeface="Times New Roman"/>
@@ -10080,11 +10080,11 @@
         <a:font script="Tfng" typeface="Ebrima"/>
       </a:majorFont>
       <a:minorFont>
-        <a:latin typeface="맑은 고딕" panose="020F0502020204030204"/>
+        <a:latin typeface="Noto Sans CJK KR" panose="020F0502020204030204"/>
         <a:ea typeface=""/>
         <a:cs typeface=""/>
         <a:font script="Jpan" typeface="游明朝"/>
-        <a:font script="Hang" typeface="맑은 고딕"/>
+        <a:font script="Hang" typeface="Noto Sans CJK KR"/>
         <a:font script="Hans" typeface="等线"/>
         <a:font script="Hant" typeface="新細明體"/>
         <a:font script="Arab" typeface="Arial"/>

--- a/doc-templates/contract-template.docx
+++ b/doc-templates/contract-template.docx
@@ -2153,7 +2153,7 @@
         <w:tblW w:w="17520" w:type="dxa"/>
         <w:tblInd w:w="282" w:type="dxa"/>
         <w:tblBorders>
-          <w:top w:val="single" w:sz="4" w:space="0" w:color="000000"/>
+          <w:top w:val="nil" w:sz="4" w:space="0" w:color="000000"/>
           <w:bottom w:val="single" w:sz="4" w:space="0" w:color="000000"/>
           <w:insideH w:val="single" w:sz="4" w:space="0" w:color="000000"/>
           <w:insideV w:val="single" w:sz="4" w:space="0" w:color="000000"/>

--- a/doc-templates/contract-template.docx
+++ b/doc-templates/contract-template.docx
@@ -3358,6 +3358,15 @@
               </w:rPr>
               <w:t>서명</w:t>
             </w:r>
+            <w:r>
+              <w:rPr>
+                <w:rFonts w:asciiTheme="majorEastAsia" w:hAnsiTheme="majorEastAsia"/>
+                <w:color w:val="E8E8E8"/>
+                <w:sz w:val="12"/>
+                <w:szCs w:val="12"/>
+              </w:rPr>
+              <w:t xml:space="preserve">#SIGN1#</w:t>
+            </w:r>
           </w:p>
         </w:tc>
         <w:tc>
@@ -5848,6 +5857,15 @@
                 <w:sz w:val="24"/>
               </w:rPr>
               <w:t>서명</w:t>
+            </w:r>
+            <w:r>
+              <w:rPr>
+                <w:rFonts w:asciiTheme="majorEastAsia" w:hAnsiTheme="majorEastAsia"/>
+                <w:color w:val="E8E8E8"/>
+                <w:sz w:val="12"/>
+                <w:szCs w:val="12"/>
+              </w:rPr>
+              <w:t xml:space="preserve">#SIGN2#</w:t>
             </w:r>
           </w:p>
         </w:tc>
@@ -6410,6 +6428,15 @@
                       <w:sz w:val="24"/>
                     </w:rPr>
                     <w:t>서명</w:t>
+                  </w:r>
+                  <w:r>
+                    <w:rPr>
+                      <w:rFonts w:asciiTheme="majorEastAsia" w:hAnsiTheme="majorEastAsia"/>
+                      <w:color w:val="FFFFFF"/>
+                      <w:sz w:val="12"/>
+                      <w:szCs w:val="12"/>
+                    </w:rPr>
+                    <w:t xml:space="preserve">#SIGN3#</w:t>
                   </w:r>
                 </w:p>
               </w:tc>

--- a/doc-templates/contract-template.docx
+++ b/doc-templates/contract-template.docx
@@ -3360,7 +3360,7 @@
             </w:r>
             <w:r>
               <w:rPr>
-                <w:rFonts w:asciiTheme="majorEastAsia" w:hAnsiTheme="majorEastAsia"/>
+                <w:rFonts w:ascii="Liberation Sans" w:hAnsi="Liberation Sans" w:cs="Liberation Sans"/>
                 <w:color w:val="E8E8E8"/>
                 <w:sz w:val="12"/>
                 <w:szCs w:val="12"/>
@@ -5860,7 +5860,7 @@
             </w:r>
             <w:r>
               <w:rPr>
-                <w:rFonts w:asciiTheme="majorEastAsia" w:hAnsiTheme="majorEastAsia"/>
+                <w:rFonts w:ascii="Liberation Sans" w:hAnsi="Liberation Sans" w:cs="Liberation Sans"/>
                 <w:color w:val="E8E8E8"/>
                 <w:sz w:val="12"/>
                 <w:szCs w:val="12"/>
@@ -6431,8 +6431,8 @@
                   </w:r>
                   <w:r>
                     <w:rPr>
-                      <w:rFonts w:asciiTheme="majorEastAsia" w:hAnsiTheme="majorEastAsia"/>
-                      <w:color w:val="FFFFFF"/>
+                      <w:rFonts w:ascii="Liberation Sans" w:hAnsi="Liberation Sans" w:cs="Liberation Sans"/>
+                      <w:color w:val="E8E8E8"/>
                       <w:sz w:val="12"/>
                       <w:szCs w:val="12"/>
                     </w:rPr>

--- a/doc-templates/contract-template.docx
+++ b/doc-templates/contract-template.docx
@@ -3358,15 +3358,6 @@
               </w:rPr>
               <w:t>서명</w:t>
             </w:r>
-            <w:r>
-              <w:rPr>
-                <w:rFonts w:ascii="Liberation Sans" w:hAnsi="Liberation Sans" w:cs="Liberation Sans"/>
-                <w:color w:val="E8E8E8"/>
-                <w:sz w:val="12"/>
-                <w:szCs w:val="12"/>
-              </w:rPr>
-              <w:t xml:space="preserve">#SIGN1#</w:t>
-            </w:r>
           </w:p>
         </w:tc>
         <w:tc>
@@ -5857,15 +5848,6 @@
                 <w:sz w:val="24"/>
               </w:rPr>
               <w:t>서명</w:t>
-            </w:r>
-            <w:r>
-              <w:rPr>
-                <w:rFonts w:ascii="Liberation Sans" w:hAnsi="Liberation Sans" w:cs="Liberation Sans"/>
-                <w:color w:val="E8E8E8"/>
-                <w:sz w:val="12"/>
-                <w:szCs w:val="12"/>
-              </w:rPr>
-              <w:t xml:space="preserve">#SIGN2#</w:t>
             </w:r>
           </w:p>
         </w:tc>
@@ -6428,15 +6410,6 @@
                       <w:sz w:val="24"/>
                     </w:rPr>
                     <w:t>서명</w:t>
-                  </w:r>
-                  <w:r>
-                    <w:rPr>
-                      <w:rFonts w:ascii="Liberation Sans" w:hAnsi="Liberation Sans" w:cs="Liberation Sans"/>
-                      <w:color w:val="E8E8E8"/>
-                      <w:sz w:val="12"/>
-                      <w:szCs w:val="12"/>
-                    </w:rPr>
-                    <w:t xml:space="preserve">#SIGN3#</w:t>
                   </w:r>
                 </w:p>
               </w:tc>

--- a/doc-templates/contract-template.docx
+++ b/doc-templates/contract-template.docx
@@ -3356,7 +3356,7 @@
                 <w:color w:val="A6A6A6"/>
                 <w:sz w:val="24"/>
               </w:rPr>
-              <w:t>서명</w:t>
+              <w:t xml:space="preserve">{{buyer_name}}</w:t>
             </w:r>
           </w:p>
         </w:tc>
@@ -5847,7 +5847,7 @@
                 <w:color w:val="A6A6A6"/>
                 <w:sz w:val="24"/>
               </w:rPr>
-              <w:t>서명</w:t>
+              <w:t xml:space="preserve">{{buyer_name}}</w:t>
             </w:r>
           </w:p>
         </w:tc>
@@ -6409,7 +6409,7 @@
                       <w:color w:val="A6A6A6"/>
                       <w:sz w:val="24"/>
                     </w:rPr>
-                    <w:t>서명</w:t>
+                    <w:t xml:space="preserve">{{buyer_name}}</w:t>
                   </w:r>
                 </w:p>
               </w:tc>
@@ -6474,7 +6474,7 @@
                       <w:color w:val="A6A6A6"/>
                       <w:sz w:val="24"/>
                     </w:rPr>
-                    <w:t>회사명</w:t>
+                    <w:t xml:space="preserve">회사명 {{company_name}}</w:t>
                   </w:r>
                 </w:p>
               </w:tc>
@@ -6496,7 +6496,7 @@
                       <w:color w:val="A6A6A6"/>
                       <w:sz w:val="24"/>
                     </w:rPr>
-                    <w:t>대표이사</w:t>
+                    <w:t xml:space="preserve">대표이사 {{ceo_name}}</w:t>
                   </w:r>
                 </w:p>
               </w:tc>

--- a/doc-templates/contract-template.docx
+++ b/doc-templates/contract-template.docx
@@ -1088,7 +1088,7 @@
               <w:rPr>
                 <w:sz w:val="24"/>
               </w:rPr>
-              <w:t>{{buyer_name}}</w:t>
+              <w:t xml:space="preserve">{{buyer_name}}</w:t>
             </w:r>
           </w:p>
         </w:tc>
@@ -3356,7 +3356,7 @@
                 <w:color w:val="A6A6A6"/>
                 <w:sz w:val="24"/>
               </w:rPr>
-              <w:t xml:space="preserve">{{buyer_name}}</w:t>
+              <w:t xml:space="preserve">{{signer_name}}</w:t>
             </w:r>
           </w:p>
         </w:tc>
@@ -5847,7 +5847,7 @@
                 <w:color w:val="A6A6A6"/>
                 <w:sz w:val="24"/>
               </w:rPr>
-              <w:t xml:space="preserve">{{buyer_name}}</w:t>
+              <w:t xml:space="preserve">{{signer_name}}</w:t>
             </w:r>
           </w:p>
         </w:tc>
@@ -6409,7 +6409,7 @@
                       <w:color w:val="A6A6A6"/>
                       <w:sz w:val="24"/>
                     </w:rPr>
-                    <w:t xml:space="preserve">{{buyer_name}}</w:t>
+                    <w:t xml:space="preserve">{{buyer_personal_name}}</w:t>
                   </w:r>
                 </w:p>
               </w:tc>

--- a/doc-templates/contract-template.docx
+++ b/doc-templates/contract-template.docx
@@ -247,6 +247,7 @@
               <w:rPr>
                 <w:sz w:val="24"/>
                 <w:lang w:val="en-US" w:eastAsia="en-US" w:bidi="ar-SA"/>
+                <w:color w:val="000000"/>
               </w:rPr>
               <w:t>{{contract_no}}</w:t>
             </w:r>
@@ -330,6 +331,7 @@
               <w:rPr>
                 <w:sz w:val="24"/>
                 <w:lang w:val="en-US" w:eastAsia="en-US" w:bidi="ar-SA"/>
+                <w:color w:val="000000"/>
               </w:rPr>
               <w:t>{{contract_date}}</w:t>
             </w:r>
@@ -394,6 +396,7 @@
               <w:rPr>
                 <w:sz w:val="24"/>
                 <w:lang w:val="en-US" w:eastAsia="en-US" w:bidi="ar-SA"/>
+                <w:color w:val="000000"/>
               </w:rPr>
               <w:t>{{contract_party}}</w:t>
             </w:r>
@@ -1087,6 +1090,7 @@
             <w:r>
               <w:rPr>
                 <w:sz w:val="24"/>
+                <w:color w:val="000000"/>
               </w:rPr>
               <w:t xml:space="preserve">{{buyer_name}}</w:t>
             </w:r>
@@ -1198,6 +1202,7 @@
             <w:r>
               <w:rPr>
                 <w:sz w:val="24"/>
+                <w:color w:val="000000"/>
               </w:rPr>
               <w:t>{{buyer_agent}}</w:t>
             </w:r>
@@ -1265,6 +1270,7 @@
             <w:r>
               <w:rPr>
                 <w:sz w:val="24"/>
+                <w:color w:val="000000"/>
               </w:rPr>
               <w:t>{{buyer_relation}}</w:t>
             </w:r>
@@ -1375,6 +1381,7 @@
             <w:r>
               <w:rPr>
                 <w:sz w:val="24"/>
+                <w:color w:val="000000"/>
               </w:rPr>
               <w:t>{{buyer_regno}}</w:t>
             </w:r>
@@ -1493,6 +1500,7 @@
             <w:r>
               <w:rPr>
                 <w:sz w:val="24"/>
+                <w:color w:val="000000"/>
               </w:rPr>
               <w:t>{{buyer_address}}</w:t>
             </w:r>
@@ -1596,6 +1604,7 @@
             <w:r>
               <w:rPr>
                 <w:sz w:val="24"/>
+                <w:color w:val="000000"/>
               </w:rPr>
               <w:t>{{buyer_tel}}</w:t>
             </w:r>
@@ -1769,6 +1778,7 @@
             <w:r>
               <w:rPr>
                 <w:sz w:val="24"/>
+                <w:color w:val="000000"/>
               </w:rPr>
               <w:t>{{buyer_mobile}}</w:t>
             </w:r>
@@ -1940,6 +1950,7 @@
             <w:r>
               <w:rPr>
                 <w:sz w:val="24"/>
+                <w:color w:val="000000"/>
               </w:rPr>
               <w:t>{{buyer_email}}</w:t>
             </w:r>
@@ -2086,6 +2097,7 @@
             <w:r>
               <w:rPr>
                 <w:rFonts w:eastAsia="" w:eastAsiaTheme="majorEastAsia"/>
+                <w:color w:val="000000"/>
               </w:rPr>
               <w:t>{{spec_body}}</w:t>
             </w:r>
@@ -2134,6 +2146,7 @@
             <w:r>
               <w:rPr>
                 <w:rFonts w:eastAsia="" w:eastAsiaTheme="majorEastAsia"/>
+                <w:color w:val="000000"/>
               </w:rPr>
               <w:t>{{spec_door}}</w:t>
             </w:r>
@@ -2187,6 +2200,7 @@
             <w:r>
               <w:rPr>
                 <w:rFonts w:eastAsia="" w:eastAsiaTheme="majorEastAsia"/>
+                <w:color w:val="000000"/>
               </w:rPr>
               <w:t>{{spec_height}}</w:t>
             </w:r>
@@ -2235,6 +2249,7 @@
             <w:r>
               <w:rPr>
                 <w:rFonts w:eastAsia="" w:eastAsiaTheme="majorEastAsia"/>
+                <w:color w:val="000000"/>
               </w:rPr>
               <w:t>{{spec_door_add}}</w:t>
             </w:r>
@@ -2288,6 +2303,7 @@
             <w:r>
               <w:rPr>
                 <w:rFonts w:eastAsia="" w:eastAsiaTheme="majorEastAsia"/>
+                <w:color w:val="000000"/>
               </w:rPr>
               <w:t>{{spec_spoiler}}</w:t>
             </w:r>
@@ -2336,6 +2352,7 @@
             <w:r>
               <w:rPr>
                 <w:rFonts w:eastAsia="" w:eastAsiaTheme="majorEastAsia"/>
+                <w:color w:val="000000"/>
               </w:rPr>
               <w:t>{{spec_partition}}</w:t>
             </w:r>
@@ -2389,6 +2406,7 @@
             <w:r>
               <w:rPr>
                 <w:rFonts w:eastAsia="" w:eastAsiaTheme="majorEastAsia"/>
+                <w:color w:val="000000"/>
               </w:rPr>
               <w:t>{{spec_temp}}</w:t>
             </w:r>
@@ -2546,8 +2564,15 @@
             <w:r>
               <w:rPr>
                 <w:rFonts w:eastAsia="" w:eastAsiaTheme="majorEastAsia"/>
-              </w:rPr>
-              <w:t xml:space="preserve">{{price_total}} </w:t>
+                <w:color w:val="000000"/>
+              </w:rPr>
+              <w:t xml:space="preserve">{{price_total}}</w:t>
+            </w:r>
+            <w:r>
+              <w:rPr>
+                <w:rFonts w:eastAsia="" w:eastAsiaTheme="majorEastAsia"/>
+              </w:rPr>
+              <w:t xml:space="preserve"> </w:t>
             </w:r>
             <w:r>
               <w:rPr>
@@ -2605,8 +2630,15 @@
             <w:r>
               <w:rPr>
                 <w:rFonts w:eastAsia="" w:eastAsiaTheme="majorEastAsia"/>
-              </w:rPr>
-              <w:t xml:space="preserve">{{price_down}} </w:t>
+                <w:color w:val="000000"/>
+              </w:rPr>
+              <w:t xml:space="preserve">{{price_down}}</w:t>
+            </w:r>
+            <w:r>
+              <w:rPr>
+                <w:rFonts w:eastAsia="" w:eastAsiaTheme="majorEastAsia"/>
+              </w:rPr>
+              <w:t xml:space="preserve"> </w:t>
             </w:r>
             <w:r>
               <w:rPr>
@@ -2664,8 +2696,15 @@
             <w:r>
               <w:rPr>
                 <w:rFonts w:eastAsia="" w:eastAsiaTheme="majorEastAsia"/>
-              </w:rPr>
-              <w:t xml:space="preserve">{{price_balance}} </w:t>
+                <w:color w:val="000000"/>
+              </w:rPr>
+              <w:t xml:space="preserve">{{price_balance}}</w:t>
+            </w:r>
+            <w:r>
+              <w:rPr>
+                <w:rFonts w:eastAsia="" w:eastAsiaTheme="majorEastAsia"/>
+              </w:rPr>
+              <w:t xml:space="preserve"> </w:t>
             </w:r>
             <w:r>
               <w:rPr>
@@ -2789,6 +2828,7 @@
             <w:r>
               <w:rPr>
                 <w:rFonts w:eastAsia="" w:eastAsiaTheme="majorEastAsia"/>
+                <w:color w:val="000000"/>
               </w:rPr>
               <w:t>{{special_terms}}</w:t>
             </w:r>
@@ -2928,7 +2968,7 @@
             <w:r>
               <w:rPr>
                 <w:rFonts w:eastAsia="" w:eastAsiaTheme="majorEastAsia"/>
-                <w:color w:themeColor="text1" w:val="000000"/>
+                <w:color w:val="000000"/>
                 <w:spacing w:val="-12"/>
                 <w:sz w:val="28"/>
                 <w:szCs w:val="21"/>
@@ -2953,97 +2993,117 @@
                 <w:sz w:val="28"/>
                 <w:szCs w:val="21"/>
               </w:rPr>
-              <w:t>.         {{receipt_year}}</w:t>
-            </w:r>
-            <w:r>
-              <w:rPr>
-                <w:rFonts w:asciiTheme="majorEastAsia" w:hAnsiTheme="majorEastAsia"/>
-                <w:color w:themeColor="text1" w:val="000000"/>
+              <w:t xml:space="preserve">.         </w:t>
+            </w:r>
+            <w:r>
+              <w:rPr>
+                <w:rFonts w:eastAsia="" w:hint="eastAsia" w:eastAsiaTheme="majorEastAsia"/>
+                <w:color w:val="000000"/>
                 <w:spacing w:val="-12"/>
                 <w:sz w:val="28"/>
                 <w:szCs w:val="21"/>
               </w:rPr>
-              <w:t xml:space="preserve">년 </w:t>
-            </w:r>
-            <w:r>
-              <w:rPr>
-                <w:rFonts w:eastAsia="" w:eastAsiaTheme="majorEastAsia"/>
+              <w:t xml:space="preserve">{{receipt_year}}</w:t>
+            </w:r>
+            <w:r>
+              <w:rPr>
+                <w:rFonts w:asciiTheme="majorEastAsia" w:hAnsiTheme="majorEastAsia"/>
                 <w:color w:themeColor="text1" w:val="000000"/>
                 <w:spacing w:val="-12"/>
                 <w:sz w:val="28"/>
                 <w:szCs w:val="21"/>
               </w:rPr>
-              <w:t>{{receipt_month}}</w:t>
-            </w:r>
-            <w:r>
-              <w:rPr>
-                <w:rFonts w:eastAsia="" w:hint="eastAsia" w:eastAsiaTheme="majorEastAsia"/>
-                <w:color w:themeColor="text1" w:val="000000"/>
+              <w:t xml:space="preserve">년 </w:t>
+            </w:r>
+            <w:r>
+              <w:rPr>
+                <w:rFonts w:eastAsia="" w:eastAsiaTheme="majorEastAsia"/>
+                <w:color w:val="000000"/>
                 <w:spacing w:val="-12"/>
                 <w:sz w:val="28"/>
                 <w:szCs w:val="21"/>
               </w:rPr>
-              <w:t xml:space="preserve">  </w:t>
-            </w:r>
-            <w:r>
-              <w:rPr>
-                <w:rFonts w:asciiTheme="majorEastAsia" w:hAnsiTheme="majorEastAsia"/>
+              <w:t>{{receipt_month}}</w:t>
+            </w:r>
+            <w:r>
+              <w:rPr>
+                <w:rFonts w:eastAsia="" w:hint="eastAsia" w:eastAsiaTheme="majorEastAsia"/>
                 <w:color w:themeColor="text1" w:val="000000"/>
                 <w:spacing w:val="-12"/>
                 <w:sz w:val="28"/>
                 <w:szCs w:val="21"/>
               </w:rPr>
-              <w:t xml:space="preserve">월 </w:t>
-            </w:r>
-            <w:r>
-              <w:rPr>
-                <w:rFonts w:eastAsia="" w:eastAsiaTheme="majorEastAsia"/>
+              <w:t xml:space="preserve">  </w:t>
+            </w:r>
+            <w:r>
+              <w:rPr>
+                <w:rFonts w:asciiTheme="majorEastAsia" w:hAnsiTheme="majorEastAsia"/>
                 <w:color w:themeColor="text1" w:val="000000"/>
                 <w:spacing w:val="-12"/>
                 <w:sz w:val="28"/>
                 <w:szCs w:val="21"/>
               </w:rPr>
-              <w:t>{{receipt_day}}</w:t>
-            </w:r>
-            <w:r>
-              <w:rPr>
-                <w:rFonts w:eastAsia="" w:hint="eastAsia" w:eastAsiaTheme="majorEastAsia"/>
-                <w:color w:themeColor="text1" w:val="000000"/>
+              <w:t xml:space="preserve">월 </w:t>
+            </w:r>
+            <w:r>
+              <w:rPr>
+                <w:rFonts w:eastAsia="" w:eastAsiaTheme="majorEastAsia"/>
+                <w:color w:val="000000"/>
                 <w:spacing w:val="-12"/>
                 <w:sz w:val="28"/>
                 <w:szCs w:val="21"/>
               </w:rPr>
-              <w:t xml:space="preserve">   </w:t>
-            </w:r>
-            <w:r>
-              <w:rPr>
-                <w:rFonts w:asciiTheme="majorEastAsia" w:hAnsiTheme="majorEastAsia"/>
+              <w:t>{{receipt_day}}</w:t>
+            </w:r>
+            <w:r>
+              <w:rPr>
+                <w:rFonts w:eastAsia="" w:hint="eastAsia" w:eastAsiaTheme="majorEastAsia"/>
                 <w:color w:themeColor="text1" w:val="000000"/>
                 <w:spacing w:val="-12"/>
                 <w:sz w:val="28"/>
                 <w:szCs w:val="21"/>
               </w:rPr>
-              <w:t>일</w:t>
-            </w:r>
-            <w:r>
-              <w:rPr>
-                <w:rFonts w:hint="eastAsia" w:asciiTheme="majorEastAsia" w:hAnsiTheme="majorEastAsia"/>
+              <w:t xml:space="preserve">   </w:t>
+            </w:r>
+            <w:r>
+              <w:rPr>
+                <w:rFonts w:asciiTheme="majorEastAsia" w:hAnsiTheme="majorEastAsia"/>
                 <w:color w:themeColor="text1" w:val="000000"/>
                 <w:spacing w:val="-12"/>
                 <w:sz w:val="28"/>
                 <w:szCs w:val="21"/>
               </w:rPr>
-              <w:t xml:space="preserve">             영수인</w:t>
-            </w:r>
-            <w:r>
-              <w:rPr>
-                <w:rFonts w:eastAsia="" w:hint="eastAsia" w:eastAsiaTheme="majorEastAsia"/>
+              <w:t>일</w:t>
+            </w:r>
+            <w:r>
+              <w:rPr>
+                <w:rFonts w:hint="eastAsia" w:asciiTheme="majorEastAsia" w:hAnsiTheme="majorEastAsia"/>
                 <w:color w:themeColor="text1" w:val="000000"/>
                 <w:spacing w:val="-12"/>
                 <w:sz w:val="28"/>
                 <w:szCs w:val="21"/>
               </w:rPr>
-              <w:t>: {{receipt_payee}}</w:t>
+              <w:t xml:space="preserve">             영수인</w:t>
+            </w:r>
+            <w:r>
+              <w:rPr>
+                <w:rFonts w:eastAsia="" w:hint="eastAsia" w:eastAsiaTheme="majorEastAsia"/>
+                <w:color w:themeColor="text1" w:val="000000"/>
+                <w:spacing w:val="-12"/>
+                <w:sz w:val="28"/>
+                <w:szCs w:val="21"/>
+              </w:rPr>
+              <w:t xml:space="preserve">: </w:t>
+            </w:r>
+            <w:r>
+              <w:rPr>
+                <w:rFonts w:eastAsia="" w:hint="eastAsia" w:eastAsiaTheme="majorEastAsia"/>
+                <w:color w:val="000000"/>
+                <w:spacing w:val="-12"/>
+                <w:sz w:val="28"/>
+                <w:szCs w:val="21"/>
+              </w:rPr>
+              <w:t xml:space="preserve">{{receipt_payee}}</w:t>
             </w:r>
             <w:r>
               <w:rPr>
@@ -3353,7 +3413,7 @@
             <w:r>
               <w:rPr>
                 <w:rFonts w:asciiTheme="majorEastAsia" w:hAnsiTheme="majorEastAsia"/>
-                <w:color w:val="A6A6A6"/>
+                <w:color w:val="000000"/>
                 <w:sz w:val="24"/>
               </w:rPr>
               <w:t xml:space="preserve">{{signer_name}}</w:t>
@@ -5765,6 +5825,7 @@
               <w:rPr>
                 <w:rFonts w:eastAsia="" w:eastAsiaTheme="majorEastAsia"/>
                 <w:sz w:val="24"/>
+                <w:color w:val="000000"/>
               </w:rPr>
               <w:t>{{receipt_year}}</w:t>
             </w:r>
@@ -5779,6 +5840,7 @@
               <w:rPr>
                 <w:rFonts w:eastAsia="" w:eastAsiaTheme="majorEastAsia"/>
                 <w:sz w:val="24"/>
+                <w:color w:val="000000"/>
               </w:rPr>
               <w:t>{{receipt_month}}</w:t>
             </w:r>
@@ -5793,6 +5855,7 @@
               <w:rPr>
                 <w:rFonts w:eastAsia="" w:eastAsiaTheme="majorEastAsia"/>
                 <w:sz w:val="24"/>
+                <w:color w:val="000000"/>
               </w:rPr>
               <w:t>{{receipt_day}}</w:t>
             </w:r>
@@ -5844,7 +5907,7 @@
             <w:r>
               <w:rPr>
                 <w:rFonts w:asciiTheme="majorEastAsia" w:hAnsiTheme="majorEastAsia"/>
-                <w:color w:val="A6A6A6"/>
+                <w:color w:val="000000"/>
                 <w:sz w:val="24"/>
               </w:rPr>
               <w:t xml:space="preserve">{{signer_name}}</w:t>
@@ -6406,7 +6469,7 @@
                   <w:r>
                     <w:rPr>
                       <w:rFonts w:asciiTheme="majorEastAsia" w:hAnsiTheme="majorEastAsia"/>
-                      <w:color w:val="A6A6A6"/>
+                      <w:color w:val="000000"/>
                       <w:sz w:val="24"/>
                     </w:rPr>
                     <w:t xml:space="preserve">{{buyer_personal_name}}</w:t>
@@ -6474,7 +6537,15 @@
                       <w:color w:val="A6A6A6"/>
                       <w:sz w:val="24"/>
                     </w:rPr>
-                    <w:t xml:space="preserve">회사명 {{company_name}}</w:t>
+                    <w:t xml:space="preserve">회사명 </w:t>
+                  </w:r>
+                  <w:r>
+                    <w:rPr>
+                      <w:rFonts w:asciiTheme="majorEastAsia" w:hAnsiTheme="majorEastAsia"/>
+                      <w:color w:val="000000"/>
+                      <w:sz w:val="24"/>
+                    </w:rPr>
+                    <w:t xml:space="preserve">{{company_name}}</w:t>
                   </w:r>
                 </w:p>
               </w:tc>
@@ -6496,7 +6567,15 @@
                       <w:color w:val="A6A6A6"/>
                       <w:sz w:val="24"/>
                     </w:rPr>
-                    <w:t xml:space="preserve">대표이사 {{ceo_name}}</w:t>
+                    <w:t xml:space="preserve">대표이사 </w:t>
+                  </w:r>
+                  <w:r>
+                    <w:rPr>
+                      <w:rFonts w:asciiTheme="majorEastAsia" w:hAnsiTheme="majorEastAsia"/>
+                      <w:color w:val="000000"/>
+                      <w:sz w:val="24"/>
+                    </w:rPr>
+                    <w:t xml:space="preserve">{{ceo_name}}</w:t>
                   </w:r>
                 </w:p>
               </w:tc>

--- a/doc-templates/contract-template.docx
+++ b/doc-templates/contract-template.docx
@@ -245,9 +245,9 @@
             </w:pPr>
             <w:r>
               <w:rPr>
+                <w:color w:val="000000"/>
                 <w:sz w:val="24"/>
                 <w:lang w:val="en-US" w:eastAsia="en-US" w:bidi="ar-SA"/>
-                <w:color w:val="000000"/>
               </w:rPr>
               <w:t>{{contract_no}}</w:t>
             </w:r>
@@ -329,9 +329,9 @@
             </w:pPr>
             <w:r>
               <w:rPr>
+                <w:color w:val="000000"/>
                 <w:sz w:val="24"/>
                 <w:lang w:val="en-US" w:eastAsia="en-US" w:bidi="ar-SA"/>
-                <w:color w:val="000000"/>
               </w:rPr>
               <w:t>{{contract_date}}</w:t>
             </w:r>
@@ -394,9 +394,9 @@
             </w:pPr>
             <w:r>
               <w:rPr>
+                <w:color w:val="000000"/>
                 <w:sz w:val="24"/>
                 <w:lang w:val="en-US" w:eastAsia="en-US" w:bidi="ar-SA"/>
-                <w:color w:val="000000"/>
               </w:rPr>
               <w:t>{{contract_party}}</w:t>
             </w:r>
@@ -1089,10 +1089,10 @@
             </w:pPr>
             <w:r>
               <w:rPr>
+                <w:color w:val="000000"/>
                 <w:sz w:val="24"/>
-                <w:color w:val="000000"/>
-              </w:rPr>
-              <w:t xml:space="preserve">{{buyer_name}}</w:t>
+              </w:rPr>
+              <w:t>{{buyer_name}}</w:t>
             </w:r>
           </w:p>
         </w:tc>
@@ -1201,8 +1201,8 @@
             </w:pPr>
             <w:r>
               <w:rPr>
+                <w:color w:val="000000"/>
                 <w:sz w:val="24"/>
-                <w:color w:val="000000"/>
               </w:rPr>
               <w:t>{{buyer_agent}}</w:t>
             </w:r>
@@ -1269,8 +1269,8 @@
             </w:pPr>
             <w:r>
               <w:rPr>
+                <w:color w:val="000000"/>
                 <w:sz w:val="24"/>
-                <w:color w:val="000000"/>
               </w:rPr>
               <w:t>{{buyer_relation}}</w:t>
             </w:r>
@@ -1380,8 +1380,8 @@
             </w:pPr>
             <w:r>
               <w:rPr>
+                <w:color w:val="000000"/>
                 <w:sz w:val="24"/>
-                <w:color w:val="000000"/>
               </w:rPr>
               <w:t>{{buyer_regno}}</w:t>
             </w:r>
@@ -1499,8 +1499,8 @@
             </w:pPr>
             <w:r>
               <w:rPr>
+                <w:color w:val="000000"/>
                 <w:sz w:val="24"/>
-                <w:color w:val="000000"/>
               </w:rPr>
               <w:t>{{buyer_address}}</w:t>
             </w:r>
@@ -1603,8 +1603,8 @@
             </w:pPr>
             <w:r>
               <w:rPr>
+                <w:color w:val="000000"/>
                 <w:sz w:val="24"/>
-                <w:color w:val="000000"/>
               </w:rPr>
               <w:t>{{buyer_tel}}</w:t>
             </w:r>
@@ -1777,8 +1777,8 @@
             </w:pPr>
             <w:r>
               <w:rPr>
+                <w:color w:val="000000"/>
                 <w:sz w:val="24"/>
-                <w:color w:val="000000"/>
               </w:rPr>
               <w:t>{{buyer_mobile}}</w:t>
             </w:r>
@@ -1949,8 +1949,8 @@
             </w:pPr>
             <w:r>
               <w:rPr>
+                <w:color w:val="000000"/>
                 <w:sz w:val="24"/>
-                <w:color w:val="000000"/>
               </w:rPr>
               <w:t>{{buyer_email}}</w:t>
             </w:r>
@@ -2566,7 +2566,7 @@
                 <w:rFonts w:eastAsia="" w:eastAsiaTheme="majorEastAsia"/>
                 <w:color w:val="000000"/>
               </w:rPr>
-              <w:t xml:space="preserve">{{price_total}}</w:t>
+              <w:t>{{price_total}}</w:t>
             </w:r>
             <w:r>
               <w:rPr>
@@ -2632,7 +2632,7 @@
                 <w:rFonts w:eastAsia="" w:eastAsiaTheme="majorEastAsia"/>
                 <w:color w:val="000000"/>
               </w:rPr>
-              <w:t xml:space="preserve">{{price_down}}</w:t>
+              <w:t>{{price_down}}</w:t>
             </w:r>
             <w:r>
               <w:rPr>
@@ -2698,7 +2698,7 @@
                 <w:rFonts w:eastAsia="" w:eastAsiaTheme="majorEastAsia"/>
                 <w:color w:val="000000"/>
               </w:rPr>
-              <w:t xml:space="preserve">{{price_balance}}</w:t>
+              <w:t>{{price_balance}}</w:t>
             </w:r>
             <w:r>
               <w:rPr>
@@ -3003,7 +3003,7 @@
                 <w:sz w:val="28"/>
                 <w:szCs w:val="21"/>
               </w:rPr>
-              <w:t xml:space="preserve">{{receipt_year}}</w:t>
+              <w:t>{{receipt_year}}</w:t>
             </w:r>
             <w:r>
               <w:rPr>
@@ -3103,7 +3103,7 @@
                 <w:sz w:val="28"/>
                 <w:szCs w:val="21"/>
               </w:rPr>
-              <w:t xml:space="preserve">{{receipt_payee}}</w:t>
+              <w:t>{{receipt_payee}}</w:t>
             </w:r>
             <w:r>
               <w:rPr>
@@ -3324,8 +3324,7 @@
       </w:tblPr>
       <w:tblGrid>
         <w:gridCol w:w="4905"/>
-        <w:gridCol w:w="4203"/>
-        <w:gridCol w:w="4205"/>
+        <w:gridCol w:w="8408"/>
         <w:gridCol w:w="4207"/>
       </w:tblGrid>
       <w:tr>
@@ -3376,7 +3375,7 @@
         </w:tc>
         <w:tc>
           <w:tcPr>
-            <w:tcW w:w="4203" w:type="dxa"/>
+            <w:tcW w:w="8408" w:type="dxa"/>
             <w:tcBorders/>
             <w:shd w:color="auto" w:fill="E8E8E8" w:val="clear"/>
             <w:vAlign w:val="center"/>
@@ -3390,33 +3389,10 @@
             <w:r>
               <w:rPr>
                 <w:rFonts w:asciiTheme="majorEastAsia" w:hAnsiTheme="majorEastAsia"/>
-                <w:color w:val="A6A6A6"/>
-                <w:sz w:val="24"/>
-              </w:rPr>
-              <w:t>자필성명</w:t>
-            </w:r>
-          </w:p>
-        </w:tc>
-        <w:tc>
-          <w:tcPr>
-            <w:tcW w:w="4205" w:type="dxa"/>
-            <w:tcBorders/>
-            <w:shd w:color="auto" w:fill="E8E8E8" w:val="clear"/>
-            <w:vAlign w:val="center"/>
-          </w:tcPr>
-          <w:p>
-            <w:pPr>
-              <w:pStyle w:val="Normal"/>
-              <w:jc w:val="center"/>
-              <w:rPr/>
-            </w:pPr>
-            <w:r>
-              <w:rPr>
-                <w:rFonts w:asciiTheme="majorEastAsia" w:hAnsiTheme="majorEastAsia"/>
                 <w:color w:val="000000"/>
                 <w:sz w:val="24"/>
               </w:rPr>
-              <w:t xml:space="preserve">{{signer_name}}</w:t>
+              <w:t>{{signer_name}}</w:t>
             </w:r>
           </w:p>
         </w:tc>
@@ -3433,6 +3409,14 @@
               <w:jc w:val="center"/>
               <w:rPr/>
             </w:pPr>
+            <w:r>
+              <w:rPr>
+                <w:rFonts w:eastAsiaTheme="majorEastAsia"/>
+                <w:color w:val="A6A6A6"/>
+                <w:sz w:val="24"/>
+              </w:rPr>
+              <w:t xml:space="preserve">서명 </w:t>
+            </w:r>
             <w:r>
               <w:rPr>
                 <w:rFonts w:eastAsia="" w:eastAsiaTheme="majorEastAsia"/>
@@ -3568,8 +3552,7 @@
       </w:tblPr>
       <w:tblGrid>
         <w:gridCol w:w="4905"/>
-        <w:gridCol w:w="4203"/>
-        <w:gridCol w:w="4205"/>
+        <w:gridCol w:w="8408"/>
         <w:gridCol w:w="4189"/>
         <w:gridCol w:w="18"/>
       </w:tblGrid>
@@ -3580,7 +3563,7 @@
         <w:tc>
           <w:tcPr>
             <w:tcW w:w="17502" w:type="dxa"/>
-            <w:gridSpan w:val="4"/>
+            <w:gridSpan w:val="3"/>
             <w:tcBorders>
               <w:top w:val="single" w:sz="4" w:space="0" w:color="000000"/>
             </w:tcBorders>
@@ -5824,38 +5807,38 @@
             <w:r>
               <w:rPr>
                 <w:rFonts w:eastAsia="" w:eastAsiaTheme="majorEastAsia"/>
+                <w:color w:val="000000"/>
                 <w:sz w:val="24"/>
+              </w:rPr>
+              <w:t>{{receipt_year}}</w:t>
+            </w:r>
+            <w:r>
+              <w:rPr>
+                <w:rFonts w:asciiTheme="majorEastAsia" w:hAnsiTheme="majorEastAsia"/>
+                <w:sz w:val="24"/>
+              </w:rPr>
+              <w:t xml:space="preserve">년 </w:t>
+            </w:r>
+            <w:r>
+              <w:rPr>
+                <w:rFonts w:eastAsia="" w:eastAsiaTheme="majorEastAsia"/>
                 <w:color w:val="000000"/>
-              </w:rPr>
-              <w:t>{{receipt_year}}</w:t>
-            </w:r>
-            <w:r>
-              <w:rPr>
-                <w:rFonts w:asciiTheme="majorEastAsia" w:hAnsiTheme="majorEastAsia"/>
                 <w:sz w:val="24"/>
               </w:rPr>
-              <w:t xml:space="preserve">년 </w:t>
+              <w:t>{{receipt_month}}</w:t>
+            </w:r>
+            <w:r>
+              <w:rPr>
+                <w:rFonts w:asciiTheme="majorEastAsia" w:hAnsiTheme="majorEastAsia"/>
+                <w:sz w:val="24"/>
+              </w:rPr>
+              <w:t xml:space="preserve">월 </w:t>
             </w:r>
             <w:r>
               <w:rPr>
                 <w:rFonts w:eastAsia="" w:eastAsiaTheme="majorEastAsia"/>
+                <w:color w:val="000000"/>
                 <w:sz w:val="24"/>
-                <w:color w:val="000000"/>
-              </w:rPr>
-              <w:t>{{receipt_month}}</w:t>
-            </w:r>
-            <w:r>
-              <w:rPr>
-                <w:rFonts w:asciiTheme="majorEastAsia" w:hAnsiTheme="majorEastAsia"/>
-                <w:sz w:val="24"/>
-              </w:rPr>
-              <w:t xml:space="preserve">월 </w:t>
-            </w:r>
-            <w:r>
-              <w:rPr>
-                <w:rFonts w:eastAsia="" w:eastAsiaTheme="majorEastAsia"/>
-                <w:sz w:val="24"/>
-                <w:color w:val="000000"/>
               </w:rPr>
               <w:t>{{receipt_day}}</w:t>
             </w:r>
@@ -5870,7 +5853,7 @@
         </w:tc>
         <w:tc>
           <w:tcPr>
-            <w:tcW w:w="4203" w:type="dxa"/>
+            <w:tcW w:w="8408" w:type="dxa"/>
             <w:tcBorders/>
             <w:shd w:color="auto" w:fill="E8E8E8" w:val="clear"/>
             <w:vAlign w:val="center"/>
@@ -5884,33 +5867,10 @@
             <w:r>
               <w:rPr>
                 <w:rFonts w:asciiTheme="majorEastAsia" w:hAnsiTheme="majorEastAsia"/>
-                <w:color w:val="A6A6A6"/>
-                <w:sz w:val="24"/>
-              </w:rPr>
-              <w:t>자필성명</w:t>
-            </w:r>
-          </w:p>
-        </w:tc>
-        <w:tc>
-          <w:tcPr>
-            <w:tcW w:w="4205" w:type="dxa"/>
-            <w:tcBorders/>
-            <w:shd w:color="auto" w:fill="E8E8E8" w:val="clear"/>
-            <w:vAlign w:val="center"/>
-          </w:tcPr>
-          <w:p>
-            <w:pPr>
-              <w:pStyle w:val="Normal"/>
-              <w:jc w:val="center"/>
-              <w:rPr/>
-            </w:pPr>
-            <w:r>
-              <w:rPr>
-                <w:rFonts w:asciiTheme="majorEastAsia" w:hAnsiTheme="majorEastAsia"/>
                 <w:color w:val="000000"/>
                 <w:sz w:val="24"/>
               </w:rPr>
-              <w:t xml:space="preserve">{{signer_name}}</w:t>
+              <w:t>{{signer_name}}</w:t>
             </w:r>
           </w:p>
         </w:tc>
@@ -5928,6 +5888,14 @@
               <w:jc w:val="center"/>
               <w:rPr/>
             </w:pPr>
+            <w:r>
+              <w:rPr>
+                <w:rFonts w:eastAsiaTheme="majorEastAsia"/>
+                <w:color w:val="A6A6A6"/>
+                <w:sz w:val="24"/>
+              </w:rPr>
+              <w:t xml:space="preserve">서명 </w:t>
+            </w:r>
             <w:r>
               <w:rPr>
                 <w:rFonts w:eastAsia="" w:eastAsiaTheme="majorEastAsia"/>
@@ -6441,7 +6409,7 @@
                 <w:p>
                   <w:pPr>
                     <w:pStyle w:val="Normal"/>
-                    <w:jc w:val="center"/>
+                    <w:jc w:val="start"/>
                     <w:rPr/>
                   </w:pPr>
                   <w:r>
@@ -6450,7 +6418,15 @@
                       <w:color w:val="A6A6A6"/>
                       <w:sz w:val="24"/>
                     </w:rPr>
-                    <w:t>자필성명</w:t>
+                    <w:t xml:space="preserve">회사명 </w:t>
+                  </w:r>
+                  <w:r>
+                    <w:rPr>
+                      <w:rFonts w:asciiTheme="majorEastAsia" w:hAnsiTheme="majorEastAsia"/>
+                      <w:color w:val="000000"/>
+                      <w:sz w:val="24"/>
+                    </w:rPr>
+                    <w:t>{{company_name}}</w:t>
                   </w:r>
                 </w:p>
               </w:tc>
@@ -6469,10 +6445,18 @@
                   <w:r>
                     <w:rPr>
                       <w:rFonts w:asciiTheme="majorEastAsia" w:hAnsiTheme="majorEastAsia"/>
+                      <w:color w:val="A6A6A6"/>
+                      <w:sz w:val="24"/>
+                    </w:rPr>
+                    <w:t xml:space="preserve">대표이사 </w:t>
+                  </w:r>
+                  <w:r>
+                    <w:rPr>
+                      <w:rFonts w:asciiTheme="majorEastAsia" w:hAnsiTheme="majorEastAsia"/>
                       <w:color w:val="000000"/>
                       <w:sz w:val="24"/>
                     </w:rPr>
-                    <w:t xml:space="preserve">{{buyer_personal_name}}</w:t>
+                    <w:t>{{ceo_name}}</w:t>
                   </w:r>
                 </w:p>
               </w:tc>
@@ -6488,6 +6472,14 @@
                     <w:jc w:val="center"/>
                     <w:rPr/>
                   </w:pPr>
+                  <w:r>
+                    <w:rPr>
+                      <w:rFonts w:eastAsiaTheme="majorEastAsia"/>
+                      <w:color w:val="A6A6A6"/>
+                      <w:sz w:val="24"/>
+                    </w:rPr>
+                    <w:t xml:space="preserve">서명 </w:t>
+                  </w:r>
                   <w:r>
                     <w:rPr>
                       <w:rFonts w:eastAsia="" w:eastAsiaTheme="majorEastAsia"/>
@@ -6521,61 +6513,24 @@
               </w:trPr>
               <w:tc>
                 <w:tcPr>
-                  <w:tcW w:w="3258" w:type="dxa"/>
+                  <w:tcW w:w="6408" w:type="dxa"/>
+                  <w:gridSpan w:val="2"/>
                   <w:tcBorders/>
                   <w:vAlign w:val="center"/>
                 </w:tcPr>
                 <w:p>
                   <w:pPr>
                     <w:pStyle w:val="Normal"/>
-                    <w:jc w:val="center"/>
+                    <w:jc w:val="start"/>
                     <w:rPr/>
                   </w:pPr>
-                  <w:r>
-                    <w:rPr>
-                      <w:rFonts w:asciiTheme="majorEastAsia" w:hAnsiTheme="majorEastAsia"/>
-                      <w:color w:val="A6A6A6"/>
-                      <w:sz w:val="24"/>
-                    </w:rPr>
-                    <w:t xml:space="preserve">회사명 </w:t>
-                  </w:r>
                   <w:r>
                     <w:rPr>
                       <w:rFonts w:asciiTheme="majorEastAsia" w:hAnsiTheme="majorEastAsia"/>
                       <w:color w:val="000000"/>
                       <w:sz w:val="24"/>
                     </w:rPr>
-                    <w:t xml:space="preserve">{{company_name}}</w:t>
-                  </w:r>
-                </w:p>
-              </w:tc>
-              <w:tc>
-                <w:tcPr>
-                  <w:tcW w:w="3150" w:type="dxa"/>
-                  <w:tcBorders/>
-                  <w:vAlign w:val="center"/>
-                </w:tcPr>
-                <w:p>
-                  <w:pPr>
-                    <w:pStyle w:val="Normal"/>
-                    <w:jc w:val="center"/>
-                    <w:rPr/>
-                  </w:pPr>
-                  <w:r>
-                    <w:rPr>
-                      <w:rFonts w:asciiTheme="majorEastAsia" w:hAnsiTheme="majorEastAsia"/>
-                      <w:color w:val="A6A6A6"/>
-                      <w:sz w:val="24"/>
-                    </w:rPr>
-                    <w:t xml:space="preserve">대표이사 </w:t>
-                  </w:r>
-                  <w:r>
-                    <w:rPr>
-                      <w:rFonts w:asciiTheme="majorEastAsia" w:hAnsiTheme="majorEastAsia"/>
-                      <w:color w:val="000000"/>
-                      <w:sz w:val="24"/>
-                    </w:rPr>
-                    <w:t xml:space="preserve">{{ceo_name}}</w:t>
+                    <w:t>{{buyer_personal_name}}</w:t>
                   </w:r>
                 </w:p>
               </w:tc>
@@ -6591,6 +6546,14 @@
                     <w:jc w:val="center"/>
                     <w:rPr/>
                   </w:pPr>
+                  <w:r>
+                    <w:rPr>
+                      <w:rFonts w:eastAsiaTheme="majorEastAsia"/>
+                      <w:color w:val="A6A6A6"/>
+                      <w:sz w:val="24"/>
+                    </w:rPr>
+                    <w:t xml:space="preserve">서명 </w:t>
+                  </w:r>
                   <w:r>
                     <w:rPr>
                       <w:rFonts w:eastAsia="" w:eastAsiaTheme="majorEastAsia"/>
@@ -6634,7 +6597,7 @@
     <w:p>
       <w:pPr>
         <w:pStyle w:val="Heading4"/>
-        <w:spacing w:before="45" w:after="0"/>
+        <w:spacing w:before="0" w:after="0"/>
         <w:ind w:hanging="1040" w:start="1840" w:end="200"/>
         <w:jc w:val="center"/>
         <w:rPr>
@@ -10287,7 +10250,6 @@
       <w:r>
         <w:rPr>
           <w:rFonts w:eastAsia="" w:asciiTheme="majorEastAsia" w:eastAsiaTheme="majorEastAsia" w:hAnsiTheme="majorEastAsia"/>
-          <w:sz w:val="22"/>
           <w:highlight w:val="yellow"/>
         </w:rPr>
       </w:r>
@@ -10415,7 +10377,7 @@
       </w:r>
       <w:r>
         <w:rPr>
-          <w:rFonts w:eastAsia="Noto Sans CJK KR" w:cs="Noto Sans CJK KR" w:ascii="Noto Sans CJK KR" w:hAnsi="Noto Sans CJK KR"/>
+          <w:rFonts w:eastAsia="Noto Sans CJK KR" w:cs="Noto Sans CJK KR"/>
           <w:sz w:val="24"/>
           <w:szCs w:val="28"/>
         </w:rPr>
@@ -10431,7 +10393,7 @@
       </w:r>
       <w:r>
         <w:rPr>
-          <w:rFonts w:eastAsia="Noto Sans CJK KR" w:cs="Noto Sans CJK KR" w:hint="eastAsia" w:ascii="Noto Sans CJK KR" w:hAnsi="Noto Sans CJK KR"/>
+          <w:rFonts w:eastAsia="Noto Sans CJK KR" w:cs="Noto Sans CJK KR" w:hint="eastAsia"/>
           <w:sz w:val="24"/>
           <w:szCs w:val="28"/>
         </w:rPr>
@@ -10439,7 +10401,7 @@
       </w:r>
       <w:r>
         <w:rPr>
-          <w:rFonts w:eastAsia="Noto Sans CJK KR" w:cs="Noto Sans CJK KR" w:ascii="Noto Sans CJK KR" w:hAnsi="Noto Sans CJK KR"/>
+          <w:rFonts w:eastAsia="Noto Sans CJK KR" w:cs="Noto Sans CJK KR"/>
           <w:sz w:val="24"/>
           <w:szCs w:val="28"/>
         </w:rPr>
@@ -10471,7 +10433,7 @@
       </w:r>
       <w:r>
         <w:rPr>
-          <w:rFonts w:eastAsia="Noto Sans CJK KR" w:cs="Noto Sans CJK KR" w:hint="eastAsia" w:ascii="Noto Sans CJK KR" w:hAnsi="Noto Sans CJK KR"/>
+          <w:rFonts w:eastAsia="Noto Sans CJK KR" w:cs="Noto Sans CJK KR" w:hint="eastAsia"/>
           <w:sz w:val="24"/>
           <w:szCs w:val="28"/>
         </w:rPr>
@@ -10490,136 +10452,136 @@
       </w:pPr>
       <w:r>
         <w:rPr>
-          <w:rFonts w:ascii="Noto Sans CJK KR" w:hAnsi="Noto Sans CJK KR" w:eastAsia="Noto Sans CJK KR"/>
+          <w:rFonts w:ascii="Noto Sans CJK KR" w:hAnsi="Noto Sans CJK KR"/>
         </w:rPr>
         <w:t xml:space="preserve"> </w:t>
       </w:r>
       <w:r>
         <w:rPr>
-          <w:rFonts w:eastAsia="Noto Sans CJK KR" w:ascii="Noto Sans CJK KR" w:hAnsi="Noto Sans CJK KR"/>
+          <w:rFonts w:eastAsia="Noto Sans CJK KR"/>
         </w:rPr>
         <w:t xml:space="preserve">1. </w:t>
       </w:r>
       <w:r>
         <w:rPr>
-          <w:rFonts w:ascii="Noto Sans CJK KR" w:hAnsi="Noto Sans CJK KR" w:eastAsiaTheme="majorEastAsia" w:hint="eastAsia" w:eastAsia="Noto Sans CJK KR"/>
+          <w:rFonts w:ascii="Noto Sans CJK KR" w:hAnsi="Noto Sans CJK KR" w:hint="eastAsia" w:eastAsia="" w:eastAsiaTheme="majorEastAsia"/>
         </w:rPr>
         <w:t xml:space="preserve">특장 </w:t>
       </w:r>
       <w:r>
         <w:rPr>
-          <w:rFonts w:ascii="Noto Sans CJK KR" w:hAnsi="Noto Sans CJK KR" w:eastAsiaTheme="majorEastAsia" w:eastAsia="Noto Sans CJK KR"/>
+          <w:rFonts w:ascii="Noto Sans CJK KR" w:hAnsi="Noto Sans CJK KR" w:eastAsia="" w:eastAsiaTheme="majorEastAsia"/>
         </w:rPr>
         <w:t>계약</w:t>
       </w:r>
       <w:r>
         <w:rPr>
-          <w:rFonts w:ascii="Noto Sans CJK KR" w:hAnsi="Noto Sans CJK KR" w:eastAsiaTheme="majorEastAsia" w:hint="eastAsia" w:eastAsia="Noto Sans CJK KR"/>
+          <w:rFonts w:ascii="Noto Sans CJK KR" w:hAnsi="Noto Sans CJK KR" w:hint="eastAsia" w:eastAsia="" w:eastAsiaTheme="majorEastAsia"/>
         </w:rPr>
         <w:t>이</w:t>
       </w:r>
       <w:r>
         <w:rPr>
-          <w:rFonts w:ascii="Noto Sans CJK KR" w:hAnsi="Noto Sans CJK KR" w:eastAsiaTheme="majorEastAsia" w:eastAsia="Noto Sans CJK KR"/>
+          <w:rFonts w:ascii="Noto Sans CJK KR" w:hAnsi="Noto Sans CJK KR" w:eastAsia="" w:eastAsiaTheme="majorEastAsia"/>
         </w:rPr>
         <w:t xml:space="preserve"> 불성립</w:t>
       </w:r>
       <w:r>
         <w:rPr>
-          <w:rFonts w:eastAsia="Noto Sans CJK KR" w:ascii="Noto Sans CJK KR" w:hAnsi="Noto Sans CJK KR"/>
+          <w:rFonts w:eastAsia="Noto Sans CJK KR"/>
         </w:rPr>
         <w:t>·</w:t>
       </w:r>
       <w:r>
         <w:rPr>
-          <w:rFonts w:ascii="Noto Sans CJK KR" w:hAnsi="Noto Sans CJK KR" w:eastAsiaTheme="majorEastAsia" w:eastAsia="Noto Sans CJK KR"/>
+          <w:rFonts w:ascii="Noto Sans CJK KR" w:hAnsi="Noto Sans CJK KR" w:eastAsia="" w:eastAsiaTheme="majorEastAsia"/>
         </w:rPr>
         <w:t>무효</w:t>
       </w:r>
       <w:r>
         <w:rPr>
-          <w:rFonts w:eastAsia="Noto Sans CJK KR" w:ascii="Noto Sans CJK KR" w:hAnsi="Noto Sans CJK KR"/>
+          <w:rFonts w:eastAsia="Noto Sans CJK KR"/>
         </w:rPr>
         <w:t>·</w:t>
       </w:r>
       <w:r>
         <w:rPr>
-          <w:rFonts w:ascii="Noto Sans CJK KR" w:hAnsi="Noto Sans CJK KR" w:eastAsiaTheme="majorEastAsia" w:eastAsia="Noto Sans CJK KR"/>
+          <w:rFonts w:ascii="Noto Sans CJK KR" w:hAnsi="Noto Sans CJK KR" w:eastAsia="" w:eastAsiaTheme="majorEastAsia"/>
         </w:rPr>
         <w:t xml:space="preserve">취소 </w:t>
       </w:r>
       <w:r>
         <w:rPr>
-          <w:rFonts w:ascii="Noto Sans CJK KR" w:hAnsi="Noto Sans CJK KR" w:eastAsiaTheme="majorEastAsia" w:hint="eastAsia" w:eastAsia="Noto Sans CJK KR"/>
+          <w:rFonts w:ascii="Noto Sans CJK KR" w:hAnsi="Noto Sans CJK KR" w:hint="eastAsia" w:eastAsia="" w:eastAsiaTheme="majorEastAsia"/>
         </w:rPr>
         <w:t>또는 해제된 경우</w:t>
       </w:r>
       <w:r>
         <w:rPr>
-          <w:rFonts w:eastAsia="Noto Sans CJK KR" w:ascii="Noto Sans CJK KR" w:hAnsi="Noto Sans CJK KR"/>
+          <w:rFonts w:eastAsia="Noto Sans CJK KR"/>
         </w:rPr>
         <w:br/>
         <w:t xml:space="preserve"> 2. </w:t>
       </w:r>
       <w:r>
         <w:rPr>
-          <w:rFonts w:ascii="Noto Sans CJK KR" w:hAnsi="Noto Sans CJK KR" w:eastAsiaTheme="majorEastAsia" w:hint="eastAsia" w:eastAsia="Noto Sans CJK KR"/>
+          <w:rFonts w:ascii="Noto Sans CJK KR" w:hAnsi="Noto Sans CJK KR" w:hint="eastAsia" w:eastAsia="" w:eastAsiaTheme="majorEastAsia"/>
         </w:rPr>
         <w:t>을에게 약정된 인도시기까지 특장이 인도 되지 아니한 경우</w:t>
       </w:r>
       <w:r>
         <w:rPr>
-          <w:rFonts w:eastAsia="Noto Sans CJK KR" w:ascii="Noto Sans CJK KR" w:hAnsi="Noto Sans CJK KR"/>
+          <w:rFonts w:eastAsia="Noto Sans CJK KR"/>
         </w:rPr>
         <w:br/>
         <w:t xml:space="preserve"> 3. </w:t>
       </w:r>
       <w:r>
         <w:rPr>
-          <w:rFonts w:ascii="Noto Sans CJK KR" w:hAnsi="Noto Sans CJK KR" w:eastAsiaTheme="majorEastAsia" w:hint="eastAsia" w:eastAsia="Noto Sans CJK KR"/>
+          <w:rFonts w:ascii="Noto Sans CJK KR" w:hAnsi="Noto Sans CJK KR" w:hint="eastAsia" w:eastAsia="" w:eastAsiaTheme="majorEastAsia"/>
         </w:rPr>
         <w:t xml:space="preserve">갑이 관계 법령 및 품질 보증서에 다른 </w:t>
       </w:r>
       <w:r>
         <w:rPr>
-          <w:rFonts w:ascii="Noto Sans CJK KR" w:hAnsi="Noto Sans CJK KR" w:eastAsiaTheme="majorEastAsia" w:eastAsia="Noto Sans CJK KR"/>
+          <w:rFonts w:ascii="Noto Sans CJK KR" w:hAnsi="Noto Sans CJK KR" w:eastAsia="" w:eastAsiaTheme="majorEastAsia"/>
         </w:rPr>
         <w:t>하자담보책임</w:t>
       </w:r>
       <w:r>
         <w:rPr>
-          <w:rFonts w:ascii="Noto Sans CJK KR" w:hAnsi="Noto Sans CJK KR" w:eastAsiaTheme="majorEastAsia" w:hint="eastAsia" w:eastAsia="Noto Sans CJK KR"/>
+          <w:rFonts w:ascii="Noto Sans CJK KR" w:hAnsi="Noto Sans CJK KR" w:hint="eastAsia" w:eastAsia="" w:eastAsiaTheme="majorEastAsia"/>
         </w:rPr>
         <w:t>을 이행하지 아니한 경우</w:t>
       </w:r>
       <w:r>
         <w:rPr>
-          <w:rFonts w:ascii="Noto Sans CJK KR" w:hAnsi="Noto Sans CJK KR" w:eastAsiaTheme="majorEastAsia" w:eastAsia="Noto Sans CJK KR"/>
+          <w:rFonts w:ascii="Noto Sans CJK KR" w:hAnsi="Noto Sans CJK KR" w:eastAsia="" w:eastAsiaTheme="majorEastAsia"/>
         </w:rPr>
         <w:t xml:space="preserve"> </w:t>
       </w:r>
       <w:r>
         <w:rPr>
-          <w:rFonts w:eastAsia="Noto Sans CJK KR" w:ascii="Noto Sans CJK KR" w:hAnsi="Noto Sans CJK KR"/>
+          <w:rFonts w:eastAsia="Noto Sans CJK KR"/>
         </w:rPr>
         <w:br/>
         <w:t xml:space="preserve"> 4. </w:t>
       </w:r>
       <w:r>
         <w:rPr>
-          <w:rFonts w:ascii="Noto Sans CJK KR" w:hAnsi="Noto Sans CJK KR" w:eastAsiaTheme="majorEastAsia" w:hint="eastAsia" w:eastAsia="Noto Sans CJK KR"/>
+          <w:rFonts w:ascii="Noto Sans CJK KR" w:hAnsi="Noto Sans CJK KR" w:hint="eastAsia" w:eastAsia="" w:eastAsiaTheme="majorEastAsia"/>
         </w:rPr>
         <w:t>갑의 잘못</w:t>
       </w:r>
       <w:r>
         <w:rPr>
-          <w:rFonts w:ascii="Noto Sans CJK KR" w:hAnsi="Noto Sans CJK KR" w:eastAsiaTheme="majorEastAsia" w:eastAsia="Noto Sans CJK KR"/>
+          <w:rFonts w:ascii="Noto Sans CJK KR" w:hAnsi="Noto Sans CJK KR" w:eastAsia="" w:eastAsiaTheme="majorEastAsia"/>
         </w:rPr>
         <w:t>으로 계약</w:t>
       </w:r>
       <w:r>
         <w:rPr>
-          <w:rFonts w:ascii="Noto Sans CJK KR" w:hAnsi="Noto Sans CJK KR" w:eastAsiaTheme="majorEastAsia" w:hint="eastAsia" w:eastAsia="Noto Sans CJK KR"/>
+          <w:rFonts w:ascii="Noto Sans CJK KR" w:hAnsi="Noto Sans CJK KR" w:hint="eastAsia" w:eastAsia="" w:eastAsiaTheme="majorEastAsia"/>
         </w:rPr>
         <w:t>의 목적을 달성할 수 없는 경우</w:t>
       </w:r>

--- a/doc-templates/contract-template.docx
+++ b/doc-templates/contract-template.docx
@@ -483,7 +483,7 @@
                         <w:txbxContent>
                           <w:p>
                             <w:pPr>
-                              <w:pStyle w:val="FrameContentsuser"/>
+                              <w:pStyle w:val="FrameContents"/>
                               <w:spacing w:lineRule="auto" w:line="199"/>
                               <w:jc w:val="end"/>
                               <w:rPr>
@@ -555,7 +555,7 @@
                           </w:p>
                           <w:p>
                             <w:pPr>
-                              <w:pStyle w:val="FrameContentsuser"/>
+                              <w:pStyle w:val="FrameContents"/>
                               <w:spacing w:lineRule="auto" w:line="199"/>
                               <w:jc w:val="end"/>
                               <w:rPr>
@@ -687,7 +687,7 @@
                   <w:txbxContent>
                     <w:p>
                       <w:pPr>
-                        <w:pStyle w:val="FrameContentsuser"/>
+                        <w:pStyle w:val="FrameContents"/>
                         <w:spacing w:lineRule="auto" w:line="199"/>
                         <w:jc w:val="end"/>
                         <w:rPr>
@@ -759,7 +759,7 @@
                     </w:p>
                     <w:p>
                       <w:pPr>
-                        <w:pStyle w:val="FrameContentsuser"/>
+                        <w:pStyle w:val="FrameContents"/>
                         <w:spacing w:lineRule="auto" w:line="199"/>
                         <w:jc w:val="end"/>
                         <w:rPr>
@@ -6521,7 +6521,7 @@
                 <w:p>
                   <w:pPr>
                     <w:pStyle w:val="Normal"/>
-                    <w:jc w:val="start"/>
+                    <w:jc w:val="center"/>
                     <w:rPr/>
                   </w:pPr>
                   <w:r>
@@ -13004,8 +13004,8 @@
       <w:bCs/>
     </w:rPr>
   </w:style>
-  <w:style w:type="paragraph" w:styleId="FrameContentsuser">
-    <w:name w:val="Frame Contents (user)"/>
+  <w:style w:type="paragraph" w:styleId="FrameContents">
+    <w:name w:val="Frame Contents"/>
     <w:basedOn w:val="Normal"/>
     <w:qFormat/>
     <w:pPr/>
@@ -13047,8 +13047,8 @@
       <w:bCs/>
     </w:rPr>
   </w:style>
-  <w:style w:type="paragraph" w:styleId="FrameContents">
-    <w:name w:val="Frame Contents"/>
+  <w:style w:type="paragraph" w:styleId="FrameContentsuser">
+    <w:name w:val="Frame Contents (user)"/>
     <w:basedOn w:val="Normal"/>
     <w:qFormat/>
     <w:pPr/>

--- a/doc-templates/contract-template.docx
+++ b/doc-templates/contract-template.docx
@@ -483,7 +483,7 @@
                         <w:txbxContent>
                           <w:p>
                             <w:pPr>
-                              <w:pStyle w:val="FrameContents"/>
+                              <w:pStyle w:val="FrameContentsuser"/>
                               <w:spacing w:lineRule="auto" w:line="199"/>
                               <w:jc w:val="end"/>
                               <w:rPr>
@@ -555,7 +555,7 @@
                           </w:p>
                           <w:p>
                             <w:pPr>
-                              <w:pStyle w:val="FrameContents"/>
+                              <w:pStyle w:val="FrameContentsuser"/>
                               <w:spacing w:lineRule="auto" w:line="199"/>
                               <w:jc w:val="end"/>
                               <w:rPr>
@@ -687,7 +687,7 @@
                   <w:txbxContent>
                     <w:p>
                       <w:pPr>
-                        <w:pStyle w:val="FrameContents"/>
+                        <w:pStyle w:val="FrameContentsuser"/>
                         <w:spacing w:lineRule="auto" w:line="199"/>
                         <w:jc w:val="end"/>
                         <w:rPr>
@@ -759,7 +759,7 @@
                     </w:p>
                     <w:p>
                       <w:pPr>
-                        <w:pStyle w:val="FrameContents"/>
+                        <w:pStyle w:val="FrameContentsuser"/>
                         <w:spacing w:lineRule="auto" w:line="199"/>
                         <w:jc w:val="end"/>
                         <w:rPr>
@@ -3388,6 +3388,14 @@
             </w:pPr>
             <w:r>
               <w:rPr>
+                <w:rFonts w:eastAsiaTheme="majorEastAsia"/>
+                <w:color w:val="A6A6A6"/>
+                <w:sz w:val="24"/>
+              </w:rPr>
+              <w:t xml:space="preserve">성명 </w:t>
+            </w:r>
+            <w:r>
+              <w:rPr>
                 <w:rFonts w:asciiTheme="majorEastAsia" w:hAnsiTheme="majorEastAsia"/>
                 <w:color w:val="000000"/>
                 <w:sz w:val="24"/>
@@ -5864,6 +5872,14 @@
               <w:jc w:val="center"/>
               <w:rPr/>
             </w:pPr>
+            <w:r>
+              <w:rPr>
+                <w:rFonts w:eastAsiaTheme="majorEastAsia"/>
+                <w:color w:val="A6A6A6"/>
+                <w:sz w:val="24"/>
+              </w:rPr>
+              <w:t xml:space="preserve">성명 </w:t>
+            </w:r>
             <w:r>
               <w:rPr>
                 <w:rFonts w:asciiTheme="majorEastAsia" w:hAnsiTheme="majorEastAsia"/>
@@ -6524,6 +6540,14 @@
                     <w:jc w:val="center"/>
                     <w:rPr/>
                   </w:pPr>
+                  <w:r>
+                    <w:rPr>
+                      <w:rFonts w:eastAsiaTheme="majorEastAsia"/>
+                      <w:color w:val="A6A6A6"/>
+                      <w:sz w:val="24"/>
+                    </w:rPr>
+                    <w:t xml:space="preserve">성명 </w:t>
+                  </w:r>
                   <w:r>
                     <w:rPr>
                       <w:rFonts w:asciiTheme="majorEastAsia" w:hAnsiTheme="majorEastAsia"/>
@@ -13004,8 +13028,8 @@
       <w:bCs/>
     </w:rPr>
   </w:style>
-  <w:style w:type="paragraph" w:styleId="FrameContents">
-    <w:name w:val="Frame Contents"/>
+  <w:style w:type="paragraph" w:styleId="FrameContentsuser">
+    <w:name w:val="Frame Contents (user)"/>
     <w:basedOn w:val="Normal"/>
     <w:qFormat/>
     <w:pPr/>
@@ -13047,8 +13071,8 @@
       <w:bCs/>
     </w:rPr>
   </w:style>
-  <w:style w:type="paragraph" w:styleId="FrameContentsuser">
-    <w:name w:val="Frame Contents (user)"/>
+  <w:style w:type="paragraph" w:styleId="FrameContents">
+    <w:name w:val="Frame Contents"/>
     <w:basedOn w:val="Normal"/>
     <w:qFormat/>
     <w:pPr/>

--- a/doc-templates/contract-template.docx
+++ b/doc-templates/contract-template.docx
@@ -3452,6 +3452,117 @@
           </w:p>
         </w:tc>
       </w:tr>
+      <w:tr>
+        <w:trPr>
+          <w:trHeight w:val="340" w:hRule="atLeast"/>
+        </w:trPr>
+        <w:tc>
+          <w:tcPr>
+            <w:tcW w:w="3258" w:type="dxa"/>
+            <w:tcBorders/>
+            <w:vAlign w:val="center"/>
+          </w:tcPr>
+          <w:p>
+            <w:pPr>
+              <w:pStyle w:val="Normal"/>
+              <w:jc w:val="start"/>
+              <w:rPr/>
+            </w:pPr>
+            <w:r>
+              <w:rPr>
+                <w:rFonts w:asciiTheme="majorEastAsia" w:hAnsiTheme="majorEastAsia"/>
+                <w:color w:val="A6A6A6"/>
+                <w:sz w:val="24"/>
+              </w:rPr>
+              <w:t xml:space="preserve">회사명 </w:t>
+            </w:r>
+            <w:r>
+              <w:rPr>
+                <w:rFonts w:asciiTheme="majorEastAsia" w:hAnsiTheme="majorEastAsia"/>
+                <w:color w:val="000000"/>
+                <w:sz w:val="24"/>
+              </w:rPr>
+              <w:t>{{company_name}}</w:t>
+            </w:r>
+          </w:p>
+        </w:tc>
+        <w:tc>
+          <w:tcPr>
+            <w:tcW w:w="3150" w:type="dxa"/>
+            <w:tcBorders/>
+            <w:vAlign w:val="center"/>
+          </w:tcPr>
+          <w:p>
+            <w:pPr>
+              <w:pStyle w:val="Normal"/>
+              <w:jc w:val="center"/>
+              <w:rPr/>
+            </w:pPr>
+            <w:r>
+              <w:rPr>
+                <w:rFonts w:asciiTheme="majorEastAsia" w:hAnsiTheme="majorEastAsia"/>
+                <w:color w:val="A6A6A6"/>
+                <w:sz w:val="24"/>
+              </w:rPr>
+              <w:t xml:space="preserve">대표이사 </w:t>
+            </w:r>
+            <w:r>
+              <w:rPr>
+                <w:rFonts w:asciiTheme="majorEastAsia" w:hAnsiTheme="majorEastAsia"/>
+                <w:color w:val="000000"/>
+                <w:sz w:val="24"/>
+              </w:rPr>
+              <w:t>{{ceo_name}}</w:t>
+            </w:r>
+          </w:p>
+        </w:tc>
+        <w:tc>
+          <w:tcPr>
+            <w:tcW w:w="2460" w:type="dxa"/>
+            <w:tcBorders/>
+            <w:vAlign w:val="center"/>
+          </w:tcPr>
+          <w:p>
+            <w:pPr>
+              <w:pStyle w:val="Normal"/>
+              <w:jc w:val="center"/>
+              <w:rPr/>
+            </w:pPr>
+            <w:r>
+              <w:rPr>
+                <w:rFonts w:eastAsiaTheme="majorEastAsia"/>
+                <w:color w:val="A6A6A6"/>
+                <w:sz w:val="24"/>
+              </w:rPr>
+              <w:t xml:space="preserve">서명 </w:t>
+            </w:r>
+            <w:r>
+              <w:rPr>
+                <w:rFonts w:eastAsia="" w:eastAsiaTheme="majorEastAsia"/>
+                <w:color w:val="A6A6A6"/>
+                <w:sz w:val="24"/>
+              </w:rPr>
+              <w:t>(</w:t>
+            </w:r>
+            <w:r>
+              <w:rPr>
+                <w:rFonts w:asciiTheme="majorEastAsia" w:hAnsiTheme="majorEastAsia"/>
+                <w:color w:val="A6A6A6"/>
+                <w:sz w:val="24"/>
+              </w:rPr>
+              <w:t>인</w:t>
+            </w:r>
+            <w:r>
+              <w:rPr>
+                <w:rFonts w:eastAsia="" w:eastAsiaTheme="majorEastAsia"/>
+                <w:color w:val="A6A6A6"/>
+                <w:sz w:val="24"/>
+              </w:rPr>
+              <w:t>)</w:t>
+            </w:r>
+          </w:p>
+        </w:tc>
+      </w:tr>
     </w:tbl>
     <w:p>
       <w:pPr>
@@ -5896,6 +6007,117 @@
             <w:gridSpan w:val="2"/>
             <w:tcBorders/>
             <w:shd w:color="auto" w:fill="E8E8E8" w:val="clear"/>
+            <w:vAlign w:val="center"/>
+          </w:tcPr>
+          <w:p>
+            <w:pPr>
+              <w:pStyle w:val="Normal"/>
+              <w:jc w:val="center"/>
+              <w:rPr/>
+            </w:pPr>
+            <w:r>
+              <w:rPr>
+                <w:rFonts w:eastAsiaTheme="majorEastAsia"/>
+                <w:color w:val="A6A6A6"/>
+                <w:sz w:val="24"/>
+              </w:rPr>
+              <w:t xml:space="preserve">서명 </w:t>
+            </w:r>
+            <w:r>
+              <w:rPr>
+                <w:rFonts w:eastAsia="" w:eastAsiaTheme="majorEastAsia"/>
+                <w:color w:val="A6A6A6"/>
+                <w:sz w:val="24"/>
+              </w:rPr>
+              <w:t>(</w:t>
+            </w:r>
+            <w:r>
+              <w:rPr>
+                <w:rFonts w:asciiTheme="majorEastAsia" w:hAnsiTheme="majorEastAsia"/>
+                <w:color w:val="A6A6A6"/>
+                <w:sz w:val="24"/>
+              </w:rPr>
+              <w:t>인</w:t>
+            </w:r>
+            <w:r>
+              <w:rPr>
+                <w:rFonts w:eastAsia="" w:eastAsiaTheme="majorEastAsia"/>
+                <w:color w:val="A6A6A6"/>
+                <w:sz w:val="24"/>
+              </w:rPr>
+              <w:t>)</w:t>
+            </w:r>
+          </w:p>
+        </w:tc>
+      </w:tr>
+      <w:tr>
+        <w:trPr>
+          <w:trHeight w:val="340" w:hRule="atLeast"/>
+        </w:trPr>
+        <w:tc>
+          <w:tcPr>
+            <w:tcW w:w="3258" w:type="dxa"/>
+            <w:tcBorders/>
+            <w:vAlign w:val="center"/>
+          </w:tcPr>
+          <w:p>
+            <w:pPr>
+              <w:pStyle w:val="Normal"/>
+              <w:jc w:val="start"/>
+              <w:rPr/>
+            </w:pPr>
+            <w:r>
+              <w:rPr>
+                <w:rFonts w:asciiTheme="majorEastAsia" w:hAnsiTheme="majorEastAsia"/>
+                <w:color w:val="A6A6A6"/>
+                <w:sz w:val="24"/>
+              </w:rPr>
+              <w:t xml:space="preserve">회사명 </w:t>
+            </w:r>
+            <w:r>
+              <w:rPr>
+                <w:rFonts w:asciiTheme="majorEastAsia" w:hAnsiTheme="majorEastAsia"/>
+                <w:color w:val="000000"/>
+                <w:sz w:val="24"/>
+              </w:rPr>
+              <w:t>{{company_name}}</w:t>
+            </w:r>
+          </w:p>
+        </w:tc>
+        <w:tc>
+          <w:tcPr>
+            <w:tcW w:w="3150" w:type="dxa"/>
+            <w:tcBorders/>
+            <w:vAlign w:val="center"/>
+          </w:tcPr>
+          <w:p>
+            <w:pPr>
+              <w:pStyle w:val="Normal"/>
+              <w:jc w:val="center"/>
+              <w:rPr/>
+            </w:pPr>
+            <w:r>
+              <w:rPr>
+                <w:rFonts w:asciiTheme="majorEastAsia" w:hAnsiTheme="majorEastAsia"/>
+                <w:color w:val="A6A6A6"/>
+                <w:sz w:val="24"/>
+              </w:rPr>
+              <w:t xml:space="preserve">대표이사 </w:t>
+            </w:r>
+            <w:r>
+              <w:rPr>
+                <w:rFonts w:asciiTheme="majorEastAsia" w:hAnsiTheme="majorEastAsia"/>
+                <w:color w:val="000000"/>
+                <w:sz w:val="24"/>
+              </w:rPr>
+              <w:t>{{ceo_name}}</w:t>
+            </w:r>
+          </w:p>
+        </w:tc>
+        <w:tc>
+          <w:tcPr>
+            <w:tcW w:w="2460" w:type="dxa"/>
+            <w:tcBorders/>
             <w:vAlign w:val="center"/>
           </w:tcPr>
           <w:p>

--- a/doc-templates/contract-template.docx
+++ b/doc-templates/contract-template.docx
@@ -244,246 +244,253 @@
               </w:rPr>
             </w:pPr>
             <w:r>
-              <w:rPr>
-                <w:color w:val="000000"/>
-                <w:sz w:val="24"/>
-                <w:lang w:val="en-US" w:eastAsia="en-US" w:bidi="ar-SA"/>
-              </w:rPr>
-              <w:t>{{contract_no}}</w:t>
-            </w:r>
-          </w:p>
-        </w:tc>
-        <w:tc>
-          <w:tcPr>
-            <w:tcW w:w="1993" w:type="dxa"/>
-            <w:tcBorders>
-              <w:top w:val="single" w:sz="6" w:space="0" w:color="000000"/>
-              <w:bottom w:val="single" w:sz="6" w:space="0" w:color="000000"/>
-            </w:tcBorders>
-            <w:vAlign w:val="center"/>
-          </w:tcPr>
-          <w:p>
-            <w:pPr>
-              <w:pStyle w:val="TableParagraph"/>
-              <w:tabs>
-                <w:tab w:val="clear" w:pos="800"/>
-                <w:tab w:val="left" w:pos="3067" w:leader="none"/>
-                <w:tab w:val="left" w:pos="5767" w:leader="none"/>
-              </w:tabs>
-              <w:suppressAutoHyphens w:val="true"/>
-              <w:spacing w:before="0" w:after="0"/>
-              <w:ind w:start="144"/>
-              <w:rPr>
-                <w:rFonts w:eastAsia="" w:asciiTheme="majorEastAsia" w:eastAsiaTheme="majorEastAsia" w:hAnsiTheme="majorEastAsia"/>
-                <w:color w:themeColor="text1" w:val="000000"/>
-                <w:sz w:val="32"/>
-                <w:szCs w:val="32"/>
-              </w:rPr>
-            </w:pPr>
-            <w:r>
-              <w:rPr>
-                <w:rFonts w:asciiTheme="majorEastAsia" w:hAnsiTheme="majorEastAsia"/>
-                <w:color w:themeColor="text1" w:val="000000"/>
-                <w:spacing w:val="-4"/>
-                <w:sz w:val="32"/>
-                <w:szCs w:val="32"/>
-                <w:lang w:val="en-US" w:eastAsia="en-US" w:bidi="ar-SA"/>
-              </w:rPr>
-              <w:t>계약일자</w:t>
-            </w:r>
-            <w:r>
-              <w:rPr>
-                <w:rFonts w:asciiTheme="majorEastAsia" w:hAnsiTheme="majorEastAsia"/>
-                <w:color w:themeColor="text1" w:val="000000"/>
-                <w:spacing w:val="5"/>
-                <w:sz w:val="32"/>
-                <w:szCs w:val="32"/>
-                <w:lang w:val="en-US" w:eastAsia="en-US" w:bidi="ar-SA"/>
-              </w:rPr>
-              <w:t xml:space="preserve"> </w:t>
-            </w:r>
-          </w:p>
-        </w:tc>
-        <w:tc>
-          <w:tcPr>
-            <w:tcW w:w="4977" w:type="dxa"/>
-            <w:tcBorders>
-              <w:top w:val="single" w:sz="6" w:space="0" w:color="000000"/>
-              <w:bottom w:val="single" w:sz="6" w:space="0" w:color="000000"/>
-              <w:end w:val="single" w:sz="6" w:space="0" w:color="000000"/>
-            </w:tcBorders>
-            <w:vAlign w:val="center"/>
-          </w:tcPr>
-          <w:p>
-            <w:pPr>
-              <w:pStyle w:val="TableParagraph"/>
-              <w:suppressAutoHyphens w:val="true"/>
-              <w:spacing w:before="0" w:after="0"/>
-              <w:jc w:val="center"/>
-              <w:rPr>
-                <w:rFonts w:eastAsia="" w:asciiTheme="majorEastAsia" w:eastAsiaTheme="majorEastAsia" w:hAnsiTheme="majorEastAsia"/>
-                <w:color w:themeColor="text1" w:val="000000"/>
-                <w:sz w:val="28"/>
-                <w:szCs w:val="28"/>
-              </w:rPr>
-            </w:pPr>
-            <w:r>
-              <w:rPr>
-                <w:color w:val="000000"/>
-                <w:sz w:val="24"/>
-                <w:lang w:val="en-US" w:eastAsia="en-US" w:bidi="ar-SA"/>
-              </w:rPr>
-              <w:t>{{contract_date}}</w:t>
-            </w:r>
-          </w:p>
-        </w:tc>
-        <w:tc>
-          <w:tcPr>
-            <w:tcW w:w="1933" w:type="dxa"/>
-            <w:tcBorders>
-              <w:top w:val="single" w:sz="6" w:space="0" w:color="000000"/>
-              <w:bottom w:val="single" w:sz="6" w:space="0" w:color="000000"/>
-            </w:tcBorders>
-            <w:vAlign w:val="center"/>
-          </w:tcPr>
-          <w:p>
-            <w:pPr>
-              <w:pStyle w:val="TableParagraph"/>
-              <w:suppressAutoHyphens w:val="true"/>
-              <w:spacing w:before="0" w:after="0"/>
-              <w:ind w:start="280"/>
-              <w:rPr>
-                <w:rFonts w:eastAsia="" w:asciiTheme="majorEastAsia" w:eastAsiaTheme="majorEastAsia" w:hAnsiTheme="majorEastAsia"/>
-                <w:color w:themeColor="text1" w:val="000000"/>
-                <w:sz w:val="32"/>
-                <w:szCs w:val="32"/>
-              </w:rPr>
-            </w:pPr>
-            <w:r>
-              <w:rPr>
-                <w:rFonts w:asciiTheme="majorEastAsia" w:hAnsiTheme="majorEastAsia"/>
-                <w:color w:themeColor="text1" w:val="000000"/>
-                <w:spacing w:val="-4"/>
-                <w:sz w:val="32"/>
-                <w:szCs w:val="32"/>
-                <w:lang w:val="en-US" w:eastAsia="en-US" w:bidi="ar-SA"/>
-              </w:rPr>
-              <w:t>계약처</w:t>
-            </w:r>
-          </w:p>
-        </w:tc>
-        <w:tc>
-          <w:tcPr>
-            <w:tcW w:w="4273" w:type="dxa"/>
-            <w:tcBorders>
-              <w:top w:val="single" w:sz="6" w:space="0" w:color="000000"/>
-              <w:bottom w:val="single" w:sz="6" w:space="0" w:color="000000"/>
-              <w:end w:val="single" w:sz="6" w:space="0" w:color="000000"/>
-            </w:tcBorders>
-            <w:vAlign w:val="center"/>
-          </w:tcPr>
-          <w:p>
-            <w:pPr>
-              <w:pStyle w:val="TableParagraph"/>
-              <w:suppressAutoHyphens w:val="true"/>
-              <w:spacing w:before="0" w:after="0"/>
-              <w:jc w:val="center"/>
-              <w:rPr>
-                <w:lang w:val="en-US" w:eastAsia="en-US" w:bidi="ar-SA"/>
-              </w:rPr>
-            </w:pPr>
-            <w:r>
-              <w:rPr>
-                <w:color w:val="000000"/>
-                <w:sz w:val="24"/>
-                <w:lang w:val="en-US" w:eastAsia="en-US" w:bidi="ar-SA"/>
-              </w:rPr>
-              <w:t>{{contract_party}}</w:t>
-            </w:r>
-          </w:p>
-        </w:tc>
-      </w:tr>
-    </w:tbl>
-    <w:p>
-      <w:pPr>
-        <w:pStyle w:val="Normal"/>
-        <w:spacing w:lineRule="auto" w:line="199"/>
-        <w:ind w:start="539"/>
-        <w:rPr>
-          <w:rFonts w:eastAsia="" w:asciiTheme="majorEastAsia" w:eastAsiaTheme="majorEastAsia" w:hAnsiTheme="majorEastAsia"/>
-          <w:color w:themeColor="text1" w:val="000000"/>
-          <w:spacing w:val="80"/>
-          <w:sz w:val="18"/>
-          <w:szCs w:val="21"/>
-        </w:rPr>
-      </w:pPr>
-      <w:r>
-        <w:rPr>
-          <w:rFonts w:eastAsia="" w:asciiTheme="majorEastAsia" w:eastAsiaTheme="majorEastAsia" w:hAnsiTheme="majorEastAsia"/>
-          <w:color w:themeColor="text1" w:val="000000"/>
-          <w:spacing w:val="80"/>
-          <w:sz w:val="18"/>
-          <w:szCs w:val="21"/>
-        </w:rPr>
-      </w:r>
-    </w:p>
-    <w:p>
-      <w:pPr>
-        <w:pStyle w:val="Normal"/>
-        <w:spacing w:lineRule="auto" w:line="199"/>
-        <w:ind w:start="539"/>
-        <w:rPr>
-          <w:rFonts w:eastAsia="" w:asciiTheme="majorEastAsia" w:eastAsiaTheme="majorEastAsia" w:hAnsiTheme="majorEastAsia"/>
-          <w:b/>
-          <w:color w:themeColor="text1" w:val="000000"/>
-          <w:sz w:val="48"/>
-          <w:szCs w:val="21"/>
-        </w:rPr>
-      </w:pPr>
-      <w:r>
-        <mc:AlternateContent>
-          <mc:Choice Requires="wps">
-            <w:drawing>
-              <wp:anchor distT="0" distB="0" distL="0" distR="0" simplePos="0" relativeHeight="10" behindDoc="0" locked="0" layoutInCell="0" allowOverlap="1" wp14:anchorId="5931C235">
-                <wp:simplePos x="0" y="0"/>
-                <wp:positionH relativeFrom="margin">
-                  <wp:posOffset>2193925</wp:posOffset>
-                </wp:positionH>
-                <wp:positionV relativeFrom="paragraph">
-                  <wp:posOffset>-4445</wp:posOffset>
-                </wp:positionV>
-                <wp:extent cx="9126220" cy="496570"/>
-                <wp:effectExtent l="0" t="0" r="0" b="0"/>
-                <wp:wrapNone/>
-                <wp:docPr id="2" name="TextBox 5"/>
-                <a:graphic xmlns:a="http://schemas.openxmlformats.org/drawingml/2006/main">
-                  <a:graphicData uri="http://schemas.microsoft.com/office/word/2010/wordprocessingShape">
-                    <wps:wsp>
-                      <wps:cNvSpPr/>
-                      <wps:spPr>
-                        <a:xfrm>
-                          <a:off x="0" y="0"/>
-                          <a:ext cx="9126360" cy="496440"/>
-                        </a:xfrm>
-                        <a:prstGeom prst="rect">
-                          <a:avLst/>
-                        </a:prstGeom>
-                        <a:noFill/>
-                        <a:ln w="0">
-                          <a:noFill/>
-                        </a:ln>
-                      </wps:spPr>
-                      <wps:style>
-                        <a:lnRef idx="0"/>
-                        <a:fillRef idx="0"/>
-                        <a:effectRef idx="0"/>
-                        <a:fontRef idx="minor"/>
-                      </wps:style>
-                      <wps:txbx>
+              <mc:AlternateContent>
+                <mc:Choice Requires="wps">
+                  <w:drawing>
+                    <wp:anchor distT="0" distB="0" distL="0" distR="0" simplePos="0" relativeHeight="10" behindDoc="0" locked="0" layoutInCell="1" allowOverlap="1" wp14:anchorId="5931C235">
+                      <wp:simplePos x="0" y="0"/>
+                      <wp:positionH relativeFrom="column">
+                        <wp:posOffset>843915</wp:posOffset>
+                      </wp:positionH>
+                      <wp:positionV relativeFrom="paragraph">
+                        <wp:posOffset>264160</wp:posOffset>
+                      </wp:positionV>
+                      <wp:extent cx="9126220" cy="497840"/>
+                      <wp:effectExtent l="0" t="0" r="0" b="0"/>
+                      <wp:wrapNone/>
+                      <wp:docPr id="2" name="TextBox 5"/>
+                      <a:graphic xmlns:a="http://schemas.openxmlformats.org/drawingml/2006/main">
+                        <a:graphicData uri="http://schemas.microsoft.com/office/word/2010/wordprocessingShape">
+                          <wps:wsp>
+                            <wps:cNvSpPr/>
+                            <wps:spPr>
+                              <a:xfrm>
+                                <a:off x="0" y="0"/>
+                                <a:ext cx="9126360" cy="497880"/>
+                              </a:xfrm>
+                              <a:prstGeom prst="rect">
+                                <a:avLst/>
+                              </a:prstGeom>
+                              <a:noFill/>
+                              <a:ln w="0">
+                                <a:noFill/>
+                              </a:ln>
+                            </wps:spPr>
+                            <wps:style>
+                              <a:lnRef idx="0"/>
+                              <a:fillRef idx="0"/>
+                              <a:effectRef idx="0"/>
+                              <a:fontRef idx="minor"/>
+                            </wps:style>
+                            <wps:txbx>
+                              <w:txbxContent>
+                                <w:p>
+                                  <w:pPr>
+                                    <w:pStyle w:val="FrameContents"/>
+                                    <w:spacing w:lineRule="auto" w:line="199"/>
+                                    <w:jc w:val="end"/>
+                                    <w:rPr>
+                                      <w:rFonts w:ascii="Noto Sans CJK KR" w:hAnsi="Noto Sans CJK KR" w:eastAsia="" w:cs="" w:asciiTheme="minorHAnsi" w:cstheme="minorBidi" w:eastAsiaTheme="minorEastAsia"/>
+                                      <w:color w:themeColor="text1" w:val="000000"/>
+                                      <w:kern w:val="2"/>
+                                    </w:rPr>
+                                  </w:pPr>
+                                  <w:r>
+                                    <w:rPr>
+                                      <w:rFonts w:hint="eastAsia"/>
+                                      <w:color w:themeColor="text1" w:val="000000"/>
+                                      <w:kern w:val="2"/>
+                                      <w:sz w:val="21"/>
+                                      <w:szCs w:val="21"/>
+                                    </w:rPr>
+                                    <w:t>※</w:t>
+                                  </w:r>
+                                  <w:r>
+                                    <w:rPr>
+                                      <w:rFonts w:ascii="Noto Sans CJK KR" w:hAnsi="Noto Sans CJK KR" w:cs="" w:asciiTheme="minorHAnsi" w:cstheme="minorBidi"/>
+                                      <w:color w:themeColor="text1" w:val="000000"/>
+                                      <w:kern w:val="2"/>
+                                      <w:sz w:val="21"/>
+                                      <w:szCs w:val="21"/>
+                                    </w:rPr>
+                                    <w:t xml:space="preserve"> </w:t>
+                                  </w:r>
+                                  <w:r>
+                                    <w:rPr>
+                                      <w:rFonts w:ascii="Noto Sans CJK KR" w:hAnsi="Noto Sans CJK KR" w:cs="" w:hint="eastAsia" w:asciiTheme="minorHAnsi" w:cstheme="minorBidi"/>
+                                      <w:color w:themeColor="text1" w:val="000000"/>
+                                      <w:kern w:val="2"/>
+                                      <w:sz w:val="21"/>
+                                      <w:szCs w:val="21"/>
+                                    </w:rPr>
+                                    <w:t xml:space="preserve">다음 계약내용 및 계약조항의 주요내용에 대한 설명을 듣고 계약서 </w:t>
+                                  </w:r>
+                                  <w:r>
+                                    <w:rPr>
+                                      <w:rFonts w:eastAsia="" w:cs="" w:cstheme="minorBidi" w:eastAsiaTheme="minorEastAsia"/>
+                                      <w:color w:themeColor="text1" w:val="000000"/>
+                                      <w:kern w:val="2"/>
+                                      <w:sz w:val="21"/>
+                                      <w:szCs w:val="21"/>
+                                    </w:rPr>
+                                    <w:t>1</w:t>
+                                  </w:r>
+                                  <w:r>
+                                    <w:rPr>
+                                      <w:rFonts w:ascii="Noto Sans CJK KR" w:hAnsi="Noto Sans CJK KR" w:cs="" w:hint="eastAsia" w:asciiTheme="minorHAnsi" w:cstheme="minorBidi"/>
+                                      <w:color w:themeColor="text1" w:val="000000"/>
+                                      <w:kern w:val="2"/>
+                                      <w:sz w:val="21"/>
+                                      <w:szCs w:val="21"/>
+                                    </w:rPr>
+                                    <w:t>통을 정히 수령하였음을 확인함</w:t>
+                                  </w:r>
+                                  <w:r>
+                                    <w:rPr>
+                                      <w:rFonts w:eastAsia="" w:cs="" w:cstheme="minorBidi" w:eastAsiaTheme="minorEastAsia"/>
+                                      <w:color w:themeColor="text1" w:val="000000"/>
+                                      <w:kern w:val="2"/>
+                                      <w:sz w:val="21"/>
+                                      <w:szCs w:val="21"/>
+                                    </w:rPr>
+                                    <w:t>.</w:t>
+                                  </w:r>
+                                </w:p>
+                                <w:p>
+                                  <w:pPr>
+                                    <w:pStyle w:val="FrameContents"/>
+                                    <w:spacing w:lineRule="auto" w:line="199"/>
+                                    <w:jc w:val="end"/>
+                                    <w:rPr>
+                                      <w:rFonts w:ascii="Noto Sans CJK KR" w:hAnsi="Noto Sans CJK KR" w:eastAsia="" w:cs="" w:asciiTheme="minorHAnsi" w:cstheme="minorBidi" w:eastAsiaTheme="minorEastAsia"/>
+                                      <w:color w:themeColor="text1" w:val="000000"/>
+                                      <w:kern w:val="2"/>
+                                      <w:sz w:val="21"/>
+                                      <w:szCs w:val="21"/>
+                                    </w:rPr>
+                                  </w:pPr>
+                                  <w:r>
+                                    <w:rPr>
+                                      <w:rFonts w:hint="eastAsia"/>
+                                      <w:color w:themeColor="text1" w:val="000000"/>
+                                      <w:kern w:val="2"/>
+                                      <w:sz w:val="21"/>
+                                      <w:szCs w:val="21"/>
+                                    </w:rPr>
+                                    <w:t>※</w:t>
+                                  </w:r>
+                                  <w:r>
+                                    <w:rPr>
+                                      <w:rFonts w:ascii="Noto Sans CJK KR" w:hAnsi="Noto Sans CJK KR" w:cs="" w:asciiTheme="minorHAnsi" w:cstheme="minorBidi"/>
+                                      <w:color w:themeColor="text1" w:val="000000"/>
+                                      <w:kern w:val="2"/>
+                                      <w:sz w:val="21"/>
+                                      <w:szCs w:val="21"/>
+                                    </w:rPr>
+                                    <w:t xml:space="preserve"> </w:t>
+                                  </w:r>
+                                  <w:r>
+                                    <w:rPr>
+                                      <w:rFonts w:ascii="Noto Sans CJK KR" w:hAnsi="Noto Sans CJK KR" w:cs="" w:hint="eastAsia" w:asciiTheme="minorHAnsi" w:cstheme="minorBidi"/>
+                                      <w:color w:themeColor="text1" w:val="000000"/>
+                                      <w:kern w:val="2"/>
+                                      <w:sz w:val="21"/>
+                                      <w:szCs w:val="21"/>
+                                    </w:rPr>
+                                    <w:t>특장가격은 매매계약 체결 기준으로 산정한 잠정가격이며</w:t>
+                                  </w:r>
+                                  <w:r>
+                                    <w:rPr>
+                                      <w:rFonts w:eastAsia="" w:cs="" w:cstheme="minorBidi" w:eastAsiaTheme="minorEastAsia"/>
+                                      <w:color w:themeColor="text1" w:val="000000"/>
+                                      <w:kern w:val="2"/>
+                                      <w:sz w:val="21"/>
+                                      <w:szCs w:val="21"/>
+                                    </w:rPr>
+                                    <w:t xml:space="preserve">, </w:t>
+                                  </w:r>
+                                  <w:r>
+                                    <w:rPr>
+                                      <w:rFonts w:ascii="Noto Sans CJK KR" w:hAnsi="Noto Sans CJK KR" w:cs="" w:hint="eastAsia" w:asciiTheme="minorHAnsi" w:cstheme="minorBidi"/>
+                                      <w:color w:themeColor="text1" w:val="000000"/>
+                                      <w:kern w:val="2"/>
+                                      <w:sz w:val="21"/>
+                                      <w:szCs w:val="21"/>
+                                    </w:rPr>
+                                    <w:t>특장인도</w:t>
+                                  </w:r>
+                                  <w:r>
+                                    <w:rPr>
+                                      <w:rFonts w:eastAsia="" w:cs="" w:cstheme="minorBidi" w:eastAsiaTheme="minorEastAsia"/>
+                                      <w:color w:themeColor="text1" w:val="000000"/>
+                                      <w:kern w:val="2"/>
+                                      <w:sz w:val="21"/>
+                                      <w:szCs w:val="21"/>
+                                    </w:rPr>
+                                    <w:t>(</w:t>
+                                  </w:r>
+                                  <w:r>
+                                    <w:rPr>
+                                      <w:rFonts w:ascii="Noto Sans CJK KR" w:hAnsi="Noto Sans CJK KR" w:cs="" w:hint="eastAsia" w:asciiTheme="minorHAnsi" w:cstheme="minorBidi"/>
+                                      <w:color w:themeColor="text1" w:val="000000"/>
+                                      <w:kern w:val="2"/>
+                                      <w:sz w:val="21"/>
+                                      <w:szCs w:val="21"/>
+                                    </w:rPr>
+                                    <w:t>출고</w:t>
+                                  </w:r>
+                                  <w:r>
+                                    <w:rPr>
+                                      <w:rFonts w:eastAsia="" w:cs="" w:cstheme="minorBidi" w:eastAsiaTheme="minorEastAsia"/>
+                                      <w:color w:themeColor="text1" w:val="000000"/>
+                                      <w:kern w:val="2"/>
+                                      <w:sz w:val="21"/>
+                                      <w:szCs w:val="21"/>
+                                    </w:rPr>
+                                    <w:t>)</w:t>
+                                  </w:r>
+                                  <w:r>
+                                    <w:rPr>
+                                      <w:rFonts w:ascii="Noto Sans CJK KR" w:hAnsi="Noto Sans CJK KR" w:cs="" w:hint="eastAsia" w:asciiTheme="minorHAnsi" w:cstheme="minorBidi"/>
+                                      <w:color w:themeColor="text1" w:val="000000"/>
+                                      <w:kern w:val="2"/>
+                                      <w:sz w:val="21"/>
+                                      <w:szCs w:val="21"/>
+                                    </w:rPr>
+                                    <w:t>시기에 따른 판매조건의 적용으로 추후 특장가격이 변동될 수 있음</w:t>
+                                  </w:r>
+                                  <w:r>
+                                    <w:rPr>
+                                      <w:rFonts w:eastAsia="" w:cs="" w:cstheme="minorBidi" w:eastAsiaTheme="minorEastAsia"/>
+                                      <w:color w:themeColor="text1" w:val="000000"/>
+                                      <w:kern w:val="2"/>
+                                      <w:sz w:val="21"/>
+                                      <w:szCs w:val="21"/>
+                                    </w:rPr>
+                                    <w:t>.</w:t>
+                                  </w:r>
+                                </w:p>
+                              </w:txbxContent>
+                            </wps:txbx>
+                            <wps:bodyPr anchor="t">
+                              <a:spAutoFit/>
+                            </wps:bodyPr>
+                          </wps:wsp>
+                        </a:graphicData>
+                      </a:graphic>
+                    </wp:anchor>
+                  </w:drawing>
+                </mc:Choice>
+                <mc:Fallback>
+                  <w:pict>
+                    <v:rect id="shape_0" stroked="f" o:allowincell="f" style="position:absolute;margin-left:66.45pt;margin-top:20.8pt;width:718.55pt;height:39.15pt;mso-wrap-style:square;v-text-anchor:top" wp14:anchorId="5931C235">
+                      <v:fill o:detectmouseclick="t" on="false"/>
+                      <v:stroke color="#3465a4" joinstyle="round" endcap="flat"/>
+                      <v:textbox>
                         <w:txbxContent>
                           <w:p>
                             <w:pPr>
-                              <w:pStyle w:val="FrameContentsuser"/>
+                              <w:pStyle w:val="FrameContents"/>
                               <w:spacing w:lineRule="auto" w:line="199"/>
                               <w:jc w:val="end"/>
                               <w:rPr>
@@ -555,7 +562,7 @@
                           </w:p>
                           <w:p>
                             <w:pPr>
-                              <w:pStyle w:val="FrameContentsuser"/>
+                              <w:pStyle w:val="FrameContents"/>
                               <w:spacing w:lineRule="auto" w:line="199"/>
                               <w:jc w:val="end"/>
                               <w:rPr>
@@ -668,217 +675,210 @@
                             </w:r>
                           </w:p>
                         </w:txbxContent>
-                      </wps:txbx>
-                      <wps:bodyPr anchor="t">
-                        <a:spAutoFit/>
-                      </wps:bodyPr>
-                    </wps:wsp>
-                  </a:graphicData>
-                </a:graphic>
-              </wp:anchor>
-            </w:drawing>
-          </mc:Choice>
-          <mc:Fallback>
-            <w:pict>
-              <v:rect id="shape_0" stroked="f" o:allowincell="f" style="position:absolute;margin-left:172.75pt;margin-top:-0.35pt;width:718.55pt;height:39.05pt;mso-wrap-style:square;v-text-anchor:top;mso-position-horizontal-relative:margin" wp14:anchorId="5931C235">
-                <v:fill o:detectmouseclick="t" on="false"/>
-                <v:stroke color="#3465a4" joinstyle="round" endcap="flat"/>
-                <v:textbox>
-                  <w:txbxContent>
-                    <w:p>
-                      <w:pPr>
-                        <w:pStyle w:val="FrameContentsuser"/>
-                        <w:spacing w:lineRule="auto" w:line="199"/>
-                        <w:jc w:val="end"/>
-                        <w:rPr>
-                          <w:rFonts w:ascii="Noto Sans CJK KR" w:hAnsi="Noto Sans CJK KR" w:eastAsia="" w:cs="" w:asciiTheme="minorHAnsi" w:cstheme="minorBidi" w:eastAsiaTheme="minorEastAsia"/>
-                          <w:color w:themeColor="text1" w:val="000000"/>
-                          <w:kern w:val="2"/>
-                        </w:rPr>
-                      </w:pPr>
-                      <w:r>
-                        <w:rPr>
-                          <w:rFonts w:hint="eastAsia"/>
-                          <w:color w:themeColor="text1" w:val="000000"/>
-                          <w:kern w:val="2"/>
-                          <w:sz w:val="21"/>
-                          <w:szCs w:val="21"/>
-                        </w:rPr>
-                        <w:t>※</w:t>
-                      </w:r>
-                      <w:r>
-                        <w:rPr>
-                          <w:rFonts w:ascii="Noto Sans CJK KR" w:hAnsi="Noto Sans CJK KR" w:cs="" w:asciiTheme="minorHAnsi" w:cstheme="minorBidi"/>
-                          <w:color w:themeColor="text1" w:val="000000"/>
-                          <w:kern w:val="2"/>
-                          <w:sz w:val="21"/>
-                          <w:szCs w:val="21"/>
-                        </w:rPr>
-                        <w:t xml:space="preserve"> </w:t>
-                      </w:r>
-                      <w:r>
-                        <w:rPr>
-                          <w:rFonts w:ascii="Noto Sans CJK KR" w:hAnsi="Noto Sans CJK KR" w:cs="" w:hint="eastAsia" w:asciiTheme="minorHAnsi" w:cstheme="minorBidi"/>
-                          <w:color w:themeColor="text1" w:val="000000"/>
-                          <w:kern w:val="2"/>
-                          <w:sz w:val="21"/>
-                          <w:szCs w:val="21"/>
-                        </w:rPr>
-                        <w:t xml:space="preserve">다음 계약내용 및 계약조항의 주요내용에 대한 설명을 듣고 계약서 </w:t>
-                      </w:r>
-                      <w:r>
-                        <w:rPr>
-                          <w:rFonts w:eastAsia="" w:cs="" w:cstheme="minorBidi" w:eastAsiaTheme="minorEastAsia"/>
-                          <w:color w:themeColor="text1" w:val="000000"/>
-                          <w:kern w:val="2"/>
-                          <w:sz w:val="21"/>
-                          <w:szCs w:val="21"/>
-                        </w:rPr>
-                        <w:t>1</w:t>
-                      </w:r>
-                      <w:r>
-                        <w:rPr>
-                          <w:rFonts w:ascii="Noto Sans CJK KR" w:hAnsi="Noto Sans CJK KR" w:cs="" w:hint="eastAsia" w:asciiTheme="minorHAnsi" w:cstheme="minorBidi"/>
-                          <w:color w:themeColor="text1" w:val="000000"/>
-                          <w:kern w:val="2"/>
-                          <w:sz w:val="21"/>
-                          <w:szCs w:val="21"/>
-                        </w:rPr>
-                        <w:t>통을 정히 수령하였음을 확인함</w:t>
-                      </w:r>
-                      <w:r>
-                        <w:rPr>
-                          <w:rFonts w:eastAsia="" w:cs="" w:cstheme="minorBidi" w:eastAsiaTheme="minorEastAsia"/>
-                          <w:color w:themeColor="text1" w:val="000000"/>
-                          <w:kern w:val="2"/>
-                          <w:sz w:val="21"/>
-                          <w:szCs w:val="21"/>
-                        </w:rPr>
-                        <w:t>.</w:t>
-                      </w:r>
-                    </w:p>
-                    <w:p>
-                      <w:pPr>
-                        <w:pStyle w:val="FrameContentsuser"/>
-                        <w:spacing w:lineRule="auto" w:line="199"/>
-                        <w:jc w:val="end"/>
-                        <w:rPr>
-                          <w:rFonts w:ascii="Noto Sans CJK KR" w:hAnsi="Noto Sans CJK KR" w:eastAsia="" w:cs="" w:asciiTheme="minorHAnsi" w:cstheme="minorBidi" w:eastAsiaTheme="minorEastAsia"/>
-                          <w:color w:themeColor="text1" w:val="000000"/>
-                          <w:kern w:val="2"/>
-                          <w:sz w:val="21"/>
-                          <w:szCs w:val="21"/>
-                        </w:rPr>
-                      </w:pPr>
-                      <w:r>
-                        <w:rPr>
-                          <w:rFonts w:hint="eastAsia"/>
-                          <w:color w:themeColor="text1" w:val="000000"/>
-                          <w:kern w:val="2"/>
-                          <w:sz w:val="21"/>
-                          <w:szCs w:val="21"/>
-                        </w:rPr>
-                        <w:t>※</w:t>
-                      </w:r>
-                      <w:r>
-                        <w:rPr>
-                          <w:rFonts w:ascii="Noto Sans CJK KR" w:hAnsi="Noto Sans CJK KR" w:cs="" w:asciiTheme="minorHAnsi" w:cstheme="minorBidi"/>
-                          <w:color w:themeColor="text1" w:val="000000"/>
-                          <w:kern w:val="2"/>
-                          <w:sz w:val="21"/>
-                          <w:szCs w:val="21"/>
-                        </w:rPr>
-                        <w:t xml:space="preserve"> </w:t>
-                      </w:r>
-                      <w:r>
-                        <w:rPr>
-                          <w:rFonts w:ascii="Noto Sans CJK KR" w:hAnsi="Noto Sans CJK KR" w:cs="" w:hint="eastAsia" w:asciiTheme="minorHAnsi" w:cstheme="minorBidi"/>
-                          <w:color w:themeColor="text1" w:val="000000"/>
-                          <w:kern w:val="2"/>
-                          <w:sz w:val="21"/>
-                          <w:szCs w:val="21"/>
-                        </w:rPr>
-                        <w:t>특장가격은 매매계약 체결 기준으로 산정한 잠정가격이며</w:t>
-                      </w:r>
-                      <w:r>
-                        <w:rPr>
-                          <w:rFonts w:eastAsia="" w:cs="" w:cstheme="minorBidi" w:eastAsiaTheme="minorEastAsia"/>
-                          <w:color w:themeColor="text1" w:val="000000"/>
-                          <w:kern w:val="2"/>
-                          <w:sz w:val="21"/>
-                          <w:szCs w:val="21"/>
-                        </w:rPr>
-                        <w:t xml:space="preserve">, </w:t>
-                      </w:r>
-                      <w:r>
-                        <w:rPr>
-                          <w:rFonts w:ascii="Noto Sans CJK KR" w:hAnsi="Noto Sans CJK KR" w:cs="" w:hint="eastAsia" w:asciiTheme="minorHAnsi" w:cstheme="minorBidi"/>
-                          <w:color w:themeColor="text1" w:val="000000"/>
-                          <w:kern w:val="2"/>
-                          <w:sz w:val="21"/>
-                          <w:szCs w:val="21"/>
-                        </w:rPr>
-                        <w:t>특장인도</w:t>
-                      </w:r>
-                      <w:r>
-                        <w:rPr>
-                          <w:rFonts w:eastAsia="" w:cs="" w:cstheme="minorBidi" w:eastAsiaTheme="minorEastAsia"/>
-                          <w:color w:themeColor="text1" w:val="000000"/>
-                          <w:kern w:val="2"/>
-                          <w:sz w:val="21"/>
-                          <w:szCs w:val="21"/>
-                        </w:rPr>
-                        <w:t>(</w:t>
-                      </w:r>
-                      <w:r>
-                        <w:rPr>
-                          <w:rFonts w:ascii="Noto Sans CJK KR" w:hAnsi="Noto Sans CJK KR" w:cs="" w:hint="eastAsia" w:asciiTheme="minorHAnsi" w:cstheme="minorBidi"/>
-                          <w:color w:themeColor="text1" w:val="000000"/>
-                          <w:kern w:val="2"/>
-                          <w:sz w:val="21"/>
-                          <w:szCs w:val="21"/>
-                        </w:rPr>
-                        <w:t>출고</w:t>
-                      </w:r>
-                      <w:r>
-                        <w:rPr>
-                          <w:rFonts w:eastAsia="" w:cs="" w:cstheme="minorBidi" w:eastAsiaTheme="minorEastAsia"/>
-                          <w:color w:themeColor="text1" w:val="000000"/>
-                          <w:kern w:val="2"/>
-                          <w:sz w:val="21"/>
-                          <w:szCs w:val="21"/>
-                        </w:rPr>
-                        <w:t>)</w:t>
-                      </w:r>
-                      <w:r>
-                        <w:rPr>
-                          <w:rFonts w:ascii="Noto Sans CJK KR" w:hAnsi="Noto Sans CJK KR" w:cs="" w:hint="eastAsia" w:asciiTheme="minorHAnsi" w:cstheme="minorBidi"/>
-                          <w:color w:themeColor="text1" w:val="000000"/>
-                          <w:kern w:val="2"/>
-                          <w:sz w:val="21"/>
-                          <w:szCs w:val="21"/>
-                        </w:rPr>
-                        <w:t>시기에 따른 판매조건의 적용으로 추후 특장가격이 변동될 수 있음</w:t>
-                      </w:r>
-                      <w:r>
-                        <w:rPr>
-                          <w:rFonts w:eastAsia="" w:cs="" w:cstheme="minorBidi" w:eastAsiaTheme="minorEastAsia"/>
-                          <w:color w:themeColor="text1" w:val="000000"/>
-                          <w:kern w:val="2"/>
-                          <w:sz w:val="21"/>
-                          <w:szCs w:val="21"/>
-                        </w:rPr>
-                        <w:t>.</w:t>
-                      </w:r>
-                    </w:p>
-                  </w:txbxContent>
-                </v:textbox>
-                <w10:wrap type="none"/>
-              </v:rect>
-            </w:pict>
-          </mc:Fallback>
-        </mc:AlternateContent>
-      </w:r>
+                      </v:textbox>
+                      <w10:wrap type="none"/>
+                    </v:rect>
+                  </w:pict>
+                </mc:Fallback>
+              </mc:AlternateContent>
+            </w:r>
+            <w:r>
+              <w:rPr>
+                <w:color w:val="000000"/>
+                <w:sz w:val="24"/>
+                <w:lang w:val="en-US" w:eastAsia="en-US" w:bidi="ar-SA"/>
+              </w:rPr>
+              <w:t>{{contract_no}}</w:t>
+            </w:r>
+          </w:p>
+        </w:tc>
+        <w:tc>
+          <w:tcPr>
+            <w:tcW w:w="1993" w:type="dxa"/>
+            <w:tcBorders>
+              <w:top w:val="single" w:sz="6" w:space="0" w:color="000000"/>
+              <w:bottom w:val="single" w:sz="6" w:space="0" w:color="000000"/>
+            </w:tcBorders>
+            <w:vAlign w:val="center"/>
+          </w:tcPr>
+          <w:p>
+            <w:pPr>
+              <w:pStyle w:val="TableParagraph"/>
+              <w:tabs>
+                <w:tab w:val="clear" w:pos="800"/>
+                <w:tab w:val="left" w:pos="3067" w:leader="none"/>
+                <w:tab w:val="left" w:pos="5767" w:leader="none"/>
+              </w:tabs>
+              <w:suppressAutoHyphens w:val="true"/>
+              <w:spacing w:before="0" w:after="0"/>
+              <w:ind w:start="144"/>
+              <w:rPr>
+                <w:rFonts w:eastAsia="" w:asciiTheme="majorEastAsia" w:eastAsiaTheme="majorEastAsia" w:hAnsiTheme="majorEastAsia"/>
+                <w:color w:themeColor="text1" w:val="000000"/>
+                <w:sz w:val="32"/>
+                <w:szCs w:val="32"/>
+              </w:rPr>
+            </w:pPr>
+            <w:r>
+              <w:rPr>
+                <w:rFonts w:asciiTheme="majorEastAsia" w:hAnsiTheme="majorEastAsia"/>
+                <w:color w:themeColor="text1" w:val="000000"/>
+                <w:spacing w:val="-4"/>
+                <w:sz w:val="32"/>
+                <w:szCs w:val="32"/>
+                <w:lang w:val="en-US" w:eastAsia="en-US" w:bidi="ar-SA"/>
+              </w:rPr>
+              <w:t>계약일자</w:t>
+            </w:r>
+            <w:r>
+              <w:rPr>
+                <w:rFonts w:asciiTheme="majorEastAsia" w:hAnsiTheme="majorEastAsia"/>
+                <w:color w:themeColor="text1" w:val="000000"/>
+                <w:spacing w:val="5"/>
+                <w:sz w:val="32"/>
+                <w:szCs w:val="32"/>
+                <w:lang w:val="en-US" w:eastAsia="en-US" w:bidi="ar-SA"/>
+              </w:rPr>
+              <w:t xml:space="preserve"> </w:t>
+            </w:r>
+          </w:p>
+        </w:tc>
+        <w:tc>
+          <w:tcPr>
+            <w:tcW w:w="4977" w:type="dxa"/>
+            <w:tcBorders>
+              <w:top w:val="single" w:sz="6" w:space="0" w:color="000000"/>
+              <w:bottom w:val="single" w:sz="6" w:space="0" w:color="000000"/>
+              <w:end w:val="single" w:sz="6" w:space="0" w:color="000000"/>
+            </w:tcBorders>
+            <w:vAlign w:val="center"/>
+          </w:tcPr>
+          <w:p>
+            <w:pPr>
+              <w:pStyle w:val="TableParagraph"/>
+              <w:suppressAutoHyphens w:val="true"/>
+              <w:spacing w:before="0" w:after="0"/>
+              <w:jc w:val="center"/>
+              <w:rPr>
+                <w:rFonts w:eastAsia="" w:asciiTheme="majorEastAsia" w:eastAsiaTheme="majorEastAsia" w:hAnsiTheme="majorEastAsia"/>
+                <w:color w:themeColor="text1" w:val="000000"/>
+                <w:sz w:val="28"/>
+                <w:szCs w:val="28"/>
+              </w:rPr>
+            </w:pPr>
+            <w:r>
+              <w:rPr>
+                <w:color w:val="000000"/>
+                <w:sz w:val="24"/>
+                <w:lang w:val="en-US" w:eastAsia="en-US" w:bidi="ar-SA"/>
+              </w:rPr>
+              <w:t>{{contract_date}}</w:t>
+            </w:r>
+          </w:p>
+        </w:tc>
+        <w:tc>
+          <w:tcPr>
+            <w:tcW w:w="1933" w:type="dxa"/>
+            <w:tcBorders>
+              <w:top w:val="single" w:sz="6" w:space="0" w:color="000000"/>
+              <w:bottom w:val="single" w:sz="6" w:space="0" w:color="000000"/>
+            </w:tcBorders>
+            <w:vAlign w:val="center"/>
+          </w:tcPr>
+          <w:p>
+            <w:pPr>
+              <w:pStyle w:val="TableParagraph"/>
+              <w:suppressAutoHyphens w:val="true"/>
+              <w:spacing w:before="0" w:after="0"/>
+              <w:ind w:start="280"/>
+              <w:rPr>
+                <w:rFonts w:eastAsia="" w:asciiTheme="majorEastAsia" w:eastAsiaTheme="majorEastAsia" w:hAnsiTheme="majorEastAsia"/>
+                <w:color w:themeColor="text1" w:val="000000"/>
+                <w:sz w:val="32"/>
+                <w:szCs w:val="32"/>
+              </w:rPr>
+            </w:pPr>
+            <w:r>
+              <w:rPr>
+                <w:rFonts w:asciiTheme="majorEastAsia" w:hAnsiTheme="majorEastAsia"/>
+                <w:color w:themeColor="text1" w:val="000000"/>
+                <w:spacing w:val="-4"/>
+                <w:sz w:val="32"/>
+                <w:szCs w:val="32"/>
+                <w:lang w:val="en-US" w:eastAsia="en-US" w:bidi="ar-SA"/>
+              </w:rPr>
+              <w:t>계약처</w:t>
+            </w:r>
+          </w:p>
+        </w:tc>
+        <w:tc>
+          <w:tcPr>
+            <w:tcW w:w="4273" w:type="dxa"/>
+            <w:tcBorders>
+              <w:top w:val="single" w:sz="6" w:space="0" w:color="000000"/>
+              <w:bottom w:val="single" w:sz="6" w:space="0" w:color="000000"/>
+              <w:end w:val="single" w:sz="6" w:space="0" w:color="000000"/>
+            </w:tcBorders>
+            <w:vAlign w:val="center"/>
+          </w:tcPr>
+          <w:p>
+            <w:pPr>
+              <w:pStyle w:val="TableParagraph"/>
+              <w:suppressAutoHyphens w:val="true"/>
+              <w:spacing w:before="0" w:after="0"/>
+              <w:jc w:val="center"/>
+              <w:rPr>
+                <w:lang w:val="en-US" w:eastAsia="en-US" w:bidi="ar-SA"/>
+              </w:rPr>
+            </w:pPr>
+            <w:r>
+              <w:rPr>
+                <w:color w:val="000000"/>
+                <w:sz w:val="24"/>
+                <w:lang w:val="en-US" w:eastAsia="en-US" w:bidi="ar-SA"/>
+              </w:rPr>
+              <w:t>{{contract_party}}</w:t>
+            </w:r>
+          </w:p>
+        </w:tc>
+      </w:tr>
+    </w:tbl>
+    <w:p>
+      <w:pPr>
+        <w:pStyle w:val="Normal"/>
+        <w:spacing w:lineRule="auto" w:line="199"/>
+        <w:ind w:start="539"/>
+        <w:rPr>
+          <w:rFonts w:eastAsia="" w:asciiTheme="majorEastAsia" w:eastAsiaTheme="majorEastAsia" w:hAnsiTheme="majorEastAsia"/>
+          <w:color w:themeColor="text1" w:val="000000"/>
+          <w:spacing w:val="80"/>
+          <w:sz w:val="18"/>
+          <w:szCs w:val="21"/>
+        </w:rPr>
+      </w:pPr>
+      <w:r>
+        <w:rPr>
+          <w:rFonts w:eastAsia="" w:asciiTheme="majorEastAsia" w:eastAsiaTheme="majorEastAsia" w:hAnsiTheme="majorEastAsia"/>
+          <w:color w:themeColor="text1" w:val="000000"/>
+          <w:spacing w:val="80"/>
+          <w:sz w:val="18"/>
+          <w:szCs w:val="21"/>
+        </w:rPr>
+      </w:r>
+    </w:p>
+    <w:p>
+      <w:pPr>
+        <w:pStyle w:val="Normal"/>
+        <w:spacing w:lineRule="auto" w:line="199"/>
+        <w:ind w:start="539"/>
+        <w:rPr>
+          <w:rFonts w:eastAsia="" w:asciiTheme="majorEastAsia" w:eastAsiaTheme="majorEastAsia" w:hAnsiTheme="majorEastAsia"/>
+          <w:b/>
+          <w:color w:themeColor="text1" w:val="000000"/>
+          <w:sz w:val="48"/>
+          <w:szCs w:val="21"/>
+        </w:rPr>
+      </w:pPr>
       <w:r>
         <w:rPr/>
         <w:drawing>
@@ -2719,7 +2719,7 @@
     <w:p>
       <w:pPr>
         <w:pStyle w:val="Heading2"/>
-        <w:spacing w:lineRule="auto" w:line="199"/>
+        <w:spacing w:lineRule="auto" w:line="199" w:before="57" w:after="57"/>
         <w:rPr>
           <w:rFonts w:eastAsia="" w:asciiTheme="majorEastAsia" w:eastAsiaTheme="majorEastAsia" w:hAnsiTheme="majorEastAsia"/>
           <w:color w:themeColor="text1" w:val="000000"/>
@@ -3324,7 +3324,8 @@
       </w:tblPr>
       <w:tblGrid>
         <w:gridCol w:w="4905"/>
-        <w:gridCol w:w="8408"/>
+        <w:gridCol w:w="4204"/>
+        <w:gridCol w:w="4204"/>
         <w:gridCol w:w="4207"/>
       </w:tblGrid>
       <w:tr>
@@ -3376,7 +3377,13 @@
         <w:tc>
           <w:tcPr>
             <w:tcW w:w="8408" w:type="dxa"/>
-            <w:tcBorders/>
+            <w:gridSpan w:val="2"/>
+            <w:tcBorders>
+              <w:top w:val="single" w:sz="4" w:space="0" w:color="C0C0C0"/>
+              <w:start w:val="single" w:sz="4" w:space="0" w:color="C0C0C0"/>
+              <w:bottom w:val="single" w:sz="4" w:space="0" w:color="C0C0C0"/>
+              <w:end w:val="single" w:sz="4" w:space="0" w:color="C0C0C0"/>
+            </w:tcBorders>
             <w:shd w:color="auto" w:fill="E8E8E8" w:val="clear"/>
             <w:vAlign w:val="center"/>
           </w:tcPr>
@@ -3458,38 +3465,55 @@
         </w:trPr>
         <w:tc>
           <w:tcPr>
-            <w:tcW w:w="3258" w:type="dxa"/>
+            <w:tcW w:w="4905" w:type="dxa"/>
             <w:tcBorders/>
             <w:vAlign w:val="center"/>
           </w:tcPr>
           <w:p>
             <w:pPr>
               <w:pStyle w:val="Normal"/>
-              <w:jc w:val="start"/>
+              <w:jc w:val="end"/>
               <w:rPr/>
             </w:pPr>
             <w:r>
               <w:rPr>
                 <w:rFonts w:asciiTheme="majorEastAsia" w:hAnsiTheme="majorEastAsia"/>
-                <w:color w:val="A6A6A6"/>
-                <w:sz w:val="24"/>
-              </w:rPr>
-              <w:t xml:space="preserve">회사명 </w:t>
-            </w:r>
-            <w:r>
-              <w:rPr>
-                <w:rFonts w:asciiTheme="majorEastAsia" w:hAnsiTheme="majorEastAsia"/>
                 <w:color w:val="000000"/>
                 <w:sz w:val="24"/>
               </w:rPr>
-              <w:t>{{company_name}}</w:t>
+              <w:t>동의인</w:t>
+            </w:r>
+            <w:r>
+              <w:rPr>
+                <w:rFonts w:eastAsia="" w:eastAsiaTheme="majorEastAsia"/>
+                <w:color w:val="000000"/>
+                <w:sz w:val="24"/>
+              </w:rPr>
+              <w:t>(</w:t>
+            </w:r>
+            <w:r>
+              <w:rPr>
+                <w:rFonts w:asciiTheme="majorEastAsia" w:hAnsiTheme="majorEastAsia"/>
+                <w:color w:val="000000"/>
+                <w:sz w:val="24"/>
+              </w:rPr>
+              <w:t>매수인</w:t>
+            </w:r>
+            <w:r>
+              <w:rPr>
+                <w:rFonts w:eastAsia="" w:eastAsiaTheme="majorEastAsia"/>
+                <w:color w:val="000000"/>
+                <w:sz w:val="24"/>
+              </w:rPr>
+              <w:t>)</w:t>
             </w:r>
           </w:p>
         </w:tc>
         <w:tc>
           <w:tcPr>
-            <w:tcW w:w="3150" w:type="dxa"/>
+            <w:tcW w:w="4204" w:type="dxa"/>
             <w:tcBorders/>
+            <w:shd w:fill="E8E8E8" w:val="clear"/>
             <w:vAlign w:val="center"/>
           </w:tcPr>
           <w:p>
@@ -3504,7 +3528,7 @@
                 <w:color w:val="A6A6A6"/>
                 <w:sz w:val="24"/>
               </w:rPr>
-              <w:t xml:space="preserve">대표이사 </w:t>
+              <w:t xml:space="preserve">회사명 </w:t>
             </w:r>
             <w:r>
               <w:rPr>
@@ -3512,14 +3536,46 @@
                 <w:color w:val="000000"/>
                 <w:sz w:val="24"/>
               </w:rPr>
-              <w:t>{{ceo_name}}</w:t>
+              <w:t>{{company_name}}</w:t>
             </w:r>
           </w:p>
         </w:tc>
         <w:tc>
           <w:tcPr>
-            <w:tcW w:w="2460" w:type="dxa"/>
+            <w:tcW w:w="4204" w:type="dxa"/>
             <w:tcBorders/>
+            <w:shd w:fill="E8E8E8" w:val="clear"/>
+            <w:vAlign w:val="center"/>
+          </w:tcPr>
+          <w:p>
+            <w:pPr>
+              <w:pStyle w:val="Normal"/>
+              <w:jc w:val="center"/>
+              <w:rPr/>
+            </w:pPr>
+            <w:r>
+              <w:rPr>
+                <w:rFonts w:asciiTheme="majorEastAsia" w:hAnsiTheme="majorEastAsia"/>
+                <w:color w:val="A6A6A6"/>
+                <w:sz w:val="24"/>
+              </w:rPr>
+              <w:t xml:space="preserve">대표이사 </w:t>
+            </w:r>
+            <w:r>
+              <w:rPr>
+                <w:rFonts w:asciiTheme="majorEastAsia" w:hAnsiTheme="majorEastAsia"/>
+                <w:color w:val="000000"/>
+                <w:sz w:val="24"/>
+              </w:rPr>
+              <w:t>{{ceo_name}}</w:t>
+            </w:r>
+          </w:p>
+        </w:tc>
+        <w:tc>
+          <w:tcPr>
+            <w:tcW w:w="4207" w:type="dxa"/>
+            <w:tcBorders/>
+            <w:shd w:fill="E8E8E8" w:val="clear"/>
             <w:vAlign w:val="center"/>
           </w:tcPr>
           <w:p>
@@ -3671,7 +3727,10 @@
       </w:tblPr>
       <w:tblGrid>
         <w:gridCol w:w="4905"/>
-        <w:gridCol w:w="8408"/>
+        <w:gridCol w:w="8"/>
+        <w:gridCol w:w="4203"/>
+        <w:gridCol w:w="4188"/>
+        <w:gridCol w:w="9"/>
         <w:gridCol w:w="4189"/>
         <w:gridCol w:w="18"/>
       </w:tblGrid>
@@ -3682,7 +3741,7 @@
         <w:tc>
           <w:tcPr>
             <w:tcW w:w="17502" w:type="dxa"/>
-            <w:gridSpan w:val="3"/>
+            <w:gridSpan w:val="6"/>
             <w:tcBorders>
               <w:top w:val="single" w:sz="4" w:space="0" w:color="000000"/>
             </w:tcBorders>
@@ -5973,6 +6032,7 @@
         <w:tc>
           <w:tcPr>
             <w:tcW w:w="8408" w:type="dxa"/>
+            <w:gridSpan w:val="4"/>
             <w:tcBorders/>
             <w:shd w:color="auto" w:fill="E8E8E8" w:val="clear"/>
             <w:vAlign w:val="center"/>
@@ -6056,38 +6116,69 @@
         </w:trPr>
         <w:tc>
           <w:tcPr>
-            <w:tcW w:w="3258" w:type="dxa"/>
+            <w:tcW w:w="4913" w:type="dxa"/>
+            <w:gridSpan w:val="2"/>
             <w:tcBorders/>
             <w:vAlign w:val="center"/>
           </w:tcPr>
           <w:p>
             <w:pPr>
               <w:pStyle w:val="Normal"/>
-              <w:jc w:val="start"/>
+              <w:jc w:val="end"/>
               <w:rPr/>
             </w:pPr>
             <w:r>
               <w:rPr>
-                <w:rFonts w:asciiTheme="majorEastAsia" w:hAnsiTheme="majorEastAsia"/>
-                <w:color w:val="A6A6A6"/>
-                <w:sz w:val="24"/>
-              </w:rPr>
-              <w:t xml:space="preserve">회사명 </w:t>
-            </w:r>
-            <w:r>
-              <w:rPr>
-                <w:rFonts w:asciiTheme="majorEastAsia" w:hAnsiTheme="majorEastAsia"/>
+                <w:rFonts w:eastAsia="" w:eastAsiaTheme="majorEastAsia"/>
                 <w:color w:val="000000"/>
                 <w:sz w:val="24"/>
               </w:rPr>
-              <w:t>{{company_name}}</w:t>
+              <w:t>{{receipt_year}}</w:t>
+            </w:r>
+            <w:r>
+              <w:rPr>
+                <w:rFonts w:asciiTheme="majorEastAsia" w:hAnsiTheme="majorEastAsia"/>
+                <w:sz w:val="24"/>
+              </w:rPr>
+              <w:t xml:space="preserve">년 </w:t>
+            </w:r>
+            <w:r>
+              <w:rPr>
+                <w:rFonts w:eastAsia="" w:eastAsiaTheme="majorEastAsia"/>
+                <w:color w:val="000000"/>
+                <w:sz w:val="24"/>
+              </w:rPr>
+              <w:t>{{receipt_month}}</w:t>
+            </w:r>
+            <w:r>
+              <w:rPr>
+                <w:rFonts w:asciiTheme="majorEastAsia" w:hAnsiTheme="majorEastAsia"/>
+                <w:sz w:val="24"/>
+              </w:rPr>
+              <w:t xml:space="preserve">월 </w:t>
+            </w:r>
+            <w:r>
+              <w:rPr>
+                <w:rFonts w:eastAsia="" w:eastAsiaTheme="majorEastAsia"/>
+                <w:color w:val="000000"/>
+                <w:sz w:val="24"/>
+              </w:rPr>
+              <w:t>{{receipt_day}}</w:t>
+            </w:r>
+            <w:r>
+              <w:rPr>
+                <w:rFonts w:asciiTheme="majorEastAsia" w:hAnsiTheme="majorEastAsia"/>
+                <w:sz w:val="24"/>
+              </w:rPr>
+              <w:t>일</w:t>
             </w:r>
           </w:p>
         </w:tc>
         <w:tc>
           <w:tcPr>
-            <w:tcW w:w="3150" w:type="dxa"/>
+            <w:tcW w:w="4203" w:type="dxa"/>
             <w:tcBorders/>
+            <w:shd w:fill="E8E8E8" w:val="clear"/>
             <w:vAlign w:val="center"/>
           </w:tcPr>
           <w:p>
@@ -6102,7 +6193,7 @@
                 <w:color w:val="A6A6A6"/>
                 <w:sz w:val="24"/>
               </w:rPr>
-              <w:t xml:space="preserve">대표이사 </w:t>
+              <w:t xml:space="preserve">회사명 </w:t>
             </w:r>
             <w:r>
               <w:rPr>
@@ -6110,14 +6201,47 @@
                 <w:color w:val="000000"/>
                 <w:sz w:val="24"/>
               </w:rPr>
-              <w:t>{{ceo_name}}</w:t>
+              <w:t>{{company_name}}</w:t>
             </w:r>
           </w:p>
         </w:tc>
         <w:tc>
           <w:tcPr>
-            <w:tcW w:w="2460" w:type="dxa"/>
+            <w:tcW w:w="4188" w:type="dxa"/>
             <w:tcBorders/>
+            <w:shd w:fill="E8E8E8" w:val="clear"/>
+            <w:vAlign w:val="center"/>
+          </w:tcPr>
+          <w:p>
+            <w:pPr>
+              <w:pStyle w:val="Normal"/>
+              <w:jc w:val="center"/>
+              <w:rPr/>
+            </w:pPr>
+            <w:r>
+              <w:rPr>
+                <w:rFonts w:asciiTheme="majorEastAsia" w:hAnsiTheme="majorEastAsia"/>
+                <w:color w:val="A6A6A6"/>
+                <w:sz w:val="24"/>
+              </w:rPr>
+              <w:t xml:space="preserve">대표이사 </w:t>
+            </w:r>
+            <w:r>
+              <w:rPr>
+                <w:rFonts w:asciiTheme="majorEastAsia" w:hAnsiTheme="majorEastAsia"/>
+                <w:color w:val="000000"/>
+                <w:sz w:val="24"/>
+              </w:rPr>
+              <w:t>{{ceo_name}}</w:t>
+            </w:r>
+          </w:p>
+        </w:tc>
+        <w:tc>
+          <w:tcPr>
+            <w:tcW w:w="4216" w:type="dxa"/>
+            <w:gridSpan w:val="3"/>
+            <w:tcBorders/>
+            <w:shd w:fill="E8E8E8" w:val="clear"/>
             <w:vAlign w:val="center"/>
           </w:tcPr>
           <w:p>
@@ -13250,8 +13374,8 @@
       <w:bCs/>
     </w:rPr>
   </w:style>
-  <w:style w:type="paragraph" w:styleId="FrameContentsuser">
-    <w:name w:val="Frame Contents (user)"/>
+  <w:style w:type="paragraph" w:styleId="FrameContents">
+    <w:name w:val="Frame Contents"/>
     <w:basedOn w:val="Normal"/>
     <w:qFormat/>
     <w:pPr/>
@@ -13293,8 +13417,8 @@
       <w:bCs/>
     </w:rPr>
   </w:style>
-  <w:style w:type="paragraph" w:styleId="FrameContents">
-    <w:name w:val="Frame Contents"/>
+  <w:style w:type="paragraph" w:styleId="FrameContentsuser">
+    <w:name w:val="Frame Contents (user)"/>
     <w:basedOn w:val="Normal"/>
     <w:qFormat/>
     <w:pPr/>

--- a/doc-templates/contract-template.docx
+++ b/doc-templates/contract-template.docx
@@ -255,7 +255,7 @@
                       <wp:positionV relativeFrom="paragraph">
                         <wp:posOffset>264160</wp:posOffset>
                       </wp:positionV>
-                      <wp:extent cx="9126220" cy="497840"/>
+                      <wp:extent cx="9126220" cy="496570"/>
                       <wp:effectExtent l="0" t="0" r="0" b="0"/>
                       <wp:wrapNone/>
                       <wp:docPr id="2" name="TextBox 5"/>
@@ -266,7 +266,7 @@
                             <wps:spPr>
                               <a:xfrm>
                                 <a:off x="0" y="0"/>
-                                <a:ext cx="9126360" cy="497880"/>
+                                <a:ext cx="9126360" cy="496440"/>
                               </a:xfrm>
                               <a:prstGeom prst="rect">
                                 <a:avLst/>
@@ -286,7 +286,7 @@
                               <w:txbxContent>
                                 <w:p>
                                   <w:pPr>
-                                    <w:pStyle w:val="FrameContents"/>
+                                    <w:pStyle w:val="FrameContentsuser"/>
                                     <w:spacing w:lineRule="auto" w:line="199"/>
                                     <w:jc w:val="end"/>
                                     <w:rPr>
@@ -358,7 +358,7 @@
                                 </w:p>
                                 <w:p>
                                   <w:pPr>
-                                    <w:pStyle w:val="FrameContents"/>
+                                    <w:pStyle w:val="FrameContentsuser"/>
                                     <w:spacing w:lineRule="auto" w:line="199"/>
                                     <w:jc w:val="end"/>
                                     <w:rPr>
@@ -483,14 +483,14 @@
                 </mc:Choice>
                 <mc:Fallback>
                   <w:pict>
-                    <v:rect id="shape_0" stroked="f" o:allowincell="f" style="position:absolute;margin-left:66.45pt;margin-top:20.8pt;width:718.55pt;height:39.15pt;mso-wrap-style:square;v-text-anchor:top" wp14:anchorId="5931C235">
+                    <v:rect id="shape_0" stroked="f" o:allowincell="t" style="position:absolute;margin-left:66.45pt;margin-top:20.8pt;width:718.55pt;height:39.05pt;mso-wrap-style:square;v-text-anchor:top" wp14:anchorId="5931C235">
                       <v:fill o:detectmouseclick="t" on="false"/>
                       <v:stroke color="#3465a4" joinstyle="round" endcap="flat"/>
                       <v:textbox>
                         <w:txbxContent>
                           <w:p>
                             <w:pPr>
-                              <w:pStyle w:val="FrameContents"/>
+                              <w:pStyle w:val="FrameContentsuser"/>
                               <w:spacing w:lineRule="auto" w:line="199"/>
                               <w:jc w:val="end"/>
                               <w:rPr>
@@ -562,7 +562,7 @@
                           </w:p>
                           <w:p>
                             <w:pPr>
-                              <w:pStyle w:val="FrameContents"/>
+                              <w:pStyle w:val="FrameContentsuser"/>
                               <w:spacing w:lineRule="auto" w:line="199"/>
                               <w:jc w:val="end"/>
                               <w:rPr>
@@ -3324,8 +3324,8 @@
       </w:tblPr>
       <w:tblGrid>
         <w:gridCol w:w="4905"/>
-        <w:gridCol w:w="4204"/>
-        <w:gridCol w:w="4204"/>
+        <w:gridCol w:w="4203"/>
+        <w:gridCol w:w="4205"/>
         <w:gridCol w:w="4207"/>
       </w:tblGrid>
       <w:tr>
@@ -3511,7 +3511,7 @@
         </w:tc>
         <w:tc>
           <w:tcPr>
-            <w:tcW w:w="4204" w:type="dxa"/>
+            <w:tcW w:w="4203" w:type="dxa"/>
             <w:tcBorders/>
             <w:shd w:fill="E8E8E8" w:val="clear"/>
             <w:vAlign w:val="center"/>
@@ -3542,7 +3542,7 @@
         </w:tc>
         <w:tc>
           <w:tcPr>
-            <w:tcW w:w="4204" w:type="dxa"/>
+            <w:tcW w:w="4205" w:type="dxa"/>
             <w:tcBorders/>
             <w:shd w:fill="E8E8E8" w:val="clear"/>
             <w:vAlign w:val="center"/>
@@ -3727,9 +3727,9 @@
       </w:tblPr>
       <w:tblGrid>
         <w:gridCol w:w="4905"/>
-        <w:gridCol w:w="8"/>
+        <w:gridCol w:w="7"/>
         <w:gridCol w:w="4203"/>
-        <w:gridCol w:w="4188"/>
+        <w:gridCol w:w="4189"/>
         <w:gridCol w:w="9"/>
         <w:gridCol w:w="4189"/>
         <w:gridCol w:w="18"/>
@@ -6116,7 +6116,7 @@
         </w:trPr>
         <w:tc>
           <w:tcPr>
-            <w:tcW w:w="4913" w:type="dxa"/>
+            <w:tcW w:w="4912" w:type="dxa"/>
             <w:gridSpan w:val="2"/>
             <w:tcBorders/>
             <w:vAlign w:val="center"/>
@@ -6207,7 +6207,7 @@
         </w:tc>
         <w:tc>
           <w:tcPr>
-            <w:tcW w:w="4188" w:type="dxa"/>
+            <w:tcW w:w="4189" w:type="dxa"/>
             <w:tcBorders/>
             <w:shd w:fill="E8E8E8" w:val="clear"/>
             <w:vAlign w:val="center"/>
@@ -6771,7 +6771,7 @@
                 <w:p>
                   <w:pPr>
                     <w:pStyle w:val="Normal"/>
-                    <w:jc w:val="start"/>
+                    <w:jc w:val="center"/>
                     <w:rPr/>
                   </w:pPr>
                   <w:r>
@@ -13374,8 +13374,8 @@
       <w:bCs/>
     </w:rPr>
   </w:style>
-  <w:style w:type="paragraph" w:styleId="FrameContents">
-    <w:name w:val="Frame Contents"/>
+  <w:style w:type="paragraph" w:styleId="FrameContentsuser">
+    <w:name w:val="Frame Contents (user)"/>
     <w:basedOn w:val="Normal"/>
     <w:qFormat/>
     <w:pPr/>
@@ -13417,8 +13417,8 @@
       <w:bCs/>
     </w:rPr>
   </w:style>
-  <w:style w:type="paragraph" w:styleId="FrameContentsuser">
-    <w:name w:val="Frame Contents (user)"/>
+  <w:style w:type="paragraph" w:styleId="FrameContents">
+    <w:name w:val="Frame Contents"/>
     <w:basedOn w:val="Normal"/>
     <w:qFormat/>
     <w:pPr/>

--- a/doc-templates/contract-template.docx
+++ b/doc-templates/contract-template.docx
@@ -286,7 +286,7 @@
                               <w:txbxContent>
                                 <w:p>
                                   <w:pPr>
-                                    <w:pStyle w:val="FrameContentsuser"/>
+                                    <w:pStyle w:val="FrameContents"/>
                                     <w:spacing w:lineRule="auto" w:line="199"/>
                                     <w:jc w:val="end"/>
                                     <w:rPr>
@@ -358,7 +358,7 @@
                                 </w:p>
                                 <w:p>
                                   <w:pPr>
-                                    <w:pStyle w:val="FrameContentsuser"/>
+                                    <w:pStyle w:val="FrameContents"/>
                                     <w:spacing w:lineRule="auto" w:line="199"/>
                                     <w:jc w:val="end"/>
                                     <w:rPr>
@@ -490,7 +490,7 @@
                         <w:txbxContent>
                           <w:p>
                             <w:pPr>
-                              <w:pStyle w:val="FrameContentsuser"/>
+                              <w:pStyle w:val="FrameContents"/>
                               <w:spacing w:lineRule="auto" w:line="199"/>
                               <w:jc w:val="end"/>
                               <w:rPr>
@@ -562,7 +562,7 @@
                           </w:p>
                           <w:p>
                             <w:pPr>
-                              <w:pStyle w:val="FrameContentsuser"/>
+                              <w:pStyle w:val="FrameContents"/>
                               <w:spacing w:lineRule="auto" w:line="199"/>
                               <w:jc w:val="end"/>
                               <w:rPr>
@@ -3323,10 +3323,10 @@
         <w:tblLook w:noHBand="0" w:lastColumn="0" w:firstColumn="1" w:lastRow="0" w:firstRow="1" w:noVBand="1" w:val="04a0"/>
       </w:tblPr>
       <w:tblGrid>
-        <w:gridCol w:w="4905"/>
-        <w:gridCol w:w="4203"/>
-        <w:gridCol w:w="4205"/>
-        <w:gridCol w:w="4207"/>
+        <w:gridCol w:w="8738"/>
+        <w:gridCol w:w="3402"/>
+        <w:gridCol w:w="3175"/>
+        <w:gridCol w:w="2205"/>
       </w:tblGrid>
       <w:tr>
         <w:trPr>
@@ -3334,14 +3334,14 @@
         </w:trPr>
         <w:tc>
           <w:tcPr>
-            <w:tcW w:w="4905" w:type="dxa"/>
+            <w:tcW w:w="8738" w:type="dxa"/>
             <w:tcBorders/>
             <w:vAlign w:val="center"/>
           </w:tcPr>
           <w:p>
             <w:pPr>
               <w:pStyle w:val="Normal"/>
-              <w:jc w:val="end"/>
+              <w:jc w:val="center"/>
               <w:rPr/>
             </w:pPr>
             <w:r>
@@ -3376,7 +3376,7 @@
         </w:tc>
         <w:tc>
           <w:tcPr>
-            <w:tcW w:w="8408" w:type="dxa"/>
+            <w:tcW w:w="6577" w:type="dxa"/>
             <w:gridSpan w:val="2"/>
             <w:tcBorders>
               <w:top w:val="single" w:sz="4" w:space="0" w:color="C0C0C0"/>
@@ -3413,7 +3413,7 @@
         </w:tc>
         <w:tc>
           <w:tcPr>
-            <w:tcW w:w="4207" w:type="dxa"/>
+            <w:tcW w:w="2205" w:type="dxa"/>
             <w:tcBorders/>
             <w:shd w:color="auto" w:fill="E8E8E8" w:val="clear"/>
             <w:vAlign w:val="center"/>
@@ -3465,14 +3465,14 @@
         </w:trPr>
         <w:tc>
           <w:tcPr>
-            <w:tcW w:w="4905" w:type="dxa"/>
+            <w:tcW w:w="8738" w:type="dxa"/>
             <w:tcBorders/>
             <w:vAlign w:val="center"/>
           </w:tcPr>
           <w:p>
             <w:pPr>
               <w:pStyle w:val="Normal"/>
-              <w:jc w:val="end"/>
+              <w:jc w:val="center"/>
               <w:rPr/>
             </w:pPr>
             <w:r>
@@ -3511,7 +3511,7 @@
         </w:tc>
         <w:tc>
           <w:tcPr>
-            <w:tcW w:w="4203" w:type="dxa"/>
+            <w:tcW w:w="3402" w:type="dxa"/>
             <w:tcBorders/>
             <w:shd w:fill="E8E8E8" w:val="clear"/>
             <w:vAlign w:val="center"/>
@@ -3542,7 +3542,7 @@
         </w:tc>
         <w:tc>
           <w:tcPr>
-            <w:tcW w:w="4205" w:type="dxa"/>
+            <w:tcW w:w="3175" w:type="dxa"/>
             <w:tcBorders/>
             <w:shd w:fill="E8E8E8" w:val="clear"/>
             <w:vAlign w:val="center"/>
@@ -3573,7 +3573,7 @@
         </w:tc>
         <w:tc>
           <w:tcPr>
-            <w:tcW w:w="4207" w:type="dxa"/>
+            <w:tcW w:w="2205" w:type="dxa"/>
             <w:tcBorders/>
             <w:shd w:fill="E8E8E8" w:val="clear"/>
             <w:vAlign w:val="center"/>
@@ -3726,12 +3726,10 @@
         <w:tblLook w:noHBand="0" w:lastColumn="0" w:firstColumn="1" w:lastRow="0" w:firstRow="1" w:noVBand="1" w:val="04a0"/>
       </w:tblPr>
       <w:tblGrid>
-        <w:gridCol w:w="4905"/>
-        <w:gridCol w:w="7"/>
-        <w:gridCol w:w="4203"/>
-        <w:gridCol w:w="4189"/>
-        <w:gridCol w:w="9"/>
-        <w:gridCol w:w="4189"/>
+        <w:gridCol w:w="8738"/>
+        <w:gridCol w:w="3402"/>
+        <w:gridCol w:w="3175"/>
+        <w:gridCol w:w="2187"/>
         <w:gridCol w:w="18"/>
       </w:tblGrid>
       <w:tr>
@@ -3741,7 +3739,7 @@
         <w:tc>
           <w:tcPr>
             <w:tcW w:w="17502" w:type="dxa"/>
-            <w:gridSpan w:val="6"/>
+            <w:gridSpan w:val="4"/>
             <w:tcBorders>
               <w:top w:val="single" w:sz="4" w:space="0" w:color="000000"/>
             </w:tcBorders>
@@ -5972,69 +5970,8 @@
         </w:trPr>
         <w:tc>
           <w:tcPr>
-            <w:tcW w:w="4905" w:type="dxa"/>
+            <w:tcW w:w="8738" w:type="dxa"/>
             <w:tcBorders/>
-            <w:vAlign w:val="center"/>
-          </w:tcPr>
-          <w:p>
-            <w:pPr>
-              <w:pStyle w:val="Normal"/>
-              <w:jc w:val="end"/>
-              <w:rPr/>
-            </w:pPr>
-            <w:r>
-              <w:rPr>
-                <w:rFonts w:eastAsia="" w:eastAsiaTheme="majorEastAsia"/>
-                <w:color w:val="000000"/>
-                <w:sz w:val="24"/>
-              </w:rPr>
-              <w:t>{{receipt_year}}</w:t>
-            </w:r>
-            <w:r>
-              <w:rPr>
-                <w:rFonts w:asciiTheme="majorEastAsia" w:hAnsiTheme="majorEastAsia"/>
-                <w:sz w:val="24"/>
-              </w:rPr>
-              <w:t xml:space="preserve">년 </w:t>
-            </w:r>
-            <w:r>
-              <w:rPr>
-                <w:rFonts w:eastAsia="" w:eastAsiaTheme="majorEastAsia"/>
-                <w:color w:val="000000"/>
-                <w:sz w:val="24"/>
-              </w:rPr>
-              <w:t>{{receipt_month}}</w:t>
-            </w:r>
-            <w:r>
-              <w:rPr>
-                <w:rFonts w:asciiTheme="majorEastAsia" w:hAnsiTheme="majorEastAsia"/>
-                <w:sz w:val="24"/>
-              </w:rPr>
-              <w:t xml:space="preserve">월 </w:t>
-            </w:r>
-            <w:r>
-              <w:rPr>
-                <w:rFonts w:eastAsia="" w:eastAsiaTheme="majorEastAsia"/>
-                <w:color w:val="000000"/>
-                <w:sz w:val="24"/>
-              </w:rPr>
-              <w:t>{{receipt_day}}</w:t>
-            </w:r>
-            <w:r>
-              <w:rPr>
-                <w:rFonts w:asciiTheme="majorEastAsia" w:hAnsiTheme="majorEastAsia"/>
-                <w:sz w:val="24"/>
-              </w:rPr>
-              <w:t>일</w:t>
-            </w:r>
-          </w:p>
-        </w:tc>
-        <w:tc>
-          <w:tcPr>
-            <w:tcW w:w="8408" w:type="dxa"/>
-            <w:gridSpan w:val="4"/>
-            <w:tcBorders/>
-            <w:shd w:color="auto" w:fill="E8E8E8" w:val="clear"/>
             <w:vAlign w:val="center"/>
           </w:tcPr>
           <w:p>
@@ -6045,25 +5982,54 @@
             </w:pPr>
             <w:r>
               <w:rPr>
-                <w:rFonts w:eastAsiaTheme="majorEastAsia"/>
-                <w:color w:val="A6A6A6"/>
-                <w:sz w:val="24"/>
-              </w:rPr>
-              <w:t xml:space="preserve">성명 </w:t>
-            </w:r>
-            <w:r>
-              <w:rPr>
-                <w:rFonts w:asciiTheme="majorEastAsia" w:hAnsiTheme="majorEastAsia"/>
+                <w:rFonts w:eastAsia="" w:eastAsiaTheme="majorEastAsia"/>
                 <w:color w:val="000000"/>
                 <w:sz w:val="24"/>
               </w:rPr>
-              <w:t>{{signer_name}}</w:t>
+              <w:t>{{receipt_year}}</w:t>
+            </w:r>
+            <w:r>
+              <w:rPr>
+                <w:rFonts w:asciiTheme="majorEastAsia" w:hAnsiTheme="majorEastAsia"/>
+                <w:sz w:val="24"/>
+              </w:rPr>
+              <w:t xml:space="preserve">년 </w:t>
+            </w:r>
+            <w:r>
+              <w:rPr>
+                <w:rFonts w:eastAsia="" w:eastAsiaTheme="majorEastAsia"/>
+                <w:color w:val="000000"/>
+                <w:sz w:val="24"/>
+              </w:rPr>
+              <w:t>{{receipt_month}}</w:t>
+            </w:r>
+            <w:r>
+              <w:rPr>
+                <w:rFonts w:asciiTheme="majorEastAsia" w:hAnsiTheme="majorEastAsia"/>
+                <w:sz w:val="24"/>
+              </w:rPr>
+              <w:t xml:space="preserve">월 </w:t>
+            </w:r>
+            <w:r>
+              <w:rPr>
+                <w:rFonts w:eastAsia="" w:eastAsiaTheme="majorEastAsia"/>
+                <w:color w:val="000000"/>
+                <w:sz w:val="24"/>
+              </w:rPr>
+              <w:t>{{receipt_day}}</w:t>
+            </w:r>
+            <w:r>
+              <w:rPr>
+                <w:rFonts w:asciiTheme="majorEastAsia" w:hAnsiTheme="majorEastAsia"/>
+                <w:sz w:val="24"/>
+              </w:rPr>
+              <w:t>일</w:t>
             </w:r>
           </w:p>
         </w:tc>
         <w:tc>
           <w:tcPr>
-            <w:tcW w:w="4207" w:type="dxa"/>
+            <w:tcW w:w="6577" w:type="dxa"/>
             <w:gridSpan w:val="2"/>
             <w:tcBorders/>
             <w:shd w:color="auto" w:fill="E8E8E8" w:val="clear"/>
@@ -6081,6 +6047,38 @@
                 <w:color w:val="A6A6A6"/>
                 <w:sz w:val="24"/>
               </w:rPr>
+              <w:t xml:space="preserve">성명 </w:t>
+            </w:r>
+            <w:r>
+              <w:rPr>
+                <w:rFonts w:asciiTheme="majorEastAsia" w:hAnsiTheme="majorEastAsia"/>
+                <w:color w:val="000000"/>
+                <w:sz w:val="24"/>
+              </w:rPr>
+              <w:t>{{signer_name}}</w:t>
+            </w:r>
+          </w:p>
+        </w:tc>
+        <w:tc>
+          <w:tcPr>
+            <w:tcW w:w="2205" w:type="dxa"/>
+            <w:gridSpan w:val="2"/>
+            <w:tcBorders/>
+            <w:shd w:color="auto" w:fill="E8E8E8" w:val="clear"/>
+            <w:vAlign w:val="center"/>
+          </w:tcPr>
+          <w:p>
+            <w:pPr>
+              <w:pStyle w:val="Normal"/>
+              <w:jc w:val="center"/>
+              <w:rPr/>
+            </w:pPr>
+            <w:r>
+              <w:rPr>
+                <w:rFonts w:eastAsiaTheme="majorEastAsia"/>
+                <w:color w:val="A6A6A6"/>
+                <w:sz w:val="24"/>
+              </w:rPr>
               <w:t xml:space="preserve">서명 </w:t>
             </w:r>
             <w:r>
@@ -6116,15 +6114,14 @@
         </w:trPr>
         <w:tc>
           <w:tcPr>
-            <w:tcW w:w="4912" w:type="dxa"/>
-            <w:gridSpan w:val="2"/>
+            <w:tcW w:w="8738" w:type="dxa"/>
             <w:tcBorders/>
             <w:vAlign w:val="center"/>
           </w:tcPr>
           <w:p>
             <w:pPr>
               <w:pStyle w:val="Normal"/>
-              <w:jc w:val="end"/>
+              <w:jc w:val="center"/>
               <w:rPr/>
             </w:pPr>
             <w:r>
@@ -6176,7 +6173,7 @@
         </w:tc>
         <w:tc>
           <w:tcPr>
-            <w:tcW w:w="4203" w:type="dxa"/>
+            <w:tcW w:w="3402" w:type="dxa"/>
             <w:tcBorders/>
             <w:shd w:fill="E8E8E8" w:val="clear"/>
             <w:vAlign w:val="center"/>
@@ -6207,7 +6204,7 @@
         </w:tc>
         <w:tc>
           <w:tcPr>
-            <w:tcW w:w="4189" w:type="dxa"/>
+            <w:tcW w:w="3175" w:type="dxa"/>
             <w:tcBorders/>
             <w:shd w:fill="E8E8E8" w:val="clear"/>
             <w:vAlign w:val="center"/>
@@ -6238,8 +6235,8 @@
         </w:tc>
         <w:tc>
           <w:tcPr>
-            <w:tcW w:w="4216" w:type="dxa"/>
-            <w:gridSpan w:val="3"/>
+            <w:tcW w:w="2205" w:type="dxa"/>
+            <w:gridSpan w:val="2"/>
             <w:tcBorders/>
             <w:shd w:fill="E8E8E8" w:val="clear"/>
             <w:vAlign w:val="center"/>
@@ -13374,8 +13371,8 @@
       <w:bCs/>
     </w:rPr>
   </w:style>
-  <w:style w:type="paragraph" w:styleId="FrameContentsuser">
-    <w:name w:val="Frame Contents (user)"/>
+  <w:style w:type="paragraph" w:styleId="FrameContents">
+    <w:name w:val="Frame Contents"/>
     <w:basedOn w:val="Normal"/>
     <w:qFormat/>
     <w:pPr/>
@@ -13417,8 +13414,8 @@
       <w:bCs/>
     </w:rPr>
   </w:style>
-  <w:style w:type="paragraph" w:styleId="FrameContents">
-    <w:name w:val="Frame Contents"/>
+  <w:style w:type="paragraph" w:styleId="FrameContentsuser">
+    <w:name w:val="Frame Contents (user)"/>
     <w:basedOn w:val="Normal"/>
     <w:qFormat/>
     <w:pPr/>

--- a/doc-templates/contract-template.docx
+++ b/doc-templates/contract-template.docx
@@ -3323,10 +3323,10 @@
         <w:tblLook w:noHBand="0" w:lastColumn="0" w:firstColumn="1" w:lastRow="0" w:firstRow="1" w:noVBand="1" w:val="04a0"/>
       </w:tblPr>
       <w:tblGrid>
-        <w:gridCol w:w="8738"/>
+        <w:gridCol w:w="8737"/>
         <w:gridCol w:w="3402"/>
         <w:gridCol w:w="3175"/>
-        <w:gridCol w:w="2205"/>
+        <w:gridCol w:w="2206"/>
       </w:tblGrid>
       <w:tr>
         <w:trPr>
@@ -3334,7 +3334,7 @@
         </w:trPr>
         <w:tc>
           <w:tcPr>
-            <w:tcW w:w="8738" w:type="dxa"/>
+            <w:tcW w:w="8737" w:type="dxa"/>
             <w:tcBorders/>
             <w:vAlign w:val="center"/>
           </w:tcPr>
@@ -3378,42 +3378,6 @@
           <w:tcPr>
             <w:tcW w:w="6577" w:type="dxa"/>
             <w:gridSpan w:val="2"/>
-            <w:tcBorders>
-              <w:top w:val="single" w:sz="4" w:space="0" w:color="C0C0C0"/>
-              <w:start w:val="single" w:sz="4" w:space="0" w:color="C0C0C0"/>
-              <w:bottom w:val="single" w:sz="4" w:space="0" w:color="C0C0C0"/>
-              <w:end w:val="single" w:sz="4" w:space="0" w:color="C0C0C0"/>
-            </w:tcBorders>
-            <w:shd w:color="auto" w:fill="E8E8E8" w:val="clear"/>
-            <w:vAlign w:val="center"/>
-          </w:tcPr>
-          <w:p>
-            <w:pPr>
-              <w:pStyle w:val="Normal"/>
-              <w:jc w:val="center"/>
-              <w:rPr/>
-            </w:pPr>
-            <w:r>
-              <w:rPr>
-                <w:rFonts w:eastAsiaTheme="majorEastAsia"/>
-                <w:color w:val="A6A6A6"/>
-                <w:sz w:val="24"/>
-              </w:rPr>
-              <w:t xml:space="preserve">성명 </w:t>
-            </w:r>
-            <w:r>
-              <w:rPr>
-                <w:rFonts w:asciiTheme="majorEastAsia" w:hAnsiTheme="majorEastAsia"/>
-                <w:color w:val="000000"/>
-                <w:sz w:val="24"/>
-              </w:rPr>
-              <w:t>{{signer_name}}</w:t>
-            </w:r>
-          </w:p>
-        </w:tc>
-        <w:tc>
-          <w:tcPr>
-            <w:tcW w:w="2205" w:type="dxa"/>
             <w:tcBorders/>
             <w:shd w:color="auto" w:fill="E8E8E8" w:val="clear"/>
             <w:vAlign w:val="center"/>
@@ -3430,6 +3394,37 @@
                 <w:color w:val="A6A6A6"/>
                 <w:sz w:val="24"/>
               </w:rPr>
+              <w:t xml:space="preserve">성명 </w:t>
+            </w:r>
+            <w:r>
+              <w:rPr>
+                <w:rFonts w:asciiTheme="majorEastAsia" w:hAnsiTheme="majorEastAsia"/>
+                <w:color w:val="000000"/>
+                <w:sz w:val="24"/>
+              </w:rPr>
+              <w:t>{{signer_name}}</w:t>
+            </w:r>
+          </w:p>
+        </w:tc>
+        <w:tc>
+          <w:tcPr>
+            <w:tcW w:w="2206" w:type="dxa"/>
+            <w:tcBorders/>
+            <w:shd w:color="auto" w:fill="E8E8E8" w:val="clear"/>
+            <w:vAlign w:val="center"/>
+          </w:tcPr>
+          <w:p>
+            <w:pPr>
+              <w:pStyle w:val="Normal"/>
+              <w:jc w:val="center"/>
+              <w:rPr/>
+            </w:pPr>
+            <w:r>
+              <w:rPr>
+                <w:rFonts w:eastAsiaTheme="majorEastAsia"/>
+                <w:color w:val="A6A6A6"/>
+                <w:sz w:val="24"/>
+              </w:rPr>
               <w:t xml:space="preserve">서명 </w:t>
             </w:r>
             <w:r>
@@ -3465,7 +3460,7 @@
         </w:trPr>
         <w:tc>
           <w:tcPr>
-            <w:tcW w:w="8738" w:type="dxa"/>
+            <w:tcW w:w="8737" w:type="dxa"/>
             <w:tcBorders/>
             <w:vAlign w:val="center"/>
           </w:tcPr>
@@ -3573,7 +3568,7 @@
         </w:tc>
         <w:tc>
           <w:tcPr>
-            <w:tcW w:w="2205" w:type="dxa"/>
+            <w:tcW w:w="2206" w:type="dxa"/>
             <w:tcBorders/>
             <w:shd w:fill="E8E8E8" w:val="clear"/>
             <w:vAlign w:val="center"/>
@@ -3726,10 +3721,10 @@
         <w:tblLook w:noHBand="0" w:lastColumn="0" w:firstColumn="1" w:lastRow="0" w:firstRow="1" w:noVBand="1" w:val="04a0"/>
       </w:tblPr>
       <w:tblGrid>
-        <w:gridCol w:w="8738"/>
+        <w:gridCol w:w="8737"/>
         <w:gridCol w:w="3402"/>
         <w:gridCol w:w="3175"/>
-        <w:gridCol w:w="2187"/>
+        <w:gridCol w:w="2188"/>
         <w:gridCol w:w="18"/>
       </w:tblGrid>
       <w:tr>
@@ -5970,7 +5965,7 @@
         </w:trPr>
         <w:tc>
           <w:tcPr>
-            <w:tcW w:w="8738" w:type="dxa"/>
+            <w:tcW w:w="8737" w:type="dxa"/>
             <w:tcBorders/>
             <w:vAlign w:val="center"/>
           </w:tcPr>
@@ -6061,7 +6056,7 @@
         </w:tc>
         <w:tc>
           <w:tcPr>
-            <w:tcW w:w="2205" w:type="dxa"/>
+            <w:tcW w:w="2206" w:type="dxa"/>
             <w:gridSpan w:val="2"/>
             <w:tcBorders/>
             <w:shd w:color="auto" w:fill="E8E8E8" w:val="clear"/>
@@ -6114,7 +6109,7 @@
         </w:trPr>
         <w:tc>
           <w:tcPr>
-            <w:tcW w:w="8738" w:type="dxa"/>
+            <w:tcW w:w="8737" w:type="dxa"/>
             <w:tcBorders/>
             <w:vAlign w:val="center"/>
           </w:tcPr>
@@ -6235,7 +6230,7 @@
         </w:tc>
         <w:tc>
           <w:tcPr>
-            <w:tcW w:w="2205" w:type="dxa"/>
+            <w:tcW w:w="2206" w:type="dxa"/>
             <w:gridSpan w:val="2"/>
             <w:tcBorders/>
             <w:shd w:fill="E8E8E8" w:val="clear"/>

--- a/doc-templates/contract-template.docx
+++ b/doc-templates/contract-template.docx
@@ -286,7 +286,7 @@
                               <w:txbxContent>
                                 <w:p>
                                   <w:pPr>
-                                    <w:pStyle w:val="FrameContents"/>
+                                    <w:pStyle w:val="FrameContentsuser"/>
                                     <w:spacing w:lineRule="auto" w:line="199"/>
                                     <w:jc w:val="end"/>
                                     <w:rPr>
@@ -358,7 +358,7 @@
                                 </w:p>
                                 <w:p>
                                   <w:pPr>
-                                    <w:pStyle w:val="FrameContents"/>
+                                    <w:pStyle w:val="FrameContentsuser"/>
                                     <w:spacing w:lineRule="auto" w:line="199"/>
                                     <w:jc w:val="end"/>
                                     <w:rPr>
@@ -490,7 +490,7 @@
                         <w:txbxContent>
                           <w:p>
                             <w:pPr>
-                              <w:pStyle w:val="FrameContents"/>
+                              <w:pStyle w:val="FrameContentsuser"/>
                               <w:spacing w:lineRule="auto" w:line="199"/>
                               <w:jc w:val="end"/>
                               <w:rPr>
@@ -562,7 +562,7 @@
                           </w:p>
                           <w:p>
                             <w:pPr>
-                              <w:pStyle w:val="FrameContents"/>
+                              <w:pStyle w:val="FrameContentsuser"/>
                               <w:spacing w:lineRule="auto" w:line="199"/>
                               <w:jc w:val="end"/>
                               <w:rPr>
@@ -6605,6 +6605,52 @@
                 <w:sz w:val="36"/>
                 <w:szCs w:val="36"/>
               </w:rPr>
+              <w:drawing>
+                <wp:anchor distT="0" distB="0" distL="0" distR="0" simplePos="0" relativeHeight="12" behindDoc="0" locked="0" layoutInCell="1" allowOverlap="1">
+                  <wp:simplePos x="0" y="0"/>
+                  <wp:positionH relativeFrom="column">
+                    <wp:posOffset>4966970</wp:posOffset>
+                  </wp:positionH>
+                  <wp:positionV relativeFrom="paragraph">
+                    <wp:posOffset>212090</wp:posOffset>
+                  </wp:positionV>
+                  <wp:extent cx="496570" cy="504190"/>
+                  <wp:effectExtent l="0" t="0" r="0" b="0"/>
+                  <wp:wrapNone/>
+                  <wp:docPr id="10" name="Image2"/>
+                  <wp:cNvGraphicFramePr>
+                    <a:graphicFrameLocks xmlns:a="http://schemas.openxmlformats.org/drawingml/2006/main" noChangeAspect="1"/>
+                  </wp:cNvGraphicFramePr>
+                  <a:graphic xmlns:a="http://schemas.openxmlformats.org/drawingml/2006/main">
+                    <a:graphicData uri="http://schemas.openxmlformats.org/drawingml/2006/picture">
+                      <pic:pic xmlns:pic="http://schemas.openxmlformats.org/drawingml/2006/picture">
+                        <pic:nvPicPr>
+                          <pic:cNvPr id="10" name="Image2"/>
+                          <pic:cNvPicPr>
+                            <a:picLocks noChangeAspect="1" noChangeArrowheads="1"/>
+                          </pic:cNvPicPr>
+                        </pic:nvPicPr>
+                        <pic:blipFill>
+                          <a:blip r:embed="rId10"/>
+                          <a:stretch>
+                            <a:fillRect/>
+                          </a:stretch>
+                        </pic:blipFill>
+                        <pic:spPr bwMode="auto">
+                          <a:xfrm>
+                            <a:off x="0" y="0"/>
+                            <a:ext cx="496570" cy="504190"/>
+                          </a:xfrm>
+                          <a:prstGeom prst="rect">
+                            <a:avLst/>
+                          </a:prstGeom>
+                          <a:noFill/>
+                        </pic:spPr>
+                      </pic:pic>
+                    </a:graphicData>
+                  </a:graphic>
+                </wp:anchor>
+              </w:drawing>
             </w:r>
           </w:p>
           <w:p>
@@ -7306,9 +7352,9 @@
     <w:p>
       <w:pPr>
         <w:sectPr>
-          <w:footerReference w:type="even" r:id="rId10"/>
-          <w:footerReference w:type="default" r:id="rId11"/>
-          <w:footerReference w:type="first" r:id="rId12"/>
+          <w:footerReference w:type="even" r:id="rId11"/>
+          <w:footerReference w:type="default" r:id="rId12"/>
+          <w:footerReference w:type="first" r:id="rId13"/>
           <w:type w:val="nextPage"/>
           <w:pgSz w:w="19200" w:h="25610"/>
           <w:pgMar w:left="566" w:right="708" w:gutter="0" w:header="0" w:top="720" w:footer="693" w:bottom="794"/>
@@ -13366,8 +13412,8 @@
       <w:bCs/>
     </w:rPr>
   </w:style>
-  <w:style w:type="paragraph" w:styleId="FrameContents">
-    <w:name w:val="Frame Contents"/>
+  <w:style w:type="paragraph" w:styleId="FrameContentsuser">
+    <w:name w:val="Frame Contents (user)"/>
     <w:basedOn w:val="Normal"/>
     <w:qFormat/>
     <w:pPr/>
@@ -13409,8 +13455,8 @@
       <w:bCs/>
     </w:rPr>
   </w:style>
-  <w:style w:type="paragraph" w:styleId="FrameContentsuser">
-    <w:name w:val="Frame Contents (user)"/>
+  <w:style w:type="paragraph" w:styleId="FrameContents">
+    <w:name w:val="Frame Contents"/>
     <w:basedOn w:val="Normal"/>
     <w:qFormat/>
     <w:pPr/>

--- a/doc-templates/contract-template.docx
+++ b/doc-templates/contract-template.docx
@@ -286,7 +286,7 @@
                               <w:txbxContent>
                                 <w:p>
                                   <w:pPr>
-                                    <w:pStyle w:val="FrameContentsuser"/>
+                                    <w:pStyle w:val="FrameContents"/>
                                     <w:spacing w:lineRule="auto" w:line="199"/>
                                     <w:jc w:val="end"/>
                                     <w:rPr>
@@ -358,7 +358,7 @@
                                 </w:p>
                                 <w:p>
                                   <w:pPr>
-                                    <w:pStyle w:val="FrameContentsuser"/>
+                                    <w:pStyle w:val="FrameContents"/>
                                     <w:spacing w:lineRule="auto" w:line="199"/>
                                     <w:jc w:val="end"/>
                                     <w:rPr>
@@ -490,7 +490,7 @@
                         <w:txbxContent>
                           <w:p>
                             <w:pPr>
-                              <w:pStyle w:val="FrameContentsuser"/>
+                              <w:pStyle w:val="FrameContents"/>
                               <w:spacing w:lineRule="auto" w:line="199"/>
                               <w:jc w:val="end"/>
                               <w:rPr>
@@ -562,7 +562,7 @@
                           </w:p>
                           <w:p>
                             <w:pPr>
-                              <w:pStyle w:val="FrameContentsuser"/>
+                              <w:pStyle w:val="FrameContents"/>
                               <w:spacing w:lineRule="auto" w:line="199"/>
                               <w:jc w:val="end"/>
                               <w:rPr>
@@ -6583,39 +6583,17 @@
                 <w:sz w:val="40"/>
                 <w:szCs w:val="40"/>
               </w:rPr>
-              <w:t>이브이앤솔루션 ㈜</w:t>
-            </w:r>
-          </w:p>
-          <w:p>
-            <w:pPr>
-              <w:pStyle w:val="Normal"/>
-              <w:spacing w:lineRule="auto" w:line="221"/>
-              <w:jc w:val="center"/>
-              <w:rPr>
-                <w:rFonts w:eastAsia="" w:asciiTheme="majorEastAsia" w:eastAsiaTheme="majorEastAsia" w:hAnsiTheme="majorEastAsia"/>
-                <w:b/>
-                <w:sz w:val="36"/>
-                <w:szCs w:val="36"/>
-              </w:rPr>
-            </w:pPr>
-            <w:r>
-              <w:rPr>
-                <w:rFonts w:eastAsia="" w:asciiTheme="majorEastAsia" w:eastAsiaTheme="majorEastAsia" w:hAnsiTheme="majorEastAsia"/>
-                <w:b/>
-                <w:sz w:val="36"/>
-                <w:szCs w:val="36"/>
-              </w:rPr>
               <w:drawing>
                 <wp:anchor distT="0" distB="0" distL="0" distR="0" simplePos="0" relativeHeight="12" behindDoc="0" locked="0" layoutInCell="1" allowOverlap="1">
                   <wp:simplePos x="0" y="0"/>
                   <wp:positionH relativeFrom="column">
-                    <wp:posOffset>4966970</wp:posOffset>
+                    <wp:posOffset>3893185</wp:posOffset>
                   </wp:positionH>
                   <wp:positionV relativeFrom="paragraph">
-                    <wp:posOffset>212090</wp:posOffset>
+                    <wp:posOffset>62230</wp:posOffset>
                   </wp:positionV>
-                  <wp:extent cx="496570" cy="504190"/>
-                  <wp:effectExtent l="0" t="0" r="0" b="0"/>
+                  <wp:extent cx="1548765" cy="1548765"/>
+                  <wp:effectExtent l="13335" t="12700" r="13335" b="12700"/>
                   <wp:wrapNone/>
                   <wp:docPr id="10" name="Image2"/>
                   <wp:cNvGraphicFramePr>
@@ -6632,14 +6610,15 @@
                         </pic:nvPicPr>
                         <pic:blipFill>
                           <a:blip r:embed="rId10"/>
+                          <a:srcRect l="-2035" t="-2004" r="-2035" b="-2004"/>
                           <a:stretch>
                             <a:fillRect/>
                           </a:stretch>
                         </pic:blipFill>
                         <pic:spPr bwMode="auto">
-                          <a:xfrm>
+                          <a:xfrm rot="21540000">
                             <a:off x="0" y="0"/>
-                            <a:ext cx="496570" cy="504190"/>
+                            <a:ext cx="1548765" cy="1548765"/>
                           </a:xfrm>
                           <a:prstGeom prst="rect">
                             <a:avLst/>
@@ -6652,12 +6631,42 @@
                 </wp:anchor>
               </w:drawing>
             </w:r>
+            <w:r>
+              <w:rPr>
+                <w:rFonts w:asciiTheme="majorEastAsia" w:hAnsiTheme="majorEastAsia"/>
+                <w:b/>
+                <w:sz w:val="40"/>
+                <w:szCs w:val="40"/>
+              </w:rPr>
+              <w:t>이브이앤솔루션 ㈜</w:t>
+            </w:r>
           </w:p>
           <w:p>
             <w:pPr>
               <w:pStyle w:val="Normal"/>
               <w:spacing w:lineRule="auto" w:line="221"/>
-              <w:jc w:val="end"/>
+              <w:jc w:val="center"/>
+              <w:rPr>
+                <w:rFonts w:eastAsia="" w:asciiTheme="majorEastAsia" w:eastAsiaTheme="majorEastAsia" w:hAnsiTheme="majorEastAsia"/>
+                <w:b/>
+                <w:sz w:val="36"/>
+                <w:szCs w:val="36"/>
+              </w:rPr>
+            </w:pPr>
+            <w:r>
+              <w:rPr>
+                <w:rFonts w:eastAsia="" w:asciiTheme="majorEastAsia" w:eastAsiaTheme="majorEastAsia" w:hAnsiTheme="majorEastAsia"/>
+                <w:b/>
+                <w:sz w:val="36"/>
+                <w:szCs w:val="36"/>
+              </w:rPr>
+            </w:r>
+          </w:p>
+          <w:p>
+            <w:pPr>
+              <w:pStyle w:val="Normal"/>
+              <w:spacing w:lineRule="auto" w:line="221"/>
+              <w:jc w:val="start"/>
               <w:rPr/>
             </w:pPr>
             <w:r>
@@ -6665,28 +6674,42 @@
                 <w:rFonts w:asciiTheme="majorEastAsia" w:hAnsiTheme="majorEastAsia"/>
                 <w:sz w:val="24"/>
               </w:rPr>
-              <w:t xml:space="preserve">대표이사       민  원  기 </w:t>
-            </w:r>
-            <w:r>
-              <w:rPr>
-                <w:rFonts w:eastAsia="" w:eastAsiaTheme="majorEastAsia"/>
+              <w:t xml:space="preserve">                       </w:t>
+            </w:r>
+            <w:r>
+              <w:rPr>
+                <w:rFonts w:asciiTheme="majorEastAsia" w:hAnsiTheme="majorEastAsia"/>
                 <w:sz w:val="24"/>
               </w:rPr>
+              <w:t xml:space="preserve">대표이사       민  원  기                </w:t>
+            </w:r>
+            <w:r>
+              <w:rPr>
+                <w:rFonts w:eastAsia="Noto Sans CJK KR" w:ascii="Noto Sans CJK KR" w:hAnsi="Noto Sans CJK KR"/>
+                <w:sz w:val="24"/>
+              </w:rPr>
               <w:t>(</w:t>
             </w:r>
             <w:r>
               <w:rPr>
-                <w:rFonts w:asciiTheme="majorEastAsia" w:hAnsiTheme="majorEastAsia"/>
+                <w:rFonts w:ascii="Noto Sans CJK KR" w:hAnsi="Noto Sans CJK KR" w:eastAsia="Noto Sans CJK KR"/>
                 <w:sz w:val="24"/>
               </w:rPr>
               <w:t>인</w:t>
             </w:r>
             <w:r>
               <w:rPr>
-                <w:rFonts w:eastAsia="" w:eastAsiaTheme="majorEastAsia"/>
+                <w:rFonts w:eastAsia="Noto Sans CJK KR" w:ascii="Noto Sans CJK KR" w:hAnsi="Noto Sans CJK KR"/>
                 <w:sz w:val="24"/>
               </w:rPr>
               <w:t>)</w:t>
+            </w:r>
+            <w:r>
+              <w:rPr>
+                <w:rFonts w:asciiTheme="majorEastAsia" w:hAnsiTheme="majorEastAsia"/>
+                <w:sz w:val="24"/>
+              </w:rPr>
+              <w:t xml:space="preserve"> </w:t>
             </w:r>
           </w:p>
         </w:tc>
@@ -13412,8 +13435,8 @@
       <w:bCs/>
     </w:rPr>
   </w:style>
-  <w:style w:type="paragraph" w:styleId="FrameContentsuser">
-    <w:name w:val="Frame Contents (user)"/>
+  <w:style w:type="paragraph" w:styleId="FrameContents">
+    <w:name w:val="Frame Contents"/>
     <w:basedOn w:val="Normal"/>
     <w:qFormat/>
     <w:pPr/>
@@ -13455,8 +13478,8 @@
       <w:bCs/>
     </w:rPr>
   </w:style>
-  <w:style w:type="paragraph" w:styleId="FrameContents">
-    <w:name w:val="Frame Contents"/>
+  <w:style w:type="paragraph" w:styleId="FrameContentsuser">
+    <w:name w:val="Frame Contents (user)"/>
     <w:basedOn w:val="Normal"/>
     <w:qFormat/>
     <w:pPr/>

--- a/doc-templates/contract-template.docx
+++ b/doc-templates/contract-template.docx
@@ -2430,7 +2430,10 @@
               <w:rPr/>
             </w:pPr>
             <w:r>
-              <w:rPr/>
+              <w:rPr>
+                <w:rFonts w:asciiTheme="majorEastAsia" w:hAnsiTheme="majorEastAsia"/>
+              </w:rPr>
+              <w:t xml:space="preserve">{{spec_custom_label}}</w:t>
             </w:r>
           </w:p>
         </w:tc>
@@ -2450,7 +2453,11 @@
               <w:rPr/>
             </w:pPr>
             <w:r>
-              <w:rPr/>
+              <w:rPr>
+                <w:rFonts w:eastAsia="" w:eastAsiaTheme="majorEastAsia"/>
+                <w:color w:val="000000"/>
+              </w:rPr>
+              <w:t xml:space="preserve">{{spec_custom}}</w:t>
             </w:r>
           </w:p>
         </w:tc>
